--- a/отчеты 2-10/отчет 8.docx
+++ b/отчеты 2-10/отчет 8.docx
@@ -4,7 +4,7 @@
   <w:body>
     <w:tbl>
       <w:tblPr>
-        <w:tblW w:w="10200" w:type="dxa"/>
+        <w:tblW w:w="9356" w:type="dxa"/>
         <w:tblLayout w:type="fixed"/>
         <w:tblCellMar>
           <w:left w:w="0" w:type="dxa"/>
@@ -13,9 +13,9 @@
         <w:tblLook w:val="04A0" w:firstRow="1" w:lastRow="0" w:firstColumn="1" w:lastColumn="0" w:noHBand="0" w:noVBand="1"/>
       </w:tblPr>
       <w:tblGrid>
-        <w:gridCol w:w="2596"/>
-        <w:gridCol w:w="3164"/>
-        <w:gridCol w:w="4440"/>
+        <w:gridCol w:w="2598"/>
+        <w:gridCol w:w="2931"/>
+        <w:gridCol w:w="3827"/>
       </w:tblGrid>
       <w:tr>
         <w:trPr>
@@ -24,100 +24,105 @@
         </w:trPr>
         <w:tc>
           <w:tcPr>
-            <w:tcW w:w="2596" w:type="dxa"/>
-          </w:tcPr>
-          <w:sdt>
-            <w:sdtPr>
-              <w:id w:val="-361906446"/>
-              <w:docPartObj>
-                <w:docPartGallery w:val="Cover Pages"/>
-                <w:docPartUnique/>
-              </w:docPartObj>
-            </w:sdtPr>
-            <w:sdtContent>
-              <w:p>
-                <w:pPr>
-                  <w:widowControl w:val="0"/>
-                  <w:spacing w:after="0" w:line="240" w:lineRule="atLeast"/>
-                  <w:ind w:firstLine="709"/>
-                  <w:jc w:val="center"/>
-                  <w:rPr>
-                    <w:rFonts w:ascii="Times New Roman" w:eastAsia="Times New Roman" w:hAnsi="Times New Roman"/>
-                    <w:b/>
-                    <w:bCs/>
-                    <w:sz w:val="24"/>
-                    <w:szCs w:val="24"/>
-                  </w:rPr>
-                </w:pPr>
-              </w:p>
-              <w:p>
-                <w:pPr>
-                  <w:widowControl w:val="0"/>
-                  <w:spacing w:after="0" w:line="240" w:lineRule="atLeast"/>
-                  <w:ind w:firstLine="709"/>
-                  <w:jc w:val="center"/>
-                  <w:rPr>
-                    <w:rFonts w:ascii="Times New Roman" w:eastAsia="Times New Roman" w:hAnsi="Times New Roman"/>
-                    <w:b/>
-                    <w:bCs/>
-                    <w:sz w:val="24"/>
-                    <w:szCs w:val="24"/>
-                  </w:rPr>
-                </w:pPr>
-              </w:p>
-              <w:p>
-                <w:pPr>
-                  <w:widowControl w:val="0"/>
-                  <w:spacing w:after="0" w:line="240" w:lineRule="atLeast"/>
-                  <w:ind w:firstLine="709"/>
-                  <w:jc w:val="center"/>
-                  <w:rPr>
-                    <w:rFonts w:ascii="Times New Roman" w:eastAsia="Times New Roman" w:hAnsi="Times New Roman"/>
-                    <w:caps/>
-                    <w:sz w:val="24"/>
-                    <w:szCs w:val="20"/>
-                  </w:rPr>
-                </w:pPr>
-              </w:p>
-            </w:sdtContent>
-          </w:sdt>
-        </w:tc>
-        <w:tc>
-          <w:tcPr>
-            <w:tcW w:w="3164" w:type="dxa"/>
+            <w:tcW w:w="2598" w:type="dxa"/>
           </w:tcPr>
           <w:p>
             <w:pPr>
               <w:widowControl w:val="0"/>
               <w:spacing w:after="0" w:line="240" w:lineRule="atLeast"/>
-              <w:ind w:right="-3596"/>
               <w:jc w:val="center"/>
               <w:rPr>
-                <w:rFonts w:ascii="Times New Roman" w:eastAsia="Times New Roman" w:hAnsi="Times New Roman"/>
+                <w:rFonts w:ascii="Times New Roman" w:eastAsia="Times New Roman" w:hAnsi="Times New Roman" w:cs="Times New Roman"/>
+                <w:b/>
+                <w:bCs/>
+                <w:sz w:val="24"/>
+                <w:szCs w:val="24"/>
+              </w:rPr>
+            </w:pPr>
+            <w:bookmarkStart w:id="0" w:name="_Hlk197251329"/>
+            <w:r>
+              <w:rPr>
+                <w:rFonts w:ascii="Times New Roman" w:eastAsia="Times New Roman" w:hAnsi="Times New Roman" w:cs="Times New Roman"/>
+                <w:b/>
+                <w:bCs/>
+                <w:snapToGrid w:val="0"/>
+                <w:sz w:val="24"/>
+                <w:szCs w:val="24"/>
+                <w:lang w:eastAsia="ru-RU"/>
+              </w:rPr>
+              <w:br w:type="page"/>
+            </w:r>
+          </w:p>
+          <w:p>
+            <w:pPr>
+              <w:widowControl w:val="0"/>
+              <w:spacing w:after="0" w:line="240" w:lineRule="atLeast"/>
+              <w:jc w:val="center"/>
+              <w:rPr>
+                <w:rFonts w:ascii="Times New Roman" w:eastAsia="Times New Roman" w:hAnsi="Times New Roman" w:cs="Times New Roman"/>
+                <w:b/>
+                <w:bCs/>
+                <w:snapToGrid w:val="0"/>
+                <w:sz w:val="24"/>
+                <w:szCs w:val="24"/>
+              </w:rPr>
+            </w:pPr>
+          </w:p>
+          <w:p>
+            <w:pPr>
+              <w:widowControl w:val="0"/>
+              <w:spacing w:after="0" w:line="240" w:lineRule="atLeast"/>
+              <w:jc w:val="center"/>
+              <w:rPr>
+                <w:rFonts w:ascii="Times New Roman" w:eastAsia="Times New Roman" w:hAnsi="Times New Roman" w:cs="Times New Roman"/>
+                <w:caps/>
+                <w:snapToGrid w:val="0"/>
                 <w:sz w:val="24"/>
                 <w:szCs w:val="20"/>
               </w:rPr>
             </w:pPr>
-            <w:r>
-              <w:rPr>
-                <w:rFonts w:ascii="Times New Roman" w:eastAsia="Times New Roman" w:hAnsi="Times New Roman"/>
-                <w:noProof/>
+          </w:p>
+        </w:tc>
+        <w:tc>
+          <w:tcPr>
+            <w:tcW w:w="2931" w:type="dxa"/>
+            <w:hideMark/>
+          </w:tcPr>
+          <w:p>
+            <w:pPr>
+              <w:widowControl w:val="0"/>
+              <w:spacing w:after="0" w:line="240" w:lineRule="atLeast"/>
+              <w:ind w:left="-752" w:right="-3821"/>
+              <w:jc w:val="center"/>
+              <w:rPr>
+                <w:rFonts w:ascii="Times New Roman" w:eastAsia="Times New Roman" w:hAnsi="Times New Roman" w:cs="Times New Roman"/>
+                <w:snapToGrid w:val="0"/>
                 <w:sz w:val="24"/>
                 <w:szCs w:val="20"/>
               </w:rPr>
+            </w:pPr>
+            <w:r>
+              <w:rPr>
+                <w:rFonts w:ascii="Times New Roman" w:eastAsia="Times New Roman" w:hAnsi="Times New Roman" w:cs="Times New Roman"/>
+                <w:noProof/>
+                <w:snapToGrid w:val="0"/>
+                <w:sz w:val="24"/>
+                <w:szCs w:val="20"/>
+                <w:lang w:eastAsia="ru-RU"/>
+              </w:rPr>
               <w:drawing>
-                <wp:anchor distT="0" distB="0" distL="114300" distR="114300" simplePos="0" relativeHeight="4" behindDoc="0" locked="0" layoutInCell="1" allowOverlap="1" wp14:anchorId="1B28A6C8" wp14:editId="01931363">
+                <wp:anchor distT="0" distB="0" distL="114300" distR="114300" simplePos="0" relativeHeight="251659264" behindDoc="0" locked="0" layoutInCell="1" allowOverlap="1" wp14:anchorId="77EDC630" wp14:editId="77D91B71">
                   <wp:simplePos x="0" y="0"/>
                   <wp:positionH relativeFrom="column">
-                    <wp:posOffset>1152525</wp:posOffset>
+                    <wp:posOffset>889635</wp:posOffset>
                   </wp:positionH>
                   <wp:positionV relativeFrom="paragraph">
-                    <wp:posOffset>635</wp:posOffset>
+                    <wp:posOffset>0</wp:posOffset>
                   </wp:positionV>
                   <wp:extent cx="850265" cy="979805"/>
-                  <wp:effectExtent l="0" t="0" r="0" b="0"/>
+                  <wp:effectExtent l="0" t="0" r="6985" b="0"/>
                   <wp:wrapSquare wrapText="bothSides"/>
-                  <wp:docPr id="1" name="Рисунок 2"/>
+                  <wp:docPr id="2100884460" name="Рисунок 2"/>
                   <wp:cNvGraphicFramePr>
                     <a:graphicFrameLocks xmlns:a="http://schemas.openxmlformats.org/drawingml/2006/main" noChangeAspect="1"/>
                   </wp:cNvGraphicFramePr>
@@ -125,13 +130,20 @@
                     <a:graphicData uri="http://schemas.openxmlformats.org/drawingml/2006/picture">
                       <pic:pic xmlns:pic="http://schemas.openxmlformats.org/drawingml/2006/picture">
                         <pic:nvPicPr>
-                          <pic:cNvPr id="1" name="Рисунок 2"/>
+                          <pic:cNvPr id="0" name="Рисунок 2"/>
                           <pic:cNvPicPr>
                             <a:picLocks noChangeAspect="1" noChangeArrowheads="1"/>
                           </pic:cNvPicPr>
                         </pic:nvPicPr>
                         <pic:blipFill>
-                          <a:blip r:embed="rId8"/>
+                          <a:blip r:embed="rId8" cstate="print">
+                            <a:extLst>
+                              <a:ext uri="{28A0092B-C50C-407E-A947-70E740481C1C}">
+                                <a14:useLocalDpi xmlns:a14="http://schemas.microsoft.com/office/drawing/2010/main" val="0"/>
+                              </a:ext>
+                            </a:extLst>
+                          </a:blip>
+                          <a:srcRect/>
                           <a:stretch>
                             <a:fillRect/>
                           </a:stretch>
@@ -145,6 +157,9 @@
                             <a:avLst/>
                           </a:prstGeom>
                           <a:noFill/>
+                          <a:ln>
+                            <a:noFill/>
+                          </a:ln>
                         </pic:spPr>
                       </pic:pic>
                     </a:graphicData>
@@ -156,7 +171,7 @@
         </w:tc>
         <w:tc>
           <w:tcPr>
-            <w:tcW w:w="4440" w:type="dxa"/>
+            <w:tcW w:w="3827" w:type="dxa"/>
           </w:tcPr>
           <w:p>
             <w:pPr>
@@ -164,8 +179,9 @@
               <w:spacing w:after="0" w:line="240" w:lineRule="atLeast"/>
               <w:jc w:val="center"/>
               <w:rPr>
-                <w:rFonts w:ascii="Times New Roman" w:eastAsia="Times New Roman" w:hAnsi="Times New Roman"/>
+                <w:rFonts w:ascii="Times New Roman" w:eastAsia="Times New Roman" w:hAnsi="Times New Roman" w:cs="Times New Roman"/>
                 <w:caps/>
+                <w:snapToGrid w:val="0"/>
                 <w:sz w:val="24"/>
                 <w:szCs w:val="20"/>
               </w:rPr>
@@ -180,9 +196,10 @@
         </w:trPr>
         <w:tc>
           <w:tcPr>
-            <w:tcW w:w="10200" w:type="dxa"/>
+            <w:tcW w:w="9356" w:type="dxa"/>
             <w:gridSpan w:val="3"/>
             <w:vAlign w:val="center"/>
+            <w:hideMark/>
           </w:tcPr>
           <w:p>
             <w:pPr>
@@ -190,16 +207,18 @@
               <w:spacing w:after="0" w:line="276" w:lineRule="auto"/>
               <w:jc w:val="center"/>
               <w:rPr>
-                <w:rFonts w:ascii="Times New Roman" w:eastAsia="Times New Roman" w:hAnsi="Times New Roman"/>
+                <w:rFonts w:ascii="Times New Roman" w:eastAsia="Times New Roman" w:hAnsi="Times New Roman" w:cs="Times New Roman"/>
                 <w:caps/>
+                <w:snapToGrid w:val="0"/>
                 <w:sz w:val="28"/>
                 <w:szCs w:val="28"/>
               </w:rPr>
             </w:pPr>
             <w:r>
               <w:rPr>
-                <w:rFonts w:ascii="Times New Roman" w:eastAsia="Times New Roman" w:hAnsi="Times New Roman"/>
+                <w:rFonts w:ascii="Times New Roman" w:eastAsia="Times New Roman" w:hAnsi="Times New Roman" w:cs="Times New Roman"/>
                 <w:caps/>
+                <w:snapToGrid w:val="0"/>
                 <w:sz w:val="28"/>
                 <w:szCs w:val="28"/>
               </w:rPr>
@@ -215,8 +234,9 @@
         </w:trPr>
         <w:tc>
           <w:tcPr>
-            <w:tcW w:w="10200" w:type="dxa"/>
+            <w:tcW w:w="9356" w:type="dxa"/>
             <w:gridSpan w:val="3"/>
+            <w:hideMark/>
           </w:tcPr>
           <w:p>
             <w:pPr>
@@ -224,14 +244,16 @@
               <w:spacing w:after="0" w:line="276" w:lineRule="auto"/>
               <w:jc w:val="center"/>
               <w:rPr>
-                <w:rFonts w:ascii="Times New Roman" w:eastAsia="Times New Roman" w:hAnsi="Times New Roman"/>
+                <w:rFonts w:ascii="Times New Roman" w:eastAsia="Times New Roman" w:hAnsi="Times New Roman" w:cs="Times New Roman"/>
+                <w:snapToGrid w:val="0"/>
                 <w:sz w:val="28"/>
                 <w:szCs w:val="28"/>
               </w:rPr>
             </w:pPr>
             <w:r>
               <w:rPr>
-                <w:rFonts w:ascii="Times New Roman" w:eastAsia="Times New Roman" w:hAnsi="Times New Roman"/>
+                <w:rFonts w:ascii="Times New Roman" w:eastAsia="Times New Roman" w:hAnsi="Times New Roman" w:cs="Times New Roman"/>
+                <w:snapToGrid w:val="0"/>
                 <w:sz w:val="28"/>
                 <w:szCs w:val="28"/>
               </w:rPr>
@@ -244,14 +266,16 @@
               <w:spacing w:after="0" w:line="276" w:lineRule="auto"/>
               <w:jc w:val="center"/>
               <w:rPr>
-                <w:rFonts w:ascii="Times New Roman" w:eastAsia="Times New Roman" w:hAnsi="Times New Roman"/>
+                <w:rFonts w:ascii="Times New Roman" w:eastAsia="Times New Roman" w:hAnsi="Times New Roman" w:cs="Times New Roman"/>
+                <w:snapToGrid w:val="0"/>
                 <w:sz w:val="28"/>
                 <w:szCs w:val="28"/>
               </w:rPr>
             </w:pPr>
             <w:r>
               <w:rPr>
-                <w:rFonts w:ascii="Times New Roman" w:eastAsia="Times New Roman" w:hAnsi="Times New Roman"/>
+                <w:rFonts w:ascii="Times New Roman" w:eastAsia="Times New Roman" w:hAnsi="Times New Roman" w:cs="Times New Roman"/>
+                <w:snapToGrid w:val="0"/>
                 <w:sz w:val="28"/>
                 <w:szCs w:val="28"/>
               </w:rPr>
@@ -264,16 +288,18 @@
               <w:spacing w:after="0" w:line="276" w:lineRule="auto"/>
               <w:jc w:val="center"/>
               <w:rPr>
-                <w:rFonts w:ascii="Times New Roman" w:eastAsia="Times New Roman" w:hAnsi="Times New Roman"/>
+                <w:rFonts w:ascii="Times New Roman" w:eastAsia="Times New Roman" w:hAnsi="Times New Roman" w:cs="Times New Roman"/>
                 <w:b/>
+                <w:snapToGrid w:val="0"/>
                 <w:sz w:val="28"/>
                 <w:szCs w:val="28"/>
               </w:rPr>
             </w:pPr>
             <w:r>
               <w:rPr>
-                <w:rFonts w:ascii="Times New Roman" w:eastAsia="Times New Roman" w:hAnsi="Times New Roman"/>
+                <w:rFonts w:ascii="Times New Roman" w:eastAsia="Times New Roman" w:hAnsi="Times New Roman" w:cs="Times New Roman"/>
                 <w:b/>
+                <w:snapToGrid w:val="0"/>
                 <w:sz w:val="28"/>
                 <w:szCs w:val="28"/>
               </w:rPr>
@@ -286,16 +312,18 @@
               <w:spacing w:after="0" w:line="276" w:lineRule="auto"/>
               <w:jc w:val="center"/>
               <w:rPr>
-                <w:rFonts w:ascii="Times New Roman" w:eastAsia="Times New Roman" w:hAnsi="Times New Roman"/>
+                <w:rFonts w:ascii="Times New Roman" w:eastAsia="Times New Roman" w:hAnsi="Times New Roman" w:cs="Times New Roman"/>
                 <w:b/>
+                <w:snapToGrid w:val="0"/>
                 <w:sz w:val="28"/>
                 <w:szCs w:val="28"/>
               </w:rPr>
             </w:pPr>
             <w:r>
               <w:rPr>
-                <w:rFonts w:ascii="Times New Roman" w:eastAsia="Times New Roman" w:hAnsi="Times New Roman"/>
+                <w:rFonts w:ascii="Times New Roman" w:eastAsia="Times New Roman" w:hAnsi="Times New Roman" w:cs="Times New Roman"/>
                 <w:b/>
+                <w:snapToGrid w:val="0"/>
                 <w:sz w:val="28"/>
                 <w:szCs w:val="28"/>
               </w:rPr>
@@ -311,8 +339,9 @@
         </w:trPr>
         <w:tc>
           <w:tcPr>
-            <w:tcW w:w="10200" w:type="dxa"/>
+            <w:tcW w:w="9356" w:type="dxa"/>
             <w:gridSpan w:val="3"/>
+            <w:hideMark/>
           </w:tcPr>
           <w:p>
             <w:pPr>
@@ -320,16 +349,18 @@
               <w:spacing w:after="0" w:line="360" w:lineRule="auto"/>
               <w:jc w:val="center"/>
               <w:rPr>
-                <w:rFonts w:ascii="Times New Roman" w:eastAsia="Times New Roman" w:hAnsi="Times New Roman"/>
+                <w:rFonts w:ascii="Times New Roman" w:eastAsia="Times New Roman" w:hAnsi="Times New Roman" w:cs="Times New Roman"/>
                 <w:b/>
+                <w:snapToGrid w:val="0"/>
                 <w:sz w:val="28"/>
                 <w:szCs w:val="28"/>
               </w:rPr>
             </w:pPr>
             <w:r>
               <w:rPr>
-                <w:rFonts w:ascii="Times New Roman" w:eastAsia="Times New Roman" w:hAnsi="Times New Roman"/>
+                <w:rFonts w:ascii="Times New Roman" w:eastAsia="Times New Roman" w:hAnsi="Times New Roman" w:cs="Times New Roman"/>
                 <w:b/>
+                <w:snapToGrid w:val="0"/>
                 <w:sz w:val="28"/>
                 <w:szCs w:val="28"/>
               </w:rPr>
@@ -345,18 +376,68 @@
         <w:spacing w:after="0" w:line="360" w:lineRule="auto"/>
         <w:jc w:val="center"/>
         <w:rPr>
-          <w:rFonts w:ascii="Times New Roman" w:eastAsia="Times New Roman" w:hAnsi="Times New Roman"/>
-          <w:sz w:val="28"/>
-          <w:szCs w:val="28"/>
-        </w:rPr>
-      </w:pPr>
-      <w:r>
-        <w:rPr>
-          <w:rFonts w:ascii="Times New Roman" w:eastAsia="Times New Roman" w:hAnsi="Times New Roman"/>
-          <w:sz w:val="28"/>
-          <w:szCs w:val="28"/>
-        </w:rPr>
-        <w:t>Кафедра КБ-14 «Цифровые технологии обработки данных»</w:t>
+          <w:rFonts w:ascii="Times New Roman" w:eastAsia="Times New Roman" w:hAnsi="Times New Roman" w:cs="Times New Roman"/>
+          <w:noProof/>
+          <w:snapToGrid w:val="0"/>
+          <w:sz w:val="28"/>
+          <w:szCs w:val="28"/>
+          <w:lang w:eastAsia="ru-RU"/>
+        </w:rPr>
+      </w:pPr>
+      <w:r>
+        <w:rPr>
+          <w:rFonts w:ascii="Times New Roman" w:eastAsia="Times New Roman" w:hAnsi="Times New Roman" w:cs="Times New Roman"/>
+          <w:noProof/>
+          <w:snapToGrid w:val="0"/>
+          <w:sz w:val="28"/>
+          <w:szCs w:val="28"/>
+          <w:lang w:eastAsia="ru-RU"/>
+        </w:rPr>
+        <w:t>Кафедра КБ-</w:t>
+      </w:r>
+      <w:r>
+        <w:rPr>
+          <w:rFonts w:ascii="Times New Roman" w:eastAsia="Times New Roman" w:hAnsi="Times New Roman" w:cs="Times New Roman"/>
+          <w:noProof/>
+          <w:snapToGrid w:val="0"/>
+          <w:sz w:val="28"/>
+          <w:szCs w:val="28"/>
+          <w:lang w:eastAsia="ru-RU"/>
+        </w:rPr>
+        <w:t>1</w:t>
+      </w:r>
+      <w:r>
+        <w:rPr>
+          <w:rFonts w:ascii="Times New Roman" w:eastAsia="Times New Roman" w:hAnsi="Times New Roman" w:cs="Times New Roman"/>
+          <w:noProof/>
+          <w:snapToGrid w:val="0"/>
+          <w:sz w:val="28"/>
+          <w:szCs w:val="28"/>
+          <w:lang w:eastAsia="ru-RU"/>
+        </w:rPr>
+        <w:t>4 «</w:t>
+      </w:r>
+      <w:r>
+        <w:rPr>
+          <w:rFonts w:ascii="Times New Roman" w:eastAsia="Times New Roman" w:hAnsi="Times New Roman" w:cs="Times New Roman"/>
+          <w:noProof/>
+          <w:snapToGrid w:val="0"/>
+          <w:sz w:val="28"/>
+          <w:szCs w:val="28"/>
+          <w:lang w:eastAsia="ru-RU"/>
+        </w:rPr>
+        <w:t>Цифровые технологии обработки данных</w:t>
+      </w:r>
+      <w:r>
+        <w:rPr>
+          <w:rFonts w:ascii="Times New Roman" w:eastAsia="Times New Roman" w:hAnsi="Times New Roman" w:cs="Times New Roman"/>
+          <w:noProof/>
+          <w:snapToGrid w:val="0"/>
+          <w:sz w:val="28"/>
+          <w:szCs w:val="28"/>
+          <w:lang w:eastAsia="ru-RU"/>
+        </w:rPr>
+        <w:t>»</w:t>
       </w:r>
     </w:p>
     <w:p>
@@ -365,9 +446,12 @@
         <w:spacing w:after="0" w:line="360" w:lineRule="auto"/>
         <w:jc w:val="center"/>
         <w:rPr>
-          <w:rFonts w:ascii="Times New Roman" w:eastAsia="Times New Roman" w:hAnsi="Times New Roman"/>
+          <w:rFonts w:ascii="Times New Roman" w:eastAsia="Times New Roman" w:hAnsi="Times New Roman" w:cs="Times New Roman"/>
+          <w:noProof/>
+          <w:snapToGrid w:val="0"/>
           <w:sz w:val="28"/>
           <w:szCs w:val="20"/>
+          <w:lang w:eastAsia="ru-RU"/>
         </w:rPr>
       </w:pPr>
     </w:p>
@@ -377,20 +461,62 @@
         <w:spacing w:after="0" w:line="360" w:lineRule="auto"/>
         <w:jc w:val="center"/>
         <w:rPr>
-          <w:rFonts w:ascii="Times New Roman" w:eastAsia="Times New Roman" w:hAnsi="Times New Roman"/>
+          <w:rFonts w:ascii="Times New Roman" w:eastAsia="Times New Roman" w:hAnsi="Times New Roman" w:cs="Times New Roman"/>
           <w:b/>
-          <w:sz w:val="28"/>
-          <w:szCs w:val="28"/>
-        </w:rPr>
-      </w:pPr>
-      <w:r>
-        <w:rPr>
-          <w:rFonts w:ascii="Times New Roman" w:eastAsia="Times New Roman" w:hAnsi="Times New Roman"/>
+          <w:noProof/>
+          <w:snapToGrid w:val="0"/>
+          <w:sz w:val="28"/>
+          <w:szCs w:val="28"/>
+          <w:lang w:eastAsia="ru-RU"/>
+        </w:rPr>
+      </w:pPr>
+      <w:r>
+        <w:rPr>
+          <w:rFonts w:ascii="Times New Roman" w:eastAsia="Times New Roman" w:hAnsi="Times New Roman" w:cs="Times New Roman"/>
           <w:b/>
-          <w:sz w:val="28"/>
-          <w:szCs w:val="28"/>
-        </w:rPr>
-        <w:t>ОТЧЕТ ПО УЧЕБНОЙ ПРАКТИКЕ №8</w:t>
+          <w:noProof/>
+          <w:snapToGrid w:val="0"/>
+          <w:sz w:val="28"/>
+          <w:szCs w:val="28"/>
+          <w:lang w:eastAsia="ru-RU"/>
+        </w:rPr>
+        <w:t xml:space="preserve">ОТЧЕТ ПО </w:t>
+      </w:r>
+      <w:r>
+        <w:rPr>
+          <w:rFonts w:ascii="Times New Roman" w:eastAsia="Times New Roman" w:hAnsi="Times New Roman" w:cs="Times New Roman"/>
+          <w:b/>
+          <w:noProof/>
+          <w:snapToGrid w:val="0"/>
+          <w:sz w:val="28"/>
+          <w:szCs w:val="28"/>
+          <w:lang w:eastAsia="ru-RU"/>
+        </w:rPr>
+        <w:t>УЧЕБНОЙ ПРАКТИКЕ</w:t>
+      </w:r>
+      <w:r>
+        <w:rPr>
+          <w:rFonts w:ascii="Times New Roman" w:eastAsia="Times New Roman" w:hAnsi="Times New Roman" w:cs="Times New Roman"/>
+          <w:b/>
+          <w:noProof/>
+          <w:snapToGrid w:val="0"/>
+          <w:sz w:val="28"/>
+          <w:szCs w:val="28"/>
+          <w:lang w:eastAsia="ru-RU"/>
+        </w:rPr>
+        <w:t xml:space="preserve"> №</w:t>
+      </w:r>
+      <w:r>
+        <w:rPr>
+          <w:rFonts w:ascii="Times New Roman" w:eastAsia="Times New Roman" w:hAnsi="Times New Roman" w:cs="Times New Roman"/>
+          <w:b/>
+          <w:noProof/>
+          <w:snapToGrid w:val="0"/>
+          <w:sz w:val="28"/>
+          <w:szCs w:val="28"/>
+          <w:lang w:eastAsia="ru-RU"/>
+        </w:rPr>
+        <w:t>6-7</w:t>
       </w:r>
     </w:p>
     <w:p>
@@ -399,54 +525,56 @@
         <w:spacing w:after="0" w:line="360" w:lineRule="auto"/>
         <w:jc w:val="center"/>
         <w:rPr>
-          <w:rFonts w:ascii="Times New Roman" w:eastAsia="Times New Roman" w:hAnsi="Times New Roman"/>
-          <w:sz w:val="28"/>
-          <w:szCs w:val="20"/>
-        </w:rPr>
-      </w:pPr>
-      <w:r>
-        <w:rPr>
-          <w:rFonts w:ascii="Times New Roman" w:eastAsia="Times New Roman" w:hAnsi="Times New Roman"/>
-          <w:sz w:val="28"/>
-          <w:szCs w:val="20"/>
-        </w:rPr>
-        <w:br/>
-        <w:t>на тему: «</w:t>
-      </w:r>
-      <w:r>
-        <w:rPr>
           <w:rFonts w:ascii="Times New Roman" w:eastAsia="Times New Roman" w:hAnsi="Times New Roman" w:cs="Times New Roman"/>
+          <w:noProof/>
+          <w:snapToGrid w:val="0"/>
           <w:sz w:val="28"/>
           <w:szCs w:val="20"/>
           <w:lang w:eastAsia="ru-RU"/>
         </w:rPr>
-        <w:t xml:space="preserve">Создание манекена и настройка </w:t>
-      </w:r>
-      <w:proofErr w:type="spellStart"/>
+      </w:pPr>
       <w:r>
         <w:rPr>
           <w:rFonts w:ascii="Times New Roman" w:eastAsia="Times New Roman" w:hAnsi="Times New Roman" w:cs="Times New Roman"/>
+          <w:noProof/>
+          <w:snapToGrid w:val="0"/>
           <w:sz w:val="28"/>
           <w:szCs w:val="20"/>
           <w:lang w:eastAsia="ru-RU"/>
         </w:rPr>
-        <w:t>хитбокса</w:t>
-      </w:r>
-      <w:proofErr w:type="spellEnd"/>
+        <w:br/>
+        <w:t xml:space="preserve">на тему: </w:t>
+      </w:r>
       <w:r>
         <w:rPr>
           <w:rFonts w:ascii="Times New Roman" w:eastAsia="Times New Roman" w:hAnsi="Times New Roman" w:cs="Times New Roman"/>
+          <w:noProof/>
+          <w:snapToGrid w:val="0"/>
           <w:sz w:val="28"/>
           <w:szCs w:val="20"/>
           <w:lang w:eastAsia="ru-RU"/>
         </w:rPr>
-        <w:t xml:space="preserve"> (события на объекте)</w:t>
-      </w:r>
-      <w:r>
-        <w:rPr>
-          <w:rFonts w:ascii="Times New Roman" w:eastAsia="Times New Roman" w:hAnsi="Times New Roman"/>
+        <w:t>«</w:t>
+      </w:r>
+      <w:r>
+        <w:rPr>
+          <w:rFonts w:ascii="Times New Roman" w:eastAsia="Times New Roman" w:hAnsi="Times New Roman" w:cs="Times New Roman"/>
+          <w:noProof/>
+          <w:snapToGrid w:val="0"/>
           <w:sz w:val="28"/>
           <w:szCs w:val="20"/>
+          <w:lang w:eastAsia="ru-RU"/>
+        </w:rPr>
+        <w:t>Создание маникена и настройка хитбокса (события на объекте)</w:t>
+      </w:r>
+      <w:r>
+        <w:rPr>
+          <w:rFonts w:ascii="Times New Roman" w:eastAsia="Times New Roman" w:hAnsi="Times New Roman" w:cs="Times New Roman"/>
+          <w:noProof/>
+          <w:snapToGrid w:val="0"/>
+          <w:sz w:val="28"/>
+          <w:szCs w:val="20"/>
+          <w:lang w:eastAsia="ru-RU"/>
         </w:rPr>
         <w:t>»</w:t>
       </w:r>
@@ -456,11 +584,13 @@
         <w:widowControl w:val="0"/>
         <w:spacing w:after="0" w:line="360" w:lineRule="auto"/>
         <w:ind w:right="-1"/>
-        <w:jc w:val="both"/>
-        <w:rPr>
-          <w:rFonts w:ascii="Times New Roman" w:eastAsia="Times New Roman" w:hAnsi="Times New Roman"/>
+        <w:rPr>
+          <w:rFonts w:ascii="Times New Roman" w:eastAsia="Times New Roman" w:hAnsi="Times New Roman" w:cs="Times New Roman"/>
+          <w:noProof/>
+          <w:snapToGrid w:val="0"/>
           <w:sz w:val="28"/>
           <w:szCs w:val="20"/>
+          <w:lang w:eastAsia="ru-RU"/>
         </w:rPr>
       </w:pPr>
     </w:p>
@@ -469,11 +599,13 @@
         <w:widowControl w:val="0"/>
         <w:spacing w:after="0" w:line="360" w:lineRule="auto"/>
         <w:ind w:right="-1"/>
-        <w:jc w:val="both"/>
-        <w:rPr>
-          <w:rFonts w:ascii="Times New Roman" w:eastAsia="Times New Roman" w:hAnsi="Times New Roman"/>
+        <w:rPr>
+          <w:rFonts w:ascii="Times New Roman" w:eastAsia="Times New Roman" w:hAnsi="Times New Roman" w:cs="Times New Roman"/>
+          <w:noProof/>
+          <w:snapToGrid w:val="0"/>
           <w:sz w:val="28"/>
           <w:szCs w:val="20"/>
+          <w:lang w:eastAsia="ru-RU"/>
         </w:rPr>
       </w:pPr>
     </w:p>
@@ -481,160 +613,164 @@
       <w:pPr>
         <w:widowControl w:val="0"/>
         <w:spacing w:after="0" w:line="360" w:lineRule="auto"/>
-        <w:ind w:left="5103" w:hanging="283"/>
-        <w:jc w:val="both"/>
-        <w:rPr>
-          <w:rFonts w:ascii="Times New Roman" w:eastAsia="Times New Roman" w:hAnsi="Times New Roman"/>
+        <w:ind w:right="-1"/>
+        <w:jc w:val="center"/>
+        <w:rPr>
+          <w:rFonts w:ascii="Times New Roman" w:eastAsia="Times New Roman" w:hAnsi="Times New Roman" w:cs="Times New Roman"/>
+          <w:noProof/>
+          <w:snapToGrid w:val="0"/>
           <w:sz w:val="28"/>
           <w:szCs w:val="20"/>
-        </w:rPr>
-      </w:pPr>
-      <w:r>
-        <w:rPr>
-          <w:rFonts w:ascii="Times New Roman" w:eastAsia="Times New Roman" w:hAnsi="Times New Roman"/>
-          <w:sz w:val="28"/>
-          <w:szCs w:val="20"/>
-        </w:rPr>
-        <w:t>Выполнил:</w:t>
-      </w:r>
+          <w:lang w:eastAsia="ru-RU"/>
+        </w:rPr>
+      </w:pPr>
     </w:p>
     <w:p>
       <w:pPr>
         <w:widowControl w:val="0"/>
         <w:spacing w:after="0" w:line="360" w:lineRule="auto"/>
-        <w:ind w:left="5103"/>
-        <w:jc w:val="both"/>
-        <w:rPr>
-          <w:rFonts w:ascii="Times New Roman" w:eastAsia="Times New Roman" w:hAnsi="Times New Roman"/>
+        <w:ind w:right="-1"/>
+        <w:jc w:val="center"/>
+        <w:rPr>
+          <w:rFonts w:ascii="Times New Roman" w:eastAsia="Times New Roman" w:hAnsi="Times New Roman" w:cs="Times New Roman"/>
+          <w:noProof/>
+          <w:snapToGrid w:val="0"/>
           <w:sz w:val="28"/>
           <w:szCs w:val="20"/>
-        </w:rPr>
-      </w:pPr>
-      <w:r>
-        <w:rPr>
-          <w:rFonts w:ascii="Times New Roman" w:eastAsia="Times New Roman" w:hAnsi="Times New Roman"/>
-          <w:sz w:val="28"/>
-          <w:szCs w:val="20"/>
-        </w:rPr>
-        <w:t>Студент группы БСБО-43-24</w:t>
-      </w:r>
+          <w:lang w:eastAsia="ru-RU"/>
+        </w:rPr>
+      </w:pPr>
     </w:p>
     <w:p>
       <w:pPr>
         <w:widowControl w:val="0"/>
         <w:spacing w:after="0" w:line="360" w:lineRule="auto"/>
-        <w:ind w:left="5103"/>
-        <w:jc w:val="both"/>
-        <w:rPr>
-          <w:rFonts w:ascii="Times New Roman" w:eastAsia="Times New Roman" w:hAnsi="Times New Roman"/>
+        <w:ind w:right="-1"/>
+        <w:jc w:val="center"/>
+        <w:rPr>
+          <w:rFonts w:ascii="Times New Roman" w:eastAsia="Times New Roman" w:hAnsi="Times New Roman" w:cs="Times New Roman"/>
+          <w:noProof/>
+          <w:snapToGrid w:val="0"/>
           <w:sz w:val="28"/>
           <w:szCs w:val="20"/>
-        </w:rPr>
-      </w:pPr>
-      <w:proofErr w:type="spellStart"/>
-      <w:r>
-        <w:rPr>
-          <w:rFonts w:ascii="Times New Roman" w:eastAsia="Times New Roman" w:hAnsi="Times New Roman"/>
-          <w:sz w:val="28"/>
-          <w:szCs w:val="20"/>
-        </w:rPr>
-        <w:t>Стасенок</w:t>
-      </w:r>
-      <w:proofErr w:type="spellEnd"/>
-      <w:r>
-        <w:rPr>
-          <w:rFonts w:ascii="Times New Roman" w:eastAsia="Times New Roman" w:hAnsi="Times New Roman"/>
-          <w:sz w:val="28"/>
-          <w:szCs w:val="20"/>
-        </w:rPr>
-        <w:t xml:space="preserve"> Юлия Анатольевна</w:t>
-      </w:r>
+          <w:lang w:eastAsia="ru-RU"/>
+        </w:rPr>
+      </w:pPr>
     </w:p>
     <w:p>
       <w:pPr>
         <w:widowControl w:val="0"/>
         <w:spacing w:after="0" w:line="360" w:lineRule="auto"/>
-        <w:ind w:left="5103"/>
-        <w:jc w:val="both"/>
-        <w:rPr>
-          <w:rFonts w:ascii="Times New Roman" w:eastAsia="Times New Roman" w:hAnsi="Times New Roman"/>
+        <w:ind w:left="5245" w:hanging="283"/>
+        <w:rPr>
+          <w:rFonts w:ascii="Times New Roman" w:eastAsia="Times New Roman" w:hAnsi="Times New Roman" w:cs="Times New Roman"/>
+          <w:noProof/>
+          <w:snapToGrid w:val="0"/>
           <w:sz w:val="28"/>
           <w:szCs w:val="20"/>
-        </w:rPr>
-      </w:pPr>
+          <w:lang w:eastAsia="ru-RU"/>
+        </w:rPr>
+      </w:pPr>
+      <w:r>
+        <w:rPr>
+          <w:rFonts w:ascii="Times New Roman" w:eastAsia="Times New Roman" w:hAnsi="Times New Roman" w:cs="Times New Roman"/>
+          <w:noProof/>
+          <w:snapToGrid w:val="0"/>
+          <w:sz w:val="28"/>
+          <w:szCs w:val="20"/>
+          <w:lang w:eastAsia="ru-RU"/>
+        </w:rPr>
+        <w:t>Выполнил:</w:t>
+      </w:r>
     </w:p>
     <w:p>
       <w:pPr>
         <w:widowControl w:val="0"/>
         <w:spacing w:after="0" w:line="360" w:lineRule="auto"/>
-        <w:ind w:left="4820"/>
-        <w:jc w:val="both"/>
-        <w:rPr>
-          <w:rFonts w:ascii="Times New Roman" w:eastAsia="Times New Roman" w:hAnsi="Times New Roman"/>
+        <w:ind w:left="5387"/>
+        <w:rPr>
+          <w:rFonts w:ascii="Times New Roman" w:eastAsia="Times New Roman" w:hAnsi="Times New Roman" w:cs="Times New Roman"/>
+          <w:noProof/>
+          <w:snapToGrid w:val="0"/>
           <w:sz w:val="28"/>
           <w:szCs w:val="20"/>
-        </w:rPr>
-      </w:pPr>
-      <w:r>
-        <w:rPr>
-          <w:rFonts w:ascii="Times New Roman" w:eastAsia="Times New Roman" w:hAnsi="Times New Roman"/>
+          <w:lang w:eastAsia="ru-RU"/>
+        </w:rPr>
+      </w:pPr>
+      <w:r>
+        <w:rPr>
+          <w:rFonts w:ascii="Times New Roman" w:eastAsia="Times New Roman" w:hAnsi="Times New Roman" w:cs="Times New Roman"/>
+          <w:noProof/>
+          <w:snapToGrid w:val="0"/>
           <w:sz w:val="28"/>
           <w:szCs w:val="20"/>
-        </w:rPr>
-        <w:t>Проверил:</w:t>
+          <w:lang w:eastAsia="ru-RU"/>
+        </w:rPr>
+        <w:t xml:space="preserve">Студент группы </w:t>
+      </w:r>
+      <w:r>
+        <w:rPr>
+          <w:rFonts w:ascii="Times New Roman" w:eastAsia="Times New Roman" w:hAnsi="Times New Roman" w:cs="Times New Roman"/>
+          <w:noProof/>
+          <w:snapToGrid w:val="0"/>
+          <w:sz w:val="28"/>
+          <w:szCs w:val="20"/>
+          <w:lang w:eastAsia="ru-RU"/>
+        </w:rPr>
+        <w:t>БСБО-43-24</w:t>
       </w:r>
     </w:p>
     <w:p>
       <w:pPr>
         <w:widowControl w:val="0"/>
         <w:spacing w:after="0" w:line="360" w:lineRule="auto"/>
-        <w:ind w:left="5103"/>
-        <w:jc w:val="both"/>
-        <w:rPr>
-          <w:rFonts w:ascii="Times New Roman" w:eastAsia="Times New Roman" w:hAnsi="Times New Roman"/>
+        <w:ind w:left="5387"/>
+        <w:rPr>
+          <w:rFonts w:ascii="Times New Roman" w:eastAsia="Times New Roman" w:hAnsi="Times New Roman" w:cs="Times New Roman"/>
+          <w:noProof/>
+          <w:snapToGrid w:val="0"/>
           <w:sz w:val="28"/>
           <w:szCs w:val="20"/>
-        </w:rPr>
-      </w:pPr>
-      <w:r>
-        <w:rPr>
-          <w:rFonts w:ascii="Times New Roman" w:eastAsia="Times New Roman" w:hAnsi="Times New Roman"/>
+          <w:lang w:eastAsia="ru-RU"/>
+        </w:rPr>
+      </w:pPr>
+      <w:r>
+        <w:rPr>
+          <w:rFonts w:ascii="Times New Roman" w:eastAsia="Times New Roman" w:hAnsi="Times New Roman" w:cs="Times New Roman"/>
+          <w:noProof/>
+          <w:snapToGrid w:val="0"/>
           <w:sz w:val="28"/>
           <w:szCs w:val="20"/>
-        </w:rPr>
-        <w:t>к. т. н., доцент</w:t>
+          <w:lang w:eastAsia="ru-RU"/>
+        </w:rPr>
+        <w:t>Стасенок Юлия Анатольевна</w:t>
       </w:r>
     </w:p>
     <w:p>
       <w:pPr>
         <w:widowControl w:val="0"/>
         <w:spacing w:after="0" w:line="360" w:lineRule="auto"/>
-        <w:ind w:left="5103"/>
-        <w:jc w:val="both"/>
-        <w:rPr>
-          <w:rFonts w:ascii="Times New Roman" w:eastAsia="Times New Roman" w:hAnsi="Times New Roman"/>
+        <w:rPr>
+          <w:rFonts w:ascii="Times New Roman" w:eastAsia="Times New Roman" w:hAnsi="Times New Roman" w:cs="Times New Roman"/>
+          <w:noProof/>
+          <w:snapToGrid w:val="0"/>
           <w:sz w:val="28"/>
           <w:szCs w:val="20"/>
-        </w:rPr>
-      </w:pPr>
-      <w:r>
-        <w:rPr>
-          <w:rFonts w:ascii="Times New Roman" w:eastAsia="Times New Roman" w:hAnsi="Times New Roman"/>
-          <w:sz w:val="28"/>
-          <w:szCs w:val="20"/>
-        </w:rPr>
-        <w:t>Кашкин Евгений Владимирович</w:t>
-      </w:r>
+          <w:lang w:eastAsia="ru-RU"/>
+        </w:rPr>
+      </w:pPr>
     </w:p>
     <w:p>
       <w:pPr>
         <w:widowControl w:val="0"/>
         <w:spacing w:after="0" w:line="360" w:lineRule="auto"/>
-        <w:jc w:val="both"/>
-        <w:rPr>
-          <w:rFonts w:ascii="Times New Roman" w:eastAsia="Times New Roman" w:hAnsi="Times New Roman"/>
+        <w:rPr>
+          <w:rFonts w:ascii="Times New Roman" w:eastAsia="Times New Roman" w:hAnsi="Times New Roman" w:cs="Times New Roman"/>
+          <w:noProof/>
+          <w:snapToGrid w:val="0"/>
           <w:sz w:val="28"/>
           <w:szCs w:val="20"/>
+          <w:lang w:eastAsia="ru-RU"/>
         </w:rPr>
       </w:pPr>
     </w:p>
@@ -642,11 +778,105 @@
       <w:pPr>
         <w:widowControl w:val="0"/>
         <w:spacing w:after="0" w:line="360" w:lineRule="auto"/>
-        <w:jc w:val="both"/>
-        <w:rPr>
-          <w:rFonts w:ascii="Times New Roman" w:eastAsia="Times New Roman" w:hAnsi="Times New Roman"/>
+        <w:ind w:left="4962"/>
+        <w:rPr>
+          <w:rFonts w:ascii="Times New Roman" w:eastAsia="Times New Roman" w:hAnsi="Times New Roman" w:cs="Times New Roman"/>
+          <w:noProof/>
+          <w:snapToGrid w:val="0"/>
           <w:sz w:val="28"/>
           <w:szCs w:val="20"/>
+          <w:lang w:eastAsia="ru-RU"/>
+        </w:rPr>
+      </w:pPr>
+      <w:r>
+        <w:rPr>
+          <w:rFonts w:ascii="Times New Roman" w:eastAsia="Times New Roman" w:hAnsi="Times New Roman" w:cs="Times New Roman"/>
+          <w:noProof/>
+          <w:snapToGrid w:val="0"/>
+          <w:sz w:val="28"/>
+          <w:szCs w:val="20"/>
+          <w:lang w:eastAsia="ru-RU"/>
+        </w:rPr>
+        <w:t>Проверил:</w:t>
+      </w:r>
+    </w:p>
+    <w:p>
+      <w:pPr>
+        <w:widowControl w:val="0"/>
+        <w:spacing w:after="0" w:line="360" w:lineRule="auto"/>
+        <w:ind w:left="5387"/>
+        <w:rPr>
+          <w:rFonts w:ascii="Times New Roman" w:eastAsia="Times New Roman" w:hAnsi="Times New Roman" w:cs="Times New Roman"/>
+          <w:noProof/>
+          <w:snapToGrid w:val="0"/>
+          <w:sz w:val="28"/>
+          <w:szCs w:val="20"/>
+          <w:lang w:eastAsia="ru-RU"/>
+        </w:rPr>
+      </w:pPr>
+      <w:r>
+        <w:rPr>
+          <w:rFonts w:ascii="Times New Roman" w:eastAsia="Times New Roman" w:hAnsi="Times New Roman" w:cs="Times New Roman"/>
+          <w:noProof/>
+          <w:snapToGrid w:val="0"/>
+          <w:sz w:val="28"/>
+          <w:szCs w:val="20"/>
+          <w:lang w:eastAsia="ru-RU"/>
+        </w:rPr>
+        <w:t>к. т. н., доцент</w:t>
+      </w:r>
+    </w:p>
+    <w:p>
+      <w:pPr>
+        <w:widowControl w:val="0"/>
+        <w:spacing w:after="0" w:line="360" w:lineRule="auto"/>
+        <w:ind w:left="5387"/>
+        <w:rPr>
+          <w:rFonts w:ascii="Times New Roman" w:eastAsia="Times New Roman" w:hAnsi="Times New Roman" w:cs="Times New Roman"/>
+          <w:noProof/>
+          <w:snapToGrid w:val="0"/>
+          <w:sz w:val="28"/>
+          <w:szCs w:val="20"/>
+          <w:lang w:eastAsia="ru-RU"/>
+        </w:rPr>
+      </w:pPr>
+      <w:r>
+        <w:rPr>
+          <w:rFonts w:ascii="Times New Roman" w:eastAsia="Times New Roman" w:hAnsi="Times New Roman" w:cs="Times New Roman"/>
+          <w:noProof/>
+          <w:snapToGrid w:val="0"/>
+          <w:sz w:val="28"/>
+          <w:szCs w:val="20"/>
+          <w:lang w:eastAsia="ru-RU"/>
+        </w:rPr>
+        <w:t>Кашкин Евгений Владимирович</w:t>
+      </w:r>
+    </w:p>
+    <w:p>
+      <w:pPr>
+        <w:widowControl w:val="0"/>
+        <w:spacing w:after="0" w:line="360" w:lineRule="auto"/>
+        <w:rPr>
+          <w:rFonts w:ascii="Times New Roman" w:eastAsia="Times New Roman" w:hAnsi="Times New Roman" w:cs="Times New Roman"/>
+          <w:noProof/>
+          <w:snapToGrid w:val="0"/>
+          <w:sz w:val="28"/>
+          <w:szCs w:val="20"/>
+          <w:lang w:eastAsia="ru-RU"/>
+        </w:rPr>
+      </w:pPr>
+    </w:p>
+    <w:p>
+      <w:pPr>
+        <w:widowControl w:val="0"/>
+        <w:spacing w:after="0" w:line="360" w:lineRule="auto"/>
+        <w:rPr>
+          <w:rFonts w:ascii="Times New Roman" w:eastAsia="Times New Roman" w:hAnsi="Times New Roman" w:cs="Times New Roman"/>
+          <w:noProof/>
+          <w:snapToGrid w:val="0"/>
+          <w:sz w:val="28"/>
+          <w:szCs w:val="20"/>
+          <w:lang w:eastAsia="ru-RU"/>
         </w:rPr>
       </w:pPr>
     </w:p>
@@ -657,76 +887,95 @@
           <w:tab w:val="left" w:pos="196"/>
         </w:tabs>
         <w:spacing w:after="0" w:line="360" w:lineRule="auto"/>
-        <w:jc w:val="both"/>
-        <w:rPr>
-          <w:rFonts w:ascii="Times New Roman" w:eastAsia="Times New Roman" w:hAnsi="Times New Roman"/>
+        <w:rPr>
+          <w:rFonts w:ascii="Times New Roman" w:eastAsia="Times New Roman" w:hAnsi="Times New Roman" w:cs="Times New Roman"/>
+          <w:noProof/>
+          <w:snapToGrid w:val="0"/>
           <w:sz w:val="28"/>
           <w:szCs w:val="20"/>
+          <w:lang w:eastAsia="ru-RU"/>
         </w:rPr>
       </w:pPr>
     </w:p>
     <w:p>
       <w:pPr>
         <w:widowControl w:val="0"/>
-        <w:tabs>
-          <w:tab w:val="left" w:pos="196"/>
-        </w:tabs>
         <w:spacing w:after="0" w:line="360" w:lineRule="auto"/>
-        <w:jc w:val="both"/>
-        <w:rPr>
-          <w:rFonts w:ascii="Times New Roman" w:eastAsia="Times New Roman" w:hAnsi="Times New Roman"/>
-          <w:sz w:val="28"/>
-          <w:szCs w:val="20"/>
-        </w:rPr>
-      </w:pPr>
-    </w:p>
-    <w:p>
-      <w:pPr>
-        <w:widowControl w:val="0"/>
-        <w:tabs>
-          <w:tab w:val="left" w:pos="196"/>
-        </w:tabs>
-        <w:spacing w:after="0" w:line="360" w:lineRule="auto"/>
-        <w:jc w:val="both"/>
-        <w:rPr>
-          <w:rFonts w:ascii="Times New Roman" w:eastAsia="Times New Roman" w:hAnsi="Times New Roman"/>
-          <w:sz w:val="28"/>
-          <w:szCs w:val="20"/>
-        </w:rPr>
-      </w:pPr>
-    </w:p>
-    <w:p>
-      <w:pPr>
-        <w:widowControl w:val="0"/>
-        <w:spacing w:before="120" w:after="0" w:line="360" w:lineRule="auto"/>
         <w:jc w:val="center"/>
         <w:rPr>
-          <w:rFonts w:ascii="Times New Roman" w:eastAsia="Times New Roman" w:hAnsi="Times New Roman"/>
+          <w:rFonts w:ascii="Times New Roman" w:eastAsia="Times New Roman" w:hAnsi="Times New Roman" w:cs="Times New Roman"/>
           <w:b/>
           <w:bCs/>
+          <w:noProof/>
+          <w:snapToGrid w:val="0"/>
           <w:sz w:val="28"/>
           <w:szCs w:val="20"/>
-        </w:rPr>
-      </w:pPr>
-      <w:r>
-        <w:rPr>
-          <w:rFonts w:ascii="Times New Roman" w:eastAsia="Times New Roman" w:hAnsi="Times New Roman"/>
+          <w:lang w:eastAsia="ru-RU"/>
+        </w:rPr>
+        <w:sectPr>
+          <w:footerReference w:type="default" r:id="rId9"/>
+          <w:pgSz w:w="11906" w:h="16838"/>
+          <w:pgMar w:top="1134" w:right="851" w:bottom="1134" w:left="1701" w:header="709" w:footer="709" w:gutter="0"/>
+          <w:pgNumType w:start="3"/>
+          <w:cols w:space="708"/>
+          <w:titlePg/>
+          <w:docGrid w:linePitch="360"/>
+        </w:sectPr>
+      </w:pPr>
+      <w:r>
+        <w:rPr>
+          <w:rFonts w:ascii="Times New Roman" w:eastAsia="Times New Roman" w:hAnsi="Times New Roman" w:cs="Times New Roman"/>
           <w:b/>
           <w:bCs/>
+          <w:noProof/>
+          <w:snapToGrid w:val="0"/>
           <w:sz w:val="28"/>
           <w:szCs w:val="20"/>
-        </w:rPr>
-        <w:t>Москва, 2025 г.</w:t>
+          <w:lang w:eastAsia="ru-RU"/>
+        </w:rPr>
+        <w:t>Москва, 202</w:t>
+      </w:r>
+      <w:r>
+        <w:rPr>
+          <w:rFonts w:ascii="Times New Roman" w:eastAsia="Times New Roman" w:hAnsi="Times New Roman" w:cs="Times New Roman"/>
+          <w:b/>
+          <w:bCs/>
+          <w:noProof/>
+          <w:snapToGrid w:val="0"/>
+          <w:sz w:val="28"/>
+          <w:szCs w:val="20"/>
+          <w:lang w:val="en-US" w:eastAsia="ru-RU"/>
+        </w:rPr>
+        <w:t>5</w:t>
+      </w:r>
+      <w:r>
+        <w:rPr>
+          <w:rFonts w:ascii="Times New Roman" w:eastAsia="Times New Roman" w:hAnsi="Times New Roman" w:cs="Times New Roman"/>
+          <w:b/>
+          <w:bCs/>
+          <w:noProof/>
+          <w:snapToGrid w:val="0"/>
+          <w:sz w:val="28"/>
+          <w:szCs w:val="20"/>
+          <w:lang w:eastAsia="ru-RU"/>
+        </w:rPr>
+        <w:t xml:space="preserve"> г</w:t>
+      </w:r>
+      <w:r>
+        <w:rPr>
+          <w:rFonts w:ascii="Times New Roman" w:eastAsia="Times New Roman" w:hAnsi="Times New Roman" w:cs="Times New Roman"/>
+          <w:b/>
+          <w:bCs/>
+          <w:noProof/>
+          <w:snapToGrid w:val="0"/>
+          <w:sz w:val="28"/>
+          <w:szCs w:val="20"/>
+          <w:lang w:eastAsia="ru-RU"/>
+        </w:rPr>
+        <w:t>.</w:t>
       </w:r>
     </w:p>
-    <w:p>
-      <w:pPr>
-        <w:pStyle w:val="TOCHeading"/>
-      </w:pPr>
-      <w:r>
-        <w:br w:type="page"/>
-      </w:r>
-    </w:p>
+    <w:bookmarkEnd w:id="0" w:displacedByCustomXml="next"/>
     <w:sdt>
       <w:sdtPr>
         <w:rPr>
@@ -768,7 +1017,7 @@
           <w:pPr>
             <w:pStyle w:val="TOC1"/>
             <w:tabs>
-              <w:tab w:val="right" w:leader="dot" w:pos="9628"/>
+              <w:tab w:val="right" w:leader="dot" w:pos="9344"/>
             </w:tabs>
             <w:rPr>
               <w:rFonts w:asciiTheme="minorHAnsi" w:eastAsiaTheme="minorEastAsia" w:hAnsiTheme="minorHAnsi" w:cstheme="minorBidi"/>
@@ -789,7 +1038,7 @@
           <w:r>
             <w:fldChar w:fldCharType="separate"/>
           </w:r>
-          <w:hyperlink w:anchor="_Toc196495934" w:history="1">
+          <w:hyperlink w:anchor="_Toc197253803" w:history="1">
             <w:r>
               <w:rPr>
                 <w:rStyle w:val="Hyperlink"/>
@@ -816,7 +1065,7 @@
                 <w:noProof/>
                 <w:webHidden/>
               </w:rPr>
-              <w:instrText xml:space="preserve"> PAGEREF _Toc196495934 \h </w:instrText>
+              <w:instrText xml:space="preserve"> PAGEREF _Toc197253803 \h </w:instrText>
             </w:r>
             <w:r>
               <w:rPr>
@@ -836,7 +1085,7 @@
                 <w:noProof/>
                 <w:webHidden/>
               </w:rPr>
-              <w:t>4</w:t>
+              <w:t>3</w:t>
             </w:r>
             <w:r>
               <w:rPr>
@@ -851,7 +1100,7 @@
           <w:pPr>
             <w:pStyle w:val="TOC1"/>
             <w:tabs>
-              <w:tab w:val="right" w:leader="dot" w:pos="9628"/>
+              <w:tab w:val="right" w:leader="dot" w:pos="9344"/>
             </w:tabs>
             <w:rPr>
               <w:rFonts w:asciiTheme="minorHAnsi" w:eastAsiaTheme="minorEastAsia" w:hAnsiTheme="minorHAnsi" w:cstheme="minorBidi"/>
@@ -863,7 +1112,7 @@
               <w14:ligatures w14:val="standardContextual"/>
             </w:rPr>
           </w:pPr>
-          <w:hyperlink w:anchor="_Toc196495935" w:history="1">
+          <w:hyperlink w:anchor="_Toc197253804" w:history="1">
             <w:r>
               <w:rPr>
                 <w:rStyle w:val="Hyperlink"/>
@@ -890,7 +1139,7 @@
                 <w:noProof/>
                 <w:webHidden/>
               </w:rPr>
-              <w:instrText xml:space="preserve"> PAGEREF _Toc196495935 \h </w:instrText>
+              <w:instrText xml:space="preserve"> PAGEREF _Toc197253804 \h </w:instrText>
             </w:r>
             <w:r>
               <w:rPr>
@@ -910,7 +1159,7 @@
                 <w:noProof/>
                 <w:webHidden/>
               </w:rPr>
-              <w:t>4</w:t>
+              <w:t>3</w:t>
             </w:r>
             <w:r>
               <w:rPr>
@@ -925,7 +1174,7 @@
           <w:pPr>
             <w:pStyle w:val="TOC1"/>
             <w:tabs>
-              <w:tab w:val="right" w:leader="dot" w:pos="9628"/>
+              <w:tab w:val="right" w:leader="dot" w:pos="9344"/>
             </w:tabs>
             <w:rPr>
               <w:rFonts w:asciiTheme="minorHAnsi" w:eastAsiaTheme="minorEastAsia" w:hAnsiTheme="minorHAnsi" w:cstheme="minorBidi"/>
@@ -937,7 +1186,7 @@
               <w14:ligatures w14:val="standardContextual"/>
             </w:rPr>
           </w:pPr>
-          <w:hyperlink w:anchor="_Toc196495936" w:history="1">
+          <w:hyperlink w:anchor="_Toc197253805" w:history="1">
             <w:r>
               <w:rPr>
                 <w:rStyle w:val="Hyperlink"/>
@@ -964,7 +1213,7 @@
                 <w:noProof/>
                 <w:webHidden/>
               </w:rPr>
-              <w:instrText xml:space="preserve"> PAGEREF _Toc196495936 \h </w:instrText>
+              <w:instrText xml:space="preserve"> PAGEREF _Toc197253805 \h </w:instrText>
             </w:r>
             <w:r>
               <w:rPr>
@@ -984,7 +1233,7 @@
                 <w:noProof/>
                 <w:webHidden/>
               </w:rPr>
-              <w:t>4</w:t>
+              <w:t>3</w:t>
             </w:r>
             <w:r>
               <w:rPr>
@@ -999,7 +1248,7 @@
           <w:pPr>
             <w:pStyle w:val="TOC1"/>
             <w:tabs>
-              <w:tab w:val="right" w:leader="dot" w:pos="9628"/>
+              <w:tab w:val="right" w:leader="dot" w:pos="9344"/>
             </w:tabs>
             <w:rPr>
               <w:rFonts w:asciiTheme="minorHAnsi" w:eastAsiaTheme="minorEastAsia" w:hAnsiTheme="minorHAnsi" w:cstheme="minorBidi"/>
@@ -1011,7 +1260,7 @@
               <w14:ligatures w14:val="standardContextual"/>
             </w:rPr>
           </w:pPr>
-          <w:hyperlink w:anchor="_Toc196495937" w:history="1">
+          <w:hyperlink w:anchor="_Toc197253806" w:history="1">
             <w:r>
               <w:rPr>
                 <w:rStyle w:val="Hyperlink"/>
@@ -1038,7 +1287,81 @@
                 <w:noProof/>
                 <w:webHidden/>
               </w:rPr>
-              <w:instrText xml:space="preserve"> PAGEREF _Toc196495937 \h </w:instrText>
+              <w:instrText xml:space="preserve"> PAGEREF _Toc197253806 \h </w:instrText>
+            </w:r>
+            <w:r>
+              <w:rPr>
+                <w:noProof/>
+                <w:webHidden/>
+              </w:rPr>
+            </w:r>
+            <w:r>
+              <w:rPr>
+                <w:noProof/>
+                <w:webHidden/>
+              </w:rPr>
+              <w:fldChar w:fldCharType="separate"/>
+            </w:r>
+            <w:r>
+              <w:rPr>
+                <w:noProof/>
+                <w:webHidden/>
+              </w:rPr>
+              <w:t>6</w:t>
+            </w:r>
+            <w:r>
+              <w:rPr>
+                <w:noProof/>
+                <w:webHidden/>
+              </w:rPr>
+              <w:fldChar w:fldCharType="end"/>
+            </w:r>
+          </w:hyperlink>
+        </w:p>
+        <w:p>
+          <w:pPr>
+            <w:pStyle w:val="TOC1"/>
+            <w:tabs>
+              <w:tab w:val="right" w:leader="dot" w:pos="9344"/>
+            </w:tabs>
+            <w:rPr>
+              <w:rFonts w:asciiTheme="minorHAnsi" w:eastAsiaTheme="minorEastAsia" w:hAnsiTheme="minorHAnsi" w:cstheme="minorBidi"/>
+              <w:noProof/>
+              <w:kern w:val="2"/>
+              <w:sz w:val="24"/>
+              <w:szCs w:val="24"/>
+              <w:lang w:val="en-US"/>
+              <w14:ligatures w14:val="standardContextual"/>
+            </w:rPr>
+          </w:pPr>
+          <w:hyperlink w:anchor="_Toc197253807" w:history="1">
+            <w:r>
+              <w:rPr>
+                <w:rStyle w:val="Hyperlink"/>
+                <w:noProof/>
+              </w:rPr>
+              <w:t>Список используемых источников</w:t>
+            </w:r>
+            <w:r>
+              <w:rPr>
+                <w:noProof/>
+                <w:webHidden/>
+              </w:rPr>
+              <w:tab/>
+            </w:r>
+            <w:r>
+              <w:rPr>
+                <w:noProof/>
+                <w:webHidden/>
+              </w:rPr>
+              <w:fldChar w:fldCharType="begin"/>
+            </w:r>
+            <w:r>
+              <w:rPr>
+                <w:noProof/>
+                <w:webHidden/>
+              </w:rPr>
+              <w:instrText xml:space="preserve"> PAGEREF _Toc197253807 \h </w:instrText>
             </w:r>
             <w:r>
               <w:rPr>
@@ -1090,38 +1413,15 @@
     </w:sdt>
     <w:p>
       <w:pPr>
-        <w:widowControl w:val="0"/>
-        <w:spacing w:before="120" w:after="0" w:line="360" w:lineRule="auto"/>
-        <w:jc w:val="both"/>
-        <w:rPr>
-          <w:rFonts w:ascii="Times New Roman" w:eastAsia="Times New Roman" w:hAnsi="Times New Roman"/>
+        <w:spacing w:after="0" w:line="240" w:lineRule="auto"/>
+        <w:rPr>
+          <w:rFonts w:ascii="Times New Roman" w:eastAsiaTheme="majorEastAsia" w:hAnsi="Times New Roman" w:cstheme="majorBidi"/>
           <w:b/>
-          <w:bCs/>
-          <w:sz w:val="28"/>
-          <w:szCs w:val="20"/>
-        </w:rPr>
-      </w:pPr>
-    </w:p>
-    <w:p/>
-    <w:p>
-      <w:pPr>
-        <w:spacing w:after="0" w:line="240" w:lineRule="auto"/>
-        <w:rPr>
-          <w:rFonts w:ascii="Times New Roman" w:eastAsia="Times New Roman" w:hAnsi="Times New Roman"/>
-          <w:b/>
-          <w:bCs/>
-          <w:sz w:val="28"/>
-          <w:szCs w:val="20"/>
-        </w:rPr>
-      </w:pPr>
-      <w:r>
-        <w:rPr>
-          <w:rFonts w:ascii="Times New Roman" w:eastAsia="Times New Roman" w:hAnsi="Times New Roman"/>
-          <w:b/>
-          <w:bCs/>
-          <w:sz w:val="28"/>
-          <w:szCs w:val="20"/>
-        </w:rPr>
+          <w:sz w:val="28"/>
+          <w:szCs w:val="32"/>
+        </w:rPr>
+      </w:pPr>
+      <w:r>
         <w:br w:type="page"/>
       </w:r>
     </w:p>
@@ -1131,17 +1431,17 @@
         <w:ind w:firstLine="0"/>
         <w:jc w:val="center"/>
       </w:pPr>
-      <w:bookmarkStart w:id="0" w:name="_Toc196495934"/>
+      <w:bookmarkStart w:id="1" w:name="_Toc197253803"/>
       <w:r>
         <w:lastRenderedPageBreak/>
         <w:t>Цель работы</w:t>
       </w:r>
-      <w:bookmarkEnd w:id="0"/>
+      <w:bookmarkEnd w:id="1"/>
     </w:p>
     <w:p>
       <w:pPr>
         <w:widowControl w:val="0"/>
-        <w:spacing w:before="120" w:after="0" w:line="360" w:lineRule="auto"/>
+        <w:spacing w:after="0" w:line="360" w:lineRule="auto"/>
         <w:ind w:firstLine="851"/>
         <w:jc w:val="both"/>
       </w:pPr>
@@ -1274,12 +1574,12 @@
       <w:pPr>
         <w:pStyle w:val="a0"/>
       </w:pPr>
-      <w:bookmarkStart w:id="1" w:name="_Toc196495935"/>
       <w:bookmarkStart w:id="2" w:name="_Hlk195637488"/>
+      <w:bookmarkStart w:id="3" w:name="_Toc197253804"/>
       <w:r>
         <w:t>Задание</w:t>
       </w:r>
-      <w:bookmarkEnd w:id="1"/>
+      <w:bookmarkEnd w:id="3"/>
     </w:p>
     <w:p>
       <w:pPr>
@@ -1421,12 +1721,12 @@
       <w:pPr>
         <w:pStyle w:val="a0"/>
       </w:pPr>
-      <w:bookmarkStart w:id="3" w:name="_Toc196495936"/>
+      <w:bookmarkStart w:id="4" w:name="_Toc197253805"/>
       <w:bookmarkEnd w:id="2"/>
       <w:r>
         <w:t>Ход работы</w:t>
       </w:r>
-      <w:bookmarkEnd w:id="3"/>
+      <w:bookmarkEnd w:id="4"/>
     </w:p>
     <w:p>
       <w:pPr>
@@ -1454,9 +1754,9 @@
           <w:noProof/>
         </w:rPr>
         <w:drawing>
-          <wp:inline distT="0" distB="0" distL="0" distR="0" wp14:anchorId="025B7072" wp14:editId="17BF47C0">
-            <wp:extent cx="2377440" cy="1541380"/>
-            <wp:effectExtent l="0" t="0" r="3810" b="1905"/>
+          <wp:inline distT="0" distB="0" distL="0" distR="0" wp14:anchorId="025B7072" wp14:editId="586B9BC3">
+            <wp:extent cx="2286000" cy="1482096"/>
+            <wp:effectExtent l="0" t="0" r="0" b="3810"/>
             <wp:docPr id="2" name="Рисунок 17"/>
             <wp:cNvGraphicFramePr>
               <a:graphicFrameLocks xmlns:a="http://schemas.openxmlformats.org/drawingml/2006/main" noChangeAspect="1"/>
@@ -1471,7 +1771,7 @@
                     </pic:cNvPicPr>
                   </pic:nvPicPr>
                   <pic:blipFill>
-                    <a:blip r:embed="rId9"/>
+                    <a:blip r:embed="rId10"/>
                     <a:stretch>
                       <a:fillRect/>
                     </a:stretch>
@@ -1479,7 +1779,7 @@
                   <pic:spPr bwMode="auto">
                     <a:xfrm>
                       <a:off x="0" y="0"/>
-                      <a:ext cx="2398630" cy="1555118"/>
+                      <a:ext cx="2307853" cy="1496264"/>
                     </a:xfrm>
                     <a:prstGeom prst="rect">
                       <a:avLst/>
@@ -1498,8 +1798,30 @@
         <w:pStyle w:val="ListParagraph"/>
         <w:widowControl w:val="0"/>
         <w:spacing w:before="120" w:after="0" w:line="360" w:lineRule="auto"/>
+        <w:ind w:left="0"/>
+        <w:jc w:val="center"/>
+        <w:rPr>
+          <w:rFonts w:ascii="Times New Roman" w:hAnsi="Times New Roman" w:cs="Times New Roman"/>
+          <w:sz w:val="28"/>
+          <w:szCs w:val="28"/>
+        </w:rPr>
+      </w:pPr>
+      <w:r>
+        <w:rPr>
+          <w:rFonts w:ascii="Times New Roman" w:hAnsi="Times New Roman" w:cs="Times New Roman"/>
+          <w:sz w:val="28"/>
+          <w:szCs w:val="28"/>
+        </w:rPr>
+        <w:t>Рисунок 8.1 Манекен врага на сцене</w:t>
+      </w:r>
+    </w:p>
+    <w:p>
+      <w:pPr>
+        <w:pStyle w:val="ListParagraph"/>
+        <w:widowControl w:val="0"/>
+        <w:spacing w:after="0" w:line="360" w:lineRule="auto"/>
         <w:ind w:left="0" w:firstLine="720"/>
-        <w:jc w:val="center"/>
+        <w:jc w:val="both"/>
         <w:rPr>
           <w:rFonts w:ascii="Times New Roman" w:hAnsi="Times New Roman" w:cs="Times New Roman"/>
           <w:sz w:val="28"/>
@@ -1512,7 +1834,7 @@
           <w:sz w:val="28"/>
           <w:szCs w:val="28"/>
         </w:rPr>
-        <w:t>Рисунок 8.1 Манекен врага на сцене</w:t>
+        <w:t>В реализации механики взаимодействия врага и оружия используется созданный ранее скрипт оружия (см. листинг 8.1), наделяющий оружие показателем урона, который оно может нанести при ударе по врагу.</w:t>
       </w:r>
     </w:p>
     <w:p>
@@ -1534,7 +1856,34 @@
           <w:sz w:val="28"/>
           <w:szCs w:val="28"/>
         </w:rPr>
-        <w:t>В реализации механики взаимодействия врага и оружия используется созданный ранее скрипт оружия (см. листинг 8.1), наделяющий оружие показателем урона, который оно может нанести при ударе по врагу.</w:t>
+        <w:t xml:space="preserve">Затем с помощью скрипта было реализовано наличие у врага определённого показателя здоровья. Далее при помощи метода </w:t>
+      </w:r>
+      <w:r>
+        <w:rPr>
+          <w:rFonts w:ascii="Times New Roman" w:hAnsi="Times New Roman" w:cs="Times New Roman"/>
+          <w:sz w:val="28"/>
+          <w:szCs w:val="28"/>
+        </w:rPr>
+        <w:lastRenderedPageBreak/>
+        <w:t>«</w:t>
+      </w:r>
+      <w:proofErr w:type="spellStart"/>
+      <w:r>
+        <w:rPr>
+          <w:rFonts w:ascii="Times New Roman" w:hAnsi="Times New Roman" w:cs="Times New Roman"/>
+          <w:sz w:val="28"/>
+          <w:szCs w:val="28"/>
+        </w:rPr>
+        <w:t>OnCollisionEnter</w:t>
+      </w:r>
+      <w:proofErr w:type="spellEnd"/>
+      <w:r>
+        <w:rPr>
+          <w:rFonts w:ascii="Times New Roman" w:hAnsi="Times New Roman" w:cs="Times New Roman"/>
+          <w:sz w:val="28"/>
+          <w:szCs w:val="28"/>
+        </w:rPr>
+        <w:t>» были реализованы следующие механики врага: снижение уровня здоровья на соответствующее оружию значение при ударе им, простое движение в сторону без анимации, разрушение при падении показателя здоровья до 0.</w:t>
       </w:r>
     </w:p>
     <w:p>
@@ -1556,34 +1905,7 @@
           <w:sz w:val="28"/>
           <w:szCs w:val="28"/>
         </w:rPr>
-        <w:t xml:space="preserve">Затем с помощью скрипта было реализовано наличие у врага </w:t>
-      </w:r>
-      <w:r>
-        <w:rPr>
-          <w:rFonts w:ascii="Times New Roman" w:hAnsi="Times New Roman" w:cs="Times New Roman"/>
-          <w:sz w:val="28"/>
-          <w:szCs w:val="28"/>
-        </w:rPr>
-        <w:lastRenderedPageBreak/>
-        <w:t>определённого показателя здоровья. Далее при помощи метода «</w:t>
-      </w:r>
-      <w:proofErr w:type="spellStart"/>
-      <w:r>
-        <w:rPr>
-          <w:rFonts w:ascii="Times New Roman" w:hAnsi="Times New Roman" w:cs="Times New Roman"/>
-          <w:sz w:val="28"/>
-          <w:szCs w:val="28"/>
-        </w:rPr>
-        <w:t>OnCollisionEnter</w:t>
-      </w:r>
-      <w:proofErr w:type="spellEnd"/>
-      <w:r>
-        <w:rPr>
-          <w:rFonts w:ascii="Times New Roman" w:hAnsi="Times New Roman" w:cs="Times New Roman"/>
-          <w:sz w:val="28"/>
-          <w:szCs w:val="28"/>
-        </w:rPr>
-        <w:t>» были реализованы следующие механики врага: снижение уровня здоровья на соответствующее оружию значение при ударе им, простое движение в сторону без анимации, разрушение при падении показателя здоровья до 0.</w:t>
+        <w:t>Скрипт, отвечающий за механики врага, представлен в листинге 8.2.</w:t>
       </w:r>
     </w:p>
     <w:p>
@@ -1605,7 +1927,25 @@
           <w:sz w:val="28"/>
           <w:szCs w:val="28"/>
         </w:rPr>
-        <w:t>Скрипт, отвечающий за механики врага, представлен в листинге 8.2.</w:t>
+        <w:t>Далее при помощи метода «</w:t>
+      </w:r>
+      <w:proofErr w:type="spellStart"/>
+      <w:r>
+        <w:rPr>
+          <w:rFonts w:ascii="Times New Roman" w:hAnsi="Times New Roman" w:cs="Times New Roman"/>
+          <w:sz w:val="28"/>
+          <w:szCs w:val="28"/>
+        </w:rPr>
+        <w:t>OnTriggerEnter</w:t>
+      </w:r>
+      <w:proofErr w:type="spellEnd"/>
+      <w:r>
+        <w:rPr>
+          <w:rFonts w:ascii="Times New Roman" w:hAnsi="Times New Roman" w:cs="Times New Roman"/>
+          <w:sz w:val="28"/>
+          <w:szCs w:val="28"/>
+        </w:rPr>
+        <w:t>» и невидимого объекта-триггера была реализована механика проигрывания предупреждающего звука, когда игрок входит на определенный участок локации – территорию, которую будет патрулировать враг.</w:t>
       </w:r>
     </w:p>
     <w:p>
@@ -1627,25 +1967,10 @@
           <w:sz w:val="28"/>
           <w:szCs w:val="28"/>
         </w:rPr>
-        <w:t>Далее при помощи метода «</w:t>
-      </w:r>
-      <w:proofErr w:type="spellStart"/>
-      <w:r>
-        <w:rPr>
-          <w:rFonts w:ascii="Times New Roman" w:hAnsi="Times New Roman" w:cs="Times New Roman"/>
-          <w:sz w:val="28"/>
-          <w:szCs w:val="28"/>
-        </w:rPr>
-        <w:t>OnTriggerEnter</w:t>
-      </w:r>
-      <w:proofErr w:type="spellEnd"/>
-      <w:r>
-        <w:rPr>
-          <w:rFonts w:ascii="Times New Roman" w:hAnsi="Times New Roman" w:cs="Times New Roman"/>
-          <w:sz w:val="28"/>
-          <w:szCs w:val="28"/>
-        </w:rPr>
-        <w:t>» и невидимого объекта-триггера была реализована механика проигрывания предупреждающего звука, когда игрок входит на определенный участок локации – территорию, которую будет патрулировать враг.</w:t>
+        <w:t>Скрипт, отвечающий за механику проигрывания звука, представлен в листинге 8.3.</w:t>
+      </w:r>
+      <w:r>
+        <w:t xml:space="preserve"> </w:t>
       </w:r>
     </w:p>
     <w:p>
@@ -1656,31 +1981,6 @@
         <w:ind w:left="0" w:firstLine="720"/>
         <w:jc w:val="both"/>
         <w:rPr>
-          <w:rFonts w:ascii="Times New Roman" w:hAnsi="Times New Roman" w:cs="Times New Roman"/>
-          <w:sz w:val="28"/>
-          <w:szCs w:val="28"/>
-        </w:rPr>
-      </w:pPr>
-      <w:r>
-        <w:rPr>
-          <w:rFonts w:ascii="Times New Roman" w:hAnsi="Times New Roman" w:cs="Times New Roman"/>
-          <w:sz w:val="28"/>
-          <w:szCs w:val="28"/>
-        </w:rPr>
-        <w:t>Скрипт, отвечающий за механику проигрывания звука, представлен в листинге 8.3.</w:t>
-      </w:r>
-      <w:r>
-        <w:t xml:space="preserve"> </w:t>
-      </w:r>
-    </w:p>
-    <w:p>
-      <w:pPr>
-        <w:pStyle w:val="ListParagraph"/>
-        <w:widowControl w:val="0"/>
-        <w:spacing w:before="120" w:after="0" w:line="360" w:lineRule="auto"/>
-        <w:ind w:left="0" w:firstLine="720"/>
-        <w:jc w:val="both"/>
-        <w:rPr>
           <w:rFonts w:ascii="Times New Roman" w:hAnsi="Times New Roman"/>
           <w:sz w:val="28"/>
           <w:szCs w:val="28"/>
@@ -1716,9 +2016,9 @@
           <w:szCs w:val="28"/>
         </w:rPr>
         <w:drawing>
-          <wp:inline distT="0" distB="0" distL="0" distR="0" wp14:anchorId="4AF24E18" wp14:editId="6EABDB91">
-            <wp:extent cx="3438144" cy="1520490"/>
-            <wp:effectExtent l="0" t="0" r="0" b="3810"/>
+          <wp:inline distT="0" distB="0" distL="0" distR="0" wp14:anchorId="4AF24E18" wp14:editId="073CC556">
+            <wp:extent cx="3285461" cy="1452968"/>
+            <wp:effectExtent l="0" t="0" r="0" b="0"/>
             <wp:docPr id="3" name="Рисунок 14"/>
             <wp:cNvGraphicFramePr>
               <a:graphicFrameLocks xmlns:a="http://schemas.openxmlformats.org/drawingml/2006/main" noChangeAspect="1"/>
@@ -1733,7 +2033,7 @@
                     </pic:cNvPicPr>
                   </pic:nvPicPr>
                   <pic:blipFill>
-                    <a:blip r:embed="rId10"/>
+                    <a:blip r:embed="rId11"/>
                     <a:stretch>
                       <a:fillRect/>
                     </a:stretch>
@@ -1741,7 +2041,7 @@
                   <pic:spPr bwMode="auto">
                     <a:xfrm>
                       <a:off x="0" y="0"/>
-                      <a:ext cx="3480613" cy="1539272"/>
+                      <a:ext cx="3330957" cy="1473088"/>
                     </a:xfrm>
                     <a:prstGeom prst="rect">
                       <a:avLst/>
@@ -1758,7 +2058,7 @@
     <w:p>
       <w:pPr>
         <w:suppressAutoHyphens w:val="0"/>
-        <w:spacing w:after="0" w:line="240" w:lineRule="auto"/>
+        <w:spacing w:before="120" w:after="0" w:line="240" w:lineRule="auto"/>
         <w:jc w:val="center"/>
         <w:rPr>
           <w:rFonts w:ascii="Times New Roman" w:hAnsi="Times New Roman"/>
@@ -1803,7 +2103,7 @@
                     </pic:cNvPicPr>
                   </pic:nvPicPr>
                   <pic:blipFill>
-                    <a:blip r:embed="rId11"/>
+                    <a:blip r:embed="rId12"/>
                     <a:stretch>
                       <a:fillRect/>
                     </a:stretch>
@@ -1828,7 +2128,7 @@
     <w:p>
       <w:pPr>
         <w:suppressAutoHyphens w:val="0"/>
-        <w:spacing w:after="0" w:line="240" w:lineRule="auto"/>
+        <w:spacing w:before="120" w:after="0" w:line="240" w:lineRule="auto"/>
         <w:jc w:val="center"/>
       </w:pPr>
       <w:r>
@@ -1904,7 +2204,7 @@
                     <pic:cNvPicPr/>
                   </pic:nvPicPr>
                   <pic:blipFill>
-                    <a:blip r:embed="rId12" cstate="print">
+                    <a:blip r:embed="rId13" cstate="print">
                       <a:extLst>
                         <a:ext uri="{28A0092B-C50C-407E-A947-70E740481C1C}">
                           <a14:useLocalDpi xmlns:a14="http://schemas.microsoft.com/office/drawing/2010/main" val="0"/>
@@ -1934,7 +2234,7 @@
     <w:p>
       <w:pPr>
         <w:suppressAutoHyphens w:val="0"/>
-        <w:spacing w:after="0" w:line="240" w:lineRule="auto"/>
+        <w:spacing w:before="120" w:after="0" w:line="240" w:lineRule="auto"/>
         <w:jc w:val="center"/>
         <w:rPr>
           <w:rFonts w:ascii="Times New Roman" w:hAnsi="Times New Roman"/>
@@ -1998,9 +2298,9 @@
           <w:szCs w:val="28"/>
         </w:rPr>
         <w:drawing>
-          <wp:inline distT="0" distB="0" distL="0" distR="0" wp14:anchorId="335388BA" wp14:editId="43B157EC">
-            <wp:extent cx="5531565" cy="3111335"/>
-            <wp:effectExtent l="0" t="0" r="0" b="0"/>
+          <wp:inline distT="0" distB="0" distL="0" distR="0" wp14:anchorId="335388BA" wp14:editId="31997DBA">
+            <wp:extent cx="5387458" cy="3030279"/>
+            <wp:effectExtent l="0" t="0" r="3810" b="0"/>
             <wp:docPr id="6" name="Рисунок 6"/>
             <wp:cNvGraphicFramePr>
               <a:graphicFrameLocks xmlns:a="http://schemas.openxmlformats.org/drawingml/2006/main" noChangeAspect="1"/>
@@ -2013,7 +2313,7 @@
                     <pic:cNvPicPr/>
                   </pic:nvPicPr>
                   <pic:blipFill>
-                    <a:blip r:embed="rId13">
+                    <a:blip r:embed="rId14">
                       <a:extLst>
                         <a:ext uri="{28A0092B-C50C-407E-A947-70E740481C1C}">
                           <a14:useLocalDpi xmlns:a14="http://schemas.microsoft.com/office/drawing/2010/main" val="0"/>
@@ -2027,7 +2327,7 @@
                   <pic:spPr>
                     <a:xfrm>
                       <a:off x="0" y="0"/>
-                      <a:ext cx="5572151" cy="3134163"/>
+                      <a:ext cx="5431120" cy="3054838"/>
                     </a:xfrm>
                     <a:prstGeom prst="rect">
                       <a:avLst/>
@@ -2090,7 +2390,6 @@
                 <w:sz w:val="19"/>
                 <w:szCs w:val="19"/>
                 <w:highlight w:val="white"/>
-                <w:lang w:val="en-US"/>
               </w:rPr>
             </w:pPr>
             <w:r>
@@ -2124,6 +2423,98 @@
                 <w:lang w:val="en-US"/>
               </w:rPr>
               <w:t>;</w:t>
+            </w:r>
+          </w:p>
+          <w:p>
+            <w:pPr>
+              <w:suppressAutoHyphens w:val="0"/>
+              <w:spacing w:after="0" w:line="240" w:lineRule="auto"/>
+              <w:rPr>
+                <w:rFonts w:ascii="Cascadia Mono" w:hAnsi="Cascadia Mono" w:cs="Cascadia Mono"/>
+                <w:sz w:val="19"/>
+                <w:szCs w:val="19"/>
+                <w:highlight w:val="white"/>
+                <w:lang w:val="en-US"/>
+              </w:rPr>
+            </w:pPr>
+            <w:r>
+              <w:rPr>
+                <w:rFonts w:ascii="Cascadia Mono" w:eastAsia="Calibri" w:hAnsi="Cascadia Mono" w:cs="Cascadia Mono"/>
+                <w:sz w:val="19"/>
+                <w:szCs w:val="19"/>
+                <w:highlight w:val="white"/>
+                <w:lang w:val="en-US"/>
+              </w:rPr>
+              <w:t xml:space="preserve">public class </w:t>
+            </w:r>
+            <w:proofErr w:type="gramStart"/>
+            <w:r>
+              <w:rPr>
+                <w:rFonts w:ascii="Cascadia Mono" w:eastAsia="Calibri" w:hAnsi="Cascadia Mono" w:cs="Cascadia Mono"/>
+                <w:sz w:val="19"/>
+                <w:szCs w:val="19"/>
+                <w:highlight w:val="white"/>
+                <w:lang w:val="en-US"/>
+              </w:rPr>
+              <w:t>Weapon :</w:t>
+            </w:r>
+            <w:proofErr w:type="gramEnd"/>
+            <w:r>
+              <w:rPr>
+                <w:rFonts w:ascii="Cascadia Mono" w:eastAsia="Calibri" w:hAnsi="Cascadia Mono" w:cs="Cascadia Mono"/>
+                <w:sz w:val="19"/>
+                <w:szCs w:val="19"/>
+                <w:highlight w:val="white"/>
+                <w:lang w:val="en-US"/>
+              </w:rPr>
+              <w:t xml:space="preserve"> </w:t>
+            </w:r>
+            <w:proofErr w:type="spellStart"/>
+            <w:proofErr w:type="gramStart"/>
+            <w:r>
+              <w:rPr>
+                <w:rFonts w:ascii="Cascadia Mono" w:eastAsia="Calibri" w:hAnsi="Cascadia Mono" w:cs="Cascadia Mono"/>
+                <w:sz w:val="19"/>
+                <w:szCs w:val="19"/>
+                <w:highlight w:val="white"/>
+                <w:lang w:val="en-US"/>
+              </w:rPr>
+              <w:t>MonoBehaviour</w:t>
+            </w:r>
+            <w:proofErr w:type="spellEnd"/>
+            <w:r>
+              <w:rPr>
+                <w:rFonts w:ascii="Cascadia Mono" w:eastAsia="Calibri" w:hAnsi="Cascadia Mono" w:cs="Cascadia Mono"/>
+                <w:sz w:val="19"/>
+                <w:szCs w:val="19"/>
+                <w:highlight w:val="white"/>
+                <w:lang w:val="en-US"/>
+              </w:rPr>
+              <w:t>{</w:t>
+            </w:r>
+            <w:proofErr w:type="gramEnd"/>
+          </w:p>
+          <w:p>
+            <w:pPr>
+              <w:suppressAutoHyphens w:val="0"/>
+              <w:spacing w:after="0" w:line="240" w:lineRule="auto"/>
+              <w:rPr>
+                <w:rFonts w:ascii="Cascadia Mono" w:hAnsi="Cascadia Mono" w:cs="Cascadia Mono"/>
+                <w:sz w:val="19"/>
+                <w:szCs w:val="19"/>
+                <w:highlight w:val="white"/>
+                <w:lang w:val="en-US"/>
+              </w:rPr>
+            </w:pPr>
+            <w:r>
+              <w:rPr>
+                <w:rFonts w:ascii="Cascadia Mono" w:eastAsia="Calibri" w:hAnsi="Cascadia Mono" w:cs="Cascadia Mono"/>
+                <w:sz w:val="19"/>
+                <w:szCs w:val="19"/>
+                <w:highlight w:val="white"/>
+                <w:lang w:val="en-US"/>
+              </w:rPr>
+              <w:t xml:space="preserve">    private int dmg = 10;</w:t>
             </w:r>
           </w:p>
           <w:p>
@@ -2159,7 +2550,7 @@
                 <w:highlight w:val="white"/>
                 <w:lang w:val="en-US"/>
               </w:rPr>
-              <w:t xml:space="preserve">public class </w:t>
+              <w:t xml:space="preserve">    public int </w:t>
             </w:r>
             <w:proofErr w:type="gramStart"/>
             <w:r>
@@ -2170,41 +2561,7 @@
                 <w:highlight w:val="white"/>
                 <w:lang w:val="en-US"/>
               </w:rPr>
-              <w:t>Weapon :</w:t>
-            </w:r>
-            <w:proofErr w:type="gramEnd"/>
-            <w:r>
-              <w:rPr>
-                <w:rFonts w:ascii="Cascadia Mono" w:eastAsia="Calibri" w:hAnsi="Cascadia Mono" w:cs="Cascadia Mono"/>
-                <w:sz w:val="19"/>
-                <w:szCs w:val="19"/>
-                <w:highlight w:val="white"/>
-                <w:lang w:val="en-US"/>
-              </w:rPr>
-              <w:t xml:space="preserve"> </w:t>
-            </w:r>
-            <w:proofErr w:type="spellStart"/>
-            <w:proofErr w:type="gramStart"/>
-            <w:r>
-              <w:rPr>
-                <w:rFonts w:ascii="Cascadia Mono" w:eastAsia="Calibri" w:hAnsi="Cascadia Mono" w:cs="Cascadia Mono"/>
-                <w:sz w:val="19"/>
-                <w:szCs w:val="19"/>
-                <w:highlight w:val="white"/>
-                <w:lang w:val="en-US"/>
-              </w:rPr>
-              <w:t>MonoBehaviour</w:t>
-            </w:r>
-            <w:proofErr w:type="spellEnd"/>
-            <w:r>
-              <w:rPr>
-                <w:rFonts w:ascii="Cascadia Mono" w:eastAsia="Calibri" w:hAnsi="Cascadia Mono" w:cs="Cascadia Mono"/>
-                <w:sz w:val="19"/>
-                <w:szCs w:val="19"/>
-                <w:highlight w:val="white"/>
-                <w:lang w:val="en-US"/>
-              </w:rPr>
-              <w:t>{</w:t>
+              <w:t>Dmg{</w:t>
             </w:r>
             <w:proofErr w:type="gramEnd"/>
           </w:p>
@@ -2228,43 +2585,7 @@
                 <w:highlight w:val="white"/>
                 <w:lang w:val="en-US"/>
               </w:rPr>
-              <w:t xml:space="preserve">    private int dmg = 10;</w:t>
-            </w:r>
-          </w:p>
-          <w:p>
-            <w:pPr>
-              <w:suppressAutoHyphens w:val="0"/>
-              <w:spacing w:after="0" w:line="240" w:lineRule="auto"/>
-              <w:rPr>
-                <w:rFonts w:ascii="Cascadia Mono" w:hAnsi="Cascadia Mono" w:cs="Cascadia Mono"/>
-                <w:sz w:val="19"/>
-                <w:szCs w:val="19"/>
-                <w:highlight w:val="white"/>
-                <w:lang w:val="en-US"/>
-              </w:rPr>
-            </w:pPr>
-          </w:p>
-          <w:p>
-            <w:pPr>
-              <w:suppressAutoHyphens w:val="0"/>
-              <w:spacing w:after="0" w:line="240" w:lineRule="auto"/>
-              <w:rPr>
-                <w:rFonts w:ascii="Cascadia Mono" w:hAnsi="Cascadia Mono" w:cs="Cascadia Mono"/>
-                <w:sz w:val="19"/>
-                <w:szCs w:val="19"/>
-                <w:highlight w:val="white"/>
-                <w:lang w:val="en-US"/>
-              </w:rPr>
-            </w:pPr>
-            <w:r>
-              <w:rPr>
-                <w:rFonts w:ascii="Cascadia Mono" w:eastAsia="Calibri" w:hAnsi="Cascadia Mono" w:cs="Cascadia Mono"/>
-                <w:sz w:val="19"/>
-                <w:szCs w:val="19"/>
-                <w:highlight w:val="white"/>
-                <w:lang w:val="en-US"/>
-              </w:rPr>
-              <w:t xml:space="preserve">    public int </w:t>
+              <w:t xml:space="preserve">        get </w:t>
             </w:r>
             <w:proofErr w:type="gramStart"/>
             <w:r>
@@ -2275,98 +2596,18 @@
                 <w:highlight w:val="white"/>
                 <w:lang w:val="en-US"/>
               </w:rPr>
-              <w:t>Dmg{</w:t>
+              <w:t>{ return</w:t>
             </w:r>
             <w:proofErr w:type="gramEnd"/>
-          </w:p>
-          <w:p>
-            <w:pPr>
-              <w:suppressAutoHyphens w:val="0"/>
-              <w:spacing w:after="0" w:line="240" w:lineRule="auto"/>
-              <w:rPr>
-                <w:rFonts w:ascii="Cascadia Mono" w:hAnsi="Cascadia Mono" w:cs="Cascadia Mono"/>
-                <w:sz w:val="19"/>
-                <w:szCs w:val="19"/>
-                <w:highlight w:val="white"/>
-              </w:rPr>
-            </w:pPr>
-            <w:r>
-              <w:rPr>
-                <w:rFonts w:ascii="Cascadia Mono" w:eastAsia="Calibri" w:hAnsi="Cascadia Mono" w:cs="Cascadia Mono"/>
-                <w:sz w:val="19"/>
-                <w:szCs w:val="19"/>
-                <w:highlight w:val="white"/>
-                <w:lang w:val="en-US"/>
-              </w:rPr>
-              <w:t xml:space="preserve">        get </w:t>
-            </w:r>
-            <w:proofErr w:type="gramStart"/>
-            <w:r>
-              <w:rPr>
-                <w:rFonts w:ascii="Cascadia Mono" w:eastAsia="Calibri" w:hAnsi="Cascadia Mono" w:cs="Cascadia Mono"/>
-                <w:sz w:val="19"/>
-                <w:szCs w:val="19"/>
-                <w:highlight w:val="white"/>
-                <w:lang w:val="en-US"/>
-              </w:rPr>
-              <w:t>{ return</w:t>
-            </w:r>
-            <w:proofErr w:type="gramEnd"/>
-            <w:r>
-              <w:rPr>
-                <w:rFonts w:ascii="Cascadia Mono" w:eastAsia="Calibri" w:hAnsi="Cascadia Mono" w:cs="Cascadia Mono"/>
-                <w:sz w:val="19"/>
-                <w:szCs w:val="19"/>
-                <w:highlight w:val="white"/>
-                <w:lang w:val="en-US"/>
-              </w:rPr>
-              <w:t xml:space="preserve"> dmg</w:t>
-            </w:r>
-            <w:proofErr w:type="gramStart"/>
-            <w:r>
-              <w:rPr>
-                <w:rFonts w:ascii="Cascadia Mono" w:eastAsia="Calibri" w:hAnsi="Cascadia Mono" w:cs="Cascadia Mono"/>
-                <w:sz w:val="19"/>
-                <w:szCs w:val="19"/>
-                <w:highlight w:val="white"/>
-                <w:lang w:val="en-US"/>
-              </w:rPr>
-              <w:t>; }</w:t>
-            </w:r>
-            <w:proofErr w:type="gramEnd"/>
-            <w:r>
-              <w:rPr>
-                <w:rFonts w:ascii="Cascadia Mono" w:eastAsia="Calibri" w:hAnsi="Cascadia Mono" w:cs="Cascadia Mono"/>
-                <w:sz w:val="19"/>
-                <w:szCs w:val="19"/>
-                <w:highlight w:val="white"/>
-                <w:lang w:val="en-US"/>
-              </w:rPr>
-              <w:t>}</w:t>
-            </w:r>
-          </w:p>
-          <w:p>
-            <w:pPr>
-              <w:suppressAutoHyphens w:val="0"/>
-              <w:spacing w:after="0" w:line="240" w:lineRule="auto"/>
-              <w:rPr>
-                <w:rFonts w:ascii="Cascadia Mono" w:hAnsi="Cascadia Mono" w:cs="Cascadia Mono"/>
-                <w:color w:val="000000"/>
-                <w:sz w:val="19"/>
-                <w:szCs w:val="19"/>
-                <w:highlight w:val="white"/>
-                <w:lang w:val="en-US"/>
-              </w:rPr>
-            </w:pPr>
-            <w:r>
-              <w:rPr>
-                <w:rFonts w:ascii="Cascadia Mono" w:eastAsia="Calibri" w:hAnsi="Cascadia Mono" w:cs="Cascadia Mono"/>
-                <w:sz w:val="19"/>
-                <w:szCs w:val="19"/>
-                <w:highlight w:val="white"/>
-                <w:lang w:val="en-US"/>
-              </w:rPr>
-              <w:t>}</w:t>
+            <w:r>
+              <w:rPr>
+                <w:rFonts w:ascii="Cascadia Mono" w:eastAsia="Calibri" w:hAnsi="Cascadia Mono" w:cs="Cascadia Mono"/>
+                <w:sz w:val="19"/>
+                <w:szCs w:val="19"/>
+                <w:highlight w:val="white"/>
+                <w:lang w:val="en-US"/>
+              </w:rPr>
+              <w:t xml:space="preserve"> dmg; }}}</w:t>
             </w:r>
           </w:p>
         </w:tc>
@@ -3333,7 +3574,7 @@
     <w:p>
       <w:pPr>
         <w:suppressAutoHyphens w:val="0"/>
-        <w:spacing w:after="0" w:line="240" w:lineRule="auto"/>
+        <w:spacing w:before="120" w:after="0" w:line="240" w:lineRule="auto"/>
         <w:jc w:val="center"/>
         <w:rPr>
           <w:rFonts w:ascii="Times New Roman" w:hAnsi="Times New Roman"/>
@@ -4310,6 +4551,7 @@
       <w:pPr>
         <w:pStyle w:val="a"/>
         <w:spacing w:before="120"/>
+        <w:ind w:firstLine="0"/>
         <w:jc w:val="center"/>
       </w:pPr>
       <w:r>
@@ -4340,11 +4582,242 @@
         <w:ind w:firstLine="0"/>
         <w:jc w:val="center"/>
       </w:pPr>
-      <w:bookmarkStart w:id="4" w:name="_Toc196495937"/>
+      <w:bookmarkStart w:id="5" w:name="_Toc197253806"/>
       <w:r>
         <w:t>Выводы</w:t>
       </w:r>
-      <w:bookmarkEnd w:id="4"/>
+      <w:bookmarkEnd w:id="5"/>
+    </w:p>
+    <w:p>
+      <w:pPr>
+        <w:pStyle w:val="ListParagraph"/>
+        <w:widowControl w:val="0"/>
+        <w:spacing w:after="0" w:line="360" w:lineRule="auto"/>
+        <w:ind w:left="0" w:firstLine="720"/>
+        <w:jc w:val="both"/>
+        <w:rPr>
+          <w:rFonts w:ascii="Times New Roman" w:hAnsi="Times New Roman"/>
+          <w:sz w:val="28"/>
+          <w:szCs w:val="28"/>
+        </w:rPr>
+      </w:pPr>
+      <w:r>
+        <w:rPr>
+          <w:rFonts w:ascii="Times New Roman" w:hAnsi="Times New Roman"/>
+          <w:sz w:val="28"/>
+          <w:szCs w:val="28"/>
+        </w:rPr>
+        <w:t>Был создан манекен врага –</w:t>
+      </w:r>
+      <w:r>
+        <w:rPr>
+          <w:rFonts w:ascii="Times New Roman" w:hAnsi="Times New Roman"/>
+          <w:sz w:val="28"/>
+          <w:szCs w:val="28"/>
+        </w:rPr>
+        <w:t xml:space="preserve"> </w:t>
+      </w:r>
+      <w:r>
+        <w:rPr>
+          <w:rFonts w:ascii="Times New Roman" w:hAnsi="Times New Roman"/>
+          <w:sz w:val="28"/>
+          <w:szCs w:val="28"/>
+        </w:rPr>
+        <w:t>модель</w:t>
+      </w:r>
+      <w:r>
+        <w:rPr>
+          <w:rFonts w:ascii="Times New Roman" w:hAnsi="Times New Roman"/>
+          <w:sz w:val="28"/>
+          <w:szCs w:val="28"/>
+        </w:rPr>
+        <w:t xml:space="preserve"> с коллайдером</w:t>
+      </w:r>
+      <w:r>
+        <w:rPr>
+          <w:rFonts w:ascii="Times New Roman" w:hAnsi="Times New Roman"/>
+          <w:sz w:val="28"/>
+          <w:szCs w:val="28"/>
+        </w:rPr>
+        <w:t xml:space="preserve"> без </w:t>
+      </w:r>
+      <w:proofErr w:type="spellStart"/>
+      <w:proofErr w:type="gramStart"/>
+      <w:r>
+        <w:rPr>
+          <w:rFonts w:ascii="Times New Roman" w:hAnsi="Times New Roman"/>
+          <w:sz w:val="28"/>
+          <w:szCs w:val="28"/>
+        </w:rPr>
+        <w:t>анимаций.С</w:t>
+      </w:r>
+      <w:proofErr w:type="spellEnd"/>
+      <w:proofErr w:type="gramEnd"/>
+      <w:r>
+        <w:rPr>
+          <w:rFonts w:ascii="Times New Roman" w:hAnsi="Times New Roman"/>
+          <w:sz w:val="28"/>
+          <w:szCs w:val="28"/>
+        </w:rPr>
+        <w:t xml:space="preserve"> использованием метода </w:t>
+      </w:r>
+      <w:r>
+        <w:rPr>
+          <w:rFonts w:ascii="Times New Roman" w:hAnsi="Times New Roman" w:cs="Times New Roman"/>
+          <w:sz w:val="28"/>
+          <w:szCs w:val="28"/>
+        </w:rPr>
+        <w:t>«</w:t>
+      </w:r>
+      <w:proofErr w:type="spellStart"/>
+      <w:r>
+        <w:rPr>
+          <w:rFonts w:ascii="Times New Roman" w:hAnsi="Times New Roman" w:cs="Times New Roman"/>
+          <w:sz w:val="28"/>
+          <w:szCs w:val="28"/>
+        </w:rPr>
+        <w:t>OnCollisionEnter</w:t>
+      </w:r>
+      <w:proofErr w:type="spellEnd"/>
+      <w:r>
+        <w:rPr>
+          <w:rFonts w:ascii="Times New Roman" w:hAnsi="Times New Roman" w:cs="Times New Roman"/>
+          <w:sz w:val="28"/>
+          <w:szCs w:val="28"/>
+        </w:rPr>
+        <w:t xml:space="preserve">» </w:t>
+      </w:r>
+      <w:r>
+        <w:rPr>
+          <w:rFonts w:ascii="Times New Roman" w:hAnsi="Times New Roman" w:cs="Times New Roman"/>
+          <w:sz w:val="28"/>
+          <w:szCs w:val="28"/>
+        </w:rPr>
+        <w:t xml:space="preserve">в </w:t>
+      </w:r>
+      <w:r>
+        <w:rPr>
+          <w:rFonts w:ascii="Times New Roman" w:hAnsi="Times New Roman"/>
+          <w:sz w:val="28"/>
+          <w:szCs w:val="28"/>
+        </w:rPr>
+        <w:t xml:space="preserve">скрипте </w:t>
+      </w:r>
+      <w:r>
+        <w:rPr>
+          <w:rFonts w:ascii="Times New Roman" w:hAnsi="Times New Roman"/>
+          <w:sz w:val="28"/>
+          <w:szCs w:val="28"/>
+          <w:lang w:val="en-US"/>
+        </w:rPr>
+        <w:t>Creature</w:t>
+      </w:r>
+      <w:r>
+        <w:rPr>
+          <w:rFonts w:ascii="Times New Roman" w:hAnsi="Times New Roman" w:cs="Times New Roman"/>
+          <w:sz w:val="28"/>
+          <w:szCs w:val="28"/>
+        </w:rPr>
+        <w:t xml:space="preserve"> </w:t>
+      </w:r>
+      <w:r>
+        <w:rPr>
+          <w:rFonts w:ascii="Times New Roman" w:hAnsi="Times New Roman" w:cs="Times New Roman"/>
+          <w:sz w:val="28"/>
+          <w:szCs w:val="28"/>
+        </w:rPr>
+        <w:t>были реализованы его механики, включающие в себя наличие показателя здоровья, потеря здоровья при контакте с оружием</w:t>
+      </w:r>
+      <w:r>
+        <w:rPr>
+          <w:rFonts w:ascii="Times New Roman" w:hAnsi="Times New Roman" w:cs="Times New Roman"/>
+          <w:sz w:val="28"/>
+          <w:szCs w:val="28"/>
+        </w:rPr>
+        <w:t xml:space="preserve">, </w:t>
+      </w:r>
+      <w:r>
+        <w:rPr>
+          <w:rFonts w:ascii="Times New Roman" w:hAnsi="Times New Roman" w:cs="Times New Roman"/>
+          <w:sz w:val="28"/>
+          <w:szCs w:val="28"/>
+        </w:rPr>
+        <w:t xml:space="preserve">простое движение, разрушение при </w:t>
+      </w:r>
+      <w:r>
+        <w:rPr>
+          <w:rFonts w:ascii="Times New Roman" w:hAnsi="Times New Roman" w:cs="Times New Roman"/>
+          <w:sz w:val="28"/>
+          <w:szCs w:val="28"/>
+        </w:rPr>
+        <w:lastRenderedPageBreak/>
+        <w:t>падении здоровья до 0.</w:t>
+      </w:r>
+    </w:p>
+    <w:p>
+      <w:pPr>
+        <w:pStyle w:val="ListParagraph"/>
+        <w:widowControl w:val="0"/>
+        <w:spacing w:after="0" w:line="360" w:lineRule="auto"/>
+        <w:ind w:left="0" w:firstLine="720"/>
+        <w:jc w:val="both"/>
+        <w:rPr>
+          <w:rFonts w:ascii="Times New Roman" w:hAnsi="Times New Roman"/>
+          <w:sz w:val="28"/>
+          <w:szCs w:val="28"/>
+        </w:rPr>
+      </w:pPr>
+      <w:r>
+        <w:rPr>
+          <w:rFonts w:ascii="Times New Roman" w:hAnsi="Times New Roman" w:cs="Times New Roman"/>
+          <w:sz w:val="28"/>
+          <w:szCs w:val="28"/>
+        </w:rPr>
+        <w:t>Далее при помощи метода «</w:t>
+      </w:r>
+      <w:proofErr w:type="spellStart"/>
+      <w:r>
+        <w:rPr>
+          <w:rFonts w:ascii="Times New Roman" w:hAnsi="Times New Roman" w:cs="Times New Roman"/>
+          <w:sz w:val="28"/>
+          <w:szCs w:val="28"/>
+        </w:rPr>
+        <w:t>OnTriggerEnter</w:t>
+      </w:r>
+      <w:proofErr w:type="spellEnd"/>
+      <w:r>
+        <w:rPr>
+          <w:rFonts w:ascii="Times New Roman" w:hAnsi="Times New Roman" w:cs="Times New Roman"/>
+          <w:sz w:val="28"/>
+          <w:szCs w:val="28"/>
+        </w:rPr>
+        <w:t xml:space="preserve">» и объекта-триггера в скрипте </w:t>
+      </w:r>
+      <w:r>
+        <w:rPr>
+          <w:rFonts w:ascii="Times New Roman" w:hAnsi="Times New Roman"/>
+          <w:sz w:val="28"/>
+          <w:szCs w:val="28"/>
+          <w:lang w:val="en-US"/>
+        </w:rPr>
+        <w:t>Zone</w:t>
+      </w:r>
+      <w:r>
+        <w:rPr>
+          <w:rFonts w:ascii="Times New Roman" w:hAnsi="Times New Roman"/>
+          <w:sz w:val="28"/>
+          <w:szCs w:val="28"/>
+        </w:rPr>
+        <w:t xml:space="preserve"> была реализована механика проигрывания предупреждающего звука, когда игрок заходит в особую зону, соприкасаясь с </w:t>
+      </w:r>
+      <w:r>
+        <w:rPr>
+          <w:rFonts w:ascii="Times New Roman" w:hAnsi="Times New Roman" w:cs="Times New Roman"/>
+          <w:sz w:val="28"/>
+          <w:szCs w:val="28"/>
+        </w:rPr>
+        <w:t>объектом-триггером.</w:t>
+      </w:r>
     </w:p>
     <w:p>
       <w:pPr>
@@ -4354,319 +4827,90 @@
         <w:ind w:left="0" w:firstLine="720"/>
         <w:jc w:val="both"/>
         <w:rPr>
-          <w:rFonts w:ascii="Times New Roman" w:hAnsi="Times New Roman"/>
-          <w:sz w:val="28"/>
-          <w:szCs w:val="28"/>
-        </w:rPr>
-      </w:pPr>
-      <w:r>
-        <w:rPr>
-          <w:rFonts w:ascii="Times New Roman" w:hAnsi="Times New Roman"/>
-          <w:sz w:val="28"/>
-          <w:szCs w:val="28"/>
-        </w:rPr>
-        <w:t>Был создан манекен врага –</w:t>
-      </w:r>
-      <w:r>
-        <w:rPr>
-          <w:rFonts w:ascii="Times New Roman" w:hAnsi="Times New Roman"/>
-          <w:sz w:val="28"/>
-          <w:szCs w:val="28"/>
-        </w:rPr>
-        <w:t xml:space="preserve"> </w:t>
-      </w:r>
-      <w:r>
-        <w:rPr>
-          <w:rFonts w:ascii="Times New Roman" w:hAnsi="Times New Roman"/>
-          <w:sz w:val="28"/>
-          <w:szCs w:val="28"/>
-        </w:rPr>
-        <w:t>модель</w:t>
-      </w:r>
-      <w:r>
-        <w:rPr>
-          <w:rFonts w:ascii="Times New Roman" w:hAnsi="Times New Roman"/>
-          <w:sz w:val="28"/>
-          <w:szCs w:val="28"/>
-        </w:rPr>
-        <w:t xml:space="preserve"> с коллайдером</w:t>
-      </w:r>
-      <w:r>
-        <w:rPr>
-          <w:rFonts w:ascii="Times New Roman" w:hAnsi="Times New Roman"/>
-          <w:sz w:val="28"/>
-          <w:szCs w:val="28"/>
-        </w:rPr>
-        <w:t xml:space="preserve"> без </w:t>
+          <w:rFonts w:ascii="Times New Roman" w:hAnsi="Times New Roman" w:cs="Times New Roman"/>
+          <w:sz w:val="28"/>
+          <w:szCs w:val="28"/>
+        </w:rPr>
+      </w:pPr>
+      <w:r>
+        <w:rPr>
+          <w:rFonts w:ascii="Times New Roman" w:hAnsi="Times New Roman" w:cs="Times New Roman"/>
+          <w:sz w:val="28"/>
+          <w:szCs w:val="28"/>
+        </w:rPr>
+        <w:t>После чего б</w:t>
+      </w:r>
+      <w:r>
+        <w:rPr>
+          <w:rFonts w:ascii="Times New Roman" w:hAnsi="Times New Roman" w:cs="Times New Roman"/>
+          <w:sz w:val="28"/>
+          <w:szCs w:val="28"/>
+        </w:rPr>
+        <w:t xml:space="preserve">ыла проведена </w:t>
       </w:r>
       <w:proofErr w:type="spellStart"/>
-      <w:proofErr w:type="gramStart"/>
-      <w:r>
-        <w:rPr>
-          <w:rFonts w:ascii="Times New Roman" w:hAnsi="Times New Roman"/>
-          <w:sz w:val="28"/>
-          <w:szCs w:val="28"/>
-        </w:rPr>
-        <w:t>анимаций.С</w:t>
+      <w:r>
+        <w:rPr>
+          <w:rFonts w:ascii="Times New Roman" w:hAnsi="Times New Roman" w:cs="Times New Roman"/>
+          <w:sz w:val="28"/>
+          <w:szCs w:val="28"/>
+        </w:rPr>
+        <w:t>тестировка</w:t>
       </w:r>
       <w:proofErr w:type="spellEnd"/>
-      <w:proofErr w:type="gramEnd"/>
-      <w:r>
-        <w:rPr>
-          <w:rFonts w:ascii="Times New Roman" w:hAnsi="Times New Roman"/>
-          <w:sz w:val="28"/>
-          <w:szCs w:val="28"/>
-        </w:rPr>
-        <w:t xml:space="preserve"> использованием метода </w:t>
-      </w:r>
       <w:r>
         <w:rPr>
           <w:rFonts w:ascii="Times New Roman" w:hAnsi="Times New Roman" w:cs="Times New Roman"/>
           <w:sz w:val="28"/>
           <w:szCs w:val="28"/>
         </w:rPr>
-        <w:t>«</w:t>
-      </w:r>
-      <w:proofErr w:type="spellStart"/>
+        <w:t xml:space="preserve"> реализованных механик</w:t>
+      </w:r>
       <w:r>
         <w:rPr>
           <w:rFonts w:ascii="Times New Roman" w:hAnsi="Times New Roman" w:cs="Times New Roman"/>
           <w:sz w:val="28"/>
           <w:szCs w:val="28"/>
         </w:rPr>
-        <w:t>OnCollisionEnter</w:t>
-      </w:r>
-      <w:proofErr w:type="spellEnd"/>
+        <w:t xml:space="preserve">, </w:t>
+      </w:r>
       <w:r>
         <w:rPr>
           <w:rFonts w:ascii="Times New Roman" w:hAnsi="Times New Roman" w:cs="Times New Roman"/>
           <w:sz w:val="28"/>
           <w:szCs w:val="28"/>
         </w:rPr>
-        <w:t xml:space="preserve">» </w:t>
-      </w:r>
-      <w:r>
-        <w:rPr>
-          <w:rFonts w:ascii="Times New Roman" w:hAnsi="Times New Roman" w:cs="Times New Roman"/>
-          <w:sz w:val="28"/>
-          <w:szCs w:val="28"/>
-        </w:rPr>
-        <w:t xml:space="preserve">в </w:t>
-      </w:r>
-      <w:r>
-        <w:rPr>
-          <w:rFonts w:ascii="Times New Roman" w:hAnsi="Times New Roman"/>
-          <w:sz w:val="28"/>
-          <w:szCs w:val="28"/>
-        </w:rPr>
-        <w:t xml:space="preserve">скрипте </w:t>
-      </w:r>
-      <w:r>
-        <w:rPr>
-          <w:rFonts w:ascii="Times New Roman" w:hAnsi="Times New Roman"/>
-          <w:sz w:val="28"/>
-          <w:szCs w:val="28"/>
-          <w:lang w:val="en-US"/>
-        </w:rPr>
-        <w:t>Creature</w:t>
-      </w:r>
-      <w:r>
-        <w:rPr>
-          <w:rFonts w:ascii="Times New Roman" w:hAnsi="Times New Roman" w:cs="Times New Roman"/>
-          <w:sz w:val="28"/>
-          <w:szCs w:val="28"/>
-        </w:rPr>
-        <w:t xml:space="preserve"> </w:t>
-      </w:r>
-      <w:r>
-        <w:rPr>
-          <w:rFonts w:ascii="Times New Roman" w:hAnsi="Times New Roman" w:cs="Times New Roman"/>
-          <w:sz w:val="28"/>
-          <w:szCs w:val="28"/>
-        </w:rPr>
-        <w:t>были реализованы его механики, включающие в себя наличие показателя здоровья, потеря здоровья при контакте с оружием</w:t>
-      </w:r>
-      <w:r>
-        <w:rPr>
-          <w:rFonts w:ascii="Times New Roman" w:hAnsi="Times New Roman" w:cs="Times New Roman"/>
-          <w:sz w:val="28"/>
-          <w:szCs w:val="28"/>
-        </w:rPr>
-        <w:t xml:space="preserve">, </w:t>
-      </w:r>
-      <w:r>
-        <w:rPr>
-          <w:rFonts w:ascii="Times New Roman" w:hAnsi="Times New Roman" w:cs="Times New Roman"/>
-          <w:sz w:val="28"/>
-          <w:szCs w:val="28"/>
-        </w:rPr>
-        <w:t xml:space="preserve">простое движение, разрушение при </w:t>
-      </w:r>
-      <w:r>
-        <w:rPr>
-          <w:rFonts w:ascii="Times New Roman" w:hAnsi="Times New Roman" w:cs="Times New Roman"/>
-          <w:sz w:val="28"/>
-          <w:szCs w:val="28"/>
-        </w:rPr>
-        <w:lastRenderedPageBreak/>
-        <w:t>падении здоровья до 0.</w:t>
+        <w:t>доказывающая их работоспособность.</w:t>
       </w:r>
     </w:p>
     <w:p>
       <w:pPr>
-        <w:pStyle w:val="ListParagraph"/>
-        <w:widowControl w:val="0"/>
-        <w:spacing w:before="120" w:after="0" w:line="360" w:lineRule="auto"/>
-        <w:ind w:left="0" w:firstLine="720"/>
-        <w:jc w:val="both"/>
-        <w:rPr>
-          <w:rFonts w:ascii="Times New Roman" w:hAnsi="Times New Roman"/>
-          <w:sz w:val="28"/>
-          <w:szCs w:val="28"/>
-        </w:rPr>
-      </w:pPr>
-      <w:r>
+        <w:spacing w:after="0" w:line="240" w:lineRule="auto"/>
         <w:rPr>
           <w:rFonts w:ascii="Times New Roman" w:hAnsi="Times New Roman" w:cs="Times New Roman"/>
           <w:sz w:val="28"/>
           <w:szCs w:val="28"/>
         </w:rPr>
-        <w:t>Далее при помощи метода «</w:t>
-      </w:r>
-      <w:proofErr w:type="spellStart"/>
+      </w:pPr>
       <w:r>
         <w:rPr>
           <w:rFonts w:ascii="Times New Roman" w:hAnsi="Times New Roman" w:cs="Times New Roman"/>
           <w:sz w:val="28"/>
           <w:szCs w:val="28"/>
         </w:rPr>
-        <w:t>OnTriggerEnter</w:t>
-      </w:r>
-      <w:proofErr w:type="spellEnd"/>
-      <w:r>
-        <w:rPr>
-          <w:rFonts w:ascii="Times New Roman" w:hAnsi="Times New Roman" w:cs="Times New Roman"/>
-          <w:sz w:val="28"/>
-          <w:szCs w:val="28"/>
-        </w:rPr>
-        <w:t xml:space="preserve">» и объекта-триггера в скрипте </w:t>
-      </w:r>
-      <w:r>
-        <w:rPr>
-          <w:rFonts w:ascii="Times New Roman" w:hAnsi="Times New Roman"/>
-          <w:sz w:val="28"/>
-          <w:szCs w:val="28"/>
-          <w:lang w:val="en-US"/>
-        </w:rPr>
-        <w:t>Zone</w:t>
-      </w:r>
-      <w:r>
-        <w:rPr>
-          <w:rFonts w:ascii="Times New Roman" w:hAnsi="Times New Roman"/>
-          <w:sz w:val="28"/>
-          <w:szCs w:val="28"/>
-        </w:rPr>
-        <w:t xml:space="preserve"> была реализована механика проигрывания предупреждающего звука, когда игрок заходит в особую зону, соприкасаясь с </w:t>
-      </w:r>
-      <w:r>
-        <w:rPr>
-          <w:rFonts w:ascii="Times New Roman" w:hAnsi="Times New Roman" w:cs="Times New Roman"/>
-          <w:sz w:val="28"/>
-          <w:szCs w:val="28"/>
-        </w:rPr>
-        <w:t>объектом-триггером.</w:t>
+        <w:br w:type="page"/>
       </w:r>
     </w:p>
     <w:p>
       <w:pPr>
-        <w:pStyle w:val="ListParagraph"/>
-        <w:widowControl w:val="0"/>
-        <w:spacing w:before="120" w:after="0" w:line="360" w:lineRule="auto"/>
-        <w:ind w:left="0" w:firstLine="720"/>
-        <w:jc w:val="both"/>
-        <w:rPr>
-          <w:rFonts w:ascii="Times New Roman" w:hAnsi="Times New Roman" w:cs="Times New Roman"/>
-          <w:sz w:val="28"/>
-          <w:szCs w:val="28"/>
-        </w:rPr>
-      </w:pPr>
-      <w:r>
-        <w:rPr>
-          <w:rFonts w:ascii="Times New Roman" w:hAnsi="Times New Roman" w:cs="Times New Roman"/>
-          <w:sz w:val="28"/>
-          <w:szCs w:val="28"/>
-        </w:rPr>
-        <w:t>После чего б</w:t>
-      </w:r>
-      <w:r>
-        <w:rPr>
-          <w:rFonts w:ascii="Times New Roman" w:hAnsi="Times New Roman" w:cs="Times New Roman"/>
-          <w:sz w:val="28"/>
-          <w:szCs w:val="28"/>
-        </w:rPr>
-        <w:t xml:space="preserve">ыла проведена </w:t>
-      </w:r>
-      <w:proofErr w:type="spellStart"/>
-      <w:r>
-        <w:rPr>
-          <w:rFonts w:ascii="Times New Roman" w:hAnsi="Times New Roman" w:cs="Times New Roman"/>
-          <w:sz w:val="28"/>
-          <w:szCs w:val="28"/>
-        </w:rPr>
-        <w:t>тестировка</w:t>
-      </w:r>
-      <w:proofErr w:type="spellEnd"/>
-      <w:r>
-        <w:rPr>
-          <w:rFonts w:ascii="Times New Roman" w:hAnsi="Times New Roman" w:cs="Times New Roman"/>
-          <w:sz w:val="28"/>
-          <w:szCs w:val="28"/>
-        </w:rPr>
-        <w:t xml:space="preserve"> реализованных механик</w:t>
-      </w:r>
-      <w:r>
-        <w:rPr>
-          <w:rFonts w:ascii="Times New Roman" w:hAnsi="Times New Roman" w:cs="Times New Roman"/>
-          <w:sz w:val="28"/>
-          <w:szCs w:val="28"/>
-        </w:rPr>
-        <w:t xml:space="preserve">, </w:t>
-      </w:r>
-      <w:r>
-        <w:rPr>
-          <w:rFonts w:ascii="Times New Roman" w:hAnsi="Times New Roman" w:cs="Times New Roman"/>
-          <w:sz w:val="28"/>
-          <w:szCs w:val="28"/>
-        </w:rPr>
-        <w:t>доказывающая их работоспособность.</w:t>
-      </w:r>
-    </w:p>
-    <w:p>
-      <w:pPr>
-        <w:spacing w:after="0" w:line="240" w:lineRule="auto"/>
-        <w:rPr>
-          <w:rFonts w:ascii="Times New Roman" w:hAnsi="Times New Roman" w:cs="Times New Roman"/>
-          <w:sz w:val="28"/>
-          <w:szCs w:val="28"/>
-        </w:rPr>
-      </w:pPr>
-      <w:r>
-        <w:rPr>
-          <w:rFonts w:ascii="Times New Roman" w:hAnsi="Times New Roman" w:cs="Times New Roman"/>
-          <w:sz w:val="28"/>
-          <w:szCs w:val="28"/>
-        </w:rPr>
-        <w:br w:type="page"/>
-      </w:r>
-    </w:p>
-    <w:p>
-      <w:pPr>
         <w:pStyle w:val="a0"/>
       </w:pPr>
+      <w:bookmarkStart w:id="6" w:name="_Toc197253807"/>
       <w:r>
         <w:lastRenderedPageBreak/>
         <w:t>Список используемых источников</w:t>
       </w:r>
+      <w:bookmarkEnd w:id="6"/>
     </w:p>
     <w:p>
       <w:pPr>
@@ -4775,9 +5019,9 @@
       </w:r>
     </w:p>
     <w:sectPr>
-      <w:footerReference w:type="even" r:id="rId14"/>
-      <w:footerReference w:type="default" r:id="rId15"/>
-      <w:footerReference w:type="first" r:id="rId16"/>
+      <w:footerReference w:type="even" r:id="rId15"/>
+      <w:footerReference w:type="default" r:id="rId16"/>
+      <w:footerReference w:type="first" r:id="rId17"/>
       <w:pgSz w:w="11906" w:h="16838"/>
       <w:pgMar w:top="1134" w:right="851" w:bottom="1134" w:left="1701" w:header="0" w:footer="709" w:gutter="0"/>
       <w:pgNumType w:start="2"/>
@@ -4817,6 +5061,83 @@
 
 <file path=word/footer1.xml><?xml version="1.0" encoding="utf-8"?>
 <w:ftr xmlns:wpc="http://schemas.microsoft.com/office/word/2010/wordprocessingCanvas" xmlns:cx="http://schemas.microsoft.com/office/drawing/2014/chartex" xmlns:cx1="http://schemas.microsoft.com/office/drawing/2015/9/8/chartex" xmlns:cx2="http://schemas.microsoft.com/office/drawing/2015/10/21/chartex" xmlns:cx3="http://schemas.microsoft.com/office/drawing/2016/5/9/chartex" xmlns:cx4="http://schemas.microsoft.com/office/drawing/2016/5/10/chartex" xmlns:cx5="http://schemas.microsoft.com/office/drawing/2016/5/11/chartex" xmlns:cx6="http://schemas.microsoft.com/office/drawing/2016/5/12/chartex" xmlns:cx7="http://schemas.microsoft.com/office/drawing/2016/5/13/chartex" xmlns:cx8="http://schemas.microsoft.com/office/drawing/2016/5/14/chartex" xmlns:mc="http://schemas.openxmlformats.org/markup-compatibility/2006" xmlns:aink="http://schemas.microsoft.com/office/drawing/2016/ink" xmlns:am3d="http://schemas.microsoft.com/office/drawing/2017/model3d" xmlns:o="urn:schemas-microsoft-com:office:office" xmlns:oel="http://schemas.microsoft.com/office/2019/extlst" xmlns:r="http://schemas.openxmlformats.org/officeDocument/2006/relationships" xmlns:m="http://schemas.openxmlformats.org/officeDocument/2006/math" xmlns:v="urn:schemas-microsoft-com:vml" xmlns:wp14="http://schemas.microsoft.com/office/word/2010/wordprocessingDrawing" xmlns:wp="http://schemas.openxmlformats.org/drawingml/2006/wordprocessingDrawing" xmlns:w10="urn:schemas-microsoft-com:office:word" xmlns:w="http://schemas.openxmlformats.org/wordprocessingml/2006/main" xmlns:w14="http://schemas.microsoft.com/office/word/2010/wordml" xmlns:w15="http://schemas.microsoft.com/office/word/2012/wordml" xmlns:w16cex="http://schemas.microsoft.com/office/word/2018/wordml/cex" xmlns:w16cid="http://schemas.microsoft.com/office/word/2016/wordml/cid" xmlns:w16="http://schemas.microsoft.com/office/word/2018/wordml" xmlns:w16du="http://schemas.microsoft.com/office/word/2023/wordml/word16du" xmlns:w16sdtdh="http://schemas.microsoft.com/office/word/2020/wordml/sdtdatahash" xmlns:w16sdtfl="http://schemas.microsoft.com/office/word/2024/wordml/sdtformatlock" xmlns:w16se="http://schemas.microsoft.com/office/word/2015/wordml/symex" xmlns:wpg="http://schemas.microsoft.com/office/word/2010/wordprocessingGroup" xmlns:wpi="http://schemas.microsoft.com/office/word/2010/wordprocessingInk" xmlns:wne="http://schemas.microsoft.com/office/word/2006/wordml" xmlns:wps="http://schemas.microsoft.com/office/word/2010/wordprocessingShape" mc:Ignorable="w14 w15 w16se w16cid w16 w16cex w16sdtdh w16sdtfl w16du wp14">
+  <w:sdt>
+    <w:sdtPr>
+      <w:rPr>
+        <w:rFonts w:ascii="Times New Roman" w:hAnsi="Times New Roman" w:cs="Times New Roman"/>
+      </w:rPr>
+      <w:id w:val="464087474"/>
+      <w:docPartObj>
+        <w:docPartGallery w:val="Page Numbers (Bottom of Page)"/>
+        <w:docPartUnique/>
+      </w:docPartObj>
+    </w:sdtPr>
+    <w:sdtEndPr>
+      <w:rPr>
+        <w:sz w:val="28"/>
+        <w:szCs w:val="28"/>
+      </w:rPr>
+    </w:sdtEndPr>
+    <w:sdtContent>
+      <w:p>
+        <w:pPr>
+          <w:pStyle w:val="Footer"/>
+          <w:jc w:val="center"/>
+          <w:rPr>
+            <w:rFonts w:ascii="Times New Roman" w:hAnsi="Times New Roman" w:cs="Times New Roman"/>
+            <w:sz w:val="28"/>
+            <w:szCs w:val="28"/>
+          </w:rPr>
+        </w:pPr>
+        <w:r>
+          <w:rPr>
+            <w:rFonts w:ascii="Times New Roman" w:hAnsi="Times New Roman" w:cs="Times New Roman"/>
+            <w:sz w:val="28"/>
+            <w:szCs w:val="28"/>
+          </w:rPr>
+          <w:fldChar w:fldCharType="begin"/>
+        </w:r>
+        <w:r>
+          <w:rPr>
+            <w:rFonts w:ascii="Times New Roman" w:hAnsi="Times New Roman" w:cs="Times New Roman"/>
+            <w:sz w:val="28"/>
+            <w:szCs w:val="28"/>
+          </w:rPr>
+          <w:instrText>PAGE   \* MERGEFORMAT</w:instrText>
+        </w:r>
+        <w:r>
+          <w:rPr>
+            <w:rFonts w:ascii="Times New Roman" w:hAnsi="Times New Roman" w:cs="Times New Roman"/>
+            <w:sz w:val="28"/>
+            <w:szCs w:val="28"/>
+          </w:rPr>
+          <w:fldChar w:fldCharType="separate"/>
+        </w:r>
+        <w:r>
+          <w:rPr>
+            <w:rFonts w:ascii="Times New Roman" w:hAnsi="Times New Roman" w:cs="Times New Roman"/>
+            <w:noProof/>
+            <w:sz w:val="28"/>
+            <w:szCs w:val="28"/>
+          </w:rPr>
+          <w:t>8</w:t>
+        </w:r>
+        <w:r>
+          <w:rPr>
+            <w:rFonts w:ascii="Times New Roman" w:hAnsi="Times New Roman" w:cs="Times New Roman"/>
+            <w:sz w:val="28"/>
+            <w:szCs w:val="28"/>
+          </w:rPr>
+          <w:fldChar w:fldCharType="end"/>
+        </w:r>
+      </w:p>
+    </w:sdtContent>
+  </w:sdt>
+</w:ftr>
+</file>
+
+<file path=word/footer2.xml><?xml version="1.0" encoding="utf-8"?>
+<w:ftr xmlns:wpc="http://schemas.microsoft.com/office/word/2010/wordprocessingCanvas" xmlns:cx="http://schemas.microsoft.com/office/drawing/2014/chartex" xmlns:cx1="http://schemas.microsoft.com/office/drawing/2015/9/8/chartex" xmlns:cx2="http://schemas.microsoft.com/office/drawing/2015/10/21/chartex" xmlns:cx3="http://schemas.microsoft.com/office/drawing/2016/5/9/chartex" xmlns:cx4="http://schemas.microsoft.com/office/drawing/2016/5/10/chartex" xmlns:cx5="http://schemas.microsoft.com/office/drawing/2016/5/11/chartex" xmlns:cx6="http://schemas.microsoft.com/office/drawing/2016/5/12/chartex" xmlns:cx7="http://schemas.microsoft.com/office/drawing/2016/5/13/chartex" xmlns:cx8="http://schemas.microsoft.com/office/drawing/2016/5/14/chartex" xmlns:mc="http://schemas.openxmlformats.org/markup-compatibility/2006" xmlns:aink="http://schemas.microsoft.com/office/drawing/2016/ink" xmlns:am3d="http://schemas.microsoft.com/office/drawing/2017/model3d" xmlns:o="urn:schemas-microsoft-com:office:office" xmlns:oel="http://schemas.microsoft.com/office/2019/extlst" xmlns:r="http://schemas.openxmlformats.org/officeDocument/2006/relationships" xmlns:m="http://schemas.openxmlformats.org/officeDocument/2006/math" xmlns:v="urn:schemas-microsoft-com:vml" xmlns:wp14="http://schemas.microsoft.com/office/word/2010/wordprocessingDrawing" xmlns:wp="http://schemas.openxmlformats.org/drawingml/2006/wordprocessingDrawing" xmlns:w10="urn:schemas-microsoft-com:office:word" xmlns:w="http://schemas.openxmlformats.org/wordprocessingml/2006/main" xmlns:w14="http://schemas.microsoft.com/office/word/2010/wordml" xmlns:w15="http://schemas.microsoft.com/office/word/2012/wordml" xmlns:w16cex="http://schemas.microsoft.com/office/word/2018/wordml/cex" xmlns:w16cid="http://schemas.microsoft.com/office/word/2016/wordml/cid" xmlns:w16="http://schemas.microsoft.com/office/word/2018/wordml" xmlns:w16du="http://schemas.microsoft.com/office/word/2023/wordml/word16du" xmlns:w16sdtdh="http://schemas.microsoft.com/office/word/2020/wordml/sdtdatahash" xmlns:w16sdtfl="http://schemas.microsoft.com/office/word/2024/wordml/sdtformatlock" xmlns:w16se="http://schemas.microsoft.com/office/word/2015/wordml/symex" xmlns:wpg="http://schemas.microsoft.com/office/word/2010/wordprocessingGroup" xmlns:wpi="http://schemas.microsoft.com/office/word/2010/wordprocessingInk" xmlns:wne="http://schemas.microsoft.com/office/word/2006/wordml" xmlns:wps="http://schemas.microsoft.com/office/word/2010/wordprocessingShape" mc:Ignorable="w14 w15 w16se w16cid w16 w16cex w16sdtdh w16sdtfl w16du wp14">
   <w:p>
     <w:pPr>
       <w:pStyle w:val="Footer"/>
@@ -4825,11 +5146,11 @@
 </w:ftr>
 </file>
 
-<file path=word/footer2.xml><?xml version="1.0" encoding="utf-8"?>
+<file path=word/footer3.xml><?xml version="1.0" encoding="utf-8"?>
 <w:ftr xmlns:wpc="http://schemas.microsoft.com/office/word/2010/wordprocessingCanvas" xmlns:cx="http://schemas.microsoft.com/office/drawing/2014/chartex" xmlns:cx1="http://schemas.microsoft.com/office/drawing/2015/9/8/chartex" xmlns:cx2="http://schemas.microsoft.com/office/drawing/2015/10/21/chartex" xmlns:cx3="http://schemas.microsoft.com/office/drawing/2016/5/9/chartex" xmlns:cx4="http://schemas.microsoft.com/office/drawing/2016/5/10/chartex" xmlns:cx5="http://schemas.microsoft.com/office/drawing/2016/5/11/chartex" xmlns:cx6="http://schemas.microsoft.com/office/drawing/2016/5/12/chartex" xmlns:cx7="http://schemas.microsoft.com/office/drawing/2016/5/13/chartex" xmlns:cx8="http://schemas.microsoft.com/office/drawing/2016/5/14/chartex" xmlns:mc="http://schemas.openxmlformats.org/markup-compatibility/2006" xmlns:aink="http://schemas.microsoft.com/office/drawing/2016/ink" xmlns:am3d="http://schemas.microsoft.com/office/drawing/2017/model3d" xmlns:o="urn:schemas-microsoft-com:office:office" xmlns:oel="http://schemas.microsoft.com/office/2019/extlst" xmlns:r="http://schemas.openxmlformats.org/officeDocument/2006/relationships" xmlns:m="http://schemas.openxmlformats.org/officeDocument/2006/math" xmlns:v="urn:schemas-microsoft-com:vml" xmlns:wp14="http://schemas.microsoft.com/office/word/2010/wordprocessingDrawing" xmlns:wp="http://schemas.openxmlformats.org/drawingml/2006/wordprocessingDrawing" xmlns:w10="urn:schemas-microsoft-com:office:word" xmlns:w="http://schemas.openxmlformats.org/wordprocessingml/2006/main" xmlns:w14="http://schemas.microsoft.com/office/word/2010/wordml" xmlns:w15="http://schemas.microsoft.com/office/word/2012/wordml" xmlns:w16cex="http://schemas.microsoft.com/office/word/2018/wordml/cex" xmlns:w16cid="http://schemas.microsoft.com/office/word/2016/wordml/cid" xmlns:w16="http://schemas.microsoft.com/office/word/2018/wordml" xmlns:w16du="http://schemas.microsoft.com/office/word/2023/wordml/word16du" xmlns:w16sdtdh="http://schemas.microsoft.com/office/word/2020/wordml/sdtdatahash" xmlns:w16sdtfl="http://schemas.microsoft.com/office/word/2024/wordml/sdtformatlock" xmlns:w16se="http://schemas.microsoft.com/office/word/2015/wordml/symex" xmlns:wpg="http://schemas.microsoft.com/office/word/2010/wordprocessingGroup" xmlns:wpi="http://schemas.microsoft.com/office/word/2010/wordprocessingInk" xmlns:wne="http://schemas.microsoft.com/office/word/2006/wordml" xmlns:wps="http://schemas.microsoft.com/office/word/2010/wordprocessingShape" mc:Ignorable="w14 w15 w16se w16cid w16 w16cex w16sdtdh w16sdtfl w16du wp14">
-  <w:bookmarkStart w:id="5" w:name="PageNumWizard_FOOTER_Default_Page_Style2"/>
-  <w:bookmarkStart w:id="6" w:name="PageNumWizard_FOOTER_Default_Page_Style6"/>
-  <w:bookmarkEnd w:id="5"/>
+  <w:bookmarkStart w:id="7" w:name="PageNumWizard_FOOTER_Default_Page_Style2"/>
+  <w:bookmarkStart w:id="8" w:name="PageNumWizard_FOOTER_Default_Page_Style6"/>
+  <w:bookmarkEnd w:id="7"/>
   <w:p>
     <w:pPr>
       <w:pStyle w:val="Footer"/>
@@ -4886,23 +5207,85 @@
       </w:rPr>
       <w:fldChar w:fldCharType="end"/>
     </w:r>
-    <w:bookmarkEnd w:id="6"/>
+    <w:bookmarkEnd w:id="8"/>
   </w:p>
 </w:ftr>
 </file>
 
-<file path=word/footer3.xml><?xml version="1.0" encoding="utf-8"?>
+<file path=word/footer4.xml><?xml version="1.0" encoding="utf-8"?>
 <w:ftr xmlns:wpc="http://schemas.microsoft.com/office/word/2010/wordprocessingCanvas" xmlns:cx="http://schemas.microsoft.com/office/drawing/2014/chartex" xmlns:cx1="http://schemas.microsoft.com/office/drawing/2015/9/8/chartex" xmlns:cx2="http://schemas.microsoft.com/office/drawing/2015/10/21/chartex" xmlns:cx3="http://schemas.microsoft.com/office/drawing/2016/5/9/chartex" xmlns:cx4="http://schemas.microsoft.com/office/drawing/2016/5/10/chartex" xmlns:cx5="http://schemas.microsoft.com/office/drawing/2016/5/11/chartex" xmlns:cx6="http://schemas.microsoft.com/office/drawing/2016/5/12/chartex" xmlns:cx7="http://schemas.microsoft.com/office/drawing/2016/5/13/chartex" xmlns:cx8="http://schemas.microsoft.com/office/drawing/2016/5/14/chartex" xmlns:mc="http://schemas.openxmlformats.org/markup-compatibility/2006" xmlns:aink="http://schemas.microsoft.com/office/drawing/2016/ink" xmlns:am3d="http://schemas.microsoft.com/office/drawing/2017/model3d" xmlns:o="urn:schemas-microsoft-com:office:office" xmlns:oel="http://schemas.microsoft.com/office/2019/extlst" xmlns:r="http://schemas.openxmlformats.org/officeDocument/2006/relationships" xmlns:m="http://schemas.openxmlformats.org/officeDocument/2006/math" xmlns:v="urn:schemas-microsoft-com:vml" xmlns:wp14="http://schemas.microsoft.com/office/word/2010/wordprocessingDrawing" xmlns:wp="http://schemas.openxmlformats.org/drawingml/2006/wordprocessingDrawing" xmlns:w10="urn:schemas-microsoft-com:office:word" xmlns:w="http://schemas.openxmlformats.org/wordprocessingml/2006/main" xmlns:w14="http://schemas.microsoft.com/office/word/2010/wordml" xmlns:w15="http://schemas.microsoft.com/office/word/2012/wordml" xmlns:w16cex="http://schemas.microsoft.com/office/word/2018/wordml/cex" xmlns:w16cid="http://schemas.microsoft.com/office/word/2016/wordml/cid" xmlns:w16="http://schemas.microsoft.com/office/word/2018/wordml" xmlns:w16du="http://schemas.microsoft.com/office/word/2023/wordml/word16du" xmlns:w16sdtdh="http://schemas.microsoft.com/office/word/2020/wordml/sdtdatahash" xmlns:w16sdtfl="http://schemas.microsoft.com/office/word/2024/wordml/sdtformatlock" xmlns:w16se="http://schemas.microsoft.com/office/word/2015/wordml/symex" xmlns:wpg="http://schemas.microsoft.com/office/word/2010/wordprocessingGroup" xmlns:wpi="http://schemas.microsoft.com/office/word/2010/wordprocessingInk" xmlns:wne="http://schemas.microsoft.com/office/word/2006/wordml" xmlns:wps="http://schemas.microsoft.com/office/word/2010/wordprocessingShape" mc:Ignorable="w14 w15 w16se w16cid w16 w16cex w16sdtdh w16sdtfl w16du wp14">
-  <w:p>
-    <w:pPr>
-      <w:pStyle w:val="Footer"/>
-    </w:pPr>
-  </w:p>
-  <w:p>
-    <w:pPr>
-      <w:pStyle w:val="Footer"/>
-    </w:pPr>
-  </w:p>
+  <w:sdt>
+    <w:sdtPr>
+      <w:id w:val="1124194329"/>
+      <w:docPartObj>
+        <w:docPartGallery w:val="Page Numbers (Bottom of Page)"/>
+        <w:docPartUnique/>
+      </w:docPartObj>
+    </w:sdtPr>
+    <w:sdtEndPr>
+      <w:rPr>
+        <w:rFonts w:ascii="Times New Roman" w:hAnsi="Times New Roman" w:cs="Times New Roman"/>
+        <w:noProof/>
+        <w:sz w:val="28"/>
+        <w:szCs w:val="28"/>
+      </w:rPr>
+    </w:sdtEndPr>
+    <w:sdtContent>
+      <w:p>
+        <w:pPr>
+          <w:pStyle w:val="Footer"/>
+          <w:jc w:val="center"/>
+          <w:rPr>
+            <w:rFonts w:ascii="Times New Roman" w:hAnsi="Times New Roman" w:cs="Times New Roman"/>
+            <w:sz w:val="28"/>
+            <w:szCs w:val="28"/>
+          </w:rPr>
+        </w:pPr>
+        <w:r>
+          <w:rPr>
+            <w:rFonts w:ascii="Times New Roman" w:hAnsi="Times New Roman" w:cs="Times New Roman"/>
+            <w:sz w:val="28"/>
+            <w:szCs w:val="28"/>
+          </w:rPr>
+          <w:fldChar w:fldCharType="begin"/>
+        </w:r>
+        <w:r>
+          <w:rPr>
+            <w:rFonts w:ascii="Times New Roman" w:hAnsi="Times New Roman" w:cs="Times New Roman"/>
+            <w:sz w:val="28"/>
+            <w:szCs w:val="28"/>
+          </w:rPr>
+          <w:instrText xml:space="preserve"> PAGE   \* MERGEFORMAT </w:instrText>
+        </w:r>
+        <w:r>
+          <w:rPr>
+            <w:rFonts w:ascii="Times New Roman" w:hAnsi="Times New Roman" w:cs="Times New Roman"/>
+            <w:sz w:val="28"/>
+            <w:szCs w:val="28"/>
+          </w:rPr>
+          <w:fldChar w:fldCharType="separate"/>
+        </w:r>
+        <w:r>
+          <w:rPr>
+            <w:rFonts w:ascii="Times New Roman" w:hAnsi="Times New Roman" w:cs="Times New Roman"/>
+            <w:noProof/>
+            <w:sz w:val="28"/>
+            <w:szCs w:val="28"/>
+          </w:rPr>
+          <w:t>2</w:t>
+        </w:r>
+        <w:r>
+          <w:rPr>
+            <w:rFonts w:ascii="Times New Roman" w:hAnsi="Times New Roman" w:cs="Times New Roman"/>
+            <w:noProof/>
+            <w:sz w:val="28"/>
+            <w:szCs w:val="28"/>
+          </w:rPr>
+          <w:fldChar w:fldCharType="end"/>
+        </w:r>
+      </w:p>
+    </w:sdtContent>
+  </w:sdt>
   <w:p>
     <w:pPr>
       <w:pStyle w:val="Footer"/>
@@ -6280,6 +6663,37 @@
       <w:shd w:val="clear" w:color="auto" w:fill="E1DFDD"/>
     </w:rPr>
   </w:style>
+  <w:style w:type="paragraph" w:styleId="BalloonText">
+    <w:name w:val="Balloon Text"/>
+    <w:basedOn w:val="Normal"/>
+    <w:link w:val="BalloonTextChar"/>
+    <w:uiPriority w:val="99"/>
+    <w:semiHidden/>
+    <w:unhideWhenUsed/>
+    <w:rsid w:val="00335BE2"/>
+    <w:pPr>
+      <w:suppressAutoHyphens w:val="0"/>
+      <w:spacing w:after="0" w:line="240" w:lineRule="auto"/>
+    </w:pPr>
+    <w:rPr>
+      <w:rFonts w:ascii="Tahoma" w:hAnsi="Tahoma" w:cs="Tahoma"/>
+      <w:sz w:val="16"/>
+      <w:szCs w:val="16"/>
+    </w:rPr>
+  </w:style>
+  <w:style w:type="character" w:customStyle="1" w:styleId="BalloonTextChar">
+    <w:name w:val="Balloon Text Char"/>
+    <w:basedOn w:val="DefaultParagraphFont"/>
+    <w:link w:val="BalloonText"/>
+    <w:uiPriority w:val="99"/>
+    <w:semiHidden/>
+    <w:rsid w:val="00335BE2"/>
+    <w:rPr>
+      <w:rFonts w:ascii="Tahoma" w:hAnsi="Tahoma" w:cs="Tahoma"/>
+      <w:sz w:val="16"/>
+      <w:szCs w:val="16"/>
+    </w:rPr>
+  </w:style>
 </w:styles>
 </file>
 

--- a/отчеты 2-10/отчет 8.docx
+++ b/отчеты 2-10/отчет 8.docx
@@ -516,7 +516,7 @@
           <w:szCs w:val="28"/>
           <w:lang w:eastAsia="ru-RU"/>
         </w:rPr>
-        <w:t>6-7</w:t>
+        <w:t>8</w:t>
       </w:r>
     </w:p>
     <w:p>
@@ -1459,127 +1459,19 @@
           <w:sz w:val="28"/>
           <w:szCs w:val="28"/>
         </w:rPr>
-        <w:t>(или несколькими) из методов: «</w:t>
-      </w:r>
-      <w:proofErr w:type="spellStart"/>
-      <w:r>
-        <w:rPr>
-          <w:rFonts w:ascii="Times New Roman" w:hAnsi="Times New Roman" w:cs="Times New Roman"/>
-          <w:sz w:val="28"/>
-          <w:szCs w:val="28"/>
-        </w:rPr>
-        <w:t>OnTriggerEnter</w:t>
-      </w:r>
-      <w:proofErr w:type="spellEnd"/>
-      <w:r>
-        <w:rPr>
-          <w:rFonts w:ascii="Times New Roman" w:hAnsi="Times New Roman" w:cs="Times New Roman"/>
-          <w:sz w:val="28"/>
-          <w:szCs w:val="28"/>
-        </w:rPr>
-        <w:t>», «</w:t>
-      </w:r>
-      <w:proofErr w:type="spellStart"/>
-      <w:r>
-        <w:rPr>
-          <w:rFonts w:ascii="Times New Roman" w:hAnsi="Times New Roman" w:cs="Times New Roman"/>
-          <w:sz w:val="28"/>
-          <w:szCs w:val="28"/>
-        </w:rPr>
-        <w:t>OnTriggerExit</w:t>
-      </w:r>
-      <w:proofErr w:type="spellEnd"/>
-      <w:r>
-        <w:rPr>
-          <w:rFonts w:ascii="Times New Roman" w:hAnsi="Times New Roman" w:cs="Times New Roman"/>
-          <w:sz w:val="28"/>
-          <w:szCs w:val="28"/>
-        </w:rPr>
-        <w:t>», «</w:t>
-      </w:r>
-      <w:proofErr w:type="spellStart"/>
-      <w:r>
-        <w:rPr>
-          <w:rFonts w:ascii="Times New Roman" w:hAnsi="Times New Roman" w:cs="Times New Roman"/>
-          <w:sz w:val="28"/>
-          <w:szCs w:val="28"/>
-        </w:rPr>
-        <w:t>OnTriggerStay</w:t>
-      </w:r>
-      <w:proofErr w:type="spellEnd"/>
-      <w:r>
-        <w:rPr>
-          <w:rFonts w:ascii="Times New Roman" w:hAnsi="Times New Roman" w:cs="Times New Roman"/>
-          <w:sz w:val="28"/>
-          <w:szCs w:val="28"/>
-        </w:rPr>
-        <w:t>», и игровую механику, связанную с одним (или несколькими) из методов: «</w:t>
-      </w:r>
-      <w:proofErr w:type="spellStart"/>
-      <w:r>
-        <w:rPr>
-          <w:rFonts w:ascii="Times New Roman" w:hAnsi="Times New Roman" w:cs="Times New Roman"/>
-          <w:sz w:val="28"/>
-          <w:szCs w:val="28"/>
-        </w:rPr>
-        <w:t>OnCollisionEnter</w:t>
-      </w:r>
-      <w:proofErr w:type="spellEnd"/>
-      <w:r>
-        <w:rPr>
-          <w:rFonts w:ascii="Times New Roman" w:hAnsi="Times New Roman" w:cs="Times New Roman"/>
-          <w:sz w:val="28"/>
-          <w:szCs w:val="28"/>
-        </w:rPr>
-        <w:t>», «</w:t>
-      </w:r>
-      <w:proofErr w:type="spellStart"/>
-      <w:r>
-        <w:rPr>
-          <w:rFonts w:ascii="Times New Roman" w:hAnsi="Times New Roman" w:cs="Times New Roman"/>
-          <w:sz w:val="28"/>
-          <w:szCs w:val="28"/>
-        </w:rPr>
-        <w:t>OnCollisionExit</w:t>
-      </w:r>
-      <w:proofErr w:type="spellEnd"/>
-      <w:r>
-        <w:rPr>
-          <w:rFonts w:ascii="Times New Roman" w:hAnsi="Times New Roman" w:cs="Times New Roman"/>
-          <w:sz w:val="28"/>
-          <w:szCs w:val="28"/>
-        </w:rPr>
-        <w:t>», «</w:t>
-      </w:r>
-      <w:proofErr w:type="spellStart"/>
-      <w:r>
-        <w:rPr>
-          <w:rFonts w:ascii="Times New Roman" w:hAnsi="Times New Roman" w:cs="Times New Roman"/>
-          <w:sz w:val="28"/>
-          <w:szCs w:val="28"/>
-        </w:rPr>
-        <w:t>OnCollisionStay</w:t>
-      </w:r>
-      <w:proofErr w:type="spellEnd"/>
-      <w:r>
-        <w:rPr>
-          <w:rFonts w:ascii="Times New Roman" w:hAnsi="Times New Roman" w:cs="Times New Roman"/>
-          <w:sz w:val="28"/>
-          <w:szCs w:val="28"/>
-        </w:rPr>
-        <w:t>».</w:t>
+        <w:t>(или несколькими) из методов: «OnTriggerEnter», «OnTriggerExit», «OnTriggerStay», и игровую механику, связанную с одним (или несколькими) из методов: «OnCollisionEnter», «OnCollisionExit», «OnCollisionStay».</w:t>
       </w:r>
     </w:p>
     <w:p>
       <w:pPr>
         <w:pStyle w:val="a0"/>
       </w:pPr>
-      <w:bookmarkStart w:id="2" w:name="_Hlk195637488"/>
-      <w:bookmarkStart w:id="3" w:name="_Toc197253804"/>
+      <w:bookmarkStart w:id="2" w:name="_Toc197253804"/>
+      <w:bookmarkStart w:id="3" w:name="_Hlk195637488"/>
       <w:r>
         <w:t>Задание</w:t>
       </w:r>
-      <w:bookmarkEnd w:id="3"/>
+      <w:bookmarkEnd w:id="2"/>
     </w:p>
     <w:p>
       <w:pPr>
@@ -1618,31 +1510,7 @@
         <w:ind w:left="0" w:firstLine="709"/>
       </w:pPr>
       <w:r>
-        <w:t>реализовать игровую механику, связанную с одним (или несколькими) из методов: «</w:t>
-      </w:r>
-      <w:proofErr w:type="spellStart"/>
-      <w:r>
-        <w:t>OnTriggerEnter</w:t>
-      </w:r>
-      <w:proofErr w:type="spellEnd"/>
-      <w:r>
-        <w:t>», «</w:t>
-      </w:r>
-      <w:proofErr w:type="spellStart"/>
-      <w:r>
-        <w:t>OnTriggerExit</w:t>
-      </w:r>
-      <w:proofErr w:type="spellEnd"/>
-      <w:r>
-        <w:t>», «</w:t>
-      </w:r>
-      <w:proofErr w:type="spellStart"/>
-      <w:r>
-        <w:t>OnTriggerStay</w:t>
-      </w:r>
-      <w:proofErr w:type="spellEnd"/>
-      <w:r>
-        <w:t>»;</w:t>
+        <w:t>реализовать игровую механику, связанную с одним (или несколькими) из методов: «OnTriggerEnter», «OnTriggerExit», «OnTriggerStay»;</w:t>
       </w:r>
     </w:p>
     <w:p>
@@ -1658,31 +1526,7 @@
         <w:ind w:left="0" w:firstLine="709"/>
       </w:pPr>
       <w:r>
-        <w:t>реализовать игровую механику, связанную с одним (или несколькими) из методов: «</w:t>
-      </w:r>
-      <w:proofErr w:type="spellStart"/>
-      <w:r>
-        <w:t>OnCollisionEnter</w:t>
-      </w:r>
-      <w:proofErr w:type="spellEnd"/>
-      <w:r>
-        <w:t>», «</w:t>
-      </w:r>
-      <w:proofErr w:type="spellStart"/>
-      <w:r>
-        <w:t>OnCollisionExit</w:t>
-      </w:r>
-      <w:proofErr w:type="spellEnd"/>
-      <w:r>
-        <w:t>», «</w:t>
-      </w:r>
-      <w:proofErr w:type="spellStart"/>
-      <w:r>
-        <w:t>OnCollisionStay</w:t>
-      </w:r>
-      <w:proofErr w:type="spellEnd"/>
-      <w:r>
-        <w:t>»;</w:t>
+        <w:t>реализовать игровую механику, связанную с одним (или несколькими) из методов: «OnCollisionEnter», «OnCollisionExit», «OnCollisionStay»;</w:t>
       </w:r>
     </w:p>
     <w:p>
@@ -1722,7 +1566,7 @@
         <w:pStyle w:val="a0"/>
       </w:pPr>
       <w:bookmarkStart w:id="4" w:name="_Toc197253805"/>
-      <w:bookmarkEnd w:id="2"/>
+      <w:bookmarkEnd w:id="3"/>
       <w:r>
         <w:t>Ход работы</w:t>
       </w:r>
@@ -1865,25 +1709,7 @@
           <w:szCs w:val="28"/>
         </w:rPr>
         <w:lastRenderedPageBreak/>
-        <w:t>«</w:t>
-      </w:r>
-      <w:proofErr w:type="spellStart"/>
-      <w:r>
-        <w:rPr>
-          <w:rFonts w:ascii="Times New Roman" w:hAnsi="Times New Roman" w:cs="Times New Roman"/>
-          <w:sz w:val="28"/>
-          <w:szCs w:val="28"/>
-        </w:rPr>
-        <w:t>OnCollisionEnter</w:t>
-      </w:r>
-      <w:proofErr w:type="spellEnd"/>
-      <w:r>
-        <w:rPr>
-          <w:rFonts w:ascii="Times New Roman" w:hAnsi="Times New Roman" w:cs="Times New Roman"/>
-          <w:sz w:val="28"/>
-          <w:szCs w:val="28"/>
-        </w:rPr>
-        <w:t>» были реализованы следующие механики врага: снижение уровня здоровья на соответствующее оружию значение при ударе им, простое движение в сторону без анимации, разрушение при падении показателя здоровья до 0.</w:t>
+        <w:t>«OnCollisionEnter» были реализованы следующие механики врага: снижение уровня здоровья на соответствующее оружию значение при ударе им, простое движение в сторону без анимации, разрушение при падении показателя здоровья до 0.</w:t>
       </w:r>
     </w:p>
     <w:p>
@@ -1927,25 +1753,7 @@
           <w:sz w:val="28"/>
           <w:szCs w:val="28"/>
         </w:rPr>
-        <w:t>Далее при помощи метода «</w:t>
-      </w:r>
-      <w:proofErr w:type="spellStart"/>
-      <w:r>
-        <w:rPr>
-          <w:rFonts w:ascii="Times New Roman" w:hAnsi="Times New Roman" w:cs="Times New Roman"/>
-          <w:sz w:val="28"/>
-          <w:szCs w:val="28"/>
-        </w:rPr>
-        <w:t>OnTriggerEnter</w:t>
-      </w:r>
-      <w:proofErr w:type="spellEnd"/>
-      <w:r>
-        <w:rPr>
-          <w:rFonts w:ascii="Times New Roman" w:hAnsi="Times New Roman" w:cs="Times New Roman"/>
-          <w:sz w:val="28"/>
-          <w:szCs w:val="28"/>
-        </w:rPr>
-        <w:t>» и невидимого объекта-триггера была реализована механика проигрывания предупреждающего звука, когда игрок входит на определенный участок локации – территорию, которую будет патрулировать враг.</w:t>
+        <w:t>Далее при помощи метода «OnTriggerEnter» и невидимого объекта-триггера была реализована механика проигрывания предупреждающего звука, когда игрок входит на определенный участок локации – территорию, которую будет патрулировать враг.</w:t>
       </w:r>
     </w:p>
     <w:p>
@@ -2390,6 +2198,7 @@
                 <w:sz w:val="19"/>
                 <w:szCs w:val="19"/>
                 <w:highlight w:val="white"/>
+                <w:lang w:val="en-US"/>
               </w:rPr>
             </w:pPr>
             <w:r>
@@ -2400,29 +2209,7 @@
                 <w:highlight w:val="white"/>
                 <w:lang w:val="en-US"/>
               </w:rPr>
-              <w:t xml:space="preserve">using </w:t>
-            </w:r>
-            <w:proofErr w:type="spellStart"/>
-            <w:r>
-              <w:rPr>
-                <w:rFonts w:ascii="Cascadia Mono" w:eastAsia="Calibri" w:hAnsi="Cascadia Mono" w:cs="Cascadia Mono"/>
-                <w:sz w:val="19"/>
-                <w:szCs w:val="19"/>
-                <w:highlight w:val="white"/>
-                <w:lang w:val="en-US"/>
-              </w:rPr>
-              <w:t>UnityEngine</w:t>
-            </w:r>
-            <w:proofErr w:type="spellEnd"/>
-            <w:r>
-              <w:rPr>
-                <w:rFonts w:ascii="Cascadia Mono" w:eastAsia="Calibri" w:hAnsi="Cascadia Mono" w:cs="Cascadia Mono"/>
-                <w:sz w:val="19"/>
-                <w:szCs w:val="19"/>
-                <w:highlight w:val="white"/>
-                <w:lang w:val="en-US"/>
-              </w:rPr>
-              <w:t>;</w:t>
+              <w:t>using UnityEngine;</w:t>
             </w:r>
           </w:p>
           <w:p>
@@ -2445,54 +2232,8 @@
                 <w:highlight w:val="white"/>
                 <w:lang w:val="en-US"/>
               </w:rPr>
-              <w:t xml:space="preserve">public class </w:t>
-            </w:r>
-            <w:proofErr w:type="gramStart"/>
-            <w:r>
-              <w:rPr>
-                <w:rFonts w:ascii="Cascadia Mono" w:eastAsia="Calibri" w:hAnsi="Cascadia Mono" w:cs="Cascadia Mono"/>
-                <w:sz w:val="19"/>
-                <w:szCs w:val="19"/>
-                <w:highlight w:val="white"/>
-                <w:lang w:val="en-US"/>
-              </w:rPr>
-              <w:t>Weapon :</w:t>
-            </w:r>
-            <w:proofErr w:type="gramEnd"/>
-            <w:r>
-              <w:rPr>
-                <w:rFonts w:ascii="Cascadia Mono" w:eastAsia="Calibri" w:hAnsi="Cascadia Mono" w:cs="Cascadia Mono"/>
-                <w:sz w:val="19"/>
-                <w:szCs w:val="19"/>
-                <w:highlight w:val="white"/>
-                <w:lang w:val="en-US"/>
-              </w:rPr>
-              <w:t xml:space="preserve"> </w:t>
-            </w:r>
-            <w:proofErr w:type="spellStart"/>
-            <w:proofErr w:type="gramStart"/>
-            <w:r>
-              <w:rPr>
-                <w:rFonts w:ascii="Cascadia Mono" w:eastAsia="Calibri" w:hAnsi="Cascadia Mono" w:cs="Cascadia Mono"/>
-                <w:sz w:val="19"/>
-                <w:szCs w:val="19"/>
-                <w:highlight w:val="white"/>
-                <w:lang w:val="en-US"/>
-              </w:rPr>
-              <w:t>MonoBehaviour</w:t>
-            </w:r>
-            <w:proofErr w:type="spellEnd"/>
-            <w:r>
-              <w:rPr>
-                <w:rFonts w:ascii="Cascadia Mono" w:eastAsia="Calibri" w:hAnsi="Cascadia Mono" w:cs="Cascadia Mono"/>
-                <w:sz w:val="19"/>
-                <w:szCs w:val="19"/>
-                <w:highlight w:val="white"/>
-                <w:lang w:val="en-US"/>
-              </w:rPr>
-              <w:t>{</w:t>
-            </w:r>
-            <w:proofErr w:type="gramEnd"/>
+              <w:t>public class Weapon : MonoBehaviour{</w:t>
+            </w:r>
           </w:p>
           <w:p>
             <w:pPr>
@@ -2550,20 +2291,8 @@
                 <w:highlight w:val="white"/>
                 <w:lang w:val="en-US"/>
               </w:rPr>
-              <w:t xml:space="preserve">    public int </w:t>
-            </w:r>
-            <w:proofErr w:type="gramStart"/>
-            <w:r>
-              <w:rPr>
-                <w:rFonts w:ascii="Cascadia Mono" w:eastAsia="Calibri" w:hAnsi="Cascadia Mono" w:cs="Cascadia Mono"/>
-                <w:sz w:val="19"/>
-                <w:szCs w:val="19"/>
-                <w:highlight w:val="white"/>
-                <w:lang w:val="en-US"/>
-              </w:rPr>
-              <w:t>Dmg{</w:t>
-            </w:r>
-            <w:proofErr w:type="gramEnd"/>
+              <w:t xml:space="preserve">    public int Dmg{</w:t>
+            </w:r>
           </w:p>
           <w:p>
             <w:pPr>
@@ -2585,29 +2314,7 @@
                 <w:highlight w:val="white"/>
                 <w:lang w:val="en-US"/>
               </w:rPr>
-              <w:t xml:space="preserve">        get </w:t>
-            </w:r>
-            <w:proofErr w:type="gramStart"/>
-            <w:r>
-              <w:rPr>
-                <w:rFonts w:ascii="Cascadia Mono" w:eastAsia="Calibri" w:hAnsi="Cascadia Mono" w:cs="Cascadia Mono"/>
-                <w:sz w:val="19"/>
-                <w:szCs w:val="19"/>
-                <w:highlight w:val="white"/>
-                <w:lang w:val="en-US"/>
-              </w:rPr>
-              <w:t>{ return</w:t>
-            </w:r>
-            <w:proofErr w:type="gramEnd"/>
-            <w:r>
-              <w:rPr>
-                <w:rFonts w:ascii="Cascadia Mono" w:eastAsia="Calibri" w:hAnsi="Cascadia Mono" w:cs="Cascadia Mono"/>
-                <w:sz w:val="19"/>
-                <w:szCs w:val="19"/>
-                <w:highlight w:val="white"/>
-                <w:lang w:val="en-US"/>
-              </w:rPr>
-              <w:t xml:space="preserve"> dmg; }}}</w:t>
+              <w:t xml:space="preserve">        get { return dmg; }}}</w:t>
             </w:r>
           </w:p>
         </w:tc>
@@ -2721,31 +2428,7 @@
                 <w:lang w:val="en-US"/>
               </w:rPr>
               <w:lastRenderedPageBreak/>
-              <w:t xml:space="preserve">using </w:t>
-            </w:r>
-            <w:proofErr w:type="spellStart"/>
-            <w:proofErr w:type="gramStart"/>
-            <w:r>
-              <w:rPr>
-                <w:rFonts w:ascii="Cascadia Mono" w:eastAsia="Calibri" w:hAnsi="Cascadia Mono" w:cs="Cascadia Mono"/>
-                <w:sz w:val="19"/>
-                <w:szCs w:val="19"/>
-                <w:highlight w:val="white"/>
-                <w:lang w:val="en-US"/>
-              </w:rPr>
-              <w:t>System.Text.RegularExpressions</w:t>
-            </w:r>
-            <w:proofErr w:type="spellEnd"/>
-            <w:proofErr w:type="gramEnd"/>
-            <w:r>
-              <w:rPr>
-                <w:rFonts w:ascii="Cascadia Mono" w:eastAsia="Calibri" w:hAnsi="Cascadia Mono" w:cs="Cascadia Mono"/>
-                <w:sz w:val="19"/>
-                <w:szCs w:val="19"/>
-                <w:highlight w:val="white"/>
-                <w:lang w:val="en-US"/>
-              </w:rPr>
-              <w:t>;</w:t>
+              <w:t>using System.Text.RegularExpressions;</w:t>
             </w:r>
           </w:p>
           <w:p>
@@ -2768,29 +2451,7 @@
                 <w:highlight w:val="white"/>
                 <w:lang w:val="en-US"/>
               </w:rPr>
-              <w:t xml:space="preserve">using </w:t>
-            </w:r>
-            <w:proofErr w:type="spellStart"/>
-            <w:r>
-              <w:rPr>
-                <w:rFonts w:ascii="Cascadia Mono" w:eastAsia="Calibri" w:hAnsi="Cascadia Mono" w:cs="Cascadia Mono"/>
-                <w:sz w:val="19"/>
-                <w:szCs w:val="19"/>
-                <w:highlight w:val="white"/>
-                <w:lang w:val="en-US"/>
-              </w:rPr>
-              <w:t>Unity.VisualScripting</w:t>
-            </w:r>
-            <w:proofErr w:type="spellEnd"/>
-            <w:r>
-              <w:rPr>
-                <w:rFonts w:ascii="Cascadia Mono" w:eastAsia="Calibri" w:hAnsi="Cascadia Mono" w:cs="Cascadia Mono"/>
-                <w:sz w:val="19"/>
-                <w:szCs w:val="19"/>
-                <w:highlight w:val="white"/>
-                <w:lang w:val="en-US"/>
-              </w:rPr>
-              <w:t>;</w:t>
+              <w:t>using Unity.VisualScripting;</w:t>
             </w:r>
           </w:p>
           <w:p>
@@ -2813,29 +2474,7 @@
                 <w:highlight w:val="white"/>
                 <w:lang w:val="en-US"/>
               </w:rPr>
-              <w:t xml:space="preserve">using </w:t>
-            </w:r>
-            <w:proofErr w:type="spellStart"/>
-            <w:r>
-              <w:rPr>
-                <w:rFonts w:ascii="Cascadia Mono" w:eastAsia="Calibri" w:hAnsi="Cascadia Mono" w:cs="Cascadia Mono"/>
-                <w:sz w:val="19"/>
-                <w:szCs w:val="19"/>
-                <w:highlight w:val="white"/>
-                <w:lang w:val="en-US"/>
-              </w:rPr>
-              <w:t>UnityEngine</w:t>
-            </w:r>
-            <w:proofErr w:type="spellEnd"/>
-            <w:r>
-              <w:rPr>
-                <w:rFonts w:ascii="Cascadia Mono" w:eastAsia="Calibri" w:hAnsi="Cascadia Mono" w:cs="Cascadia Mono"/>
-                <w:sz w:val="19"/>
-                <w:szCs w:val="19"/>
-                <w:highlight w:val="white"/>
-                <w:lang w:val="en-US"/>
-              </w:rPr>
-              <w:t>;</w:t>
+              <w:t>using UnityEngine;</w:t>
             </w:r>
           </w:p>
           <w:p>
@@ -2871,42 +2510,8 @@
                 <w:highlight w:val="white"/>
                 <w:lang w:val="en-US"/>
               </w:rPr>
-              <w:t xml:space="preserve">public class </w:t>
-            </w:r>
-            <w:proofErr w:type="gramStart"/>
-            <w:r>
-              <w:rPr>
-                <w:rFonts w:ascii="Cascadia Mono" w:eastAsia="Calibri" w:hAnsi="Cascadia Mono" w:cs="Cascadia Mono"/>
-                <w:sz w:val="19"/>
-                <w:szCs w:val="19"/>
-                <w:highlight w:val="white"/>
-                <w:lang w:val="en-US"/>
-              </w:rPr>
-              <w:t>Creature :</w:t>
-            </w:r>
-            <w:proofErr w:type="gramEnd"/>
-            <w:r>
-              <w:rPr>
-                <w:rFonts w:ascii="Cascadia Mono" w:eastAsia="Calibri" w:hAnsi="Cascadia Mono" w:cs="Cascadia Mono"/>
-                <w:sz w:val="19"/>
-                <w:szCs w:val="19"/>
-                <w:highlight w:val="white"/>
-                <w:lang w:val="en-US"/>
-              </w:rPr>
-              <w:t xml:space="preserve"> </w:t>
-            </w:r>
-            <w:proofErr w:type="spellStart"/>
-            <w:r>
-              <w:rPr>
-                <w:rFonts w:ascii="Cascadia Mono" w:eastAsia="Calibri" w:hAnsi="Cascadia Mono" w:cs="Cascadia Mono"/>
-                <w:sz w:val="19"/>
-                <w:szCs w:val="19"/>
-                <w:highlight w:val="white"/>
-                <w:lang w:val="en-US"/>
-              </w:rPr>
-              <w:t>MonoBehaviour</w:t>
-            </w:r>
-            <w:proofErr w:type="spellEnd"/>
+              <w:t>public class Creature : MonoBehaviour</w:t>
+            </w:r>
           </w:p>
           <w:p>
             <w:pPr>
@@ -2987,54 +2592,8 @@
                 <w:highlight w:val="white"/>
                 <w:lang w:val="en-US"/>
               </w:rPr>
-              <w:t xml:space="preserve">    private void </w:t>
-            </w:r>
-            <w:proofErr w:type="spellStart"/>
-            <w:proofErr w:type="gramStart"/>
-            <w:r>
-              <w:rPr>
-                <w:rFonts w:ascii="Cascadia Mono" w:eastAsia="Calibri" w:hAnsi="Cascadia Mono" w:cs="Cascadia Mono"/>
-                <w:sz w:val="19"/>
-                <w:szCs w:val="19"/>
-                <w:highlight w:val="white"/>
-                <w:lang w:val="en-US"/>
-              </w:rPr>
-              <w:t>OnCollisionEnter</w:t>
-            </w:r>
-            <w:proofErr w:type="spellEnd"/>
-            <w:r>
-              <w:rPr>
-                <w:rFonts w:ascii="Cascadia Mono" w:eastAsia="Calibri" w:hAnsi="Cascadia Mono" w:cs="Cascadia Mono"/>
-                <w:sz w:val="19"/>
-                <w:szCs w:val="19"/>
-                <w:highlight w:val="white"/>
-                <w:lang w:val="en-US"/>
-              </w:rPr>
-              <w:t>(</w:t>
-            </w:r>
-            <w:proofErr w:type="gramEnd"/>
-            <w:r>
-              <w:rPr>
-                <w:rFonts w:ascii="Cascadia Mono" w:eastAsia="Calibri" w:hAnsi="Cascadia Mono" w:cs="Cascadia Mono"/>
-                <w:sz w:val="19"/>
-                <w:szCs w:val="19"/>
-                <w:highlight w:val="white"/>
-                <w:lang w:val="en-US"/>
-              </w:rPr>
-              <w:t xml:space="preserve">Collision </w:t>
-            </w:r>
-            <w:proofErr w:type="gramStart"/>
-            <w:r>
-              <w:rPr>
-                <w:rFonts w:ascii="Cascadia Mono" w:eastAsia="Calibri" w:hAnsi="Cascadia Mono" w:cs="Cascadia Mono"/>
-                <w:sz w:val="19"/>
-                <w:szCs w:val="19"/>
-                <w:highlight w:val="white"/>
-                <w:lang w:val="en-US"/>
-              </w:rPr>
-              <w:t>collision){</w:t>
-            </w:r>
-            <w:proofErr w:type="gramEnd"/>
+              <w:t xml:space="preserve">    private void OnCollisionEnter(Collision collision){</w:t>
+            </w:r>
           </w:p>
           <w:p>
             <w:pPr>
@@ -3056,44 +2615,8 @@
                 <w:highlight w:val="white"/>
                 <w:lang w:val="en-US"/>
               </w:rPr>
-              <w:t xml:space="preserve">        if (</w:t>
-            </w:r>
-            <w:proofErr w:type="spellStart"/>
-            <w:proofErr w:type="gramStart"/>
-            <w:r>
-              <w:rPr>
-                <w:rFonts w:ascii="Cascadia Mono" w:eastAsia="Calibri" w:hAnsi="Cascadia Mono" w:cs="Cascadia Mono"/>
-                <w:sz w:val="19"/>
-                <w:szCs w:val="19"/>
-                <w:highlight w:val="white"/>
-                <w:lang w:val="en-US"/>
-              </w:rPr>
-              <w:t>collision.gameObject.TryGetComponent</w:t>
-            </w:r>
-            <w:proofErr w:type="spellEnd"/>
-            <w:proofErr w:type="gramEnd"/>
-            <w:r>
-              <w:rPr>
-                <w:rFonts w:ascii="Cascadia Mono" w:eastAsia="Calibri" w:hAnsi="Cascadia Mono" w:cs="Cascadia Mono"/>
-                <w:sz w:val="19"/>
-                <w:szCs w:val="19"/>
-                <w:highlight w:val="white"/>
-                <w:lang w:val="en-US"/>
-              </w:rPr>
-              <w:t>(out Weapon weapon</w:t>
-            </w:r>
-            <w:proofErr w:type="gramStart"/>
-            <w:r>
-              <w:rPr>
-                <w:rFonts w:ascii="Cascadia Mono" w:eastAsia="Calibri" w:hAnsi="Cascadia Mono" w:cs="Cascadia Mono"/>
-                <w:sz w:val="19"/>
-                <w:szCs w:val="19"/>
-                <w:highlight w:val="white"/>
-                <w:lang w:val="en-US"/>
-              </w:rPr>
-              <w:t>)){</w:t>
-            </w:r>
-            <w:proofErr w:type="gramEnd"/>
+              <w:t xml:space="preserve">        if (collision.gameObject.TryGetComponent(out Weapon weapon)){</w:t>
+            </w:r>
           </w:p>
           <w:p>
             <w:pPr>
@@ -3115,41 +2638,7 @@
                 <w:highlight w:val="white"/>
                 <w:lang w:val="en-US"/>
               </w:rPr>
-              <w:t xml:space="preserve">            </w:t>
-            </w:r>
-            <w:proofErr w:type="spellStart"/>
-            <w:proofErr w:type="gramStart"/>
-            <w:r>
-              <w:rPr>
-                <w:rFonts w:ascii="Cascadia Mono" w:eastAsia="Calibri" w:hAnsi="Cascadia Mono" w:cs="Cascadia Mono"/>
-                <w:sz w:val="19"/>
-                <w:szCs w:val="19"/>
-                <w:highlight w:val="white"/>
-                <w:lang w:val="en-US"/>
-              </w:rPr>
-              <w:t>this.transform</w:t>
-            </w:r>
-            <w:proofErr w:type="gramEnd"/>
-            <w:r>
-              <w:rPr>
-                <w:rFonts w:ascii="Cascadia Mono" w:eastAsia="Calibri" w:hAnsi="Cascadia Mono" w:cs="Cascadia Mono"/>
-                <w:sz w:val="19"/>
-                <w:szCs w:val="19"/>
-                <w:highlight w:val="white"/>
-                <w:lang w:val="en-US"/>
-              </w:rPr>
-              <w:t>.position</w:t>
-            </w:r>
-            <w:proofErr w:type="spellEnd"/>
-            <w:r>
-              <w:rPr>
-                <w:rFonts w:ascii="Cascadia Mono" w:eastAsia="Calibri" w:hAnsi="Cascadia Mono" w:cs="Cascadia Mono"/>
-                <w:sz w:val="19"/>
-                <w:szCs w:val="19"/>
-                <w:highlight w:val="white"/>
-                <w:lang w:val="en-US"/>
-              </w:rPr>
-              <w:t xml:space="preserve"> += new Vector3(0.3f, 0, 0);</w:t>
+              <w:t xml:space="preserve">            this.transform.position += new Vector3(0.3f, 0, 0);</w:t>
             </w:r>
           </w:p>
           <w:p>
@@ -3185,55 +2674,7 @@
                 <w:highlight w:val="white"/>
                 <w:lang w:val="en-US"/>
               </w:rPr>
-              <w:t xml:space="preserve">            </w:t>
-            </w:r>
-            <w:proofErr w:type="spellStart"/>
-            <w:proofErr w:type="gramStart"/>
-            <w:r>
-              <w:rPr>
-                <w:rFonts w:ascii="Cascadia Mono" w:eastAsia="Calibri" w:hAnsi="Cascadia Mono" w:cs="Cascadia Mono"/>
-                <w:sz w:val="19"/>
-                <w:szCs w:val="19"/>
-                <w:highlight w:val="white"/>
-                <w:lang w:val="en-US"/>
-              </w:rPr>
-              <w:t>this.hp</w:t>
-            </w:r>
-            <w:proofErr w:type="spellEnd"/>
-            <w:proofErr w:type="gramEnd"/>
-            <w:r>
-              <w:rPr>
-                <w:rFonts w:ascii="Cascadia Mono" w:eastAsia="Calibri" w:hAnsi="Cascadia Mono" w:cs="Cascadia Mono"/>
-                <w:sz w:val="19"/>
-                <w:szCs w:val="19"/>
-                <w:highlight w:val="white"/>
-                <w:lang w:val="en-US"/>
-              </w:rPr>
-              <w:t xml:space="preserve"> -= </w:t>
-            </w:r>
-            <w:proofErr w:type="spellStart"/>
-            <w:proofErr w:type="gramStart"/>
-            <w:r>
-              <w:rPr>
-                <w:rFonts w:ascii="Cascadia Mono" w:eastAsia="Calibri" w:hAnsi="Cascadia Mono" w:cs="Cascadia Mono"/>
-                <w:sz w:val="19"/>
-                <w:szCs w:val="19"/>
-                <w:highlight w:val="white"/>
-                <w:lang w:val="en-US"/>
-              </w:rPr>
-              <w:t>weapon.Dmg</w:t>
-            </w:r>
-            <w:proofErr w:type="spellEnd"/>
-            <w:proofErr w:type="gramEnd"/>
-            <w:r>
-              <w:rPr>
-                <w:rFonts w:ascii="Cascadia Mono" w:eastAsia="Calibri" w:hAnsi="Cascadia Mono" w:cs="Cascadia Mono"/>
-                <w:sz w:val="19"/>
-                <w:szCs w:val="19"/>
-                <w:highlight w:val="white"/>
-                <w:lang w:val="en-US"/>
-              </w:rPr>
-              <w:t>;</w:t>
+              <w:t xml:space="preserve">            this.hp -= weapon.Dmg;</w:t>
             </w:r>
           </w:p>
           <w:p>
@@ -3256,29 +2697,7 @@
                 <w:highlight w:val="white"/>
                 <w:lang w:val="en-US"/>
               </w:rPr>
-              <w:t xml:space="preserve">            </w:t>
-            </w:r>
-            <w:proofErr w:type="gramStart"/>
-            <w:r>
-              <w:rPr>
-                <w:rFonts w:ascii="Cascadia Mono" w:eastAsia="Calibri" w:hAnsi="Cascadia Mono" w:cs="Cascadia Mono"/>
-                <w:sz w:val="19"/>
-                <w:szCs w:val="19"/>
-                <w:highlight w:val="white"/>
-                <w:lang w:val="en-US"/>
-              </w:rPr>
-              <w:t>Dead(</w:t>
-            </w:r>
-            <w:proofErr w:type="gramEnd"/>
-            <w:r>
-              <w:rPr>
-                <w:rFonts w:ascii="Cascadia Mono" w:eastAsia="Calibri" w:hAnsi="Cascadia Mono" w:cs="Cascadia Mono"/>
-                <w:sz w:val="19"/>
-                <w:szCs w:val="19"/>
-                <w:highlight w:val="white"/>
-                <w:lang w:val="en-US"/>
-              </w:rPr>
-              <w:t>);</w:t>
+              <w:t xml:space="preserve">            Dead();</w:t>
             </w:r>
           </w:p>
           <w:p>
@@ -3337,20 +2756,8 @@
                 <w:highlight w:val="white"/>
                 <w:lang w:val="en-US"/>
               </w:rPr>
-              <w:t xml:space="preserve">        void </w:t>
-            </w:r>
-            <w:proofErr w:type="gramStart"/>
-            <w:r>
-              <w:rPr>
-                <w:rFonts w:ascii="Cascadia Mono" w:eastAsia="Calibri" w:hAnsi="Cascadia Mono" w:cs="Cascadia Mono"/>
-                <w:sz w:val="19"/>
-                <w:szCs w:val="19"/>
-                <w:highlight w:val="white"/>
-                <w:lang w:val="en-US"/>
-              </w:rPr>
-              <w:t>Dead(){</w:t>
-            </w:r>
-            <w:proofErr w:type="gramEnd"/>
+              <w:t xml:space="preserve">        void Dead(){</w:t>
+            </w:r>
           </w:p>
           <w:p>
             <w:pPr>
@@ -3372,54 +2779,8 @@
                 <w:highlight w:val="white"/>
                 <w:lang w:val="en-US"/>
               </w:rPr>
-              <w:t xml:space="preserve">            </w:t>
-            </w:r>
-            <w:proofErr w:type="gramStart"/>
-            <w:r>
-              <w:rPr>
-                <w:rFonts w:ascii="Cascadia Mono" w:eastAsia="Calibri" w:hAnsi="Cascadia Mono" w:cs="Cascadia Mono"/>
-                <w:sz w:val="19"/>
-                <w:szCs w:val="19"/>
-                <w:highlight w:val="white"/>
-                <w:lang w:val="en-US"/>
-              </w:rPr>
-              <w:t>if(</w:t>
-            </w:r>
-            <w:proofErr w:type="spellStart"/>
-            <w:r>
-              <w:rPr>
-                <w:rFonts w:ascii="Cascadia Mono" w:eastAsia="Calibri" w:hAnsi="Cascadia Mono" w:cs="Cascadia Mono"/>
-                <w:sz w:val="19"/>
-                <w:szCs w:val="19"/>
-                <w:highlight w:val="white"/>
-                <w:lang w:val="en-US"/>
-              </w:rPr>
-              <w:t>this.hp</w:t>
-            </w:r>
-            <w:proofErr w:type="spellEnd"/>
-            <w:proofErr w:type="gramEnd"/>
-            <w:r>
-              <w:rPr>
-                <w:rFonts w:ascii="Cascadia Mono" w:eastAsia="Calibri" w:hAnsi="Cascadia Mono" w:cs="Cascadia Mono"/>
-                <w:sz w:val="19"/>
-                <w:szCs w:val="19"/>
-                <w:highlight w:val="white"/>
-                <w:lang w:val="en-US"/>
-              </w:rPr>
-              <w:t xml:space="preserve"> &lt;= </w:t>
-            </w:r>
-            <w:proofErr w:type="gramStart"/>
-            <w:r>
-              <w:rPr>
-                <w:rFonts w:ascii="Cascadia Mono" w:eastAsia="Calibri" w:hAnsi="Cascadia Mono" w:cs="Cascadia Mono"/>
-                <w:sz w:val="19"/>
-                <w:szCs w:val="19"/>
-                <w:highlight w:val="white"/>
-                <w:lang w:val="en-US"/>
-              </w:rPr>
-              <w:t>0){</w:t>
-            </w:r>
-            <w:proofErr w:type="gramEnd"/>
+              <w:t xml:space="preserve">            if(this.hp &lt;= 0){</w:t>
+            </w:r>
           </w:p>
           <w:p>
             <w:pPr>
@@ -3441,31 +2802,7 @@
                 <w:highlight w:val="white"/>
                 <w:lang w:val="en-US"/>
               </w:rPr>
-              <w:t xml:space="preserve">                Destroy(</w:t>
-            </w:r>
-            <w:proofErr w:type="spellStart"/>
-            <w:proofErr w:type="gramStart"/>
-            <w:r>
-              <w:rPr>
-                <w:rFonts w:ascii="Cascadia Mono" w:eastAsia="Calibri" w:hAnsi="Cascadia Mono" w:cs="Cascadia Mono"/>
-                <w:sz w:val="19"/>
-                <w:szCs w:val="19"/>
-                <w:highlight w:val="white"/>
-                <w:lang w:val="en-US"/>
-              </w:rPr>
-              <w:t>this.gameObject</w:t>
-            </w:r>
-            <w:proofErr w:type="spellEnd"/>
-            <w:proofErr w:type="gramEnd"/>
-            <w:r>
-              <w:rPr>
-                <w:rFonts w:ascii="Cascadia Mono" w:eastAsia="Calibri" w:hAnsi="Cascadia Mono" w:cs="Cascadia Mono"/>
-                <w:sz w:val="19"/>
-                <w:szCs w:val="19"/>
-                <w:highlight w:val="white"/>
-                <w:lang w:val="en-US"/>
-              </w:rPr>
-              <w:t>);</w:t>
+              <w:t xml:space="preserve">                Destroy(this.gameObject);</w:t>
             </w:r>
           </w:p>
           <w:p>
@@ -3674,29 +3011,7 @@
                 <w:highlight w:val="white"/>
                 <w:lang w:val="en-US"/>
               </w:rPr>
-              <w:t xml:space="preserve">using </w:t>
-            </w:r>
-            <w:proofErr w:type="spellStart"/>
-            <w:r>
-              <w:rPr>
-                <w:rFonts w:ascii="Cascadia Mono" w:eastAsia="Calibri" w:hAnsi="Cascadia Mono" w:cs="Cascadia Mono"/>
-                <w:sz w:val="19"/>
-                <w:szCs w:val="19"/>
-                <w:highlight w:val="white"/>
-                <w:lang w:val="en-US"/>
-              </w:rPr>
-              <w:t>UnityEngine</w:t>
-            </w:r>
-            <w:proofErr w:type="spellEnd"/>
-            <w:r>
-              <w:rPr>
-                <w:rFonts w:ascii="Cascadia Mono" w:eastAsia="Calibri" w:hAnsi="Cascadia Mono" w:cs="Cascadia Mono"/>
-                <w:sz w:val="19"/>
-                <w:szCs w:val="19"/>
-                <w:highlight w:val="white"/>
-                <w:lang w:val="en-US"/>
-              </w:rPr>
-              <w:t>;</w:t>
+              <w:t>using UnityEngine;</w:t>
             </w:r>
           </w:p>
           <w:p>
@@ -3732,42 +3047,8 @@
                 <w:highlight w:val="white"/>
                 <w:lang w:val="en-US"/>
               </w:rPr>
-              <w:t xml:space="preserve">public class </w:t>
-            </w:r>
-            <w:proofErr w:type="gramStart"/>
-            <w:r>
-              <w:rPr>
-                <w:rFonts w:ascii="Cascadia Mono" w:eastAsia="Calibri" w:hAnsi="Cascadia Mono" w:cs="Cascadia Mono"/>
-                <w:sz w:val="19"/>
-                <w:szCs w:val="19"/>
-                <w:highlight w:val="white"/>
-                <w:lang w:val="en-US"/>
-              </w:rPr>
-              <w:t>Zone :</w:t>
-            </w:r>
-            <w:proofErr w:type="gramEnd"/>
-            <w:r>
-              <w:rPr>
-                <w:rFonts w:ascii="Cascadia Mono" w:eastAsia="Calibri" w:hAnsi="Cascadia Mono" w:cs="Cascadia Mono"/>
-                <w:sz w:val="19"/>
-                <w:szCs w:val="19"/>
-                <w:highlight w:val="white"/>
-                <w:lang w:val="en-US"/>
-              </w:rPr>
-              <w:t xml:space="preserve"> </w:t>
-            </w:r>
-            <w:proofErr w:type="spellStart"/>
-            <w:r>
-              <w:rPr>
-                <w:rFonts w:ascii="Cascadia Mono" w:eastAsia="Calibri" w:hAnsi="Cascadia Mono" w:cs="Cascadia Mono"/>
-                <w:sz w:val="19"/>
-                <w:szCs w:val="19"/>
-                <w:highlight w:val="white"/>
-                <w:lang w:val="en-US"/>
-              </w:rPr>
-              <w:t>MonoBehaviour</w:t>
-            </w:r>
-            <w:proofErr w:type="spellEnd"/>
+              <w:t>public class Zone : MonoBehaviour</w:t>
+            </w:r>
           </w:p>
           <w:p>
             <w:pPr>
@@ -3812,73 +3093,7 @@
                 <w:highlight w:val="white"/>
                 <w:lang w:val="en-US"/>
               </w:rPr>
-              <w:t xml:space="preserve">    [</w:t>
-            </w:r>
-            <w:proofErr w:type="spellStart"/>
-            <w:r>
-              <w:rPr>
-                <w:rFonts w:ascii="Cascadia Mono" w:eastAsia="Calibri" w:hAnsi="Cascadia Mono" w:cs="Cascadia Mono"/>
-                <w:sz w:val="19"/>
-                <w:szCs w:val="19"/>
-                <w:highlight w:val="white"/>
-                <w:lang w:val="en-US"/>
-              </w:rPr>
-              <w:t>SerializeField</w:t>
-            </w:r>
-            <w:proofErr w:type="spellEnd"/>
-            <w:r>
-              <w:rPr>
-                <w:rFonts w:ascii="Cascadia Mono" w:eastAsia="Calibri" w:hAnsi="Cascadia Mono" w:cs="Cascadia Mono"/>
-                <w:sz w:val="19"/>
-                <w:szCs w:val="19"/>
-                <w:highlight w:val="white"/>
-                <w:lang w:val="en-US"/>
-              </w:rPr>
-              <w:t xml:space="preserve">] </w:t>
-            </w:r>
-            <w:proofErr w:type="spellStart"/>
-            <w:r>
-              <w:rPr>
-                <w:rFonts w:ascii="Cascadia Mono" w:eastAsia="Calibri" w:hAnsi="Cascadia Mono" w:cs="Cascadia Mono"/>
-                <w:sz w:val="19"/>
-                <w:szCs w:val="19"/>
-                <w:highlight w:val="white"/>
-                <w:lang w:val="en-US"/>
-              </w:rPr>
-              <w:t>AudioSource</w:t>
-            </w:r>
-            <w:proofErr w:type="spellEnd"/>
-            <w:r>
-              <w:rPr>
-                <w:rFonts w:ascii="Cascadia Mono" w:eastAsia="Calibri" w:hAnsi="Cascadia Mono" w:cs="Cascadia Mono"/>
-                <w:sz w:val="19"/>
-                <w:szCs w:val="19"/>
-                <w:highlight w:val="white"/>
-                <w:lang w:val="en-US"/>
-              </w:rPr>
-              <w:t xml:space="preserve"> </w:t>
-            </w:r>
-            <w:proofErr w:type="spellStart"/>
-            <w:r>
-              <w:rPr>
-                <w:rFonts w:ascii="Cascadia Mono" w:eastAsia="Calibri" w:hAnsi="Cascadia Mono" w:cs="Cascadia Mono"/>
-                <w:sz w:val="19"/>
-                <w:szCs w:val="19"/>
-                <w:highlight w:val="white"/>
-                <w:lang w:val="en-US"/>
-              </w:rPr>
-              <w:t>audioSource</w:t>
-            </w:r>
-            <w:proofErr w:type="spellEnd"/>
-            <w:r>
-              <w:rPr>
-                <w:rFonts w:ascii="Cascadia Mono" w:eastAsia="Calibri" w:hAnsi="Cascadia Mono" w:cs="Cascadia Mono"/>
-                <w:sz w:val="19"/>
-                <w:szCs w:val="19"/>
-                <w:highlight w:val="white"/>
-                <w:lang w:val="en-US"/>
-              </w:rPr>
-              <w:t>;</w:t>
+              <w:t xml:space="preserve">    [SerializeField] AudioSource audioSource;</w:t>
             </w:r>
           </w:p>
           <w:p>
@@ -3901,29 +3116,7 @@
                 <w:highlight w:val="white"/>
                 <w:lang w:val="en-US"/>
               </w:rPr>
-              <w:t xml:space="preserve">    bool </w:t>
-            </w:r>
-            <w:proofErr w:type="spellStart"/>
-            <w:r>
-              <w:rPr>
-                <w:rFonts w:ascii="Cascadia Mono" w:eastAsia="Calibri" w:hAnsi="Cascadia Mono" w:cs="Cascadia Mono"/>
-                <w:sz w:val="19"/>
-                <w:szCs w:val="19"/>
-                <w:highlight w:val="white"/>
-                <w:lang w:val="en-US"/>
-              </w:rPr>
-              <w:t>enteredZone</w:t>
-            </w:r>
-            <w:proofErr w:type="spellEnd"/>
-            <w:r>
-              <w:rPr>
-                <w:rFonts w:ascii="Cascadia Mono" w:eastAsia="Calibri" w:hAnsi="Cascadia Mono" w:cs="Cascadia Mono"/>
-                <w:sz w:val="19"/>
-                <w:szCs w:val="19"/>
-                <w:highlight w:val="white"/>
-                <w:lang w:val="en-US"/>
-              </w:rPr>
-              <w:t xml:space="preserve"> = false;</w:t>
+              <w:t xml:space="preserve">    bool enteredZone = false;</w:t>
             </w:r>
           </w:p>
           <w:p>
@@ -3959,29 +3152,7 @@
                 <w:highlight w:val="white"/>
                 <w:lang w:val="en-US"/>
               </w:rPr>
-              <w:t xml:space="preserve">    private void </w:t>
-            </w:r>
-            <w:proofErr w:type="gramStart"/>
-            <w:r>
-              <w:rPr>
-                <w:rFonts w:ascii="Cascadia Mono" w:eastAsia="Calibri" w:hAnsi="Cascadia Mono" w:cs="Cascadia Mono"/>
-                <w:sz w:val="19"/>
-                <w:szCs w:val="19"/>
-                <w:highlight w:val="white"/>
-                <w:lang w:val="en-US"/>
-              </w:rPr>
-              <w:t>Awake(</w:t>
-            </w:r>
-            <w:proofErr w:type="gramEnd"/>
-            <w:r>
-              <w:rPr>
-                <w:rFonts w:ascii="Cascadia Mono" w:eastAsia="Calibri" w:hAnsi="Cascadia Mono" w:cs="Cascadia Mono"/>
-                <w:sz w:val="19"/>
-                <w:szCs w:val="19"/>
-                <w:highlight w:val="white"/>
-                <w:lang w:val="en-US"/>
-              </w:rPr>
-              <w:t>)</w:t>
+              <w:t xml:space="preserve">    private void Awake()</w:t>
             </w:r>
           </w:p>
           <w:p>
@@ -4027,41 +3198,7 @@
                 <w:highlight w:val="white"/>
                 <w:lang w:val="en-US"/>
               </w:rPr>
-              <w:t xml:space="preserve">        if (</w:t>
-            </w:r>
-            <w:proofErr w:type="spellStart"/>
-            <w:proofErr w:type="gramStart"/>
-            <w:r>
-              <w:rPr>
-                <w:rFonts w:ascii="Cascadia Mono" w:eastAsia="Calibri" w:hAnsi="Cascadia Mono" w:cs="Cascadia Mono"/>
-                <w:sz w:val="19"/>
-                <w:szCs w:val="19"/>
-                <w:highlight w:val="white"/>
-                <w:lang w:val="en-US"/>
-              </w:rPr>
-              <w:t>audioSource</w:t>
-            </w:r>
-            <w:proofErr w:type="spellEnd"/>
-            <w:r>
-              <w:rPr>
-                <w:rFonts w:ascii="Cascadia Mono" w:eastAsia="Calibri" w:hAnsi="Cascadia Mono" w:cs="Cascadia Mono"/>
-                <w:sz w:val="19"/>
-                <w:szCs w:val="19"/>
-                <w:highlight w:val="white"/>
-                <w:lang w:val="en-US"/>
-              </w:rPr>
-              <w:t xml:space="preserve"> !</w:t>
-            </w:r>
-            <w:proofErr w:type="gramEnd"/>
-            <w:r>
-              <w:rPr>
-                <w:rFonts w:ascii="Cascadia Mono" w:eastAsia="Calibri" w:hAnsi="Cascadia Mono" w:cs="Cascadia Mono"/>
-                <w:sz w:val="19"/>
-                <w:szCs w:val="19"/>
-                <w:highlight w:val="white"/>
-                <w:lang w:val="en-US"/>
-              </w:rPr>
-              <w:t xml:space="preserve">= null) </w:t>
+              <w:t xml:space="preserve">        if (audioSource != null) </w:t>
             </w:r>
           </w:p>
           <w:p>
@@ -4107,85 +3244,7 @@
                 <w:highlight w:val="white"/>
                 <w:lang w:val="en-US"/>
               </w:rPr>
-              <w:t xml:space="preserve">            </w:t>
-            </w:r>
-            <w:proofErr w:type="spellStart"/>
-            <w:r>
-              <w:rPr>
-                <w:rFonts w:ascii="Cascadia Mono" w:eastAsia="Calibri" w:hAnsi="Cascadia Mono" w:cs="Cascadia Mono"/>
-                <w:sz w:val="19"/>
-                <w:szCs w:val="19"/>
-                <w:highlight w:val="white"/>
-                <w:lang w:val="en-US"/>
-              </w:rPr>
-              <w:t>audioSource</w:t>
-            </w:r>
-            <w:proofErr w:type="spellEnd"/>
-            <w:r>
-              <w:rPr>
-                <w:rFonts w:ascii="Cascadia Mono" w:eastAsia="Calibri" w:hAnsi="Cascadia Mono" w:cs="Cascadia Mono"/>
-                <w:sz w:val="19"/>
-                <w:szCs w:val="19"/>
-                <w:highlight w:val="white"/>
-                <w:lang w:val="en-US"/>
-              </w:rPr>
-              <w:t xml:space="preserve"> = </w:t>
-            </w:r>
-            <w:proofErr w:type="spellStart"/>
-            <w:r>
-              <w:rPr>
-                <w:rFonts w:ascii="Cascadia Mono" w:eastAsia="Calibri" w:hAnsi="Cascadia Mono" w:cs="Cascadia Mono"/>
-                <w:sz w:val="19"/>
-                <w:szCs w:val="19"/>
-                <w:highlight w:val="white"/>
-                <w:lang w:val="en-US"/>
-              </w:rPr>
-              <w:t>audioSource.GetComponent</w:t>
-            </w:r>
-            <w:proofErr w:type="spellEnd"/>
-            <w:r>
-              <w:rPr>
-                <w:rFonts w:ascii="Cascadia Mono" w:eastAsia="Calibri" w:hAnsi="Cascadia Mono" w:cs="Cascadia Mono"/>
-                <w:sz w:val="19"/>
-                <w:szCs w:val="19"/>
-                <w:highlight w:val="white"/>
-                <w:lang w:val="en-US"/>
-              </w:rPr>
-              <w:t>&lt;</w:t>
-            </w:r>
-            <w:proofErr w:type="spellStart"/>
-            <w:r>
-              <w:rPr>
-                <w:rFonts w:ascii="Cascadia Mono" w:eastAsia="Calibri" w:hAnsi="Cascadia Mono" w:cs="Cascadia Mono"/>
-                <w:sz w:val="19"/>
-                <w:szCs w:val="19"/>
-                <w:highlight w:val="white"/>
-                <w:lang w:val="en-US"/>
-              </w:rPr>
-              <w:t>AudioSource</w:t>
-            </w:r>
-            <w:proofErr w:type="spellEnd"/>
-            <w:proofErr w:type="gramStart"/>
-            <w:r>
-              <w:rPr>
-                <w:rFonts w:ascii="Cascadia Mono" w:eastAsia="Calibri" w:hAnsi="Cascadia Mono" w:cs="Cascadia Mono"/>
-                <w:sz w:val="19"/>
-                <w:szCs w:val="19"/>
-                <w:highlight w:val="white"/>
-                <w:lang w:val="en-US"/>
-              </w:rPr>
-              <w:t>&gt;(</w:t>
-            </w:r>
-            <w:proofErr w:type="gramEnd"/>
-            <w:r>
-              <w:rPr>
-                <w:rFonts w:ascii="Cascadia Mono" w:eastAsia="Calibri" w:hAnsi="Cascadia Mono" w:cs="Cascadia Mono"/>
-                <w:sz w:val="19"/>
-                <w:szCs w:val="19"/>
-                <w:highlight w:val="white"/>
-                <w:lang w:val="en-US"/>
-              </w:rPr>
-              <w:t>);</w:t>
+              <w:t xml:space="preserve">            audioSource = audioSource.GetComponent&lt;AudioSource&gt;();</w:t>
             </w:r>
           </w:p>
           <w:p>
@@ -4267,41 +3326,7 @@
                 <w:highlight w:val="white"/>
                 <w:lang w:val="en-US"/>
               </w:rPr>
-              <w:t xml:space="preserve">    private void </w:t>
-            </w:r>
-            <w:proofErr w:type="spellStart"/>
-            <w:proofErr w:type="gramStart"/>
-            <w:r>
-              <w:rPr>
-                <w:rFonts w:ascii="Cascadia Mono" w:eastAsia="Calibri" w:hAnsi="Cascadia Mono" w:cs="Cascadia Mono"/>
-                <w:sz w:val="19"/>
-                <w:szCs w:val="19"/>
-                <w:highlight w:val="white"/>
-                <w:lang w:val="en-US"/>
-              </w:rPr>
-              <w:t>OnTriggerEnter</w:t>
-            </w:r>
-            <w:proofErr w:type="spellEnd"/>
-            <w:r>
-              <w:rPr>
-                <w:rFonts w:ascii="Cascadia Mono" w:eastAsia="Calibri" w:hAnsi="Cascadia Mono" w:cs="Cascadia Mono"/>
-                <w:sz w:val="19"/>
-                <w:szCs w:val="19"/>
-                <w:highlight w:val="white"/>
-                <w:lang w:val="en-US"/>
-              </w:rPr>
-              <w:t>(</w:t>
-            </w:r>
-            <w:proofErr w:type="gramEnd"/>
-            <w:r>
-              <w:rPr>
-                <w:rFonts w:ascii="Cascadia Mono" w:eastAsia="Calibri" w:hAnsi="Cascadia Mono" w:cs="Cascadia Mono"/>
-                <w:sz w:val="19"/>
-                <w:szCs w:val="19"/>
-                <w:highlight w:val="white"/>
-                <w:lang w:val="en-US"/>
-              </w:rPr>
-              <w:t>Collider other)</w:t>
+              <w:t xml:space="preserve">    private void OnTriggerEnter(Collider other)</w:t>
             </w:r>
           </w:p>
           <w:p>
@@ -4347,41 +3372,7 @@
                 <w:highlight w:val="white"/>
                 <w:lang w:val="en-US"/>
               </w:rPr>
-              <w:t xml:space="preserve">        if </w:t>
-            </w:r>
-            <w:proofErr w:type="gramStart"/>
-            <w:r>
-              <w:rPr>
-                <w:rFonts w:ascii="Cascadia Mono" w:eastAsia="Calibri" w:hAnsi="Cascadia Mono" w:cs="Cascadia Mono"/>
-                <w:sz w:val="19"/>
-                <w:szCs w:val="19"/>
-                <w:highlight w:val="white"/>
-                <w:lang w:val="en-US"/>
-              </w:rPr>
-              <w:t>(!</w:t>
-            </w:r>
-            <w:proofErr w:type="spellStart"/>
-            <w:r>
-              <w:rPr>
-                <w:rFonts w:ascii="Cascadia Mono" w:eastAsia="Calibri" w:hAnsi="Cascadia Mono" w:cs="Cascadia Mono"/>
-                <w:sz w:val="19"/>
-                <w:szCs w:val="19"/>
-                <w:highlight w:val="white"/>
-                <w:lang w:val="en-US"/>
-              </w:rPr>
-              <w:t>enteredZone</w:t>
-            </w:r>
-            <w:proofErr w:type="spellEnd"/>
-            <w:proofErr w:type="gramEnd"/>
-            <w:r>
-              <w:rPr>
-                <w:rFonts w:ascii="Cascadia Mono" w:eastAsia="Calibri" w:hAnsi="Cascadia Mono" w:cs="Cascadia Mono"/>
-                <w:sz w:val="19"/>
-                <w:szCs w:val="19"/>
-                <w:highlight w:val="white"/>
-                <w:lang w:val="en-US"/>
-              </w:rPr>
-              <w:t xml:space="preserve">) </w:t>
+              <w:t xml:space="preserve">        if (!enteredZone) </w:t>
             </w:r>
           </w:p>
           <w:p>
@@ -4427,29 +3418,7 @@
                 <w:highlight w:val="white"/>
                 <w:lang w:val="en-US"/>
               </w:rPr>
-              <w:t xml:space="preserve">            </w:t>
-            </w:r>
-            <w:proofErr w:type="spellStart"/>
-            <w:r>
-              <w:rPr>
-                <w:rFonts w:ascii="Cascadia Mono" w:eastAsia="Calibri" w:hAnsi="Cascadia Mono" w:cs="Cascadia Mono"/>
-                <w:sz w:val="19"/>
-                <w:szCs w:val="19"/>
-                <w:highlight w:val="white"/>
-                <w:lang w:val="en-US"/>
-              </w:rPr>
-              <w:t>audioSource.Play</w:t>
-            </w:r>
-            <w:proofErr w:type="spellEnd"/>
-            <w:r>
-              <w:rPr>
-                <w:rFonts w:ascii="Cascadia Mono" w:eastAsia="Calibri" w:hAnsi="Cascadia Mono" w:cs="Cascadia Mono"/>
-                <w:sz w:val="19"/>
-                <w:szCs w:val="19"/>
-                <w:highlight w:val="white"/>
-                <w:lang w:val="en-US"/>
-              </w:rPr>
-              <w:t>();</w:t>
+              <w:t xml:space="preserve">            audioSource.Play();</w:t>
             </w:r>
           </w:p>
           <w:p>
@@ -4472,29 +3441,7 @@
                 <w:highlight w:val="white"/>
                 <w:lang w:val="en-US"/>
               </w:rPr>
-              <w:t xml:space="preserve">            </w:t>
-            </w:r>
-            <w:proofErr w:type="spellStart"/>
-            <w:r>
-              <w:rPr>
-                <w:rFonts w:ascii="Cascadia Mono" w:eastAsia="Calibri" w:hAnsi="Cascadia Mono" w:cs="Cascadia Mono"/>
-                <w:sz w:val="19"/>
-                <w:szCs w:val="19"/>
-                <w:highlight w:val="white"/>
-                <w:lang w:val="en-US"/>
-              </w:rPr>
-              <w:t>enteredZone</w:t>
-            </w:r>
-            <w:proofErr w:type="spellEnd"/>
-            <w:r>
-              <w:rPr>
-                <w:rFonts w:ascii="Cascadia Mono" w:eastAsia="Calibri" w:hAnsi="Cascadia Mono" w:cs="Cascadia Mono"/>
-                <w:sz w:val="19"/>
-                <w:szCs w:val="19"/>
-                <w:highlight w:val="white"/>
-                <w:lang w:val="en-US"/>
-              </w:rPr>
-              <w:t xml:space="preserve"> = true;</w:t>
+              <w:t xml:space="preserve">            enteredZone = true;</w:t>
             </w:r>
           </w:p>
           <w:p>
@@ -4639,27 +3586,7 @@
           <w:sz w:val="28"/>
           <w:szCs w:val="28"/>
         </w:rPr>
-        <w:t xml:space="preserve"> без </w:t>
-      </w:r>
-      <w:proofErr w:type="spellStart"/>
-      <w:proofErr w:type="gramStart"/>
-      <w:r>
-        <w:rPr>
-          <w:rFonts w:ascii="Times New Roman" w:hAnsi="Times New Roman"/>
-          <w:sz w:val="28"/>
-          <w:szCs w:val="28"/>
-        </w:rPr>
-        <w:t>анимаций.С</w:t>
-      </w:r>
-      <w:proofErr w:type="spellEnd"/>
-      <w:proofErr w:type="gramEnd"/>
-      <w:r>
-        <w:rPr>
-          <w:rFonts w:ascii="Times New Roman" w:hAnsi="Times New Roman"/>
-          <w:sz w:val="28"/>
-          <w:szCs w:val="28"/>
-        </w:rPr>
-        <w:t xml:space="preserve"> использованием метода </w:t>
+        <w:t xml:space="preserve"> без анимаций.С использованием метода </w:t>
       </w:r>
       <w:r>
         <w:rPr>
@@ -4667,25 +3594,7 @@
           <w:sz w:val="28"/>
           <w:szCs w:val="28"/>
         </w:rPr>
-        <w:t>«</w:t>
-      </w:r>
-      <w:proofErr w:type="spellStart"/>
-      <w:r>
-        <w:rPr>
-          <w:rFonts w:ascii="Times New Roman" w:hAnsi="Times New Roman" w:cs="Times New Roman"/>
-          <w:sz w:val="28"/>
-          <w:szCs w:val="28"/>
-        </w:rPr>
-        <w:t>OnCollisionEnter</w:t>
-      </w:r>
-      <w:proofErr w:type="spellEnd"/>
-      <w:r>
-        <w:rPr>
-          <w:rFonts w:ascii="Times New Roman" w:hAnsi="Times New Roman" w:cs="Times New Roman"/>
-          <w:sz w:val="28"/>
-          <w:szCs w:val="28"/>
-        </w:rPr>
-        <w:t xml:space="preserve">» </w:t>
+        <w:t xml:space="preserve">«OnCollisionEnter» </w:t>
       </w:r>
       <w:r>
         <w:rPr>
@@ -4773,25 +3682,7 @@
           <w:sz w:val="28"/>
           <w:szCs w:val="28"/>
         </w:rPr>
-        <w:t>Далее при помощи метода «</w:t>
-      </w:r>
-      <w:proofErr w:type="spellStart"/>
-      <w:r>
-        <w:rPr>
-          <w:rFonts w:ascii="Times New Roman" w:hAnsi="Times New Roman" w:cs="Times New Roman"/>
-          <w:sz w:val="28"/>
-          <w:szCs w:val="28"/>
-        </w:rPr>
-        <w:t>OnTriggerEnter</w:t>
-      </w:r>
-      <w:proofErr w:type="spellEnd"/>
-      <w:r>
-        <w:rPr>
-          <w:rFonts w:ascii="Times New Roman" w:hAnsi="Times New Roman" w:cs="Times New Roman"/>
-          <w:sz w:val="28"/>
-          <w:szCs w:val="28"/>
-        </w:rPr>
-        <w:t xml:space="preserve">» и объекта-триггера в скрипте </w:t>
+        <w:t xml:space="preserve">Далее при помощи метода «OnTriggerEnter» и объекта-триггера в скрипте </w:t>
       </w:r>
       <w:r>
         <w:rPr>
@@ -4846,25 +3737,7 @@
           <w:sz w:val="28"/>
           <w:szCs w:val="28"/>
         </w:rPr>
-        <w:t xml:space="preserve">ыла проведена </w:t>
-      </w:r>
-      <w:proofErr w:type="spellStart"/>
-      <w:r>
-        <w:rPr>
-          <w:rFonts w:ascii="Times New Roman" w:hAnsi="Times New Roman" w:cs="Times New Roman"/>
-          <w:sz w:val="28"/>
-          <w:szCs w:val="28"/>
-        </w:rPr>
-        <w:t>тестировка</w:t>
-      </w:r>
-      <w:proofErr w:type="spellEnd"/>
-      <w:r>
-        <w:rPr>
-          <w:rFonts w:ascii="Times New Roman" w:hAnsi="Times New Roman" w:cs="Times New Roman"/>
-          <w:sz w:val="28"/>
-          <w:szCs w:val="28"/>
-        </w:rPr>
-        <w:t xml:space="preserve"> реализованных механик</w:t>
+        <w:t>ыла проведена тестировка реализованных механик</w:t>
       </w:r>
       <w:r>
         <w:rPr>

--- a/отчеты 2-10/отчет 8.docx
+++ b/отчеты 2-10/отчет 8.docx
@@ -1440,26 +1440,64 @@
     </w:p>
     <w:p>
       <w:pPr>
-        <w:widowControl w:val="0"/>
-        <w:spacing w:after="0" w:line="360" w:lineRule="auto"/>
-        <w:ind w:firstLine="851"/>
-        <w:jc w:val="both"/>
-      </w:pPr>
-      <w:r>
-        <w:rPr>
-          <w:rFonts w:ascii="Times New Roman" w:eastAsia="Times New Roman" w:hAnsi="Times New Roman" w:cs="Times New Roman"/>
-          <w:sz w:val="28"/>
-          <w:szCs w:val="28"/>
+        <w:pStyle w:val="a"/>
+      </w:pPr>
+      <w:r>
+        <w:rPr>
+          <w:rFonts w:eastAsia="Times New Roman"/>
         </w:rPr>
         <w:t xml:space="preserve">Цель работы состоит в том, чтобы реализовать игровую механику, связанную с одним </w:t>
       </w:r>
       <w:r>
-        <w:rPr>
-          <w:rFonts w:ascii="Times New Roman" w:hAnsi="Times New Roman" w:cs="Times New Roman"/>
-          <w:sz w:val="28"/>
-          <w:szCs w:val="28"/>
-        </w:rPr>
-        <w:t>(или несколькими) из методов: «OnTriggerEnter», «OnTriggerExit», «OnTriggerStay», и игровую механику, связанную с одним (или несколькими) из методов: «OnCollisionEnter», «OnCollisionExit», «OnCollisionStay».</w:t>
+        <w:t>(или несколькими) из методов: «</w:t>
+      </w:r>
+      <w:proofErr w:type="spellStart"/>
+      <w:r>
+        <w:t>OnTriggerEnter</w:t>
+      </w:r>
+      <w:proofErr w:type="spellEnd"/>
+      <w:r>
+        <w:t>», «</w:t>
+      </w:r>
+      <w:proofErr w:type="spellStart"/>
+      <w:r>
+        <w:t>OnTriggerExit</w:t>
+      </w:r>
+      <w:proofErr w:type="spellEnd"/>
+      <w:r>
+        <w:t>», «</w:t>
+      </w:r>
+      <w:proofErr w:type="spellStart"/>
+      <w:r>
+        <w:t>OnTriggerStay</w:t>
+      </w:r>
+      <w:proofErr w:type="spellEnd"/>
+      <w:r>
+        <w:t>», и игровую механику, связанную с одним (или несколькими) из методов: «</w:t>
+      </w:r>
+      <w:proofErr w:type="spellStart"/>
+      <w:r>
+        <w:t>OnCollisionEnter</w:t>
+      </w:r>
+      <w:proofErr w:type="spellEnd"/>
+      <w:r>
+        <w:t>», «</w:t>
+      </w:r>
+      <w:proofErr w:type="spellStart"/>
+      <w:r>
+        <w:t>OnCollisionExit</w:t>
+      </w:r>
+      <w:proofErr w:type="spellEnd"/>
+      <w:r>
+        <w:t>», «</w:t>
+      </w:r>
+      <w:proofErr w:type="spellStart"/>
+      <w:r>
+        <w:t>OnCollisionStay</w:t>
+      </w:r>
+      <w:proofErr w:type="spellEnd"/>
+      <w:r>
+        <w:t>».</w:t>
       </w:r>
     </w:p>
     <w:p>
@@ -1478,7 +1516,10 @@
         <w:pStyle w:val="a"/>
       </w:pPr>
       <w:r>
-        <w:t>В ходе практического задания необходимо выполнить следующие пункты:</w:t>
+        <w:t>В ходе практического задания необходимо выполнить следующие пункты</w:t>
+      </w:r>
+      <w:r>
+        <w:t>:</w:t>
       </w:r>
     </w:p>
     <w:p>
@@ -1510,7 +1551,31 @@
         <w:ind w:left="0" w:firstLine="709"/>
       </w:pPr>
       <w:r>
-        <w:t>реализовать игровую механику, связанную с одним (или несколькими) из методов: «OnTriggerEnter», «OnTriggerExit», «OnTriggerStay»;</w:t>
+        <w:t>реализовать игровую механику, связанную с одним (или несколькими) из методов: «</w:t>
+      </w:r>
+      <w:proofErr w:type="spellStart"/>
+      <w:r>
+        <w:t>OnTriggerEnter</w:t>
+      </w:r>
+      <w:proofErr w:type="spellEnd"/>
+      <w:r>
+        <w:t>», «</w:t>
+      </w:r>
+      <w:proofErr w:type="spellStart"/>
+      <w:r>
+        <w:t>OnTriggerExit</w:t>
+      </w:r>
+      <w:proofErr w:type="spellEnd"/>
+      <w:r>
+        <w:t>», «</w:t>
+      </w:r>
+      <w:proofErr w:type="spellStart"/>
+      <w:r>
+        <w:t>OnTriggerStay</w:t>
+      </w:r>
+      <w:proofErr w:type="spellEnd"/>
+      <w:r>
+        <w:t>»;</w:t>
       </w:r>
     </w:p>
     <w:p>
@@ -1526,7 +1591,31 @@
         <w:ind w:left="0" w:firstLine="709"/>
       </w:pPr>
       <w:r>
-        <w:t>реализовать игровую механику, связанную с одним (или несколькими) из методов: «OnCollisionEnter», «OnCollisionExit», «OnCollisionStay»;</w:t>
+        <w:t>реализовать игровую механику, связанную с одним (или несколькими) из методов: «</w:t>
+      </w:r>
+      <w:proofErr w:type="spellStart"/>
+      <w:r>
+        <w:t>OnCollisionEnter</w:t>
+      </w:r>
+      <w:proofErr w:type="spellEnd"/>
+      <w:r>
+        <w:t>», «</w:t>
+      </w:r>
+      <w:proofErr w:type="spellStart"/>
+      <w:r>
+        <w:t>OnCollisionExit</w:t>
+      </w:r>
+      <w:proofErr w:type="spellEnd"/>
+      <w:r>
+        <w:t>», «</w:t>
+      </w:r>
+      <w:proofErr w:type="spellStart"/>
+      <w:r>
+        <w:t>OnCollisionStay</w:t>
+      </w:r>
+      <w:proofErr w:type="spellEnd"/>
+      <w:r>
+        <w:t>»;</w:t>
       </w:r>
     </w:p>
     <w:p>
@@ -1661,145 +1750,69 @@
     </w:p>
     <w:p>
       <w:pPr>
-        <w:pStyle w:val="ListParagraph"/>
-        <w:widowControl w:val="0"/>
-        <w:spacing w:after="0" w:line="360" w:lineRule="auto"/>
-        <w:ind w:left="0" w:firstLine="720"/>
-        <w:jc w:val="both"/>
-        <w:rPr>
-          <w:rFonts w:ascii="Times New Roman" w:hAnsi="Times New Roman" w:cs="Times New Roman"/>
-          <w:sz w:val="28"/>
-          <w:szCs w:val="28"/>
-        </w:rPr>
-      </w:pPr>
-      <w:r>
-        <w:rPr>
-          <w:rFonts w:ascii="Times New Roman" w:hAnsi="Times New Roman" w:cs="Times New Roman"/>
-          <w:sz w:val="28"/>
-          <w:szCs w:val="28"/>
-        </w:rPr>
+        <w:pStyle w:val="a"/>
+      </w:pPr>
+      <w:r>
         <w:t>В реализации механики взаимодействия врага и оружия используется созданный ранее скрипт оружия (см. листинг 8.1), наделяющий оружие показателем урона, который оно может нанести при ударе по врагу.</w:t>
       </w:r>
     </w:p>
     <w:p>
       <w:pPr>
-        <w:pStyle w:val="ListParagraph"/>
-        <w:widowControl w:val="0"/>
-        <w:spacing w:before="120" w:after="0" w:line="360" w:lineRule="auto"/>
-        <w:ind w:left="0" w:firstLine="720"/>
-        <w:jc w:val="both"/>
-        <w:rPr>
-          <w:rFonts w:ascii="Times New Roman" w:hAnsi="Times New Roman" w:cs="Times New Roman"/>
-          <w:sz w:val="28"/>
-          <w:szCs w:val="28"/>
-        </w:rPr>
-      </w:pPr>
-      <w:r>
-        <w:rPr>
-          <w:rFonts w:ascii="Times New Roman" w:hAnsi="Times New Roman" w:cs="Times New Roman"/>
-          <w:sz w:val="28"/>
-          <w:szCs w:val="28"/>
-        </w:rPr>
-        <w:t xml:space="preserve">Затем с помощью скрипта было реализовано наличие у врага определённого показателя здоровья. Далее при помощи метода </w:t>
-      </w:r>
-      <w:r>
-        <w:rPr>
-          <w:rFonts w:ascii="Times New Roman" w:hAnsi="Times New Roman" w:cs="Times New Roman"/>
-          <w:sz w:val="28"/>
-          <w:szCs w:val="28"/>
-        </w:rPr>
+        <w:pStyle w:val="a"/>
+      </w:pPr>
+      <w:r>
+        <w:t>Затем с помощью скрипта было реализовано наличие у врага определённого показателя здоровья. Далее при помощи метода «</w:t>
+      </w:r>
+      <w:proofErr w:type="spellStart"/>
+      <w:r>
+        <w:t>OnCollisionEnter</w:t>
+      </w:r>
+      <w:proofErr w:type="spellEnd"/>
+      <w:r>
+        <w:t xml:space="preserve">» были </w:t>
+      </w:r>
+      <w:r>
         <w:lastRenderedPageBreak/>
-        <w:t>«OnCollisionEnter» были реализованы следующие механики врага: снижение уровня здоровья на соответствующее оружию значение при ударе им, простое движение в сторону без анимации, разрушение при падении показателя здоровья до 0.</w:t>
-      </w:r>
-    </w:p>
-    <w:p>
-      <w:pPr>
-        <w:pStyle w:val="ListParagraph"/>
-        <w:widowControl w:val="0"/>
-        <w:spacing w:before="120" w:after="0" w:line="360" w:lineRule="auto"/>
-        <w:ind w:left="0" w:firstLine="720"/>
-        <w:jc w:val="both"/>
-        <w:rPr>
-          <w:rFonts w:ascii="Times New Roman" w:hAnsi="Times New Roman" w:cs="Times New Roman"/>
-          <w:sz w:val="28"/>
-          <w:szCs w:val="28"/>
-        </w:rPr>
-      </w:pPr>
-      <w:r>
-        <w:rPr>
-          <w:rFonts w:ascii="Times New Roman" w:hAnsi="Times New Roman" w:cs="Times New Roman"/>
-          <w:sz w:val="28"/>
-          <w:szCs w:val="28"/>
-        </w:rPr>
+        <w:t>реализованы следующие механики врага: снижение уровня здоровья на соответствующее оружию значение при ударе им, простое движение в сторону без анимации, разрушение при падении показателя здоровья до 0.</w:t>
+      </w:r>
+    </w:p>
+    <w:p>
+      <w:pPr>
+        <w:pStyle w:val="a"/>
+      </w:pPr>
+      <w:r>
         <w:t>Скрипт, отвечающий за механики врага, представлен в листинге 8.2.</w:t>
       </w:r>
     </w:p>
     <w:p>
       <w:pPr>
-        <w:pStyle w:val="ListParagraph"/>
-        <w:widowControl w:val="0"/>
-        <w:spacing w:before="120" w:after="0" w:line="360" w:lineRule="auto"/>
-        <w:ind w:left="0" w:firstLine="720"/>
-        <w:jc w:val="both"/>
-        <w:rPr>
-          <w:rFonts w:ascii="Times New Roman" w:hAnsi="Times New Roman" w:cs="Times New Roman"/>
-          <w:sz w:val="28"/>
-          <w:szCs w:val="28"/>
-        </w:rPr>
-      </w:pPr>
-      <w:r>
-        <w:rPr>
-          <w:rFonts w:ascii="Times New Roman" w:hAnsi="Times New Roman" w:cs="Times New Roman"/>
-          <w:sz w:val="28"/>
-          <w:szCs w:val="28"/>
-        </w:rPr>
-        <w:t>Далее при помощи метода «OnTriggerEnter» и невидимого объекта-триггера была реализована механика проигрывания предупреждающего звука, когда игрок входит на определенный участок локации – территорию, которую будет патрулировать враг.</w:t>
-      </w:r>
-    </w:p>
-    <w:p>
-      <w:pPr>
-        <w:pStyle w:val="ListParagraph"/>
-        <w:widowControl w:val="0"/>
-        <w:spacing w:before="120" w:after="0" w:line="360" w:lineRule="auto"/>
-        <w:ind w:left="0" w:firstLine="720"/>
-        <w:jc w:val="both"/>
-        <w:rPr>
-          <w:rFonts w:ascii="Times New Roman" w:hAnsi="Times New Roman" w:cs="Times New Roman"/>
-          <w:sz w:val="28"/>
-          <w:szCs w:val="28"/>
-        </w:rPr>
-      </w:pPr>
-      <w:r>
-        <w:rPr>
-          <w:rFonts w:ascii="Times New Roman" w:hAnsi="Times New Roman" w:cs="Times New Roman"/>
-          <w:sz w:val="28"/>
-          <w:szCs w:val="28"/>
-        </w:rPr>
-        <w:t>Скрипт, отвечающий за механику проигрывания звука, представлен в листинге 8.3.</w:t>
-      </w:r>
-      <w:r>
-        <w:t xml:space="preserve"> </w:t>
-      </w:r>
-    </w:p>
-    <w:p>
-      <w:pPr>
-        <w:pStyle w:val="ListParagraph"/>
-        <w:widowControl w:val="0"/>
-        <w:spacing w:before="120" w:after="0" w:line="360" w:lineRule="auto"/>
-        <w:ind w:left="0" w:firstLine="720"/>
-        <w:jc w:val="both"/>
-        <w:rPr>
-          <w:rFonts w:ascii="Times New Roman" w:hAnsi="Times New Roman"/>
-          <w:sz w:val="28"/>
-          <w:szCs w:val="28"/>
-        </w:rPr>
-      </w:pPr>
-      <w:r>
-        <w:rPr>
-          <w:rFonts w:ascii="Times New Roman" w:hAnsi="Times New Roman"/>
-          <w:sz w:val="28"/>
-          <w:szCs w:val="28"/>
-        </w:rPr>
+        <w:pStyle w:val="a"/>
+      </w:pPr>
+      <w:r>
+        <w:t>Далее при помощи метода «</w:t>
+      </w:r>
+      <w:proofErr w:type="spellStart"/>
+      <w:r>
+        <w:t>OnTriggerEnter</w:t>
+      </w:r>
+      <w:proofErr w:type="spellEnd"/>
+      <w:r>
+        <w:t>» и невидимого объекта-триггера была реализована механика проигрывания предупреждающего звука, когда игрок входит на определенный участок локации – территорию, которую будет патрулировать враг.</w:t>
+      </w:r>
+    </w:p>
+    <w:p>
+      <w:pPr>
+        <w:pStyle w:val="a"/>
+      </w:pPr>
+      <w:r>
+        <w:t xml:space="preserve">Скрипт, отвечающий за механику проигрывания звука, представлен в листинге 8.3. </w:t>
+      </w:r>
+    </w:p>
+    <w:p>
+      <w:pPr>
+        <w:pStyle w:val="a"/>
+      </w:pPr>
+      <w:r>
         <w:t>После все скрипты были добавлены к соответствующим объектам игровой карты – объекту-триггеру и врагу (см. рисунки 8.2 и 8.3).</w:t>
       </w:r>
     </w:p>
@@ -1824,9 +1837,9 @@
           <w:szCs w:val="28"/>
         </w:rPr>
         <w:drawing>
-          <wp:inline distT="0" distB="0" distL="0" distR="0" wp14:anchorId="4AF24E18" wp14:editId="073CC556">
-            <wp:extent cx="3285461" cy="1452968"/>
-            <wp:effectExtent l="0" t="0" r="0" b="0"/>
+          <wp:inline distT="0" distB="0" distL="0" distR="0" wp14:anchorId="4AF24E18" wp14:editId="1F088560">
+            <wp:extent cx="3671856" cy="1623848"/>
+            <wp:effectExtent l="0" t="0" r="5080" b="0"/>
             <wp:docPr id="3" name="Рисунок 14"/>
             <wp:cNvGraphicFramePr>
               <a:graphicFrameLocks xmlns:a="http://schemas.openxmlformats.org/drawingml/2006/main" noChangeAspect="1"/>
@@ -1849,7 +1862,7 @@
                   <pic:spPr bwMode="auto">
                     <a:xfrm>
                       <a:off x="0" y="0"/>
-                      <a:ext cx="3330957" cy="1473088"/>
+                      <a:ext cx="3727408" cy="1648415"/>
                     </a:xfrm>
                     <a:prstGeom prst="rect">
                       <a:avLst/>
@@ -1950,32 +1963,32 @@
     </w:p>
     <w:p>
       <w:pPr>
-        <w:suppressAutoHyphens w:val="0"/>
-        <w:spacing w:after="0" w:line="240" w:lineRule="auto"/>
-        <w:ind w:firstLine="709"/>
-        <w:jc w:val="both"/>
-        <w:rPr>
-          <w:rFonts w:ascii="Times New Roman" w:hAnsi="Times New Roman"/>
-          <w:sz w:val="28"/>
-          <w:szCs w:val="28"/>
-        </w:rPr>
-      </w:pPr>
-      <w:r>
-        <w:rPr>
-          <w:rFonts w:ascii="Times New Roman" w:hAnsi="Times New Roman"/>
-          <w:sz w:val="28"/>
-          <w:szCs w:val="28"/>
+        <w:pStyle w:val="a"/>
+        <w:rPr>
+          <w:rStyle w:val="a2"/>
+        </w:rPr>
+      </w:pPr>
+      <w:r>
+        <w:rPr>
+          <w:rStyle w:val="a2"/>
         </w:rPr>
         <w:lastRenderedPageBreak/>
         <w:t>Затем было проведено тестирование реализованных механик.</w:t>
       </w:r>
       <w:r>
         <w:rPr>
-          <w:rFonts w:ascii="Times New Roman" w:hAnsi="Times New Roman"/>
-          <w:sz w:val="28"/>
-          <w:szCs w:val="28"/>
-        </w:rPr>
-        <w:t xml:space="preserve"> На рисунке 8.3 представлен скриншот удара по врагу.</w:t>
+          <w:rStyle w:val="a2"/>
+        </w:rPr>
+        <w:t xml:space="preserve"> На рисунке 8.3 представлен</w:t>
+      </w:r>
+      <w:r>
+        <w:t xml:space="preserve"> </w:t>
+      </w:r>
+      <w:r>
+        <w:rPr>
+          <w:rStyle w:val="a2"/>
+        </w:rPr>
+        <w:t>скриншот удара по врагу.</w:t>
       </w:r>
     </w:p>
     <w:p>
@@ -1997,9 +2010,9 @@
           <w:szCs w:val="28"/>
         </w:rPr>
         <w:drawing>
-          <wp:inline distT="0" distB="0" distL="0" distR="0" wp14:anchorId="70DFF9EE" wp14:editId="1A5D41B3">
-            <wp:extent cx="5362661" cy="3016332"/>
-            <wp:effectExtent l="0" t="0" r="0" b="0"/>
+          <wp:inline distT="0" distB="0" distL="0" distR="0" wp14:anchorId="70DFF9EE" wp14:editId="10BFA40D">
+            <wp:extent cx="4966138" cy="2793300"/>
+            <wp:effectExtent l="0" t="0" r="6350" b="7620"/>
             <wp:docPr id="5" name="Рисунок 5"/>
             <wp:cNvGraphicFramePr>
               <a:graphicFrameLocks xmlns:a="http://schemas.openxmlformats.org/drawingml/2006/main" noChangeAspect="1"/>
@@ -2026,7 +2039,7 @@
                   <pic:spPr>
                     <a:xfrm>
                       <a:off x="0" y="0"/>
-                      <a:ext cx="5447879" cy="3064264"/>
+                      <a:ext cx="5064275" cy="2848499"/>
                     </a:xfrm>
                     <a:prstGeom prst="rect">
                       <a:avLst/>
@@ -2069,21 +2082,9 @@
     </w:p>
     <w:p>
       <w:pPr>
-        <w:suppressAutoHyphens w:val="0"/>
-        <w:spacing w:after="0" w:line="240" w:lineRule="auto"/>
-        <w:ind w:firstLine="709"/>
-        <w:rPr>
-          <w:rFonts w:ascii="Times New Roman" w:hAnsi="Times New Roman"/>
-          <w:sz w:val="28"/>
-          <w:szCs w:val="28"/>
-        </w:rPr>
-      </w:pPr>
-      <w:r>
-        <w:rPr>
-          <w:rFonts w:ascii="Times New Roman" w:hAnsi="Times New Roman"/>
-          <w:sz w:val="28"/>
-          <w:szCs w:val="28"/>
-        </w:rPr>
+        <w:pStyle w:val="a"/>
+      </w:pPr>
+      <w:r>
         <w:t>На рисунке 8.4 показана реализация разрушения врага при падении его уровня здоровья до 0.</w:t>
       </w:r>
     </w:p>
@@ -2106,9 +2107,9 @@
           <w:szCs w:val="28"/>
         </w:rPr>
         <w:drawing>
-          <wp:inline distT="0" distB="0" distL="0" distR="0" wp14:anchorId="335388BA" wp14:editId="31997DBA">
-            <wp:extent cx="5387458" cy="3030279"/>
-            <wp:effectExtent l="0" t="0" r="3810" b="0"/>
+          <wp:inline distT="0" distB="0" distL="0" distR="0" wp14:anchorId="335388BA" wp14:editId="37249046">
+            <wp:extent cx="4871544" cy="2740094"/>
+            <wp:effectExtent l="0" t="0" r="5715" b="3175"/>
             <wp:docPr id="6" name="Рисунок 6"/>
             <wp:cNvGraphicFramePr>
               <a:graphicFrameLocks xmlns:a="http://schemas.openxmlformats.org/drawingml/2006/main" noChangeAspect="1"/>
@@ -2121,7 +2122,7 @@
                     <pic:cNvPicPr/>
                   </pic:nvPicPr>
                   <pic:blipFill>
-                    <a:blip r:embed="rId14">
+                    <a:blip r:embed="rId14" cstate="print">
                       <a:extLst>
                         <a:ext uri="{28A0092B-C50C-407E-A947-70E740481C1C}">
                           <a14:useLocalDpi xmlns:a14="http://schemas.microsoft.com/office/drawing/2010/main" val="0"/>
@@ -2135,7 +2136,7 @@
                   <pic:spPr>
                     <a:xfrm>
                       <a:off x="0" y="0"/>
-                      <a:ext cx="5431120" cy="3054838"/>
+                      <a:ext cx="4917851" cy="2766140"/>
                     </a:xfrm>
                     <a:prstGeom prst="rect">
                       <a:avLst/>
@@ -2209,7 +2210,29 @@
                 <w:highlight w:val="white"/>
                 <w:lang w:val="en-US"/>
               </w:rPr>
-              <w:t>using UnityEngine;</w:t>
+              <w:t xml:space="preserve">using </w:t>
+            </w:r>
+            <w:proofErr w:type="spellStart"/>
+            <w:r>
+              <w:rPr>
+                <w:rFonts w:ascii="Cascadia Mono" w:eastAsia="Calibri" w:hAnsi="Cascadia Mono" w:cs="Cascadia Mono"/>
+                <w:sz w:val="19"/>
+                <w:szCs w:val="19"/>
+                <w:highlight w:val="white"/>
+                <w:lang w:val="en-US"/>
+              </w:rPr>
+              <w:t>UnityEngine</w:t>
+            </w:r>
+            <w:proofErr w:type="spellEnd"/>
+            <w:r>
+              <w:rPr>
+                <w:rFonts w:ascii="Cascadia Mono" w:eastAsia="Calibri" w:hAnsi="Cascadia Mono" w:cs="Cascadia Mono"/>
+                <w:sz w:val="19"/>
+                <w:szCs w:val="19"/>
+                <w:highlight w:val="white"/>
+                <w:lang w:val="en-US"/>
+              </w:rPr>
+              <w:t>;</w:t>
             </w:r>
           </w:p>
           <w:p>
@@ -2232,8 +2255,54 @@
                 <w:highlight w:val="white"/>
                 <w:lang w:val="en-US"/>
               </w:rPr>
-              <w:t>public class Weapon : MonoBehaviour{</w:t>
-            </w:r>
+              <w:t xml:space="preserve">public class </w:t>
+            </w:r>
+            <w:proofErr w:type="gramStart"/>
+            <w:r>
+              <w:rPr>
+                <w:rFonts w:ascii="Cascadia Mono" w:eastAsia="Calibri" w:hAnsi="Cascadia Mono" w:cs="Cascadia Mono"/>
+                <w:sz w:val="19"/>
+                <w:szCs w:val="19"/>
+                <w:highlight w:val="white"/>
+                <w:lang w:val="en-US"/>
+              </w:rPr>
+              <w:t>Weapon :</w:t>
+            </w:r>
+            <w:proofErr w:type="gramEnd"/>
+            <w:r>
+              <w:rPr>
+                <w:rFonts w:ascii="Cascadia Mono" w:eastAsia="Calibri" w:hAnsi="Cascadia Mono" w:cs="Cascadia Mono"/>
+                <w:sz w:val="19"/>
+                <w:szCs w:val="19"/>
+                <w:highlight w:val="white"/>
+                <w:lang w:val="en-US"/>
+              </w:rPr>
+              <w:t xml:space="preserve"> </w:t>
+            </w:r>
+            <w:proofErr w:type="spellStart"/>
+            <w:proofErr w:type="gramStart"/>
+            <w:r>
+              <w:rPr>
+                <w:rFonts w:ascii="Cascadia Mono" w:eastAsia="Calibri" w:hAnsi="Cascadia Mono" w:cs="Cascadia Mono"/>
+                <w:sz w:val="19"/>
+                <w:szCs w:val="19"/>
+                <w:highlight w:val="white"/>
+                <w:lang w:val="en-US"/>
+              </w:rPr>
+              <w:t>MonoBehaviour</w:t>
+            </w:r>
+            <w:proofErr w:type="spellEnd"/>
+            <w:r>
+              <w:rPr>
+                <w:rFonts w:ascii="Cascadia Mono" w:eastAsia="Calibri" w:hAnsi="Cascadia Mono" w:cs="Cascadia Mono"/>
+                <w:sz w:val="19"/>
+                <w:szCs w:val="19"/>
+                <w:highlight w:val="white"/>
+                <w:lang w:val="en-US"/>
+              </w:rPr>
+              <w:t>{</w:t>
+            </w:r>
+            <w:proofErr w:type="gramEnd"/>
           </w:p>
           <w:p>
             <w:pPr>
@@ -2291,8 +2360,20 @@
                 <w:highlight w:val="white"/>
                 <w:lang w:val="en-US"/>
               </w:rPr>
-              <w:t xml:space="preserve">    public int Dmg{</w:t>
-            </w:r>
+              <w:t xml:space="preserve">    public int </w:t>
+            </w:r>
+            <w:proofErr w:type="gramStart"/>
+            <w:r>
+              <w:rPr>
+                <w:rFonts w:ascii="Cascadia Mono" w:eastAsia="Calibri" w:hAnsi="Cascadia Mono" w:cs="Cascadia Mono"/>
+                <w:sz w:val="19"/>
+                <w:szCs w:val="19"/>
+                <w:highlight w:val="white"/>
+                <w:lang w:val="en-US"/>
+              </w:rPr>
+              <w:t>Dmg{</w:t>
+            </w:r>
+            <w:proofErr w:type="gramEnd"/>
           </w:p>
           <w:p>
             <w:pPr>
@@ -2314,7 +2395,29 @@
                 <w:highlight w:val="white"/>
                 <w:lang w:val="en-US"/>
               </w:rPr>
-              <w:t xml:space="preserve">        get { return dmg; }}}</w:t>
+              <w:t xml:space="preserve">        get </w:t>
+            </w:r>
+            <w:proofErr w:type="gramStart"/>
+            <w:r>
+              <w:rPr>
+                <w:rFonts w:ascii="Cascadia Mono" w:eastAsia="Calibri" w:hAnsi="Cascadia Mono" w:cs="Cascadia Mono"/>
+                <w:sz w:val="19"/>
+                <w:szCs w:val="19"/>
+                <w:highlight w:val="white"/>
+                <w:lang w:val="en-US"/>
+              </w:rPr>
+              <w:t>{ return</w:t>
+            </w:r>
+            <w:proofErr w:type="gramEnd"/>
+            <w:r>
+              <w:rPr>
+                <w:rFonts w:ascii="Cascadia Mono" w:eastAsia="Calibri" w:hAnsi="Cascadia Mono" w:cs="Cascadia Mono"/>
+                <w:sz w:val="19"/>
+                <w:szCs w:val="19"/>
+                <w:highlight w:val="white"/>
+                <w:lang w:val="en-US"/>
+              </w:rPr>
+              <w:t xml:space="preserve"> dmg; }}}</w:t>
             </w:r>
           </w:p>
         </w:tc>
@@ -2428,7 +2531,31 @@
                 <w:lang w:val="en-US"/>
               </w:rPr>
               <w:lastRenderedPageBreak/>
-              <w:t>using System.Text.RegularExpressions;</w:t>
+              <w:t xml:space="preserve">using </w:t>
+            </w:r>
+            <w:proofErr w:type="spellStart"/>
+            <w:proofErr w:type="gramStart"/>
+            <w:r>
+              <w:rPr>
+                <w:rFonts w:ascii="Cascadia Mono" w:eastAsia="Calibri" w:hAnsi="Cascadia Mono" w:cs="Cascadia Mono"/>
+                <w:sz w:val="19"/>
+                <w:szCs w:val="19"/>
+                <w:highlight w:val="white"/>
+                <w:lang w:val="en-US"/>
+              </w:rPr>
+              <w:t>System.Text.RegularExpressions</w:t>
+            </w:r>
+            <w:proofErr w:type="spellEnd"/>
+            <w:proofErr w:type="gramEnd"/>
+            <w:r>
+              <w:rPr>
+                <w:rFonts w:ascii="Cascadia Mono" w:eastAsia="Calibri" w:hAnsi="Cascadia Mono" w:cs="Cascadia Mono"/>
+                <w:sz w:val="19"/>
+                <w:szCs w:val="19"/>
+                <w:highlight w:val="white"/>
+                <w:lang w:val="en-US"/>
+              </w:rPr>
+              <w:t>;</w:t>
             </w:r>
           </w:p>
           <w:p>
@@ -2451,7 +2578,29 @@
                 <w:highlight w:val="white"/>
                 <w:lang w:val="en-US"/>
               </w:rPr>
-              <w:t>using Unity.VisualScripting;</w:t>
+              <w:t xml:space="preserve">using </w:t>
+            </w:r>
+            <w:proofErr w:type="spellStart"/>
+            <w:r>
+              <w:rPr>
+                <w:rFonts w:ascii="Cascadia Mono" w:eastAsia="Calibri" w:hAnsi="Cascadia Mono" w:cs="Cascadia Mono"/>
+                <w:sz w:val="19"/>
+                <w:szCs w:val="19"/>
+                <w:highlight w:val="white"/>
+                <w:lang w:val="en-US"/>
+              </w:rPr>
+              <w:t>Unity.VisualScripting</w:t>
+            </w:r>
+            <w:proofErr w:type="spellEnd"/>
+            <w:r>
+              <w:rPr>
+                <w:rFonts w:ascii="Cascadia Mono" w:eastAsia="Calibri" w:hAnsi="Cascadia Mono" w:cs="Cascadia Mono"/>
+                <w:sz w:val="19"/>
+                <w:szCs w:val="19"/>
+                <w:highlight w:val="white"/>
+                <w:lang w:val="en-US"/>
+              </w:rPr>
+              <w:t>;</w:t>
             </w:r>
           </w:p>
           <w:p>
@@ -2474,7 +2623,29 @@
                 <w:highlight w:val="white"/>
                 <w:lang w:val="en-US"/>
               </w:rPr>
-              <w:t>using UnityEngine;</w:t>
+              <w:t xml:space="preserve">using </w:t>
+            </w:r>
+            <w:proofErr w:type="spellStart"/>
+            <w:r>
+              <w:rPr>
+                <w:rFonts w:ascii="Cascadia Mono" w:eastAsia="Calibri" w:hAnsi="Cascadia Mono" w:cs="Cascadia Mono"/>
+                <w:sz w:val="19"/>
+                <w:szCs w:val="19"/>
+                <w:highlight w:val="white"/>
+                <w:lang w:val="en-US"/>
+              </w:rPr>
+              <w:t>UnityEngine</w:t>
+            </w:r>
+            <w:proofErr w:type="spellEnd"/>
+            <w:r>
+              <w:rPr>
+                <w:rFonts w:ascii="Cascadia Mono" w:eastAsia="Calibri" w:hAnsi="Cascadia Mono" w:cs="Cascadia Mono"/>
+                <w:sz w:val="19"/>
+                <w:szCs w:val="19"/>
+                <w:highlight w:val="white"/>
+                <w:lang w:val="en-US"/>
+              </w:rPr>
+              <w:t>;</w:t>
             </w:r>
           </w:p>
           <w:p>
@@ -2510,8 +2681,42 @@
                 <w:highlight w:val="white"/>
                 <w:lang w:val="en-US"/>
               </w:rPr>
-              <w:t>public class Creature : MonoBehaviour</w:t>
-            </w:r>
+              <w:t xml:space="preserve">public class </w:t>
+            </w:r>
+            <w:proofErr w:type="gramStart"/>
+            <w:r>
+              <w:rPr>
+                <w:rFonts w:ascii="Cascadia Mono" w:eastAsia="Calibri" w:hAnsi="Cascadia Mono" w:cs="Cascadia Mono"/>
+                <w:sz w:val="19"/>
+                <w:szCs w:val="19"/>
+                <w:highlight w:val="white"/>
+                <w:lang w:val="en-US"/>
+              </w:rPr>
+              <w:t>Creature :</w:t>
+            </w:r>
+            <w:proofErr w:type="gramEnd"/>
+            <w:r>
+              <w:rPr>
+                <w:rFonts w:ascii="Cascadia Mono" w:eastAsia="Calibri" w:hAnsi="Cascadia Mono" w:cs="Cascadia Mono"/>
+                <w:sz w:val="19"/>
+                <w:szCs w:val="19"/>
+                <w:highlight w:val="white"/>
+                <w:lang w:val="en-US"/>
+              </w:rPr>
+              <w:t xml:space="preserve"> </w:t>
+            </w:r>
+            <w:proofErr w:type="spellStart"/>
+            <w:r>
+              <w:rPr>
+                <w:rFonts w:ascii="Cascadia Mono" w:eastAsia="Calibri" w:hAnsi="Cascadia Mono" w:cs="Cascadia Mono"/>
+                <w:sz w:val="19"/>
+                <w:szCs w:val="19"/>
+                <w:highlight w:val="white"/>
+                <w:lang w:val="en-US"/>
+              </w:rPr>
+              <w:t>MonoBehaviour</w:t>
+            </w:r>
+            <w:proofErr w:type="spellEnd"/>
           </w:p>
           <w:p>
             <w:pPr>
@@ -2592,8 +2797,54 @@
                 <w:highlight w:val="white"/>
                 <w:lang w:val="en-US"/>
               </w:rPr>
-              <w:t xml:space="preserve">    private void OnCollisionEnter(Collision collision){</w:t>
-            </w:r>
+              <w:t xml:space="preserve">    private void </w:t>
+            </w:r>
+            <w:proofErr w:type="spellStart"/>
+            <w:proofErr w:type="gramStart"/>
+            <w:r>
+              <w:rPr>
+                <w:rFonts w:ascii="Cascadia Mono" w:eastAsia="Calibri" w:hAnsi="Cascadia Mono" w:cs="Cascadia Mono"/>
+                <w:sz w:val="19"/>
+                <w:szCs w:val="19"/>
+                <w:highlight w:val="white"/>
+                <w:lang w:val="en-US"/>
+              </w:rPr>
+              <w:t>OnCollisionEnter</w:t>
+            </w:r>
+            <w:proofErr w:type="spellEnd"/>
+            <w:r>
+              <w:rPr>
+                <w:rFonts w:ascii="Cascadia Mono" w:eastAsia="Calibri" w:hAnsi="Cascadia Mono" w:cs="Cascadia Mono"/>
+                <w:sz w:val="19"/>
+                <w:szCs w:val="19"/>
+                <w:highlight w:val="white"/>
+                <w:lang w:val="en-US"/>
+              </w:rPr>
+              <w:t>(</w:t>
+            </w:r>
+            <w:proofErr w:type="gramEnd"/>
+            <w:r>
+              <w:rPr>
+                <w:rFonts w:ascii="Cascadia Mono" w:eastAsia="Calibri" w:hAnsi="Cascadia Mono" w:cs="Cascadia Mono"/>
+                <w:sz w:val="19"/>
+                <w:szCs w:val="19"/>
+                <w:highlight w:val="white"/>
+                <w:lang w:val="en-US"/>
+              </w:rPr>
+              <w:t xml:space="preserve">Collision </w:t>
+            </w:r>
+            <w:proofErr w:type="gramStart"/>
+            <w:r>
+              <w:rPr>
+                <w:rFonts w:ascii="Cascadia Mono" w:eastAsia="Calibri" w:hAnsi="Cascadia Mono" w:cs="Cascadia Mono"/>
+                <w:sz w:val="19"/>
+                <w:szCs w:val="19"/>
+                <w:highlight w:val="white"/>
+                <w:lang w:val="en-US"/>
+              </w:rPr>
+              <w:t>collision){</w:t>
+            </w:r>
+            <w:proofErr w:type="gramEnd"/>
           </w:p>
           <w:p>
             <w:pPr>
@@ -2615,8 +2866,44 @@
                 <w:highlight w:val="white"/>
                 <w:lang w:val="en-US"/>
               </w:rPr>
-              <w:t xml:space="preserve">        if (collision.gameObject.TryGetComponent(out Weapon weapon)){</w:t>
-            </w:r>
+              <w:t xml:space="preserve">        if (</w:t>
+            </w:r>
+            <w:proofErr w:type="spellStart"/>
+            <w:proofErr w:type="gramStart"/>
+            <w:r>
+              <w:rPr>
+                <w:rFonts w:ascii="Cascadia Mono" w:eastAsia="Calibri" w:hAnsi="Cascadia Mono" w:cs="Cascadia Mono"/>
+                <w:sz w:val="19"/>
+                <w:szCs w:val="19"/>
+                <w:highlight w:val="white"/>
+                <w:lang w:val="en-US"/>
+              </w:rPr>
+              <w:t>collision.gameObject.TryGetComponent</w:t>
+            </w:r>
+            <w:proofErr w:type="spellEnd"/>
+            <w:proofErr w:type="gramEnd"/>
+            <w:r>
+              <w:rPr>
+                <w:rFonts w:ascii="Cascadia Mono" w:eastAsia="Calibri" w:hAnsi="Cascadia Mono" w:cs="Cascadia Mono"/>
+                <w:sz w:val="19"/>
+                <w:szCs w:val="19"/>
+                <w:highlight w:val="white"/>
+                <w:lang w:val="en-US"/>
+              </w:rPr>
+              <w:t>(out Weapon weapon</w:t>
+            </w:r>
+            <w:proofErr w:type="gramStart"/>
+            <w:r>
+              <w:rPr>
+                <w:rFonts w:ascii="Cascadia Mono" w:eastAsia="Calibri" w:hAnsi="Cascadia Mono" w:cs="Cascadia Mono"/>
+                <w:sz w:val="19"/>
+                <w:szCs w:val="19"/>
+                <w:highlight w:val="white"/>
+                <w:lang w:val="en-US"/>
+              </w:rPr>
+              <w:t>)){</w:t>
+            </w:r>
+            <w:proofErr w:type="gramEnd"/>
           </w:p>
           <w:p>
             <w:pPr>
@@ -2638,7 +2925,41 @@
                 <w:highlight w:val="white"/>
                 <w:lang w:val="en-US"/>
               </w:rPr>
-              <w:t xml:space="preserve">            this.transform.position += new Vector3(0.3f, 0, 0);</w:t>
+              <w:t xml:space="preserve">            </w:t>
+            </w:r>
+            <w:proofErr w:type="spellStart"/>
+            <w:proofErr w:type="gramStart"/>
+            <w:r>
+              <w:rPr>
+                <w:rFonts w:ascii="Cascadia Mono" w:eastAsia="Calibri" w:hAnsi="Cascadia Mono" w:cs="Cascadia Mono"/>
+                <w:sz w:val="19"/>
+                <w:szCs w:val="19"/>
+                <w:highlight w:val="white"/>
+                <w:lang w:val="en-US"/>
+              </w:rPr>
+              <w:t>this.transform</w:t>
+            </w:r>
+            <w:proofErr w:type="gramEnd"/>
+            <w:r>
+              <w:rPr>
+                <w:rFonts w:ascii="Cascadia Mono" w:eastAsia="Calibri" w:hAnsi="Cascadia Mono" w:cs="Cascadia Mono"/>
+                <w:sz w:val="19"/>
+                <w:szCs w:val="19"/>
+                <w:highlight w:val="white"/>
+                <w:lang w:val="en-US"/>
+              </w:rPr>
+              <w:t>.position</w:t>
+            </w:r>
+            <w:proofErr w:type="spellEnd"/>
+            <w:r>
+              <w:rPr>
+                <w:rFonts w:ascii="Cascadia Mono" w:eastAsia="Calibri" w:hAnsi="Cascadia Mono" w:cs="Cascadia Mono"/>
+                <w:sz w:val="19"/>
+                <w:szCs w:val="19"/>
+                <w:highlight w:val="white"/>
+                <w:lang w:val="en-US"/>
+              </w:rPr>
+              <w:t xml:space="preserve"> += new Vector3(0.3f, 0, 0);</w:t>
             </w:r>
           </w:p>
           <w:p>
@@ -2674,7 +2995,55 @@
                 <w:highlight w:val="white"/>
                 <w:lang w:val="en-US"/>
               </w:rPr>
-              <w:t xml:space="preserve">            this.hp -= weapon.Dmg;</w:t>
+              <w:t xml:space="preserve">            </w:t>
+            </w:r>
+            <w:proofErr w:type="spellStart"/>
+            <w:proofErr w:type="gramStart"/>
+            <w:r>
+              <w:rPr>
+                <w:rFonts w:ascii="Cascadia Mono" w:eastAsia="Calibri" w:hAnsi="Cascadia Mono" w:cs="Cascadia Mono"/>
+                <w:sz w:val="19"/>
+                <w:szCs w:val="19"/>
+                <w:highlight w:val="white"/>
+                <w:lang w:val="en-US"/>
+              </w:rPr>
+              <w:t>this.hp</w:t>
+            </w:r>
+            <w:proofErr w:type="spellEnd"/>
+            <w:proofErr w:type="gramEnd"/>
+            <w:r>
+              <w:rPr>
+                <w:rFonts w:ascii="Cascadia Mono" w:eastAsia="Calibri" w:hAnsi="Cascadia Mono" w:cs="Cascadia Mono"/>
+                <w:sz w:val="19"/>
+                <w:szCs w:val="19"/>
+                <w:highlight w:val="white"/>
+                <w:lang w:val="en-US"/>
+              </w:rPr>
+              <w:t xml:space="preserve"> -= </w:t>
+            </w:r>
+            <w:proofErr w:type="spellStart"/>
+            <w:proofErr w:type="gramStart"/>
+            <w:r>
+              <w:rPr>
+                <w:rFonts w:ascii="Cascadia Mono" w:eastAsia="Calibri" w:hAnsi="Cascadia Mono" w:cs="Cascadia Mono"/>
+                <w:sz w:val="19"/>
+                <w:szCs w:val="19"/>
+                <w:highlight w:val="white"/>
+                <w:lang w:val="en-US"/>
+              </w:rPr>
+              <w:t>weapon.Dmg</w:t>
+            </w:r>
+            <w:proofErr w:type="spellEnd"/>
+            <w:proofErr w:type="gramEnd"/>
+            <w:r>
+              <w:rPr>
+                <w:rFonts w:ascii="Cascadia Mono" w:eastAsia="Calibri" w:hAnsi="Cascadia Mono" w:cs="Cascadia Mono"/>
+                <w:sz w:val="19"/>
+                <w:szCs w:val="19"/>
+                <w:highlight w:val="white"/>
+                <w:lang w:val="en-US"/>
+              </w:rPr>
+              <w:t>;</w:t>
             </w:r>
           </w:p>
           <w:p>
@@ -2697,7 +3066,29 @@
                 <w:highlight w:val="white"/>
                 <w:lang w:val="en-US"/>
               </w:rPr>
-              <w:t xml:space="preserve">            Dead();</w:t>
+              <w:t xml:space="preserve">            </w:t>
+            </w:r>
+            <w:proofErr w:type="gramStart"/>
+            <w:r>
+              <w:rPr>
+                <w:rFonts w:ascii="Cascadia Mono" w:eastAsia="Calibri" w:hAnsi="Cascadia Mono" w:cs="Cascadia Mono"/>
+                <w:sz w:val="19"/>
+                <w:szCs w:val="19"/>
+                <w:highlight w:val="white"/>
+                <w:lang w:val="en-US"/>
+              </w:rPr>
+              <w:t>Dead(</w:t>
+            </w:r>
+            <w:proofErr w:type="gramEnd"/>
+            <w:r>
+              <w:rPr>
+                <w:rFonts w:ascii="Cascadia Mono" w:eastAsia="Calibri" w:hAnsi="Cascadia Mono" w:cs="Cascadia Mono"/>
+                <w:sz w:val="19"/>
+                <w:szCs w:val="19"/>
+                <w:highlight w:val="white"/>
+                <w:lang w:val="en-US"/>
+              </w:rPr>
+              <w:t>);</w:t>
             </w:r>
           </w:p>
           <w:p>
@@ -2756,8 +3147,20 @@
                 <w:highlight w:val="white"/>
                 <w:lang w:val="en-US"/>
               </w:rPr>
-              <w:t xml:space="preserve">        void Dead(){</w:t>
-            </w:r>
+              <w:t xml:space="preserve">        void </w:t>
+            </w:r>
+            <w:proofErr w:type="gramStart"/>
+            <w:r>
+              <w:rPr>
+                <w:rFonts w:ascii="Cascadia Mono" w:eastAsia="Calibri" w:hAnsi="Cascadia Mono" w:cs="Cascadia Mono"/>
+                <w:sz w:val="19"/>
+                <w:szCs w:val="19"/>
+                <w:highlight w:val="white"/>
+                <w:lang w:val="en-US"/>
+              </w:rPr>
+              <w:t>Dead(){</w:t>
+            </w:r>
+            <w:proofErr w:type="gramEnd"/>
           </w:p>
           <w:p>
             <w:pPr>
@@ -2779,8 +3182,54 @@
                 <w:highlight w:val="white"/>
                 <w:lang w:val="en-US"/>
               </w:rPr>
-              <w:t xml:space="preserve">            if(this.hp &lt;= 0){</w:t>
-            </w:r>
+              <w:t xml:space="preserve">            </w:t>
+            </w:r>
+            <w:proofErr w:type="gramStart"/>
+            <w:r>
+              <w:rPr>
+                <w:rFonts w:ascii="Cascadia Mono" w:eastAsia="Calibri" w:hAnsi="Cascadia Mono" w:cs="Cascadia Mono"/>
+                <w:sz w:val="19"/>
+                <w:szCs w:val="19"/>
+                <w:highlight w:val="white"/>
+                <w:lang w:val="en-US"/>
+              </w:rPr>
+              <w:t>if(</w:t>
+            </w:r>
+            <w:proofErr w:type="spellStart"/>
+            <w:r>
+              <w:rPr>
+                <w:rFonts w:ascii="Cascadia Mono" w:eastAsia="Calibri" w:hAnsi="Cascadia Mono" w:cs="Cascadia Mono"/>
+                <w:sz w:val="19"/>
+                <w:szCs w:val="19"/>
+                <w:highlight w:val="white"/>
+                <w:lang w:val="en-US"/>
+              </w:rPr>
+              <w:t>this.hp</w:t>
+            </w:r>
+            <w:proofErr w:type="spellEnd"/>
+            <w:proofErr w:type="gramEnd"/>
+            <w:r>
+              <w:rPr>
+                <w:rFonts w:ascii="Cascadia Mono" w:eastAsia="Calibri" w:hAnsi="Cascadia Mono" w:cs="Cascadia Mono"/>
+                <w:sz w:val="19"/>
+                <w:szCs w:val="19"/>
+                <w:highlight w:val="white"/>
+                <w:lang w:val="en-US"/>
+              </w:rPr>
+              <w:t xml:space="preserve"> &lt;= </w:t>
+            </w:r>
+            <w:proofErr w:type="gramStart"/>
+            <w:r>
+              <w:rPr>
+                <w:rFonts w:ascii="Cascadia Mono" w:eastAsia="Calibri" w:hAnsi="Cascadia Mono" w:cs="Cascadia Mono"/>
+                <w:sz w:val="19"/>
+                <w:szCs w:val="19"/>
+                <w:highlight w:val="white"/>
+                <w:lang w:val="en-US"/>
+              </w:rPr>
+              <w:t>0){</w:t>
+            </w:r>
+            <w:proofErr w:type="gramEnd"/>
           </w:p>
           <w:p>
             <w:pPr>
@@ -2802,7 +3251,31 @@
                 <w:highlight w:val="white"/>
                 <w:lang w:val="en-US"/>
               </w:rPr>
-              <w:t xml:space="preserve">                Destroy(this.gameObject);</w:t>
+              <w:t xml:space="preserve">                Destroy(</w:t>
+            </w:r>
+            <w:proofErr w:type="spellStart"/>
+            <w:proofErr w:type="gramStart"/>
+            <w:r>
+              <w:rPr>
+                <w:rFonts w:ascii="Cascadia Mono" w:eastAsia="Calibri" w:hAnsi="Cascadia Mono" w:cs="Cascadia Mono"/>
+                <w:sz w:val="19"/>
+                <w:szCs w:val="19"/>
+                <w:highlight w:val="white"/>
+                <w:lang w:val="en-US"/>
+              </w:rPr>
+              <w:t>this.gameObject</w:t>
+            </w:r>
+            <w:proofErr w:type="spellEnd"/>
+            <w:proofErr w:type="gramEnd"/>
+            <w:r>
+              <w:rPr>
+                <w:rFonts w:ascii="Cascadia Mono" w:eastAsia="Calibri" w:hAnsi="Cascadia Mono" w:cs="Cascadia Mono"/>
+                <w:sz w:val="19"/>
+                <w:szCs w:val="19"/>
+                <w:highlight w:val="white"/>
+                <w:lang w:val="en-US"/>
+              </w:rPr>
+              <w:t>);</w:t>
             </w:r>
           </w:p>
           <w:p>
@@ -3011,7 +3484,29 @@
                 <w:highlight w:val="white"/>
                 <w:lang w:val="en-US"/>
               </w:rPr>
-              <w:t>using UnityEngine;</w:t>
+              <w:t xml:space="preserve">using </w:t>
+            </w:r>
+            <w:proofErr w:type="spellStart"/>
+            <w:r>
+              <w:rPr>
+                <w:rFonts w:ascii="Cascadia Mono" w:eastAsia="Calibri" w:hAnsi="Cascadia Mono" w:cs="Cascadia Mono"/>
+                <w:sz w:val="19"/>
+                <w:szCs w:val="19"/>
+                <w:highlight w:val="white"/>
+                <w:lang w:val="en-US"/>
+              </w:rPr>
+              <w:t>UnityEngine</w:t>
+            </w:r>
+            <w:proofErr w:type="spellEnd"/>
+            <w:r>
+              <w:rPr>
+                <w:rFonts w:ascii="Cascadia Mono" w:eastAsia="Calibri" w:hAnsi="Cascadia Mono" w:cs="Cascadia Mono"/>
+                <w:sz w:val="19"/>
+                <w:szCs w:val="19"/>
+                <w:highlight w:val="white"/>
+                <w:lang w:val="en-US"/>
+              </w:rPr>
+              <w:t>;</w:t>
             </w:r>
           </w:p>
           <w:p>
@@ -3047,8 +3542,42 @@
                 <w:highlight w:val="white"/>
                 <w:lang w:val="en-US"/>
               </w:rPr>
-              <w:t>public class Zone : MonoBehaviour</w:t>
-            </w:r>
+              <w:t xml:space="preserve">public class </w:t>
+            </w:r>
+            <w:proofErr w:type="gramStart"/>
+            <w:r>
+              <w:rPr>
+                <w:rFonts w:ascii="Cascadia Mono" w:eastAsia="Calibri" w:hAnsi="Cascadia Mono" w:cs="Cascadia Mono"/>
+                <w:sz w:val="19"/>
+                <w:szCs w:val="19"/>
+                <w:highlight w:val="white"/>
+                <w:lang w:val="en-US"/>
+              </w:rPr>
+              <w:t>Zone :</w:t>
+            </w:r>
+            <w:proofErr w:type="gramEnd"/>
+            <w:r>
+              <w:rPr>
+                <w:rFonts w:ascii="Cascadia Mono" w:eastAsia="Calibri" w:hAnsi="Cascadia Mono" w:cs="Cascadia Mono"/>
+                <w:sz w:val="19"/>
+                <w:szCs w:val="19"/>
+                <w:highlight w:val="white"/>
+                <w:lang w:val="en-US"/>
+              </w:rPr>
+              <w:t xml:space="preserve"> </w:t>
+            </w:r>
+            <w:proofErr w:type="spellStart"/>
+            <w:r>
+              <w:rPr>
+                <w:rFonts w:ascii="Cascadia Mono" w:eastAsia="Calibri" w:hAnsi="Cascadia Mono" w:cs="Cascadia Mono"/>
+                <w:sz w:val="19"/>
+                <w:szCs w:val="19"/>
+                <w:highlight w:val="white"/>
+                <w:lang w:val="en-US"/>
+              </w:rPr>
+              <w:t>MonoBehaviour</w:t>
+            </w:r>
+            <w:proofErr w:type="spellEnd"/>
           </w:p>
           <w:p>
             <w:pPr>
@@ -3093,7 +3622,73 @@
                 <w:highlight w:val="white"/>
                 <w:lang w:val="en-US"/>
               </w:rPr>
-              <w:t xml:space="preserve">    [SerializeField] AudioSource audioSource;</w:t>
+              <w:t xml:space="preserve">    [</w:t>
+            </w:r>
+            <w:proofErr w:type="spellStart"/>
+            <w:r>
+              <w:rPr>
+                <w:rFonts w:ascii="Cascadia Mono" w:eastAsia="Calibri" w:hAnsi="Cascadia Mono" w:cs="Cascadia Mono"/>
+                <w:sz w:val="19"/>
+                <w:szCs w:val="19"/>
+                <w:highlight w:val="white"/>
+                <w:lang w:val="en-US"/>
+              </w:rPr>
+              <w:t>SerializeField</w:t>
+            </w:r>
+            <w:proofErr w:type="spellEnd"/>
+            <w:r>
+              <w:rPr>
+                <w:rFonts w:ascii="Cascadia Mono" w:eastAsia="Calibri" w:hAnsi="Cascadia Mono" w:cs="Cascadia Mono"/>
+                <w:sz w:val="19"/>
+                <w:szCs w:val="19"/>
+                <w:highlight w:val="white"/>
+                <w:lang w:val="en-US"/>
+              </w:rPr>
+              <w:t xml:space="preserve">] </w:t>
+            </w:r>
+            <w:proofErr w:type="spellStart"/>
+            <w:r>
+              <w:rPr>
+                <w:rFonts w:ascii="Cascadia Mono" w:eastAsia="Calibri" w:hAnsi="Cascadia Mono" w:cs="Cascadia Mono"/>
+                <w:sz w:val="19"/>
+                <w:szCs w:val="19"/>
+                <w:highlight w:val="white"/>
+                <w:lang w:val="en-US"/>
+              </w:rPr>
+              <w:t>AudioSource</w:t>
+            </w:r>
+            <w:proofErr w:type="spellEnd"/>
+            <w:r>
+              <w:rPr>
+                <w:rFonts w:ascii="Cascadia Mono" w:eastAsia="Calibri" w:hAnsi="Cascadia Mono" w:cs="Cascadia Mono"/>
+                <w:sz w:val="19"/>
+                <w:szCs w:val="19"/>
+                <w:highlight w:val="white"/>
+                <w:lang w:val="en-US"/>
+              </w:rPr>
+              <w:t xml:space="preserve"> </w:t>
+            </w:r>
+            <w:proofErr w:type="spellStart"/>
+            <w:r>
+              <w:rPr>
+                <w:rFonts w:ascii="Cascadia Mono" w:eastAsia="Calibri" w:hAnsi="Cascadia Mono" w:cs="Cascadia Mono"/>
+                <w:sz w:val="19"/>
+                <w:szCs w:val="19"/>
+                <w:highlight w:val="white"/>
+                <w:lang w:val="en-US"/>
+              </w:rPr>
+              <w:t>audioSource</w:t>
+            </w:r>
+            <w:proofErr w:type="spellEnd"/>
+            <w:r>
+              <w:rPr>
+                <w:rFonts w:ascii="Cascadia Mono" w:eastAsia="Calibri" w:hAnsi="Cascadia Mono" w:cs="Cascadia Mono"/>
+                <w:sz w:val="19"/>
+                <w:szCs w:val="19"/>
+                <w:highlight w:val="white"/>
+                <w:lang w:val="en-US"/>
+              </w:rPr>
+              <w:t>;</w:t>
             </w:r>
           </w:p>
           <w:p>
@@ -3116,7 +3711,29 @@
                 <w:highlight w:val="white"/>
                 <w:lang w:val="en-US"/>
               </w:rPr>
-              <w:t xml:space="preserve">    bool enteredZone = false;</w:t>
+              <w:t xml:space="preserve">    bool </w:t>
+            </w:r>
+            <w:proofErr w:type="spellStart"/>
+            <w:r>
+              <w:rPr>
+                <w:rFonts w:ascii="Cascadia Mono" w:eastAsia="Calibri" w:hAnsi="Cascadia Mono" w:cs="Cascadia Mono"/>
+                <w:sz w:val="19"/>
+                <w:szCs w:val="19"/>
+                <w:highlight w:val="white"/>
+                <w:lang w:val="en-US"/>
+              </w:rPr>
+              <w:t>enteredZone</w:t>
+            </w:r>
+            <w:proofErr w:type="spellEnd"/>
+            <w:r>
+              <w:rPr>
+                <w:rFonts w:ascii="Cascadia Mono" w:eastAsia="Calibri" w:hAnsi="Cascadia Mono" w:cs="Cascadia Mono"/>
+                <w:sz w:val="19"/>
+                <w:szCs w:val="19"/>
+                <w:highlight w:val="white"/>
+                <w:lang w:val="en-US"/>
+              </w:rPr>
+              <w:t xml:space="preserve"> = false;</w:t>
             </w:r>
           </w:p>
           <w:p>
@@ -3152,7 +3769,29 @@
                 <w:highlight w:val="white"/>
                 <w:lang w:val="en-US"/>
               </w:rPr>
-              <w:t xml:space="preserve">    private void Awake()</w:t>
+              <w:t xml:space="preserve">    private void </w:t>
+            </w:r>
+            <w:proofErr w:type="gramStart"/>
+            <w:r>
+              <w:rPr>
+                <w:rFonts w:ascii="Cascadia Mono" w:eastAsia="Calibri" w:hAnsi="Cascadia Mono" w:cs="Cascadia Mono"/>
+                <w:sz w:val="19"/>
+                <w:szCs w:val="19"/>
+                <w:highlight w:val="white"/>
+                <w:lang w:val="en-US"/>
+              </w:rPr>
+              <w:t>Awake(</w:t>
+            </w:r>
+            <w:proofErr w:type="gramEnd"/>
+            <w:r>
+              <w:rPr>
+                <w:rFonts w:ascii="Cascadia Mono" w:eastAsia="Calibri" w:hAnsi="Cascadia Mono" w:cs="Cascadia Mono"/>
+                <w:sz w:val="19"/>
+                <w:szCs w:val="19"/>
+                <w:highlight w:val="white"/>
+                <w:lang w:val="en-US"/>
+              </w:rPr>
+              <w:t>)</w:t>
             </w:r>
           </w:p>
           <w:p>
@@ -3198,7 +3837,41 @@
                 <w:highlight w:val="white"/>
                 <w:lang w:val="en-US"/>
               </w:rPr>
-              <w:t xml:space="preserve">        if (audioSource != null) </w:t>
+              <w:t xml:space="preserve">        if (</w:t>
+            </w:r>
+            <w:proofErr w:type="spellStart"/>
+            <w:proofErr w:type="gramStart"/>
+            <w:r>
+              <w:rPr>
+                <w:rFonts w:ascii="Cascadia Mono" w:eastAsia="Calibri" w:hAnsi="Cascadia Mono" w:cs="Cascadia Mono"/>
+                <w:sz w:val="19"/>
+                <w:szCs w:val="19"/>
+                <w:highlight w:val="white"/>
+                <w:lang w:val="en-US"/>
+              </w:rPr>
+              <w:t>audioSource</w:t>
+            </w:r>
+            <w:proofErr w:type="spellEnd"/>
+            <w:r>
+              <w:rPr>
+                <w:rFonts w:ascii="Cascadia Mono" w:eastAsia="Calibri" w:hAnsi="Cascadia Mono" w:cs="Cascadia Mono"/>
+                <w:sz w:val="19"/>
+                <w:szCs w:val="19"/>
+                <w:highlight w:val="white"/>
+                <w:lang w:val="en-US"/>
+              </w:rPr>
+              <w:t xml:space="preserve"> !</w:t>
+            </w:r>
+            <w:proofErr w:type="gramEnd"/>
+            <w:r>
+              <w:rPr>
+                <w:rFonts w:ascii="Cascadia Mono" w:eastAsia="Calibri" w:hAnsi="Cascadia Mono" w:cs="Cascadia Mono"/>
+                <w:sz w:val="19"/>
+                <w:szCs w:val="19"/>
+                <w:highlight w:val="white"/>
+                <w:lang w:val="en-US"/>
+              </w:rPr>
+              <w:t xml:space="preserve">= null) </w:t>
             </w:r>
           </w:p>
           <w:p>
@@ -3244,7 +3917,85 @@
                 <w:highlight w:val="white"/>
                 <w:lang w:val="en-US"/>
               </w:rPr>
-              <w:t xml:space="preserve">            audioSource = audioSource.GetComponent&lt;AudioSource&gt;();</w:t>
+              <w:t xml:space="preserve">            </w:t>
+            </w:r>
+            <w:proofErr w:type="spellStart"/>
+            <w:r>
+              <w:rPr>
+                <w:rFonts w:ascii="Cascadia Mono" w:eastAsia="Calibri" w:hAnsi="Cascadia Mono" w:cs="Cascadia Mono"/>
+                <w:sz w:val="19"/>
+                <w:szCs w:val="19"/>
+                <w:highlight w:val="white"/>
+                <w:lang w:val="en-US"/>
+              </w:rPr>
+              <w:t>audioSource</w:t>
+            </w:r>
+            <w:proofErr w:type="spellEnd"/>
+            <w:r>
+              <w:rPr>
+                <w:rFonts w:ascii="Cascadia Mono" w:eastAsia="Calibri" w:hAnsi="Cascadia Mono" w:cs="Cascadia Mono"/>
+                <w:sz w:val="19"/>
+                <w:szCs w:val="19"/>
+                <w:highlight w:val="white"/>
+                <w:lang w:val="en-US"/>
+              </w:rPr>
+              <w:t xml:space="preserve"> = </w:t>
+            </w:r>
+            <w:proofErr w:type="spellStart"/>
+            <w:r>
+              <w:rPr>
+                <w:rFonts w:ascii="Cascadia Mono" w:eastAsia="Calibri" w:hAnsi="Cascadia Mono" w:cs="Cascadia Mono"/>
+                <w:sz w:val="19"/>
+                <w:szCs w:val="19"/>
+                <w:highlight w:val="white"/>
+                <w:lang w:val="en-US"/>
+              </w:rPr>
+              <w:t>audioSource.GetComponent</w:t>
+            </w:r>
+            <w:proofErr w:type="spellEnd"/>
+            <w:r>
+              <w:rPr>
+                <w:rFonts w:ascii="Cascadia Mono" w:eastAsia="Calibri" w:hAnsi="Cascadia Mono" w:cs="Cascadia Mono"/>
+                <w:sz w:val="19"/>
+                <w:szCs w:val="19"/>
+                <w:highlight w:val="white"/>
+                <w:lang w:val="en-US"/>
+              </w:rPr>
+              <w:t>&lt;</w:t>
+            </w:r>
+            <w:proofErr w:type="spellStart"/>
+            <w:r>
+              <w:rPr>
+                <w:rFonts w:ascii="Cascadia Mono" w:eastAsia="Calibri" w:hAnsi="Cascadia Mono" w:cs="Cascadia Mono"/>
+                <w:sz w:val="19"/>
+                <w:szCs w:val="19"/>
+                <w:highlight w:val="white"/>
+                <w:lang w:val="en-US"/>
+              </w:rPr>
+              <w:t>AudioSource</w:t>
+            </w:r>
+            <w:proofErr w:type="spellEnd"/>
+            <w:proofErr w:type="gramStart"/>
+            <w:r>
+              <w:rPr>
+                <w:rFonts w:ascii="Cascadia Mono" w:eastAsia="Calibri" w:hAnsi="Cascadia Mono" w:cs="Cascadia Mono"/>
+                <w:sz w:val="19"/>
+                <w:szCs w:val="19"/>
+                <w:highlight w:val="white"/>
+                <w:lang w:val="en-US"/>
+              </w:rPr>
+              <w:t>&gt;(</w:t>
+            </w:r>
+            <w:proofErr w:type="gramEnd"/>
+            <w:r>
+              <w:rPr>
+                <w:rFonts w:ascii="Cascadia Mono" w:eastAsia="Calibri" w:hAnsi="Cascadia Mono" w:cs="Cascadia Mono"/>
+                <w:sz w:val="19"/>
+                <w:szCs w:val="19"/>
+                <w:highlight w:val="white"/>
+                <w:lang w:val="en-US"/>
+              </w:rPr>
+              <w:t>);</w:t>
             </w:r>
           </w:p>
           <w:p>
@@ -3326,7 +4077,41 @@
                 <w:highlight w:val="white"/>
                 <w:lang w:val="en-US"/>
               </w:rPr>
-              <w:t xml:space="preserve">    private void OnTriggerEnter(Collider other)</w:t>
+              <w:t xml:space="preserve">    private void </w:t>
+            </w:r>
+            <w:proofErr w:type="spellStart"/>
+            <w:proofErr w:type="gramStart"/>
+            <w:r>
+              <w:rPr>
+                <w:rFonts w:ascii="Cascadia Mono" w:eastAsia="Calibri" w:hAnsi="Cascadia Mono" w:cs="Cascadia Mono"/>
+                <w:sz w:val="19"/>
+                <w:szCs w:val="19"/>
+                <w:highlight w:val="white"/>
+                <w:lang w:val="en-US"/>
+              </w:rPr>
+              <w:t>OnTriggerEnter</w:t>
+            </w:r>
+            <w:proofErr w:type="spellEnd"/>
+            <w:r>
+              <w:rPr>
+                <w:rFonts w:ascii="Cascadia Mono" w:eastAsia="Calibri" w:hAnsi="Cascadia Mono" w:cs="Cascadia Mono"/>
+                <w:sz w:val="19"/>
+                <w:szCs w:val="19"/>
+                <w:highlight w:val="white"/>
+                <w:lang w:val="en-US"/>
+              </w:rPr>
+              <w:t>(</w:t>
+            </w:r>
+            <w:proofErr w:type="gramEnd"/>
+            <w:r>
+              <w:rPr>
+                <w:rFonts w:ascii="Cascadia Mono" w:eastAsia="Calibri" w:hAnsi="Cascadia Mono" w:cs="Cascadia Mono"/>
+                <w:sz w:val="19"/>
+                <w:szCs w:val="19"/>
+                <w:highlight w:val="white"/>
+                <w:lang w:val="en-US"/>
+              </w:rPr>
+              <w:t>Collider other)</w:t>
             </w:r>
           </w:p>
           <w:p>
@@ -3372,7 +4157,41 @@
                 <w:highlight w:val="white"/>
                 <w:lang w:val="en-US"/>
               </w:rPr>
-              <w:t xml:space="preserve">        if (!enteredZone) </w:t>
+              <w:t xml:space="preserve">        if </w:t>
+            </w:r>
+            <w:proofErr w:type="gramStart"/>
+            <w:r>
+              <w:rPr>
+                <w:rFonts w:ascii="Cascadia Mono" w:eastAsia="Calibri" w:hAnsi="Cascadia Mono" w:cs="Cascadia Mono"/>
+                <w:sz w:val="19"/>
+                <w:szCs w:val="19"/>
+                <w:highlight w:val="white"/>
+                <w:lang w:val="en-US"/>
+              </w:rPr>
+              <w:t>(!</w:t>
+            </w:r>
+            <w:proofErr w:type="spellStart"/>
+            <w:r>
+              <w:rPr>
+                <w:rFonts w:ascii="Cascadia Mono" w:eastAsia="Calibri" w:hAnsi="Cascadia Mono" w:cs="Cascadia Mono"/>
+                <w:sz w:val="19"/>
+                <w:szCs w:val="19"/>
+                <w:highlight w:val="white"/>
+                <w:lang w:val="en-US"/>
+              </w:rPr>
+              <w:t>enteredZone</w:t>
+            </w:r>
+            <w:proofErr w:type="spellEnd"/>
+            <w:proofErr w:type="gramEnd"/>
+            <w:r>
+              <w:rPr>
+                <w:rFonts w:ascii="Cascadia Mono" w:eastAsia="Calibri" w:hAnsi="Cascadia Mono" w:cs="Cascadia Mono"/>
+                <w:sz w:val="19"/>
+                <w:szCs w:val="19"/>
+                <w:highlight w:val="white"/>
+                <w:lang w:val="en-US"/>
+              </w:rPr>
+              <w:t xml:space="preserve">) </w:t>
             </w:r>
           </w:p>
           <w:p>
@@ -3418,7 +4237,29 @@
                 <w:highlight w:val="white"/>
                 <w:lang w:val="en-US"/>
               </w:rPr>
-              <w:t xml:space="preserve">            audioSource.Play();</w:t>
+              <w:t xml:space="preserve">            </w:t>
+            </w:r>
+            <w:proofErr w:type="spellStart"/>
+            <w:r>
+              <w:rPr>
+                <w:rFonts w:ascii="Cascadia Mono" w:eastAsia="Calibri" w:hAnsi="Cascadia Mono" w:cs="Cascadia Mono"/>
+                <w:sz w:val="19"/>
+                <w:szCs w:val="19"/>
+                <w:highlight w:val="white"/>
+                <w:lang w:val="en-US"/>
+              </w:rPr>
+              <w:t>audioSource.Play</w:t>
+            </w:r>
+            <w:proofErr w:type="spellEnd"/>
+            <w:r>
+              <w:rPr>
+                <w:rFonts w:ascii="Cascadia Mono" w:eastAsia="Calibri" w:hAnsi="Cascadia Mono" w:cs="Cascadia Mono"/>
+                <w:sz w:val="19"/>
+                <w:szCs w:val="19"/>
+                <w:highlight w:val="white"/>
+                <w:lang w:val="en-US"/>
+              </w:rPr>
+              <w:t>();</w:t>
             </w:r>
           </w:p>
           <w:p>
@@ -3441,7 +4282,29 @@
                 <w:highlight w:val="white"/>
                 <w:lang w:val="en-US"/>
               </w:rPr>
-              <w:t xml:space="preserve">            enteredZone = true;</w:t>
+              <w:t xml:space="preserve">            </w:t>
+            </w:r>
+            <w:proofErr w:type="spellStart"/>
+            <w:r>
+              <w:rPr>
+                <w:rFonts w:ascii="Cascadia Mono" w:eastAsia="Calibri" w:hAnsi="Cascadia Mono" w:cs="Cascadia Mono"/>
+                <w:sz w:val="19"/>
+                <w:szCs w:val="19"/>
+                <w:highlight w:val="white"/>
+                <w:lang w:val="en-US"/>
+              </w:rPr>
+              <w:t>enteredZone</w:t>
+            </w:r>
+            <w:proofErr w:type="spellEnd"/>
+            <w:r>
+              <w:rPr>
+                <w:rFonts w:ascii="Cascadia Mono" w:eastAsia="Calibri" w:hAnsi="Cascadia Mono" w:cs="Cascadia Mono"/>
+                <w:sz w:val="19"/>
+                <w:szCs w:val="19"/>
+                <w:highlight w:val="white"/>
+                <w:lang w:val="en-US"/>
+              </w:rPr>
+              <w:t xml:space="preserve"> = true;</w:t>
             </w:r>
           </w:p>
           <w:p>
@@ -3537,240 +4400,124 @@
     </w:p>
     <w:p>
       <w:pPr>
-        <w:pStyle w:val="ListParagraph"/>
-        <w:widowControl w:val="0"/>
-        <w:spacing w:after="0" w:line="360" w:lineRule="auto"/>
-        <w:ind w:left="0" w:firstLine="720"/>
-        <w:jc w:val="both"/>
-        <w:rPr>
-          <w:rFonts w:ascii="Times New Roman" w:hAnsi="Times New Roman"/>
-          <w:sz w:val="28"/>
-          <w:szCs w:val="28"/>
-        </w:rPr>
-      </w:pPr>
-      <w:r>
-        <w:rPr>
-          <w:rFonts w:ascii="Times New Roman" w:hAnsi="Times New Roman"/>
-          <w:sz w:val="28"/>
-          <w:szCs w:val="28"/>
-        </w:rPr>
+        <w:pStyle w:val="a"/>
+      </w:pPr>
+      <w:r>
         <w:t>Был создан манекен врага –</w:t>
       </w:r>
       <w:r>
-        <w:rPr>
-          <w:rFonts w:ascii="Times New Roman" w:hAnsi="Times New Roman"/>
-          <w:sz w:val="28"/>
-          <w:szCs w:val="28"/>
-        </w:rPr>
         <w:t xml:space="preserve"> </w:t>
       </w:r>
       <w:r>
-        <w:rPr>
-          <w:rFonts w:ascii="Times New Roman" w:hAnsi="Times New Roman"/>
-          <w:sz w:val="28"/>
-          <w:szCs w:val="28"/>
-        </w:rPr>
         <w:t>модель</w:t>
       </w:r>
       <w:r>
-        <w:rPr>
-          <w:rFonts w:ascii="Times New Roman" w:hAnsi="Times New Roman"/>
-          <w:sz w:val="28"/>
-          <w:szCs w:val="28"/>
-        </w:rPr>
         <w:t xml:space="preserve"> с коллайдером</w:t>
       </w:r>
       <w:r>
-        <w:rPr>
-          <w:rFonts w:ascii="Times New Roman" w:hAnsi="Times New Roman"/>
-          <w:sz w:val="28"/>
-          <w:szCs w:val="28"/>
-        </w:rPr>
-        <w:t xml:space="preserve"> без анимаций.С использованием метода </w:t>
-      </w:r>
-      <w:r>
-        <w:rPr>
-          <w:rFonts w:ascii="Times New Roman" w:hAnsi="Times New Roman" w:cs="Times New Roman"/>
-          <w:sz w:val="28"/>
-          <w:szCs w:val="28"/>
-        </w:rPr>
-        <w:t xml:space="preserve">«OnCollisionEnter» </w:t>
-      </w:r>
-      <w:r>
-        <w:rPr>
-          <w:rFonts w:ascii="Times New Roman" w:hAnsi="Times New Roman" w:cs="Times New Roman"/>
-          <w:sz w:val="28"/>
-          <w:szCs w:val="28"/>
-        </w:rPr>
-        <w:t xml:space="preserve">в </w:t>
-      </w:r>
-      <w:r>
-        <w:rPr>
-          <w:rFonts w:ascii="Times New Roman" w:hAnsi="Times New Roman"/>
-          <w:sz w:val="28"/>
-          <w:szCs w:val="28"/>
-        </w:rPr>
-        <w:t xml:space="preserve">скрипте </w:t>
-      </w:r>
-      <w:r>
-        <w:rPr>
-          <w:rFonts w:ascii="Times New Roman" w:hAnsi="Times New Roman"/>
-          <w:sz w:val="28"/>
-          <w:szCs w:val="28"/>
+        <w:t xml:space="preserve"> без </w:t>
+      </w:r>
+      <w:proofErr w:type="spellStart"/>
+      <w:proofErr w:type="gramStart"/>
+      <w:r>
+        <w:t>анимаций.С</w:t>
+      </w:r>
+      <w:proofErr w:type="spellEnd"/>
+      <w:proofErr w:type="gramEnd"/>
+      <w:r>
+        <w:t xml:space="preserve"> использованием метода «</w:t>
+      </w:r>
+      <w:proofErr w:type="spellStart"/>
+      <w:r>
+        <w:t>OnCollisionEnter</w:t>
+      </w:r>
+      <w:proofErr w:type="spellEnd"/>
+      <w:r>
+        <w:t xml:space="preserve">» </w:t>
+      </w:r>
+      <w:r>
+        <w:t xml:space="preserve">в скрипте </w:t>
+      </w:r>
+      <w:proofErr w:type="spellStart"/>
+      <w:r>
+        <w:t>Creature</w:t>
+      </w:r>
+      <w:proofErr w:type="spellEnd"/>
+      <w:r>
+        <w:t xml:space="preserve"> </w:t>
+      </w:r>
+      <w:r>
+        <w:t>были реализованы его механики, включающие в себя наличие показателя здоровья, потеря</w:t>
+      </w:r>
+      <w:r>
+        <w:t xml:space="preserve"> </w:t>
+      </w:r>
+      <w:r>
+        <w:lastRenderedPageBreak/>
+        <w:t>здоровья при контакте с оружием</w:t>
+      </w:r>
+      <w:r>
+        <w:t xml:space="preserve">, </w:t>
+      </w:r>
+      <w:r>
+        <w:t>простое движение, разрушение при падении здоровья до 0.</w:t>
+      </w:r>
+    </w:p>
+    <w:p>
+      <w:pPr>
+        <w:pStyle w:val="a"/>
+      </w:pPr>
+      <w:r>
+        <w:t>Далее при помощи метода «</w:t>
+      </w:r>
+      <w:proofErr w:type="spellStart"/>
+      <w:r>
+        <w:t>OnTriggerEnter</w:t>
+      </w:r>
+      <w:proofErr w:type="spellEnd"/>
+      <w:r>
+        <w:t xml:space="preserve">» и объекта-триггера в скрипте </w:t>
+      </w:r>
+      <w:r>
+        <w:rPr>
           <w:lang w:val="en-US"/>
         </w:rPr>
-        <w:t>Creature</w:t>
-      </w:r>
-      <w:r>
-        <w:rPr>
-          <w:rFonts w:ascii="Times New Roman" w:hAnsi="Times New Roman" w:cs="Times New Roman"/>
-          <w:sz w:val="28"/>
-          <w:szCs w:val="28"/>
-        </w:rPr>
-        <w:t xml:space="preserve"> </w:t>
-      </w:r>
-      <w:r>
-        <w:rPr>
-          <w:rFonts w:ascii="Times New Roman" w:hAnsi="Times New Roman" w:cs="Times New Roman"/>
-          <w:sz w:val="28"/>
-          <w:szCs w:val="28"/>
-        </w:rPr>
-        <w:t>были реализованы его механики, включающие в себя наличие показателя здоровья, потеря здоровья при контакте с оружием</w:t>
-      </w:r>
-      <w:r>
-        <w:rPr>
-          <w:rFonts w:ascii="Times New Roman" w:hAnsi="Times New Roman" w:cs="Times New Roman"/>
-          <w:sz w:val="28"/>
-          <w:szCs w:val="28"/>
-        </w:rPr>
+        <w:t>Zone</w:t>
+      </w:r>
+      <w:r>
+        <w:t xml:space="preserve"> была реализована механика проигрывания предупреждающего звука, когда игрок заходит в особую зону, соприкасаясь с объектом-триггером.</w:t>
+      </w:r>
+    </w:p>
+    <w:p>
+      <w:pPr>
+        <w:pStyle w:val="a"/>
+      </w:pPr>
+      <w:r>
+        <w:t>После чего б</w:t>
+      </w:r>
+      <w:r>
+        <w:t xml:space="preserve">ыла проведена </w:t>
+      </w:r>
+      <w:proofErr w:type="spellStart"/>
+      <w:r>
+        <w:t>тестировка</w:t>
+      </w:r>
+      <w:proofErr w:type="spellEnd"/>
+      <w:r>
+        <w:t xml:space="preserve"> реализованных механик</w:t>
+      </w:r>
+      <w:r>
         <w:t xml:space="preserve">, </w:t>
       </w:r>
       <w:r>
-        <w:rPr>
-          <w:rFonts w:ascii="Times New Roman" w:hAnsi="Times New Roman" w:cs="Times New Roman"/>
-          <w:sz w:val="28"/>
-          <w:szCs w:val="28"/>
-        </w:rPr>
-        <w:t xml:space="preserve">простое движение, разрушение при </w:t>
-      </w:r>
-      <w:r>
-        <w:rPr>
-          <w:rFonts w:ascii="Times New Roman" w:hAnsi="Times New Roman" w:cs="Times New Roman"/>
-          <w:sz w:val="28"/>
-          <w:szCs w:val="28"/>
-        </w:rPr>
-        <w:lastRenderedPageBreak/>
-        <w:t>падении здоровья до 0.</w:t>
-      </w:r>
-    </w:p>
-    <w:p>
-      <w:pPr>
-        <w:pStyle w:val="ListParagraph"/>
-        <w:widowControl w:val="0"/>
-        <w:spacing w:after="0" w:line="360" w:lineRule="auto"/>
-        <w:ind w:left="0" w:firstLine="720"/>
-        <w:jc w:val="both"/>
-        <w:rPr>
-          <w:rFonts w:ascii="Times New Roman" w:hAnsi="Times New Roman"/>
-          <w:sz w:val="28"/>
-          <w:szCs w:val="28"/>
-        </w:rPr>
-      </w:pPr>
-      <w:r>
-        <w:rPr>
-          <w:rFonts w:ascii="Times New Roman" w:hAnsi="Times New Roman" w:cs="Times New Roman"/>
-          <w:sz w:val="28"/>
-          <w:szCs w:val="28"/>
-        </w:rPr>
-        <w:t xml:space="preserve">Далее при помощи метода «OnTriggerEnter» и объекта-триггера в скрипте </w:t>
-      </w:r>
-      <w:r>
-        <w:rPr>
-          <w:rFonts w:ascii="Times New Roman" w:hAnsi="Times New Roman"/>
-          <w:sz w:val="28"/>
-          <w:szCs w:val="28"/>
-          <w:lang w:val="en-US"/>
-        </w:rPr>
-        <w:t>Zone</w:t>
-      </w:r>
-      <w:r>
-        <w:rPr>
-          <w:rFonts w:ascii="Times New Roman" w:hAnsi="Times New Roman"/>
-          <w:sz w:val="28"/>
-          <w:szCs w:val="28"/>
-        </w:rPr>
-        <w:t xml:space="preserve"> была реализована механика проигрывания предупреждающего звука, когда игрок заходит в особую зону, соприкасаясь с </w:t>
-      </w:r>
-      <w:r>
-        <w:rPr>
-          <w:rFonts w:ascii="Times New Roman" w:hAnsi="Times New Roman" w:cs="Times New Roman"/>
-          <w:sz w:val="28"/>
-          <w:szCs w:val="28"/>
-        </w:rPr>
-        <w:t>объектом-триггером.</w:t>
-      </w:r>
-    </w:p>
-    <w:p>
-      <w:pPr>
-        <w:pStyle w:val="ListParagraph"/>
-        <w:widowControl w:val="0"/>
-        <w:spacing w:before="120" w:after="0" w:line="360" w:lineRule="auto"/>
-        <w:ind w:left="0" w:firstLine="720"/>
-        <w:jc w:val="both"/>
-        <w:rPr>
-          <w:rFonts w:ascii="Times New Roman" w:hAnsi="Times New Roman" w:cs="Times New Roman"/>
-          <w:sz w:val="28"/>
-          <w:szCs w:val="28"/>
-        </w:rPr>
-      </w:pPr>
-      <w:r>
-        <w:rPr>
-          <w:rFonts w:ascii="Times New Roman" w:hAnsi="Times New Roman" w:cs="Times New Roman"/>
-          <w:sz w:val="28"/>
-          <w:szCs w:val="28"/>
-        </w:rPr>
-        <w:t>После чего б</w:t>
-      </w:r>
-      <w:r>
-        <w:rPr>
-          <w:rFonts w:ascii="Times New Roman" w:hAnsi="Times New Roman" w:cs="Times New Roman"/>
-          <w:sz w:val="28"/>
-          <w:szCs w:val="28"/>
-        </w:rPr>
-        <w:t>ыла проведена тестировка реализованных механик</w:t>
-      </w:r>
-      <w:r>
-        <w:rPr>
-          <w:rFonts w:ascii="Times New Roman" w:hAnsi="Times New Roman" w:cs="Times New Roman"/>
-          <w:sz w:val="28"/>
-          <w:szCs w:val="28"/>
-        </w:rPr>
-        <w:t xml:space="preserve">, </w:t>
-      </w:r>
-      <w:r>
-        <w:rPr>
-          <w:rFonts w:ascii="Times New Roman" w:hAnsi="Times New Roman" w:cs="Times New Roman"/>
-          <w:sz w:val="28"/>
-          <w:szCs w:val="28"/>
-        </w:rPr>
         <w:t>доказывающая их работоспособность.</w:t>
       </w:r>
     </w:p>
     <w:p>
       <w:pPr>
-        <w:spacing w:after="0" w:line="240" w:lineRule="auto"/>
-        <w:rPr>
-          <w:rFonts w:ascii="Times New Roman" w:hAnsi="Times New Roman" w:cs="Times New Roman"/>
-          <w:sz w:val="28"/>
-          <w:szCs w:val="28"/>
-        </w:rPr>
-      </w:pPr>
-      <w:r>
-        <w:rPr>
-          <w:rFonts w:ascii="Times New Roman" w:hAnsi="Times New Roman" w:cs="Times New Roman"/>
-          <w:sz w:val="28"/>
-          <w:szCs w:val="28"/>
-        </w:rPr>
+        <w:pStyle w:val="a"/>
+      </w:pPr>
+      <w:r>
         <w:br w:type="page"/>
       </w:r>
     </w:p>
@@ -5067,7 +5814,6 @@
   <w:style w:type="character" w:default="1" w:styleId="DefaultParagraphFont">
     <w:name w:val="Default Paragraph Font"/>
     <w:uiPriority w:val="1"/>
-    <w:semiHidden/>
     <w:unhideWhenUsed/>
   </w:style>
   <w:style w:type="table" w:default="1" w:styleId="TableNormal">

--- a/отчеты 2-10/отчет 8.docx
+++ b/отчеты 2-10/отчет 8.docx
@@ -1671,21 +1671,11 @@
     </w:p>
     <w:p>
       <w:pPr>
-        <w:pStyle w:val="ListParagraph"/>
-        <w:widowControl w:val="0"/>
-        <w:spacing w:before="120" w:after="0" w:line="360" w:lineRule="auto"/>
-        <w:ind w:left="0"/>
+        <w:pStyle w:val="a"/>
+        <w:ind w:firstLine="0"/>
         <w:jc w:val="center"/>
-        <w:rPr>
-          <w:rFonts w:ascii="Times New Roman" w:hAnsi="Times New Roman" w:cs="Times New Roman"/>
-          <w:sz w:val="28"/>
-          <w:szCs w:val="28"/>
-        </w:rPr>
-      </w:pPr>
-      <w:r>
-        <w:rPr>
-          <w:noProof/>
-        </w:rPr>
+      </w:pPr>
+      <w:r>
         <w:drawing>
           <wp:inline distT="0" distB="0" distL="0" distR="0" wp14:anchorId="025B7072" wp14:editId="586B9BC3">
             <wp:extent cx="2286000" cy="1482096"/>
@@ -1728,23 +1718,11 @@
     </w:p>
     <w:p>
       <w:pPr>
-        <w:pStyle w:val="ListParagraph"/>
-        <w:widowControl w:val="0"/>
-        <w:spacing w:before="120" w:after="0" w:line="360" w:lineRule="auto"/>
-        <w:ind w:left="0"/>
+        <w:pStyle w:val="a"/>
+        <w:ind w:firstLine="0"/>
         <w:jc w:val="center"/>
-        <w:rPr>
-          <w:rFonts w:ascii="Times New Roman" w:hAnsi="Times New Roman" w:cs="Times New Roman"/>
-          <w:sz w:val="28"/>
-          <w:szCs w:val="28"/>
-        </w:rPr>
-      </w:pPr>
-      <w:r>
-        <w:rPr>
-          <w:rFonts w:ascii="Times New Roman" w:hAnsi="Times New Roman" w:cs="Times New Roman"/>
-          <w:sz w:val="28"/>
-          <w:szCs w:val="28"/>
-        </w:rPr>
+      </w:pPr>
+      <w:r>
         <w:t>Рисунок 8.1 Манекен врага на сцене</w:t>
       </w:r>
     </w:p>
@@ -1818,23 +1796,13 @@
     </w:p>
     <w:p>
       <w:pPr>
-        <w:pStyle w:val="ListParagraph"/>
-        <w:widowControl w:val="0"/>
-        <w:spacing w:before="120" w:after="0" w:line="360" w:lineRule="auto"/>
-        <w:ind w:left="0"/>
+        <w:pStyle w:val="a"/>
+        <w:ind w:firstLine="0"/>
         <w:jc w:val="center"/>
-        <w:rPr>
-          <w:rFonts w:ascii="Times New Roman" w:hAnsi="Times New Roman"/>
-          <w:sz w:val="28"/>
-          <w:szCs w:val="28"/>
-        </w:rPr>
-      </w:pPr>
-      <w:r>
-        <w:rPr>
-          <w:rFonts w:ascii="Times New Roman" w:hAnsi="Times New Roman"/>
+      </w:pPr>
+      <w:r>
+        <w:rPr>
           <w:noProof/>
-          <w:sz w:val="28"/>
-          <w:szCs w:val="28"/>
         </w:rPr>
         <w:drawing>
           <wp:inline distT="0" distB="0" distL="0" distR="0" wp14:anchorId="4AF24E18" wp14:editId="1F088560">
@@ -1878,8 +1846,24 @@
     </w:p>
     <w:p>
       <w:pPr>
+        <w:pStyle w:val="a"/>
+        <w:ind w:firstLine="0"/>
+        <w:jc w:val="center"/>
+      </w:pPr>
+      <w:r>
+        <w:t>Рисунок 8.</w:t>
+      </w:r>
+      <w:r>
+        <w:t>2</w:t>
+      </w:r>
+      <w:r>
+        <w:t xml:space="preserve"> Манекен врага с добавленным к нему скриптом врага</w:t>
+      </w:r>
+    </w:p>
+    <w:p>
+      <w:pPr>
         <w:suppressAutoHyphens w:val="0"/>
-        <w:spacing w:before="120" w:after="0" w:line="240" w:lineRule="auto"/>
+        <w:spacing w:after="0" w:line="240" w:lineRule="auto"/>
         <w:jc w:val="center"/>
         <w:rPr>
           <w:rFonts w:ascii="Times New Roman" w:hAnsi="Times New Roman"/>
@@ -1887,19 +1871,11 @@
           <w:szCs w:val="28"/>
         </w:rPr>
       </w:pPr>
-      <w:r>
-        <w:rPr>
-          <w:rFonts w:ascii="Times New Roman" w:hAnsi="Times New Roman"/>
-          <w:sz w:val="28"/>
-          <w:szCs w:val="28"/>
-        </w:rPr>
-        <w:t>Рисунок 8.3 Манекен врага с добавленным к нему скриптом врага</w:t>
-      </w:r>
-    </w:p>
-    <w:p>
-      <w:pPr>
-        <w:suppressAutoHyphens w:val="0"/>
-        <w:spacing w:after="0" w:line="240" w:lineRule="auto"/>
+    </w:p>
+    <w:p>
+      <w:pPr>
+        <w:pStyle w:val="a"/>
+        <w:ind w:firstLine="0"/>
         <w:jc w:val="center"/>
       </w:pPr>
       <w:r>
@@ -1948,17 +1924,21 @@
     </w:p>
     <w:p>
       <w:pPr>
-        <w:suppressAutoHyphens w:val="0"/>
-        <w:spacing w:before="120" w:after="0" w:line="240" w:lineRule="auto"/>
+        <w:pStyle w:val="a"/>
+        <w:ind w:firstLine="0"/>
         <w:jc w:val="center"/>
       </w:pPr>
       <w:r>
-        <w:rPr>
-          <w:rFonts w:ascii="Times New Roman" w:hAnsi="Times New Roman"/>
-          <w:sz w:val="28"/>
-          <w:szCs w:val="28"/>
-        </w:rPr>
-        <w:t>Рисунок 8.2. Объект-триггер</w:t>
+        <w:t>Рисунок 8.</w:t>
+      </w:r>
+      <w:r>
+        <w:rPr>
+          <w:lang w:val="en-US"/>
+        </w:rPr>
+        <w:t>3</w:t>
+      </w:r>
+      <w:r>
+        <w:t>. Объект-триггер</w:t>
       </w:r>
     </w:p>
     <w:p>
@@ -1993,24 +1973,16 @@
     </w:p>
     <w:p>
       <w:pPr>
-        <w:suppressAutoHyphens w:val="0"/>
-        <w:spacing w:after="0" w:line="240" w:lineRule="auto"/>
+        <w:pStyle w:val="a"/>
+        <w:ind w:firstLine="0"/>
         <w:jc w:val="center"/>
-        <w:rPr>
-          <w:rFonts w:ascii="Times New Roman" w:hAnsi="Times New Roman"/>
-          <w:sz w:val="28"/>
-          <w:szCs w:val="28"/>
-        </w:rPr>
-      </w:pPr>
-      <w:r>
-        <w:rPr>
-          <w:rFonts w:ascii="Times New Roman" w:hAnsi="Times New Roman"/>
+      </w:pPr>
+      <w:r>
+        <w:rPr>
           <w:noProof/>
-          <w:sz w:val="28"/>
-          <w:szCs w:val="28"/>
         </w:rPr>
         <w:drawing>
-          <wp:inline distT="0" distB="0" distL="0" distR="0" wp14:anchorId="70DFF9EE" wp14:editId="10BFA40D">
+          <wp:inline distT="0" distB="0" distL="0" distR="0" wp14:anchorId="70DFF9EE" wp14:editId="2CC268A4">
             <wp:extent cx="4966138" cy="2793300"/>
             <wp:effectExtent l="0" t="0" r="6350" b="7620"/>
             <wp:docPr id="5" name="Рисунок 5"/>
@@ -2054,29 +2026,14 @@
     </w:p>
     <w:p>
       <w:pPr>
-        <w:suppressAutoHyphens w:val="0"/>
-        <w:spacing w:before="120" w:after="0" w:line="240" w:lineRule="auto"/>
+        <w:pStyle w:val="a"/>
+        <w:ind w:firstLine="0"/>
         <w:jc w:val="center"/>
-        <w:rPr>
-          <w:rFonts w:ascii="Times New Roman" w:hAnsi="Times New Roman"/>
-          <w:sz w:val="28"/>
-          <w:szCs w:val="28"/>
-        </w:rPr>
-      </w:pPr>
-      <w:r>
-        <w:rPr>
-          <w:rFonts w:ascii="Times New Roman" w:hAnsi="Times New Roman"/>
-          <w:sz w:val="28"/>
-          <w:szCs w:val="28"/>
-        </w:rPr>
+      </w:pPr>
+      <w:r>
         <w:t xml:space="preserve">Рисунок 8.3. </w:t>
       </w:r>
       <w:r>
-        <w:rPr>
-          <w:rFonts w:ascii="Times New Roman" w:hAnsi="Times New Roman"/>
-          <w:sz w:val="28"/>
-          <w:szCs w:val="28"/>
-        </w:rPr>
         <w:t>Удар по врагу</w:t>
       </w:r>
     </w:p>
@@ -2090,24 +2047,16 @@
     </w:p>
     <w:p>
       <w:pPr>
-        <w:suppressAutoHyphens w:val="0"/>
-        <w:spacing w:after="0" w:line="240" w:lineRule="auto"/>
+        <w:pStyle w:val="a"/>
+        <w:ind w:firstLine="0"/>
         <w:jc w:val="center"/>
-        <w:rPr>
-          <w:rFonts w:ascii="Times New Roman" w:hAnsi="Times New Roman"/>
-          <w:sz w:val="28"/>
-          <w:szCs w:val="28"/>
-        </w:rPr>
-      </w:pPr>
-      <w:r>
-        <w:rPr>
-          <w:rFonts w:ascii="Times New Roman" w:hAnsi="Times New Roman"/>
+      </w:pPr>
+      <w:r>
+        <w:rPr>
           <w:noProof/>
-          <w:sz w:val="28"/>
-          <w:szCs w:val="28"/>
         </w:rPr>
         <w:drawing>
-          <wp:inline distT="0" distB="0" distL="0" distR="0" wp14:anchorId="335388BA" wp14:editId="37249046">
+          <wp:inline distT="0" distB="0" distL="0" distR="0" wp14:anchorId="335388BA" wp14:editId="4E2CEE65">
             <wp:extent cx="4871544" cy="2740094"/>
             <wp:effectExtent l="0" t="0" r="5715" b="3175"/>
             <wp:docPr id="6" name="Рисунок 6"/>
@@ -2152,7 +2101,6 @@
     <w:p>
       <w:pPr>
         <w:pStyle w:val="a"/>
-        <w:spacing w:before="120"/>
         <w:ind w:firstLine="0"/>
         <w:jc w:val="center"/>
       </w:pPr>
@@ -2184,7 +2132,7 @@
       </w:tblGrid>
       <w:tr>
         <w:trPr>
-          <w:trHeight w:val="1867"/>
+          <w:trHeight w:val="1467"/>
         </w:trPr>
         <w:tc>
           <w:tcPr>
@@ -2326,19 +2274,6 @@
               </w:rPr>
               <w:t xml:space="preserve">    private int dmg = 10;</w:t>
             </w:r>
-          </w:p>
-          <w:p>
-            <w:pPr>
-              <w:suppressAutoHyphens w:val="0"/>
-              <w:spacing w:after="0" w:line="240" w:lineRule="auto"/>
-              <w:rPr>
-                <w:rFonts w:ascii="Cascadia Mono" w:hAnsi="Cascadia Mono" w:cs="Cascadia Mono"/>
-                <w:sz w:val="19"/>
-                <w:szCs w:val="19"/>
-                <w:highlight w:val="white"/>
-                <w:lang w:val="en-US"/>
-              </w:rPr>
-            </w:pPr>
           </w:p>
           <w:p>
             <w:pPr>
@@ -5814,6 +5749,7 @@
   <w:style w:type="character" w:default="1" w:styleId="DefaultParagraphFont">
     <w:name w:val="Default Paragraph Font"/>
     <w:uiPriority w:val="1"/>
+    <w:semiHidden/>
     <w:unhideWhenUsed/>
   </w:style>
   <w:style w:type="table" w:default="1" w:styleId="TableNormal">

--- a/отчеты 2-10/отчет 8.docx
+++ b/отчеты 2-10/отчет 8.docx
@@ -1676,10 +1676,13 @@
         <w:jc w:val="center"/>
       </w:pPr>
       <w:r>
+        <w:rPr>
+          <w:noProof/>
+        </w:rPr>
         <w:drawing>
-          <wp:inline distT="0" distB="0" distL="0" distR="0" wp14:anchorId="025B7072" wp14:editId="586B9BC3">
-            <wp:extent cx="2286000" cy="1482096"/>
-            <wp:effectExtent l="0" t="0" r="0" b="3810"/>
+          <wp:inline distT="0" distB="0" distL="0" distR="0" wp14:anchorId="025B7072" wp14:editId="24E4BC91">
+            <wp:extent cx="4715958" cy="3057525"/>
+            <wp:effectExtent l="0" t="0" r="8890" b="0"/>
             <wp:docPr id="2" name="Рисунок 17"/>
             <wp:cNvGraphicFramePr>
               <a:graphicFrameLocks xmlns:a="http://schemas.openxmlformats.org/drawingml/2006/main" noChangeAspect="1"/>
@@ -1702,7 +1705,7 @@
                   <pic:spPr bwMode="auto">
                     <a:xfrm>
                       <a:off x="0" y="0"/>
-                      <a:ext cx="2307853" cy="1496264"/>
+                      <a:ext cx="4781783" cy="3100202"/>
                     </a:xfrm>
                     <a:prstGeom prst="rect">
                       <a:avLst/>
@@ -1731,12 +1734,335 @@
         <w:pStyle w:val="a"/>
       </w:pPr>
       <w:r>
+        <w:lastRenderedPageBreak/>
         <w:t>В реализации механики взаимодействия врага и оружия используется созданный ранее скрипт оружия (см. листинг 8.1), наделяющий оружие показателем урона, который оно может нанести при ударе по врагу.</w:t>
       </w:r>
     </w:p>
+    <w:tbl>
+      <w:tblPr>
+        <w:tblStyle w:val="TableGrid"/>
+        <w:tblW w:w="9331" w:type="dxa"/>
+        <w:tblLayout w:type="fixed"/>
+        <w:tblLook w:val="04A0" w:firstRow="1" w:lastRow="0" w:firstColumn="1" w:lastColumn="0" w:noHBand="0" w:noVBand="1"/>
+      </w:tblPr>
+      <w:tblGrid>
+        <w:gridCol w:w="9331"/>
+      </w:tblGrid>
+      <w:tr>
+        <w:trPr>
+          <w:trHeight w:val="1467"/>
+        </w:trPr>
+        <w:tc>
+          <w:tcPr>
+            <w:tcW w:w="9331" w:type="dxa"/>
+          </w:tcPr>
+          <w:p>
+            <w:pPr>
+              <w:suppressAutoHyphens w:val="0"/>
+              <w:spacing w:after="0" w:line="240" w:lineRule="auto"/>
+              <w:rPr>
+                <w:rFonts w:ascii="Cascadia Mono" w:hAnsi="Cascadia Mono" w:cs="Cascadia Mono"/>
+                <w:sz w:val="19"/>
+                <w:szCs w:val="19"/>
+                <w:highlight w:val="white"/>
+                <w:lang w:val="en-US"/>
+              </w:rPr>
+            </w:pPr>
+            <w:r>
+              <w:rPr>
+                <w:rFonts w:ascii="Cascadia Mono" w:eastAsia="Calibri" w:hAnsi="Cascadia Mono" w:cs="Cascadia Mono"/>
+                <w:sz w:val="19"/>
+                <w:szCs w:val="19"/>
+                <w:highlight w:val="white"/>
+                <w:lang w:val="en-US"/>
+              </w:rPr>
+              <w:t xml:space="preserve">using </w:t>
+            </w:r>
+            <w:proofErr w:type="spellStart"/>
+            <w:r>
+              <w:rPr>
+                <w:rFonts w:ascii="Cascadia Mono" w:eastAsia="Calibri" w:hAnsi="Cascadia Mono" w:cs="Cascadia Mono"/>
+                <w:sz w:val="19"/>
+                <w:szCs w:val="19"/>
+                <w:highlight w:val="white"/>
+                <w:lang w:val="en-US"/>
+              </w:rPr>
+              <w:t>UnityEngine</w:t>
+            </w:r>
+            <w:proofErr w:type="spellEnd"/>
+            <w:r>
+              <w:rPr>
+                <w:rFonts w:ascii="Cascadia Mono" w:eastAsia="Calibri" w:hAnsi="Cascadia Mono" w:cs="Cascadia Mono"/>
+                <w:sz w:val="19"/>
+                <w:szCs w:val="19"/>
+                <w:highlight w:val="white"/>
+                <w:lang w:val="en-US"/>
+              </w:rPr>
+              <w:t>;</w:t>
+            </w:r>
+          </w:p>
+          <w:p>
+            <w:pPr>
+              <w:suppressAutoHyphens w:val="0"/>
+              <w:spacing w:after="0" w:line="240" w:lineRule="auto"/>
+              <w:rPr>
+                <w:rFonts w:ascii="Cascadia Mono" w:hAnsi="Cascadia Mono" w:cs="Cascadia Mono"/>
+                <w:sz w:val="19"/>
+                <w:szCs w:val="19"/>
+                <w:highlight w:val="white"/>
+                <w:lang w:val="en-US"/>
+              </w:rPr>
+            </w:pPr>
+            <w:r>
+              <w:rPr>
+                <w:rFonts w:ascii="Cascadia Mono" w:eastAsia="Calibri" w:hAnsi="Cascadia Mono" w:cs="Cascadia Mono"/>
+                <w:sz w:val="19"/>
+                <w:szCs w:val="19"/>
+                <w:highlight w:val="white"/>
+                <w:lang w:val="en-US"/>
+              </w:rPr>
+              <w:t xml:space="preserve">public class </w:t>
+            </w:r>
+            <w:proofErr w:type="gramStart"/>
+            <w:r>
+              <w:rPr>
+                <w:rFonts w:ascii="Cascadia Mono" w:eastAsia="Calibri" w:hAnsi="Cascadia Mono" w:cs="Cascadia Mono"/>
+                <w:sz w:val="19"/>
+                <w:szCs w:val="19"/>
+                <w:highlight w:val="white"/>
+                <w:lang w:val="en-US"/>
+              </w:rPr>
+              <w:t>Weapon :</w:t>
+            </w:r>
+            <w:proofErr w:type="gramEnd"/>
+            <w:r>
+              <w:rPr>
+                <w:rFonts w:ascii="Cascadia Mono" w:eastAsia="Calibri" w:hAnsi="Cascadia Mono" w:cs="Cascadia Mono"/>
+                <w:sz w:val="19"/>
+                <w:szCs w:val="19"/>
+                <w:highlight w:val="white"/>
+                <w:lang w:val="en-US"/>
+              </w:rPr>
+              <w:t xml:space="preserve"> </w:t>
+            </w:r>
+            <w:proofErr w:type="spellStart"/>
+            <w:proofErr w:type="gramStart"/>
+            <w:r>
+              <w:rPr>
+                <w:rFonts w:ascii="Cascadia Mono" w:eastAsia="Calibri" w:hAnsi="Cascadia Mono" w:cs="Cascadia Mono"/>
+                <w:sz w:val="19"/>
+                <w:szCs w:val="19"/>
+                <w:highlight w:val="white"/>
+                <w:lang w:val="en-US"/>
+              </w:rPr>
+              <w:t>MonoBehaviour</w:t>
+            </w:r>
+            <w:proofErr w:type="spellEnd"/>
+            <w:r>
+              <w:rPr>
+                <w:rFonts w:ascii="Cascadia Mono" w:eastAsia="Calibri" w:hAnsi="Cascadia Mono" w:cs="Cascadia Mono"/>
+                <w:sz w:val="19"/>
+                <w:szCs w:val="19"/>
+                <w:highlight w:val="white"/>
+                <w:lang w:val="en-US"/>
+              </w:rPr>
+              <w:t>{</w:t>
+            </w:r>
+            <w:proofErr w:type="gramEnd"/>
+          </w:p>
+          <w:p>
+            <w:pPr>
+              <w:suppressAutoHyphens w:val="0"/>
+              <w:spacing w:after="0" w:line="240" w:lineRule="auto"/>
+              <w:rPr>
+                <w:rFonts w:ascii="Cascadia Mono" w:hAnsi="Cascadia Mono" w:cs="Cascadia Mono"/>
+                <w:sz w:val="19"/>
+                <w:szCs w:val="19"/>
+                <w:highlight w:val="white"/>
+                <w:lang w:val="en-US"/>
+              </w:rPr>
+            </w:pPr>
+            <w:r>
+              <w:rPr>
+                <w:rFonts w:ascii="Cascadia Mono" w:eastAsia="Calibri" w:hAnsi="Cascadia Mono" w:cs="Cascadia Mono"/>
+                <w:sz w:val="19"/>
+                <w:szCs w:val="19"/>
+                <w:highlight w:val="white"/>
+                <w:lang w:val="en-US"/>
+              </w:rPr>
+              <w:t xml:space="preserve">    private int dmg = 10;</w:t>
+            </w:r>
+          </w:p>
+          <w:p>
+            <w:pPr>
+              <w:suppressAutoHyphens w:val="0"/>
+              <w:spacing w:after="0" w:line="240" w:lineRule="auto"/>
+              <w:rPr>
+                <w:rFonts w:ascii="Cascadia Mono" w:eastAsia="Calibri" w:hAnsi="Cascadia Mono" w:cs="Cascadia Mono"/>
+                <w:sz w:val="19"/>
+                <w:szCs w:val="19"/>
+                <w:highlight w:val="white"/>
+                <w:lang w:val="en-US"/>
+              </w:rPr>
+            </w:pPr>
+            <w:r>
+              <w:rPr>
+                <w:rFonts w:ascii="Cascadia Mono" w:eastAsia="Calibri" w:hAnsi="Cascadia Mono" w:cs="Cascadia Mono"/>
+                <w:sz w:val="19"/>
+                <w:szCs w:val="19"/>
+                <w:highlight w:val="white"/>
+                <w:lang w:val="en-US"/>
+              </w:rPr>
+              <w:t xml:space="preserve">    public int Dmg</w:t>
+            </w:r>
+          </w:p>
+          <w:p>
+            <w:pPr>
+              <w:suppressAutoHyphens w:val="0"/>
+              <w:spacing w:after="0" w:line="240" w:lineRule="auto"/>
+              <w:rPr>
+                <w:rFonts w:ascii="Cascadia Mono" w:hAnsi="Cascadia Mono" w:cs="Cascadia Mono"/>
+                <w:sz w:val="19"/>
+                <w:szCs w:val="19"/>
+                <w:highlight w:val="white"/>
+                <w:lang w:val="en-US"/>
+              </w:rPr>
+            </w:pPr>
+            <w:r>
+              <w:rPr>
+                <w:rFonts w:ascii="Cascadia Mono" w:eastAsia="Calibri" w:hAnsi="Cascadia Mono" w:cs="Cascadia Mono"/>
+                <w:sz w:val="19"/>
+                <w:szCs w:val="19"/>
+                <w:highlight w:val="white"/>
+                <w:lang w:val="en-US"/>
+              </w:rPr>
+              <w:t>{</w:t>
+            </w:r>
+          </w:p>
+          <w:p>
+            <w:pPr>
+              <w:suppressAutoHyphens w:val="0"/>
+              <w:spacing w:after="0" w:line="240" w:lineRule="auto"/>
+              <w:rPr>
+                <w:rFonts w:ascii="Cascadia Mono" w:eastAsia="Calibri" w:hAnsi="Cascadia Mono" w:cs="Cascadia Mono"/>
+                <w:sz w:val="19"/>
+                <w:szCs w:val="19"/>
+                <w:highlight w:val="white"/>
+              </w:rPr>
+            </w:pPr>
+            <w:r>
+              <w:rPr>
+                <w:rFonts w:ascii="Cascadia Mono" w:eastAsia="Calibri" w:hAnsi="Cascadia Mono" w:cs="Cascadia Mono"/>
+                <w:sz w:val="19"/>
+                <w:szCs w:val="19"/>
+                <w:highlight w:val="white"/>
+                <w:lang w:val="en-US"/>
+              </w:rPr>
+              <w:t xml:space="preserve">        get </w:t>
+            </w:r>
+            <w:proofErr w:type="gramStart"/>
+            <w:r>
+              <w:rPr>
+                <w:rFonts w:ascii="Cascadia Mono" w:eastAsia="Calibri" w:hAnsi="Cascadia Mono" w:cs="Cascadia Mono"/>
+                <w:sz w:val="19"/>
+                <w:szCs w:val="19"/>
+                <w:highlight w:val="white"/>
+                <w:lang w:val="en-US"/>
+              </w:rPr>
+              <w:t>{ return</w:t>
+            </w:r>
+            <w:proofErr w:type="gramEnd"/>
+            <w:r>
+              <w:rPr>
+                <w:rFonts w:ascii="Cascadia Mono" w:eastAsia="Calibri" w:hAnsi="Cascadia Mono" w:cs="Cascadia Mono"/>
+                <w:sz w:val="19"/>
+                <w:szCs w:val="19"/>
+                <w:highlight w:val="white"/>
+                <w:lang w:val="en-US"/>
+              </w:rPr>
+              <w:t xml:space="preserve"> dmg</w:t>
+            </w:r>
+            <w:proofErr w:type="gramStart"/>
+            <w:r>
+              <w:rPr>
+                <w:rFonts w:ascii="Cascadia Mono" w:eastAsia="Calibri" w:hAnsi="Cascadia Mono" w:cs="Cascadia Mono"/>
+                <w:sz w:val="19"/>
+                <w:szCs w:val="19"/>
+                <w:highlight w:val="white"/>
+                <w:lang w:val="en-US"/>
+              </w:rPr>
+              <w:t>; }</w:t>
+            </w:r>
+            <w:proofErr w:type="gramEnd"/>
+            <w:r>
+              <w:rPr>
+                <w:rFonts w:ascii="Cascadia Mono" w:eastAsia="Calibri" w:hAnsi="Cascadia Mono" w:cs="Cascadia Mono"/>
+                <w:sz w:val="19"/>
+                <w:szCs w:val="19"/>
+                <w:highlight w:val="white"/>
+                <w:lang w:val="en-US"/>
+              </w:rPr>
+              <w:t>}</w:t>
+            </w:r>
+          </w:p>
+          <w:p>
+            <w:pPr>
+              <w:suppressAutoHyphens w:val="0"/>
+              <w:spacing w:after="0" w:line="240" w:lineRule="auto"/>
+              <w:rPr>
+                <w:rFonts w:ascii="Cascadia Mono" w:hAnsi="Cascadia Mono" w:cs="Cascadia Mono"/>
+                <w:sz w:val="19"/>
+                <w:szCs w:val="19"/>
+                <w:highlight w:val="white"/>
+                <w:lang w:val="en-US"/>
+              </w:rPr>
+            </w:pPr>
+            <w:r>
+              <w:rPr>
+                <w:rFonts w:ascii="Cascadia Mono" w:eastAsia="Calibri" w:hAnsi="Cascadia Mono" w:cs="Cascadia Mono"/>
+                <w:sz w:val="19"/>
+                <w:szCs w:val="19"/>
+                <w:highlight w:val="white"/>
+                <w:lang w:val="en-US"/>
+              </w:rPr>
+              <w:t>}</w:t>
+            </w:r>
+          </w:p>
+        </w:tc>
+      </w:tr>
+    </w:tbl>
     <w:p>
       <w:pPr>
         <w:pStyle w:val="a"/>
+        <w:spacing w:before="120"/>
+        <w:ind w:firstLine="0"/>
+        <w:jc w:val="center"/>
+      </w:pPr>
+      <w:r>
+        <w:t>Листинг кода 8.1</w:t>
+      </w:r>
+      <w:r>
+        <w:t>.</w:t>
+      </w:r>
+      <w:r>
+        <w:t xml:space="preserve"> Скрипт </w:t>
+      </w:r>
+      <w:r>
+        <w:rPr>
+          <w:lang w:val="en-US"/>
+        </w:rPr>
+        <w:t>Weapon</w:t>
+      </w:r>
+      <w:r>
+        <w:t xml:space="preserve"> </w:t>
+      </w:r>
+      <w:r>
+        <w:t>для реализации механик оружия</w:t>
+      </w:r>
+    </w:p>
+    <w:p>
+      <w:pPr>
+        <w:pStyle w:val="a"/>
       </w:pPr>
       <w:r>
         <w:t>Затем с помощью скрипта было реализовано наличие у врага определённого показателя здоровья. Далее при помощи метода «</w:t>
@@ -1747,43 +2073,1733 @@
       </w:r>
       <w:proofErr w:type="spellEnd"/>
       <w:r>
-        <w:t xml:space="preserve">» были </w:t>
-      </w:r>
+        <w:t>» были реализованы следующие механики врага: снижение уровня здоровья на соответствующее оружию значение при ударе им, простое движение в сторону без анимации, разрушение при падении показателя здоровья до 0.</w:t>
+      </w:r>
+    </w:p>
+    <w:p>
+      <w:pPr>
+        <w:pStyle w:val="a"/>
+      </w:pPr>
+      <w:r>
+        <w:t>Скрипт, отвечающий за механики врага, представлен в листинге 8.2.</w:t>
+      </w:r>
+    </w:p>
+    <w:tbl>
+      <w:tblPr>
+        <w:tblStyle w:val="TableGrid"/>
+        <w:tblW w:w="9348" w:type="dxa"/>
+        <w:tblLayout w:type="fixed"/>
+        <w:tblLook w:val="04A0" w:firstRow="1" w:lastRow="0" w:firstColumn="1" w:lastColumn="0" w:noHBand="0" w:noVBand="1"/>
+      </w:tblPr>
+      <w:tblGrid>
+        <w:gridCol w:w="9348"/>
+      </w:tblGrid>
+      <w:tr>
+        <w:trPr>
+          <w:trHeight w:val="5309"/>
+        </w:trPr>
+        <w:tc>
+          <w:tcPr>
+            <w:tcW w:w="9348" w:type="dxa"/>
+          </w:tcPr>
+          <w:p>
+            <w:pPr>
+              <w:suppressAutoHyphens w:val="0"/>
+              <w:spacing w:after="0" w:line="240" w:lineRule="auto"/>
+              <w:rPr>
+                <w:rFonts w:ascii="Cascadia Mono" w:hAnsi="Cascadia Mono" w:cs="Cascadia Mono"/>
+                <w:sz w:val="19"/>
+                <w:szCs w:val="19"/>
+                <w:highlight w:val="white"/>
+                <w:lang w:val="en-US"/>
+              </w:rPr>
+            </w:pPr>
+            <w:r>
+              <w:rPr>
+                <w:rFonts w:ascii="Cascadia Mono" w:eastAsia="Calibri" w:hAnsi="Cascadia Mono" w:cs="Cascadia Mono"/>
+                <w:sz w:val="19"/>
+                <w:szCs w:val="19"/>
+                <w:highlight w:val="white"/>
+                <w:lang w:val="en-US"/>
+              </w:rPr>
+              <w:t xml:space="preserve">using </w:t>
+            </w:r>
+            <w:proofErr w:type="spellStart"/>
+            <w:proofErr w:type="gramStart"/>
+            <w:r>
+              <w:rPr>
+                <w:rFonts w:ascii="Cascadia Mono" w:eastAsia="Calibri" w:hAnsi="Cascadia Mono" w:cs="Cascadia Mono"/>
+                <w:sz w:val="19"/>
+                <w:szCs w:val="19"/>
+                <w:highlight w:val="white"/>
+                <w:lang w:val="en-US"/>
+              </w:rPr>
+              <w:t>System.Text.RegularExpressions</w:t>
+            </w:r>
+            <w:proofErr w:type="spellEnd"/>
+            <w:proofErr w:type="gramEnd"/>
+            <w:r>
+              <w:rPr>
+                <w:rFonts w:ascii="Cascadia Mono" w:eastAsia="Calibri" w:hAnsi="Cascadia Mono" w:cs="Cascadia Mono"/>
+                <w:sz w:val="19"/>
+                <w:szCs w:val="19"/>
+                <w:highlight w:val="white"/>
+                <w:lang w:val="en-US"/>
+              </w:rPr>
+              <w:t>;</w:t>
+            </w:r>
+          </w:p>
+          <w:p>
+            <w:pPr>
+              <w:suppressAutoHyphens w:val="0"/>
+              <w:spacing w:after="0" w:line="240" w:lineRule="auto"/>
+              <w:rPr>
+                <w:rFonts w:ascii="Cascadia Mono" w:hAnsi="Cascadia Mono" w:cs="Cascadia Mono"/>
+                <w:sz w:val="19"/>
+                <w:szCs w:val="19"/>
+                <w:highlight w:val="white"/>
+                <w:lang w:val="en-US"/>
+              </w:rPr>
+            </w:pPr>
+            <w:r>
+              <w:rPr>
+                <w:rFonts w:ascii="Cascadia Mono" w:eastAsia="Calibri" w:hAnsi="Cascadia Mono" w:cs="Cascadia Mono"/>
+                <w:sz w:val="19"/>
+                <w:szCs w:val="19"/>
+                <w:highlight w:val="white"/>
+                <w:lang w:val="en-US"/>
+              </w:rPr>
+              <w:t xml:space="preserve">using </w:t>
+            </w:r>
+            <w:proofErr w:type="spellStart"/>
+            <w:r>
+              <w:rPr>
+                <w:rFonts w:ascii="Cascadia Mono" w:eastAsia="Calibri" w:hAnsi="Cascadia Mono" w:cs="Cascadia Mono"/>
+                <w:sz w:val="19"/>
+                <w:szCs w:val="19"/>
+                <w:highlight w:val="white"/>
+                <w:lang w:val="en-US"/>
+              </w:rPr>
+              <w:t>Unity.VisualScripting</w:t>
+            </w:r>
+            <w:proofErr w:type="spellEnd"/>
+            <w:r>
+              <w:rPr>
+                <w:rFonts w:ascii="Cascadia Mono" w:eastAsia="Calibri" w:hAnsi="Cascadia Mono" w:cs="Cascadia Mono"/>
+                <w:sz w:val="19"/>
+                <w:szCs w:val="19"/>
+                <w:highlight w:val="white"/>
+                <w:lang w:val="en-US"/>
+              </w:rPr>
+              <w:t>;</w:t>
+            </w:r>
+          </w:p>
+          <w:p>
+            <w:pPr>
+              <w:suppressAutoHyphens w:val="0"/>
+              <w:spacing w:after="0" w:line="240" w:lineRule="auto"/>
+              <w:rPr>
+                <w:rFonts w:ascii="Cascadia Mono" w:hAnsi="Cascadia Mono" w:cs="Cascadia Mono"/>
+                <w:sz w:val="19"/>
+                <w:szCs w:val="19"/>
+                <w:highlight w:val="white"/>
+                <w:lang w:val="en-US"/>
+              </w:rPr>
+            </w:pPr>
+            <w:r>
+              <w:rPr>
+                <w:rFonts w:ascii="Cascadia Mono" w:eastAsia="Calibri" w:hAnsi="Cascadia Mono" w:cs="Cascadia Mono"/>
+                <w:sz w:val="19"/>
+                <w:szCs w:val="19"/>
+                <w:highlight w:val="white"/>
+                <w:lang w:val="en-US"/>
+              </w:rPr>
+              <w:t xml:space="preserve">using </w:t>
+            </w:r>
+            <w:proofErr w:type="spellStart"/>
+            <w:r>
+              <w:rPr>
+                <w:rFonts w:ascii="Cascadia Mono" w:eastAsia="Calibri" w:hAnsi="Cascadia Mono" w:cs="Cascadia Mono"/>
+                <w:sz w:val="19"/>
+                <w:szCs w:val="19"/>
+                <w:highlight w:val="white"/>
+                <w:lang w:val="en-US"/>
+              </w:rPr>
+              <w:t>UnityEngine</w:t>
+            </w:r>
+            <w:proofErr w:type="spellEnd"/>
+            <w:r>
+              <w:rPr>
+                <w:rFonts w:ascii="Cascadia Mono" w:eastAsia="Calibri" w:hAnsi="Cascadia Mono" w:cs="Cascadia Mono"/>
+                <w:sz w:val="19"/>
+                <w:szCs w:val="19"/>
+                <w:highlight w:val="white"/>
+                <w:lang w:val="en-US"/>
+              </w:rPr>
+              <w:t>;</w:t>
+            </w:r>
+          </w:p>
+          <w:p>
+            <w:pPr>
+              <w:suppressAutoHyphens w:val="0"/>
+              <w:spacing w:after="0" w:line="240" w:lineRule="auto"/>
+              <w:rPr>
+                <w:rFonts w:ascii="Cascadia Mono" w:hAnsi="Cascadia Mono" w:cs="Cascadia Mono"/>
+                <w:sz w:val="19"/>
+                <w:szCs w:val="19"/>
+                <w:highlight w:val="white"/>
+                <w:lang w:val="en-US"/>
+              </w:rPr>
+            </w:pPr>
+          </w:p>
+          <w:p>
+            <w:pPr>
+              <w:suppressAutoHyphens w:val="0"/>
+              <w:spacing w:after="0" w:line="240" w:lineRule="auto"/>
+              <w:rPr>
+                <w:rFonts w:ascii="Cascadia Mono" w:hAnsi="Cascadia Mono" w:cs="Cascadia Mono"/>
+                <w:sz w:val="19"/>
+                <w:szCs w:val="19"/>
+                <w:highlight w:val="white"/>
+                <w:lang w:val="en-US"/>
+              </w:rPr>
+            </w:pPr>
+            <w:r>
+              <w:rPr>
+                <w:rFonts w:ascii="Cascadia Mono" w:eastAsia="Calibri" w:hAnsi="Cascadia Mono" w:cs="Cascadia Mono"/>
+                <w:sz w:val="19"/>
+                <w:szCs w:val="19"/>
+                <w:highlight w:val="white"/>
+                <w:lang w:val="en-US"/>
+              </w:rPr>
+              <w:t xml:space="preserve">public class </w:t>
+            </w:r>
+            <w:proofErr w:type="gramStart"/>
+            <w:r>
+              <w:rPr>
+                <w:rFonts w:ascii="Cascadia Mono" w:eastAsia="Calibri" w:hAnsi="Cascadia Mono" w:cs="Cascadia Mono"/>
+                <w:sz w:val="19"/>
+                <w:szCs w:val="19"/>
+                <w:highlight w:val="white"/>
+                <w:lang w:val="en-US"/>
+              </w:rPr>
+              <w:t>Creature :</w:t>
+            </w:r>
+            <w:proofErr w:type="gramEnd"/>
+            <w:r>
+              <w:rPr>
+                <w:rFonts w:ascii="Cascadia Mono" w:eastAsia="Calibri" w:hAnsi="Cascadia Mono" w:cs="Cascadia Mono"/>
+                <w:sz w:val="19"/>
+                <w:szCs w:val="19"/>
+                <w:highlight w:val="white"/>
+                <w:lang w:val="en-US"/>
+              </w:rPr>
+              <w:t xml:space="preserve"> </w:t>
+            </w:r>
+            <w:proofErr w:type="spellStart"/>
+            <w:r>
+              <w:rPr>
+                <w:rFonts w:ascii="Cascadia Mono" w:eastAsia="Calibri" w:hAnsi="Cascadia Mono" w:cs="Cascadia Mono"/>
+                <w:sz w:val="19"/>
+                <w:szCs w:val="19"/>
+                <w:highlight w:val="white"/>
+                <w:lang w:val="en-US"/>
+              </w:rPr>
+              <w:t>MonoBehaviour</w:t>
+            </w:r>
+            <w:proofErr w:type="spellEnd"/>
+          </w:p>
+          <w:p>
+            <w:pPr>
+              <w:suppressAutoHyphens w:val="0"/>
+              <w:spacing w:after="0" w:line="240" w:lineRule="auto"/>
+              <w:rPr>
+                <w:rFonts w:ascii="Cascadia Mono" w:hAnsi="Cascadia Mono" w:cs="Cascadia Mono"/>
+                <w:sz w:val="19"/>
+                <w:szCs w:val="19"/>
+                <w:highlight w:val="white"/>
+                <w:lang w:val="en-US"/>
+              </w:rPr>
+            </w:pPr>
+            <w:r>
+              <w:rPr>
+                <w:rFonts w:ascii="Cascadia Mono" w:eastAsia="Calibri" w:hAnsi="Cascadia Mono" w:cs="Cascadia Mono"/>
+                <w:sz w:val="19"/>
+                <w:szCs w:val="19"/>
+                <w:highlight w:val="white"/>
+                <w:lang w:val="en-US"/>
+              </w:rPr>
+              <w:t>{</w:t>
+            </w:r>
+          </w:p>
+          <w:p>
+            <w:pPr>
+              <w:suppressAutoHyphens w:val="0"/>
+              <w:spacing w:after="0" w:line="240" w:lineRule="auto"/>
+              <w:rPr>
+                <w:rFonts w:ascii="Cascadia Mono" w:hAnsi="Cascadia Mono" w:cs="Cascadia Mono"/>
+                <w:sz w:val="19"/>
+                <w:szCs w:val="19"/>
+                <w:highlight w:val="white"/>
+                <w:lang w:val="en-US"/>
+              </w:rPr>
+            </w:pPr>
+            <w:r>
+              <w:rPr>
+                <w:rFonts w:ascii="Cascadia Mono" w:eastAsia="Calibri" w:hAnsi="Cascadia Mono" w:cs="Cascadia Mono"/>
+                <w:sz w:val="19"/>
+                <w:szCs w:val="19"/>
+                <w:highlight w:val="white"/>
+                <w:lang w:val="en-US"/>
+              </w:rPr>
+              <w:t xml:space="preserve">    int hp = 100;</w:t>
+            </w:r>
+          </w:p>
+          <w:p>
+            <w:pPr>
+              <w:suppressAutoHyphens w:val="0"/>
+              <w:spacing w:after="0" w:line="240" w:lineRule="auto"/>
+              <w:rPr>
+                <w:rFonts w:ascii="Cascadia Mono" w:hAnsi="Cascadia Mono" w:cs="Cascadia Mono"/>
+                <w:sz w:val="19"/>
+                <w:szCs w:val="19"/>
+                <w:highlight w:val="white"/>
+                <w:lang w:val="en-US"/>
+              </w:rPr>
+            </w:pPr>
+          </w:p>
+          <w:p>
+            <w:pPr>
+              <w:suppressAutoHyphens w:val="0"/>
+              <w:spacing w:after="0" w:line="240" w:lineRule="auto"/>
+              <w:rPr>
+                <w:rFonts w:ascii="Cascadia Mono" w:hAnsi="Cascadia Mono" w:cs="Cascadia Mono"/>
+                <w:sz w:val="19"/>
+                <w:szCs w:val="19"/>
+                <w:highlight w:val="white"/>
+                <w:lang w:val="en-US"/>
+              </w:rPr>
+            </w:pPr>
+            <w:r>
+              <w:rPr>
+                <w:rFonts w:ascii="Cascadia Mono" w:eastAsia="Calibri" w:hAnsi="Cascadia Mono" w:cs="Cascadia Mono"/>
+                <w:sz w:val="19"/>
+                <w:szCs w:val="19"/>
+                <w:highlight w:val="white"/>
+                <w:lang w:val="en-US"/>
+              </w:rPr>
+              <w:t xml:space="preserve">    private void </w:t>
+            </w:r>
+            <w:proofErr w:type="spellStart"/>
+            <w:proofErr w:type="gramStart"/>
+            <w:r>
+              <w:rPr>
+                <w:rFonts w:ascii="Cascadia Mono" w:eastAsia="Calibri" w:hAnsi="Cascadia Mono" w:cs="Cascadia Mono"/>
+                <w:sz w:val="19"/>
+                <w:szCs w:val="19"/>
+                <w:highlight w:val="white"/>
+                <w:lang w:val="en-US"/>
+              </w:rPr>
+              <w:t>OnCollisionEnter</w:t>
+            </w:r>
+            <w:proofErr w:type="spellEnd"/>
+            <w:r>
+              <w:rPr>
+                <w:rFonts w:ascii="Cascadia Mono" w:eastAsia="Calibri" w:hAnsi="Cascadia Mono" w:cs="Cascadia Mono"/>
+                <w:sz w:val="19"/>
+                <w:szCs w:val="19"/>
+                <w:highlight w:val="white"/>
+                <w:lang w:val="en-US"/>
+              </w:rPr>
+              <w:t>(</w:t>
+            </w:r>
+            <w:proofErr w:type="gramEnd"/>
+            <w:r>
+              <w:rPr>
+                <w:rFonts w:ascii="Cascadia Mono" w:eastAsia="Calibri" w:hAnsi="Cascadia Mono" w:cs="Cascadia Mono"/>
+                <w:sz w:val="19"/>
+                <w:szCs w:val="19"/>
+                <w:highlight w:val="white"/>
+                <w:lang w:val="en-US"/>
+              </w:rPr>
+              <w:t xml:space="preserve">Collision </w:t>
+            </w:r>
+            <w:proofErr w:type="gramStart"/>
+            <w:r>
+              <w:rPr>
+                <w:rFonts w:ascii="Cascadia Mono" w:eastAsia="Calibri" w:hAnsi="Cascadia Mono" w:cs="Cascadia Mono"/>
+                <w:sz w:val="19"/>
+                <w:szCs w:val="19"/>
+                <w:highlight w:val="white"/>
+                <w:lang w:val="en-US"/>
+              </w:rPr>
+              <w:t>collision){</w:t>
+            </w:r>
+            <w:proofErr w:type="gramEnd"/>
+          </w:p>
+          <w:p>
+            <w:pPr>
+              <w:suppressAutoHyphens w:val="0"/>
+              <w:spacing w:after="0" w:line="240" w:lineRule="auto"/>
+              <w:rPr>
+                <w:rFonts w:ascii="Cascadia Mono" w:hAnsi="Cascadia Mono" w:cs="Cascadia Mono"/>
+                <w:sz w:val="19"/>
+                <w:szCs w:val="19"/>
+                <w:highlight w:val="white"/>
+                <w:lang w:val="en-US"/>
+              </w:rPr>
+            </w:pPr>
+            <w:r>
+              <w:rPr>
+                <w:rFonts w:ascii="Cascadia Mono" w:eastAsia="Calibri" w:hAnsi="Cascadia Mono" w:cs="Cascadia Mono"/>
+                <w:sz w:val="19"/>
+                <w:szCs w:val="19"/>
+                <w:highlight w:val="white"/>
+                <w:lang w:val="en-US"/>
+              </w:rPr>
+              <w:t xml:space="preserve">        if (</w:t>
+            </w:r>
+            <w:proofErr w:type="spellStart"/>
+            <w:proofErr w:type="gramStart"/>
+            <w:r>
+              <w:rPr>
+                <w:rFonts w:ascii="Cascadia Mono" w:eastAsia="Calibri" w:hAnsi="Cascadia Mono" w:cs="Cascadia Mono"/>
+                <w:sz w:val="19"/>
+                <w:szCs w:val="19"/>
+                <w:highlight w:val="white"/>
+                <w:lang w:val="en-US"/>
+              </w:rPr>
+              <w:t>collision.gameObject.TryGetComponent</w:t>
+            </w:r>
+            <w:proofErr w:type="spellEnd"/>
+            <w:proofErr w:type="gramEnd"/>
+            <w:r>
+              <w:rPr>
+                <w:rFonts w:ascii="Cascadia Mono" w:eastAsia="Calibri" w:hAnsi="Cascadia Mono" w:cs="Cascadia Mono"/>
+                <w:sz w:val="19"/>
+                <w:szCs w:val="19"/>
+                <w:highlight w:val="white"/>
+                <w:lang w:val="en-US"/>
+              </w:rPr>
+              <w:t>(out Weapon weapon</w:t>
+            </w:r>
+            <w:proofErr w:type="gramStart"/>
+            <w:r>
+              <w:rPr>
+                <w:rFonts w:ascii="Cascadia Mono" w:eastAsia="Calibri" w:hAnsi="Cascadia Mono" w:cs="Cascadia Mono"/>
+                <w:sz w:val="19"/>
+                <w:szCs w:val="19"/>
+                <w:highlight w:val="white"/>
+                <w:lang w:val="en-US"/>
+              </w:rPr>
+              <w:t>)){</w:t>
+            </w:r>
+            <w:proofErr w:type="gramEnd"/>
+          </w:p>
+          <w:p>
+            <w:pPr>
+              <w:suppressAutoHyphens w:val="0"/>
+              <w:spacing w:after="0" w:line="240" w:lineRule="auto"/>
+              <w:rPr>
+                <w:rFonts w:ascii="Cascadia Mono" w:hAnsi="Cascadia Mono" w:cs="Cascadia Mono"/>
+                <w:sz w:val="19"/>
+                <w:szCs w:val="19"/>
+                <w:highlight w:val="white"/>
+                <w:lang w:val="en-US"/>
+              </w:rPr>
+            </w:pPr>
+            <w:r>
+              <w:rPr>
+                <w:rFonts w:ascii="Cascadia Mono" w:eastAsia="Calibri" w:hAnsi="Cascadia Mono" w:cs="Cascadia Mono"/>
+                <w:sz w:val="19"/>
+                <w:szCs w:val="19"/>
+                <w:highlight w:val="white"/>
+                <w:lang w:val="en-US"/>
+              </w:rPr>
+              <w:t xml:space="preserve">            </w:t>
+            </w:r>
+            <w:proofErr w:type="spellStart"/>
+            <w:proofErr w:type="gramStart"/>
+            <w:r>
+              <w:rPr>
+                <w:rFonts w:ascii="Cascadia Mono" w:eastAsia="Calibri" w:hAnsi="Cascadia Mono" w:cs="Cascadia Mono"/>
+                <w:sz w:val="19"/>
+                <w:szCs w:val="19"/>
+                <w:highlight w:val="white"/>
+                <w:lang w:val="en-US"/>
+              </w:rPr>
+              <w:t>this.transform</w:t>
+            </w:r>
+            <w:proofErr w:type="gramEnd"/>
+            <w:r>
+              <w:rPr>
+                <w:rFonts w:ascii="Cascadia Mono" w:eastAsia="Calibri" w:hAnsi="Cascadia Mono" w:cs="Cascadia Mono"/>
+                <w:sz w:val="19"/>
+                <w:szCs w:val="19"/>
+                <w:highlight w:val="white"/>
+                <w:lang w:val="en-US"/>
+              </w:rPr>
+              <w:t>.position</w:t>
+            </w:r>
+            <w:proofErr w:type="spellEnd"/>
+            <w:r>
+              <w:rPr>
+                <w:rFonts w:ascii="Cascadia Mono" w:eastAsia="Calibri" w:hAnsi="Cascadia Mono" w:cs="Cascadia Mono"/>
+                <w:sz w:val="19"/>
+                <w:szCs w:val="19"/>
+                <w:highlight w:val="white"/>
+                <w:lang w:val="en-US"/>
+              </w:rPr>
+              <w:t xml:space="preserve"> += new Vector3(0.3f, 0, 0);</w:t>
+            </w:r>
+          </w:p>
+          <w:p>
+            <w:pPr>
+              <w:suppressAutoHyphens w:val="0"/>
+              <w:spacing w:after="0" w:line="240" w:lineRule="auto"/>
+              <w:rPr>
+                <w:rFonts w:ascii="Cascadia Mono" w:hAnsi="Cascadia Mono" w:cs="Cascadia Mono"/>
+                <w:sz w:val="19"/>
+                <w:szCs w:val="19"/>
+                <w:highlight w:val="white"/>
+                <w:lang w:val="en-US"/>
+              </w:rPr>
+            </w:pPr>
+          </w:p>
+          <w:p>
+            <w:pPr>
+              <w:suppressAutoHyphens w:val="0"/>
+              <w:spacing w:after="0" w:line="240" w:lineRule="auto"/>
+              <w:rPr>
+                <w:rFonts w:ascii="Cascadia Mono" w:hAnsi="Cascadia Mono" w:cs="Cascadia Mono"/>
+                <w:sz w:val="19"/>
+                <w:szCs w:val="19"/>
+                <w:highlight w:val="white"/>
+                <w:lang w:val="en-US"/>
+              </w:rPr>
+            </w:pPr>
+            <w:r>
+              <w:rPr>
+                <w:rFonts w:ascii="Cascadia Mono" w:eastAsia="Calibri" w:hAnsi="Cascadia Mono" w:cs="Cascadia Mono"/>
+                <w:sz w:val="19"/>
+                <w:szCs w:val="19"/>
+                <w:highlight w:val="white"/>
+                <w:lang w:val="en-US"/>
+              </w:rPr>
+              <w:t xml:space="preserve">            </w:t>
+            </w:r>
+            <w:proofErr w:type="spellStart"/>
+            <w:proofErr w:type="gramStart"/>
+            <w:r>
+              <w:rPr>
+                <w:rFonts w:ascii="Cascadia Mono" w:eastAsia="Calibri" w:hAnsi="Cascadia Mono" w:cs="Cascadia Mono"/>
+                <w:sz w:val="19"/>
+                <w:szCs w:val="19"/>
+                <w:highlight w:val="white"/>
+                <w:lang w:val="en-US"/>
+              </w:rPr>
+              <w:t>this.hp</w:t>
+            </w:r>
+            <w:proofErr w:type="spellEnd"/>
+            <w:proofErr w:type="gramEnd"/>
+            <w:r>
+              <w:rPr>
+                <w:rFonts w:ascii="Cascadia Mono" w:eastAsia="Calibri" w:hAnsi="Cascadia Mono" w:cs="Cascadia Mono"/>
+                <w:sz w:val="19"/>
+                <w:szCs w:val="19"/>
+                <w:highlight w:val="white"/>
+                <w:lang w:val="en-US"/>
+              </w:rPr>
+              <w:t xml:space="preserve"> -= </w:t>
+            </w:r>
+            <w:proofErr w:type="spellStart"/>
+            <w:proofErr w:type="gramStart"/>
+            <w:r>
+              <w:rPr>
+                <w:rFonts w:ascii="Cascadia Mono" w:eastAsia="Calibri" w:hAnsi="Cascadia Mono" w:cs="Cascadia Mono"/>
+                <w:sz w:val="19"/>
+                <w:szCs w:val="19"/>
+                <w:highlight w:val="white"/>
+                <w:lang w:val="en-US"/>
+              </w:rPr>
+              <w:t>weapon.Dmg</w:t>
+            </w:r>
+            <w:proofErr w:type="spellEnd"/>
+            <w:proofErr w:type="gramEnd"/>
+            <w:r>
+              <w:rPr>
+                <w:rFonts w:ascii="Cascadia Mono" w:eastAsia="Calibri" w:hAnsi="Cascadia Mono" w:cs="Cascadia Mono"/>
+                <w:sz w:val="19"/>
+                <w:szCs w:val="19"/>
+                <w:highlight w:val="white"/>
+                <w:lang w:val="en-US"/>
+              </w:rPr>
+              <w:t>;</w:t>
+            </w:r>
+          </w:p>
+          <w:p>
+            <w:pPr>
+              <w:suppressAutoHyphens w:val="0"/>
+              <w:spacing w:after="0" w:line="240" w:lineRule="auto"/>
+              <w:rPr>
+                <w:rFonts w:ascii="Cascadia Mono" w:hAnsi="Cascadia Mono" w:cs="Cascadia Mono"/>
+                <w:sz w:val="19"/>
+                <w:szCs w:val="19"/>
+                <w:highlight w:val="white"/>
+                <w:lang w:val="en-US"/>
+              </w:rPr>
+            </w:pPr>
+            <w:r>
+              <w:rPr>
+                <w:rFonts w:ascii="Cascadia Mono" w:eastAsia="Calibri" w:hAnsi="Cascadia Mono" w:cs="Cascadia Mono"/>
+                <w:sz w:val="19"/>
+                <w:szCs w:val="19"/>
+                <w:highlight w:val="white"/>
+                <w:lang w:val="en-US"/>
+              </w:rPr>
+              <w:t xml:space="preserve">            </w:t>
+            </w:r>
+            <w:proofErr w:type="gramStart"/>
+            <w:r>
+              <w:rPr>
+                <w:rFonts w:ascii="Cascadia Mono" w:eastAsia="Calibri" w:hAnsi="Cascadia Mono" w:cs="Cascadia Mono"/>
+                <w:sz w:val="19"/>
+                <w:szCs w:val="19"/>
+                <w:highlight w:val="white"/>
+                <w:lang w:val="en-US"/>
+              </w:rPr>
+              <w:t>Dead(</w:t>
+            </w:r>
+            <w:proofErr w:type="gramEnd"/>
+            <w:r>
+              <w:rPr>
+                <w:rFonts w:ascii="Cascadia Mono" w:eastAsia="Calibri" w:hAnsi="Cascadia Mono" w:cs="Cascadia Mono"/>
+                <w:sz w:val="19"/>
+                <w:szCs w:val="19"/>
+                <w:highlight w:val="white"/>
+                <w:lang w:val="en-US"/>
+              </w:rPr>
+              <w:t>);</w:t>
+            </w:r>
+          </w:p>
+          <w:p>
+            <w:pPr>
+              <w:suppressAutoHyphens w:val="0"/>
+              <w:spacing w:after="0" w:line="240" w:lineRule="auto"/>
+              <w:rPr>
+                <w:rFonts w:ascii="Cascadia Mono" w:hAnsi="Cascadia Mono" w:cs="Cascadia Mono"/>
+                <w:sz w:val="19"/>
+                <w:szCs w:val="19"/>
+                <w:highlight w:val="white"/>
+                <w:lang w:val="en-US"/>
+              </w:rPr>
+            </w:pPr>
+            <w:r>
+              <w:rPr>
+                <w:rFonts w:ascii="Cascadia Mono" w:eastAsia="Calibri" w:hAnsi="Cascadia Mono" w:cs="Cascadia Mono"/>
+                <w:sz w:val="19"/>
+                <w:szCs w:val="19"/>
+                <w:highlight w:val="white"/>
+                <w:lang w:val="en-US"/>
+              </w:rPr>
+              <w:t xml:space="preserve">        }</w:t>
+            </w:r>
+          </w:p>
+          <w:p>
+            <w:pPr>
+              <w:suppressAutoHyphens w:val="0"/>
+              <w:spacing w:after="0" w:line="240" w:lineRule="auto"/>
+              <w:rPr>
+                <w:rFonts w:ascii="Cascadia Mono" w:hAnsi="Cascadia Mono" w:cs="Cascadia Mono"/>
+                <w:sz w:val="19"/>
+                <w:szCs w:val="19"/>
+                <w:highlight w:val="white"/>
+                <w:lang w:val="en-US"/>
+              </w:rPr>
+            </w:pPr>
+          </w:p>
+          <w:p>
+            <w:pPr>
+              <w:suppressAutoHyphens w:val="0"/>
+              <w:spacing w:after="0" w:line="240" w:lineRule="auto"/>
+              <w:rPr>
+                <w:rFonts w:ascii="Cascadia Mono" w:hAnsi="Cascadia Mono" w:cs="Cascadia Mono"/>
+                <w:sz w:val="19"/>
+                <w:szCs w:val="19"/>
+                <w:highlight w:val="white"/>
+                <w:lang w:val="en-US"/>
+              </w:rPr>
+            </w:pPr>
+            <w:r>
+              <w:rPr>
+                <w:rFonts w:ascii="Cascadia Mono" w:eastAsia="Calibri" w:hAnsi="Cascadia Mono" w:cs="Cascadia Mono"/>
+                <w:sz w:val="19"/>
+                <w:szCs w:val="19"/>
+                <w:highlight w:val="white"/>
+                <w:lang w:val="en-US"/>
+              </w:rPr>
+              <w:t xml:space="preserve">        void </w:t>
+            </w:r>
+            <w:proofErr w:type="gramStart"/>
+            <w:r>
+              <w:rPr>
+                <w:rFonts w:ascii="Cascadia Mono" w:eastAsia="Calibri" w:hAnsi="Cascadia Mono" w:cs="Cascadia Mono"/>
+                <w:sz w:val="19"/>
+                <w:szCs w:val="19"/>
+                <w:highlight w:val="white"/>
+                <w:lang w:val="en-US"/>
+              </w:rPr>
+              <w:t>Dead(){</w:t>
+            </w:r>
+            <w:proofErr w:type="gramEnd"/>
+          </w:p>
+          <w:p>
+            <w:pPr>
+              <w:suppressAutoHyphens w:val="0"/>
+              <w:spacing w:after="0" w:line="240" w:lineRule="auto"/>
+              <w:rPr>
+                <w:rFonts w:ascii="Cascadia Mono" w:hAnsi="Cascadia Mono" w:cs="Cascadia Mono"/>
+                <w:sz w:val="19"/>
+                <w:szCs w:val="19"/>
+                <w:highlight w:val="white"/>
+                <w:lang w:val="en-US"/>
+              </w:rPr>
+            </w:pPr>
+            <w:r>
+              <w:rPr>
+                <w:rFonts w:ascii="Cascadia Mono" w:eastAsia="Calibri" w:hAnsi="Cascadia Mono" w:cs="Cascadia Mono"/>
+                <w:sz w:val="19"/>
+                <w:szCs w:val="19"/>
+                <w:highlight w:val="white"/>
+                <w:lang w:val="en-US"/>
+              </w:rPr>
+              <w:t xml:space="preserve">            </w:t>
+            </w:r>
+            <w:proofErr w:type="gramStart"/>
+            <w:r>
+              <w:rPr>
+                <w:rFonts w:ascii="Cascadia Mono" w:eastAsia="Calibri" w:hAnsi="Cascadia Mono" w:cs="Cascadia Mono"/>
+                <w:sz w:val="19"/>
+                <w:szCs w:val="19"/>
+                <w:highlight w:val="white"/>
+                <w:lang w:val="en-US"/>
+              </w:rPr>
+              <w:t>if(</w:t>
+            </w:r>
+            <w:proofErr w:type="spellStart"/>
+            <w:r>
+              <w:rPr>
+                <w:rFonts w:ascii="Cascadia Mono" w:eastAsia="Calibri" w:hAnsi="Cascadia Mono" w:cs="Cascadia Mono"/>
+                <w:sz w:val="19"/>
+                <w:szCs w:val="19"/>
+                <w:highlight w:val="white"/>
+                <w:lang w:val="en-US"/>
+              </w:rPr>
+              <w:t>this.hp</w:t>
+            </w:r>
+            <w:proofErr w:type="spellEnd"/>
+            <w:proofErr w:type="gramEnd"/>
+            <w:r>
+              <w:rPr>
+                <w:rFonts w:ascii="Cascadia Mono" w:eastAsia="Calibri" w:hAnsi="Cascadia Mono" w:cs="Cascadia Mono"/>
+                <w:sz w:val="19"/>
+                <w:szCs w:val="19"/>
+                <w:highlight w:val="white"/>
+                <w:lang w:val="en-US"/>
+              </w:rPr>
+              <w:t xml:space="preserve"> &lt;= </w:t>
+            </w:r>
+            <w:proofErr w:type="gramStart"/>
+            <w:r>
+              <w:rPr>
+                <w:rFonts w:ascii="Cascadia Mono" w:eastAsia="Calibri" w:hAnsi="Cascadia Mono" w:cs="Cascadia Mono"/>
+                <w:sz w:val="19"/>
+                <w:szCs w:val="19"/>
+                <w:highlight w:val="white"/>
+                <w:lang w:val="en-US"/>
+              </w:rPr>
+              <w:t>0){</w:t>
+            </w:r>
+            <w:proofErr w:type="gramEnd"/>
+          </w:p>
+          <w:p>
+            <w:pPr>
+              <w:suppressAutoHyphens w:val="0"/>
+              <w:spacing w:after="0" w:line="240" w:lineRule="auto"/>
+              <w:rPr>
+                <w:rFonts w:ascii="Cascadia Mono" w:hAnsi="Cascadia Mono" w:cs="Cascadia Mono"/>
+                <w:sz w:val="19"/>
+                <w:szCs w:val="19"/>
+                <w:highlight w:val="white"/>
+                <w:lang w:val="en-US"/>
+              </w:rPr>
+            </w:pPr>
+            <w:r>
+              <w:rPr>
+                <w:rFonts w:ascii="Cascadia Mono" w:eastAsia="Calibri" w:hAnsi="Cascadia Mono" w:cs="Cascadia Mono"/>
+                <w:sz w:val="19"/>
+                <w:szCs w:val="19"/>
+                <w:highlight w:val="white"/>
+                <w:lang w:val="en-US"/>
+              </w:rPr>
+              <w:t xml:space="preserve">                Destroy(</w:t>
+            </w:r>
+            <w:proofErr w:type="spellStart"/>
+            <w:proofErr w:type="gramStart"/>
+            <w:r>
+              <w:rPr>
+                <w:rFonts w:ascii="Cascadia Mono" w:eastAsia="Calibri" w:hAnsi="Cascadia Mono" w:cs="Cascadia Mono"/>
+                <w:sz w:val="19"/>
+                <w:szCs w:val="19"/>
+                <w:highlight w:val="white"/>
+                <w:lang w:val="en-US"/>
+              </w:rPr>
+              <w:t>this.gameObject</w:t>
+            </w:r>
+            <w:proofErr w:type="spellEnd"/>
+            <w:proofErr w:type="gramEnd"/>
+            <w:r>
+              <w:rPr>
+                <w:rFonts w:ascii="Cascadia Mono" w:eastAsia="Calibri" w:hAnsi="Cascadia Mono" w:cs="Cascadia Mono"/>
+                <w:sz w:val="19"/>
+                <w:szCs w:val="19"/>
+                <w:highlight w:val="white"/>
+                <w:lang w:val="en-US"/>
+              </w:rPr>
+              <w:t>);</w:t>
+            </w:r>
+          </w:p>
+          <w:p>
+            <w:pPr>
+              <w:suppressAutoHyphens w:val="0"/>
+              <w:spacing w:after="0" w:line="240" w:lineRule="auto"/>
+              <w:rPr>
+                <w:rFonts w:ascii="Cascadia Mono" w:hAnsi="Cascadia Mono" w:cs="Cascadia Mono"/>
+                <w:sz w:val="19"/>
+                <w:szCs w:val="19"/>
+                <w:highlight w:val="white"/>
+                <w:lang w:val="en-US"/>
+              </w:rPr>
+            </w:pPr>
+            <w:r>
+              <w:rPr>
+                <w:rFonts w:ascii="Cascadia Mono" w:eastAsia="Calibri" w:hAnsi="Cascadia Mono" w:cs="Cascadia Mono"/>
+                <w:sz w:val="19"/>
+                <w:szCs w:val="19"/>
+                <w:highlight w:val="white"/>
+                <w:lang w:val="en-US"/>
+              </w:rPr>
+              <w:t xml:space="preserve">            }</w:t>
+            </w:r>
+          </w:p>
+          <w:p>
+            <w:pPr>
+              <w:suppressAutoHyphens w:val="0"/>
+              <w:spacing w:after="0" w:line="240" w:lineRule="auto"/>
+              <w:rPr>
+                <w:rFonts w:ascii="Cascadia Mono" w:hAnsi="Cascadia Mono" w:cs="Cascadia Mono"/>
+                <w:sz w:val="19"/>
+                <w:szCs w:val="19"/>
+                <w:highlight w:val="white"/>
+                <w:lang w:val="en-US"/>
+              </w:rPr>
+            </w:pPr>
+            <w:r>
+              <w:rPr>
+                <w:rFonts w:ascii="Cascadia Mono" w:eastAsia="Calibri" w:hAnsi="Cascadia Mono" w:cs="Cascadia Mono"/>
+                <w:sz w:val="19"/>
+                <w:szCs w:val="19"/>
+                <w:highlight w:val="white"/>
+                <w:lang w:val="en-US"/>
+              </w:rPr>
+              <w:t xml:space="preserve">        }</w:t>
+            </w:r>
+          </w:p>
+          <w:p>
+            <w:pPr>
+              <w:suppressAutoHyphens w:val="0"/>
+              <w:spacing w:after="0" w:line="240" w:lineRule="auto"/>
+              <w:rPr>
+                <w:rFonts w:ascii="Cascadia Mono" w:hAnsi="Cascadia Mono" w:cs="Cascadia Mono"/>
+                <w:sz w:val="19"/>
+                <w:szCs w:val="19"/>
+                <w:highlight w:val="white"/>
+              </w:rPr>
+            </w:pPr>
+            <w:r>
+              <w:rPr>
+                <w:rFonts w:ascii="Cascadia Mono" w:eastAsia="Calibri" w:hAnsi="Cascadia Mono" w:cs="Cascadia Mono"/>
+                <w:sz w:val="19"/>
+                <w:szCs w:val="19"/>
+                <w:highlight w:val="white"/>
+                <w:lang w:val="en-US"/>
+              </w:rPr>
+              <w:t xml:space="preserve">    </w:t>
+            </w:r>
+            <w:r>
+              <w:rPr>
+                <w:rFonts w:ascii="Cascadia Mono" w:eastAsia="Calibri" w:hAnsi="Cascadia Mono" w:cs="Cascadia Mono"/>
+                <w:sz w:val="19"/>
+                <w:szCs w:val="19"/>
+                <w:highlight w:val="white"/>
+              </w:rPr>
+              <w:t>}</w:t>
+            </w:r>
+          </w:p>
+          <w:p>
+            <w:pPr>
+              <w:pStyle w:val="ListParagraph"/>
+              <w:widowControl w:val="0"/>
+              <w:spacing w:before="120" w:after="0" w:line="360" w:lineRule="auto"/>
+              <w:ind w:left="0"/>
+              <w:jc w:val="both"/>
+              <w:rPr>
+                <w:rFonts w:ascii="Times New Roman" w:hAnsi="Times New Roman"/>
+                <w:sz w:val="28"/>
+                <w:szCs w:val="28"/>
+              </w:rPr>
+            </w:pPr>
+            <w:r>
+              <w:rPr>
+                <w:rFonts w:ascii="Cascadia Mono" w:eastAsia="Calibri" w:hAnsi="Cascadia Mono" w:cs="Cascadia Mono"/>
+                <w:sz w:val="19"/>
+                <w:szCs w:val="19"/>
+                <w:highlight w:val="white"/>
+              </w:rPr>
+              <w:t>}</w:t>
+            </w:r>
+          </w:p>
+        </w:tc>
+      </w:tr>
+    </w:tbl>
+    <w:p>
+      <w:pPr>
+        <w:suppressAutoHyphens w:val="0"/>
+        <w:spacing w:before="120" w:after="120" w:line="240" w:lineRule="auto"/>
+        <w:jc w:val="center"/>
+        <w:rPr>
+          <w:rFonts w:ascii="Times New Roman" w:hAnsi="Times New Roman"/>
+          <w:sz w:val="28"/>
+          <w:szCs w:val="28"/>
+        </w:rPr>
+      </w:pPr>
+      <w:r>
+        <w:rPr>
+          <w:rFonts w:ascii="Times New Roman" w:hAnsi="Times New Roman"/>
+          <w:sz w:val="28"/>
+          <w:szCs w:val="28"/>
+        </w:rPr>
+        <w:t>Листинг кода 8.2</w:t>
+      </w:r>
+      <w:r>
+        <w:rPr>
+          <w:rFonts w:ascii="Times New Roman" w:hAnsi="Times New Roman"/>
+          <w:sz w:val="28"/>
+          <w:szCs w:val="28"/>
+        </w:rPr>
+        <w:t>.</w:t>
+      </w:r>
+      <w:r>
+        <w:rPr>
+          <w:rFonts w:ascii="Times New Roman" w:hAnsi="Times New Roman"/>
+          <w:sz w:val="28"/>
+          <w:szCs w:val="28"/>
+        </w:rPr>
+        <w:t xml:space="preserve"> Скрипт </w:t>
+      </w:r>
+      <w:r>
+        <w:rPr>
+          <w:rFonts w:ascii="Times New Roman" w:hAnsi="Times New Roman"/>
+          <w:sz w:val="28"/>
+          <w:szCs w:val="28"/>
+          <w:lang w:val="en-US"/>
+        </w:rPr>
+        <w:t>Creature</w:t>
+      </w:r>
+      <w:r>
+        <w:rPr>
+          <w:rFonts w:ascii="Times New Roman" w:hAnsi="Times New Roman"/>
+          <w:sz w:val="28"/>
+          <w:szCs w:val="28"/>
+        </w:rPr>
+        <w:t>, реализующий механики врага</w:t>
+      </w:r>
+    </w:p>
+    <w:p>
+      <w:pPr>
+        <w:pStyle w:val="a"/>
+      </w:pPr>
+      <w:r>
+        <w:t>Далее при помощи метода «</w:t>
+      </w:r>
+      <w:proofErr w:type="spellStart"/>
+      <w:r>
+        <w:t>OnTriggerEnter</w:t>
+      </w:r>
+      <w:proofErr w:type="spellEnd"/>
+      <w:r>
+        <w:t>» и невидимого объекта-триггера была реализована механика проигрывания предупреждающего звука, когда игрок входит на определенный участок локации – территорию, которую будет патрулировать враг.</w:t>
+      </w:r>
+    </w:p>
+    <w:p>
+      <w:pPr>
+        <w:pStyle w:val="a"/>
+      </w:pPr>
       <w:r>
         <w:lastRenderedPageBreak/>
-        <w:t>реализованы следующие механики врага: снижение уровня здоровья на соответствующее оружию значение при ударе им, простое движение в сторону без анимации, разрушение при падении показателя здоровья до 0.</w:t>
-      </w:r>
-    </w:p>
+        <w:t xml:space="preserve">Скрипт, отвечающий за механику проигрывания звука, представлен в листинге 8.3. </w:t>
+      </w:r>
+    </w:p>
+    <w:tbl>
+      <w:tblPr>
+        <w:tblStyle w:val="TableGrid"/>
+        <w:tblW w:w="9332" w:type="dxa"/>
+        <w:tblLayout w:type="fixed"/>
+        <w:tblLook w:val="04A0" w:firstRow="1" w:lastRow="0" w:firstColumn="1" w:lastColumn="0" w:noHBand="0" w:noVBand="1"/>
+      </w:tblPr>
+      <w:tblGrid>
+        <w:gridCol w:w="9332"/>
+      </w:tblGrid>
+      <w:tr>
+        <w:trPr>
+          <w:trHeight w:val="3135"/>
+        </w:trPr>
+        <w:tc>
+          <w:tcPr>
+            <w:tcW w:w="9332" w:type="dxa"/>
+          </w:tcPr>
+          <w:p>
+            <w:pPr>
+              <w:suppressAutoHyphens w:val="0"/>
+              <w:spacing w:after="0" w:line="240" w:lineRule="auto"/>
+              <w:rPr>
+                <w:rFonts w:ascii="Cascadia Mono" w:hAnsi="Cascadia Mono" w:cs="Cascadia Mono"/>
+                <w:sz w:val="19"/>
+                <w:szCs w:val="19"/>
+                <w:highlight w:val="white"/>
+                <w:lang w:val="en-US"/>
+              </w:rPr>
+            </w:pPr>
+            <w:r>
+              <w:rPr>
+                <w:rFonts w:ascii="Cascadia Mono" w:eastAsia="Calibri" w:hAnsi="Cascadia Mono" w:cs="Cascadia Mono"/>
+                <w:sz w:val="19"/>
+                <w:szCs w:val="19"/>
+                <w:highlight w:val="white"/>
+                <w:lang w:val="en-US"/>
+              </w:rPr>
+              <w:t xml:space="preserve">using </w:t>
+            </w:r>
+            <w:proofErr w:type="spellStart"/>
+            <w:r>
+              <w:rPr>
+                <w:rFonts w:ascii="Cascadia Mono" w:eastAsia="Calibri" w:hAnsi="Cascadia Mono" w:cs="Cascadia Mono"/>
+                <w:sz w:val="19"/>
+                <w:szCs w:val="19"/>
+                <w:highlight w:val="white"/>
+                <w:lang w:val="en-US"/>
+              </w:rPr>
+              <w:t>UnityEngine</w:t>
+            </w:r>
+            <w:proofErr w:type="spellEnd"/>
+            <w:r>
+              <w:rPr>
+                <w:rFonts w:ascii="Cascadia Mono" w:eastAsia="Calibri" w:hAnsi="Cascadia Mono" w:cs="Cascadia Mono"/>
+                <w:sz w:val="19"/>
+                <w:szCs w:val="19"/>
+                <w:highlight w:val="white"/>
+                <w:lang w:val="en-US"/>
+              </w:rPr>
+              <w:t>;</w:t>
+            </w:r>
+          </w:p>
+          <w:p>
+            <w:pPr>
+              <w:suppressAutoHyphens w:val="0"/>
+              <w:spacing w:after="0" w:line="240" w:lineRule="auto"/>
+              <w:rPr>
+                <w:rFonts w:ascii="Cascadia Mono" w:hAnsi="Cascadia Mono" w:cs="Cascadia Mono"/>
+                <w:sz w:val="19"/>
+                <w:szCs w:val="19"/>
+                <w:highlight w:val="white"/>
+                <w:lang w:val="en-US"/>
+              </w:rPr>
+            </w:pPr>
+          </w:p>
+          <w:p>
+            <w:pPr>
+              <w:suppressAutoHyphens w:val="0"/>
+              <w:spacing w:after="0" w:line="240" w:lineRule="auto"/>
+              <w:rPr>
+                <w:rFonts w:ascii="Cascadia Mono" w:hAnsi="Cascadia Mono" w:cs="Cascadia Mono"/>
+                <w:sz w:val="19"/>
+                <w:szCs w:val="19"/>
+                <w:highlight w:val="white"/>
+                <w:lang w:val="en-US"/>
+              </w:rPr>
+            </w:pPr>
+            <w:r>
+              <w:rPr>
+                <w:rFonts w:ascii="Cascadia Mono" w:eastAsia="Calibri" w:hAnsi="Cascadia Mono" w:cs="Cascadia Mono"/>
+                <w:sz w:val="19"/>
+                <w:szCs w:val="19"/>
+                <w:highlight w:val="white"/>
+                <w:lang w:val="en-US"/>
+              </w:rPr>
+              <w:t xml:space="preserve">public class </w:t>
+            </w:r>
+            <w:proofErr w:type="gramStart"/>
+            <w:r>
+              <w:rPr>
+                <w:rFonts w:ascii="Cascadia Mono" w:eastAsia="Calibri" w:hAnsi="Cascadia Mono" w:cs="Cascadia Mono"/>
+                <w:sz w:val="19"/>
+                <w:szCs w:val="19"/>
+                <w:highlight w:val="white"/>
+                <w:lang w:val="en-US"/>
+              </w:rPr>
+              <w:t>Zone :</w:t>
+            </w:r>
+            <w:proofErr w:type="gramEnd"/>
+            <w:r>
+              <w:rPr>
+                <w:rFonts w:ascii="Cascadia Mono" w:eastAsia="Calibri" w:hAnsi="Cascadia Mono" w:cs="Cascadia Mono"/>
+                <w:sz w:val="19"/>
+                <w:szCs w:val="19"/>
+                <w:highlight w:val="white"/>
+                <w:lang w:val="en-US"/>
+              </w:rPr>
+              <w:t xml:space="preserve"> </w:t>
+            </w:r>
+            <w:proofErr w:type="spellStart"/>
+            <w:r>
+              <w:rPr>
+                <w:rFonts w:ascii="Cascadia Mono" w:eastAsia="Calibri" w:hAnsi="Cascadia Mono" w:cs="Cascadia Mono"/>
+                <w:sz w:val="19"/>
+                <w:szCs w:val="19"/>
+                <w:highlight w:val="white"/>
+                <w:lang w:val="en-US"/>
+              </w:rPr>
+              <w:t>MonoBehaviour</w:t>
+            </w:r>
+            <w:proofErr w:type="spellEnd"/>
+          </w:p>
+          <w:p>
+            <w:pPr>
+              <w:suppressAutoHyphens w:val="0"/>
+              <w:spacing w:after="0" w:line="240" w:lineRule="auto"/>
+              <w:rPr>
+                <w:rFonts w:ascii="Cascadia Mono" w:hAnsi="Cascadia Mono" w:cs="Cascadia Mono"/>
+                <w:sz w:val="19"/>
+                <w:szCs w:val="19"/>
+                <w:highlight w:val="white"/>
+                <w:lang w:val="en-US"/>
+              </w:rPr>
+            </w:pPr>
+            <w:r>
+              <w:rPr>
+                <w:rFonts w:ascii="Cascadia Mono" w:eastAsia="Calibri" w:hAnsi="Cascadia Mono" w:cs="Cascadia Mono"/>
+                <w:sz w:val="19"/>
+                <w:szCs w:val="19"/>
+                <w:highlight w:val="white"/>
+                <w:lang w:val="en-US"/>
+              </w:rPr>
+              <w:t>{</w:t>
+            </w:r>
+          </w:p>
+          <w:p>
+            <w:pPr>
+              <w:suppressAutoHyphens w:val="0"/>
+              <w:spacing w:after="0" w:line="240" w:lineRule="auto"/>
+              <w:rPr>
+                <w:rFonts w:ascii="Cascadia Mono" w:hAnsi="Cascadia Mono" w:cs="Cascadia Mono"/>
+                <w:sz w:val="19"/>
+                <w:szCs w:val="19"/>
+                <w:highlight w:val="white"/>
+                <w:lang w:val="en-US"/>
+              </w:rPr>
+            </w:pPr>
+            <w:r>
+              <w:rPr>
+                <w:rFonts w:ascii="Cascadia Mono" w:eastAsia="Calibri" w:hAnsi="Cascadia Mono" w:cs="Cascadia Mono"/>
+                <w:sz w:val="19"/>
+                <w:szCs w:val="19"/>
+                <w:highlight w:val="white"/>
+                <w:lang w:val="en-US"/>
+              </w:rPr>
+              <w:t xml:space="preserve">    [</w:t>
+            </w:r>
+            <w:proofErr w:type="spellStart"/>
+            <w:r>
+              <w:rPr>
+                <w:rFonts w:ascii="Cascadia Mono" w:eastAsia="Calibri" w:hAnsi="Cascadia Mono" w:cs="Cascadia Mono"/>
+                <w:sz w:val="19"/>
+                <w:szCs w:val="19"/>
+                <w:highlight w:val="white"/>
+                <w:lang w:val="en-US"/>
+              </w:rPr>
+              <w:t>SerializeField</w:t>
+            </w:r>
+            <w:proofErr w:type="spellEnd"/>
+            <w:r>
+              <w:rPr>
+                <w:rFonts w:ascii="Cascadia Mono" w:eastAsia="Calibri" w:hAnsi="Cascadia Mono" w:cs="Cascadia Mono"/>
+                <w:sz w:val="19"/>
+                <w:szCs w:val="19"/>
+                <w:highlight w:val="white"/>
+                <w:lang w:val="en-US"/>
+              </w:rPr>
+              <w:t xml:space="preserve">] </w:t>
+            </w:r>
+            <w:proofErr w:type="spellStart"/>
+            <w:r>
+              <w:rPr>
+                <w:rFonts w:ascii="Cascadia Mono" w:eastAsia="Calibri" w:hAnsi="Cascadia Mono" w:cs="Cascadia Mono"/>
+                <w:sz w:val="19"/>
+                <w:szCs w:val="19"/>
+                <w:highlight w:val="white"/>
+                <w:lang w:val="en-US"/>
+              </w:rPr>
+              <w:t>AudioSource</w:t>
+            </w:r>
+            <w:proofErr w:type="spellEnd"/>
+            <w:r>
+              <w:rPr>
+                <w:rFonts w:ascii="Cascadia Mono" w:eastAsia="Calibri" w:hAnsi="Cascadia Mono" w:cs="Cascadia Mono"/>
+                <w:sz w:val="19"/>
+                <w:szCs w:val="19"/>
+                <w:highlight w:val="white"/>
+                <w:lang w:val="en-US"/>
+              </w:rPr>
+              <w:t xml:space="preserve"> </w:t>
+            </w:r>
+            <w:proofErr w:type="spellStart"/>
+            <w:r>
+              <w:rPr>
+                <w:rFonts w:ascii="Cascadia Mono" w:eastAsia="Calibri" w:hAnsi="Cascadia Mono" w:cs="Cascadia Mono"/>
+                <w:sz w:val="19"/>
+                <w:szCs w:val="19"/>
+                <w:highlight w:val="white"/>
+                <w:lang w:val="en-US"/>
+              </w:rPr>
+              <w:t>audioSource</w:t>
+            </w:r>
+            <w:proofErr w:type="spellEnd"/>
+            <w:r>
+              <w:rPr>
+                <w:rFonts w:ascii="Cascadia Mono" w:eastAsia="Calibri" w:hAnsi="Cascadia Mono" w:cs="Cascadia Mono"/>
+                <w:sz w:val="19"/>
+                <w:szCs w:val="19"/>
+                <w:highlight w:val="white"/>
+                <w:lang w:val="en-US"/>
+              </w:rPr>
+              <w:t>;</w:t>
+            </w:r>
+          </w:p>
+          <w:p>
+            <w:pPr>
+              <w:suppressAutoHyphens w:val="0"/>
+              <w:spacing w:after="0" w:line="240" w:lineRule="auto"/>
+              <w:rPr>
+                <w:rFonts w:ascii="Cascadia Mono" w:hAnsi="Cascadia Mono" w:cs="Cascadia Mono"/>
+                <w:sz w:val="19"/>
+                <w:szCs w:val="19"/>
+                <w:highlight w:val="white"/>
+              </w:rPr>
+            </w:pPr>
+            <w:r>
+              <w:rPr>
+                <w:rFonts w:ascii="Cascadia Mono" w:eastAsia="Calibri" w:hAnsi="Cascadia Mono" w:cs="Cascadia Mono"/>
+                <w:sz w:val="19"/>
+                <w:szCs w:val="19"/>
+                <w:highlight w:val="white"/>
+                <w:lang w:val="en-US"/>
+              </w:rPr>
+              <w:t xml:space="preserve">    bool </w:t>
+            </w:r>
+            <w:proofErr w:type="spellStart"/>
+            <w:r>
+              <w:rPr>
+                <w:rFonts w:ascii="Cascadia Mono" w:eastAsia="Calibri" w:hAnsi="Cascadia Mono" w:cs="Cascadia Mono"/>
+                <w:sz w:val="19"/>
+                <w:szCs w:val="19"/>
+                <w:highlight w:val="white"/>
+                <w:lang w:val="en-US"/>
+              </w:rPr>
+              <w:t>enteredZone</w:t>
+            </w:r>
+            <w:proofErr w:type="spellEnd"/>
+            <w:r>
+              <w:rPr>
+                <w:rFonts w:ascii="Cascadia Mono" w:eastAsia="Calibri" w:hAnsi="Cascadia Mono" w:cs="Cascadia Mono"/>
+                <w:sz w:val="19"/>
+                <w:szCs w:val="19"/>
+                <w:highlight w:val="white"/>
+                <w:lang w:val="en-US"/>
+              </w:rPr>
+              <w:t xml:space="preserve"> = false;</w:t>
+            </w:r>
+          </w:p>
+          <w:p>
+            <w:pPr>
+              <w:suppressAutoHyphens w:val="0"/>
+              <w:spacing w:after="0" w:line="240" w:lineRule="auto"/>
+              <w:rPr>
+                <w:rFonts w:ascii="Cascadia Mono" w:hAnsi="Cascadia Mono" w:cs="Cascadia Mono"/>
+                <w:sz w:val="19"/>
+                <w:szCs w:val="19"/>
+                <w:highlight w:val="white"/>
+                <w:lang w:val="en-US"/>
+              </w:rPr>
+            </w:pPr>
+            <w:r>
+              <w:rPr>
+                <w:rFonts w:ascii="Cascadia Mono" w:eastAsia="Calibri" w:hAnsi="Cascadia Mono" w:cs="Cascadia Mono"/>
+                <w:sz w:val="19"/>
+                <w:szCs w:val="19"/>
+                <w:highlight w:val="white"/>
+                <w:lang w:val="en-US"/>
+              </w:rPr>
+              <w:t xml:space="preserve">    private void </w:t>
+            </w:r>
+            <w:proofErr w:type="gramStart"/>
+            <w:r>
+              <w:rPr>
+                <w:rFonts w:ascii="Cascadia Mono" w:eastAsia="Calibri" w:hAnsi="Cascadia Mono" w:cs="Cascadia Mono"/>
+                <w:sz w:val="19"/>
+                <w:szCs w:val="19"/>
+                <w:highlight w:val="white"/>
+                <w:lang w:val="en-US"/>
+              </w:rPr>
+              <w:t>Awake(){</w:t>
+            </w:r>
+            <w:proofErr w:type="gramEnd"/>
+          </w:p>
+          <w:p>
+            <w:pPr>
+              <w:suppressAutoHyphens w:val="0"/>
+              <w:spacing w:after="0" w:line="240" w:lineRule="auto"/>
+              <w:rPr>
+                <w:rFonts w:ascii="Cascadia Mono" w:hAnsi="Cascadia Mono" w:cs="Cascadia Mono"/>
+                <w:sz w:val="19"/>
+                <w:szCs w:val="19"/>
+                <w:highlight w:val="white"/>
+                <w:lang w:val="en-US"/>
+              </w:rPr>
+            </w:pPr>
+            <w:r>
+              <w:rPr>
+                <w:rFonts w:ascii="Cascadia Mono" w:eastAsia="Calibri" w:hAnsi="Cascadia Mono" w:cs="Cascadia Mono"/>
+                <w:sz w:val="19"/>
+                <w:szCs w:val="19"/>
+                <w:highlight w:val="white"/>
+                <w:lang w:val="en-US"/>
+              </w:rPr>
+              <w:t xml:space="preserve">        if (</w:t>
+            </w:r>
+            <w:proofErr w:type="spellStart"/>
+            <w:proofErr w:type="gramStart"/>
+            <w:r>
+              <w:rPr>
+                <w:rFonts w:ascii="Cascadia Mono" w:eastAsia="Calibri" w:hAnsi="Cascadia Mono" w:cs="Cascadia Mono"/>
+                <w:sz w:val="19"/>
+                <w:szCs w:val="19"/>
+                <w:highlight w:val="white"/>
+                <w:lang w:val="en-US"/>
+              </w:rPr>
+              <w:t>audioSource</w:t>
+            </w:r>
+            <w:proofErr w:type="spellEnd"/>
+            <w:r>
+              <w:rPr>
+                <w:rFonts w:ascii="Cascadia Mono" w:eastAsia="Calibri" w:hAnsi="Cascadia Mono" w:cs="Cascadia Mono"/>
+                <w:sz w:val="19"/>
+                <w:szCs w:val="19"/>
+                <w:highlight w:val="white"/>
+                <w:lang w:val="en-US"/>
+              </w:rPr>
+              <w:t xml:space="preserve"> !</w:t>
+            </w:r>
+            <w:proofErr w:type="gramEnd"/>
+            <w:r>
+              <w:rPr>
+                <w:rFonts w:ascii="Cascadia Mono" w:eastAsia="Calibri" w:hAnsi="Cascadia Mono" w:cs="Cascadia Mono"/>
+                <w:sz w:val="19"/>
+                <w:szCs w:val="19"/>
+                <w:highlight w:val="white"/>
+                <w:lang w:val="en-US"/>
+              </w:rPr>
+              <w:t xml:space="preserve">= null) </w:t>
+            </w:r>
+          </w:p>
+          <w:p>
+            <w:pPr>
+              <w:suppressAutoHyphens w:val="0"/>
+              <w:spacing w:after="0" w:line="240" w:lineRule="auto"/>
+              <w:rPr>
+                <w:rFonts w:ascii="Cascadia Mono" w:hAnsi="Cascadia Mono" w:cs="Cascadia Mono"/>
+                <w:sz w:val="19"/>
+                <w:szCs w:val="19"/>
+                <w:highlight w:val="white"/>
+                <w:lang w:val="en-US"/>
+              </w:rPr>
+            </w:pPr>
+            <w:r>
+              <w:rPr>
+                <w:rFonts w:ascii="Cascadia Mono" w:eastAsia="Calibri" w:hAnsi="Cascadia Mono" w:cs="Cascadia Mono"/>
+                <w:sz w:val="19"/>
+                <w:szCs w:val="19"/>
+                <w:highlight w:val="white"/>
+                <w:lang w:val="en-US"/>
+              </w:rPr>
+              <w:t xml:space="preserve">        {</w:t>
+            </w:r>
+            <w:proofErr w:type="spellStart"/>
+            <w:r>
+              <w:rPr>
+                <w:rFonts w:ascii="Cascadia Mono" w:eastAsia="Calibri" w:hAnsi="Cascadia Mono" w:cs="Cascadia Mono"/>
+                <w:sz w:val="19"/>
+                <w:szCs w:val="19"/>
+                <w:highlight w:val="white"/>
+                <w:lang w:val="en-US"/>
+              </w:rPr>
+              <w:t>audioSource</w:t>
+            </w:r>
+            <w:proofErr w:type="spellEnd"/>
+            <w:r>
+              <w:rPr>
+                <w:rFonts w:ascii="Cascadia Mono" w:eastAsia="Calibri" w:hAnsi="Cascadia Mono" w:cs="Cascadia Mono"/>
+                <w:sz w:val="19"/>
+                <w:szCs w:val="19"/>
+                <w:highlight w:val="white"/>
+                <w:lang w:val="en-US"/>
+              </w:rPr>
+              <w:t xml:space="preserve"> = </w:t>
+            </w:r>
+            <w:proofErr w:type="spellStart"/>
+            <w:r>
+              <w:rPr>
+                <w:rFonts w:ascii="Cascadia Mono" w:eastAsia="Calibri" w:hAnsi="Cascadia Mono" w:cs="Cascadia Mono"/>
+                <w:sz w:val="19"/>
+                <w:szCs w:val="19"/>
+                <w:highlight w:val="white"/>
+                <w:lang w:val="en-US"/>
+              </w:rPr>
+              <w:t>audioSource.GetComponent</w:t>
+            </w:r>
+            <w:proofErr w:type="spellEnd"/>
+            <w:r>
+              <w:rPr>
+                <w:rFonts w:ascii="Cascadia Mono" w:eastAsia="Calibri" w:hAnsi="Cascadia Mono" w:cs="Cascadia Mono"/>
+                <w:sz w:val="19"/>
+                <w:szCs w:val="19"/>
+                <w:highlight w:val="white"/>
+                <w:lang w:val="en-US"/>
+              </w:rPr>
+              <w:t>&lt;</w:t>
+            </w:r>
+            <w:proofErr w:type="spellStart"/>
+            <w:r>
+              <w:rPr>
+                <w:rFonts w:ascii="Cascadia Mono" w:eastAsia="Calibri" w:hAnsi="Cascadia Mono" w:cs="Cascadia Mono"/>
+                <w:sz w:val="19"/>
+                <w:szCs w:val="19"/>
+                <w:highlight w:val="white"/>
+                <w:lang w:val="en-US"/>
+              </w:rPr>
+              <w:t>AudioSource</w:t>
+            </w:r>
+            <w:proofErr w:type="spellEnd"/>
+            <w:proofErr w:type="gramStart"/>
+            <w:r>
+              <w:rPr>
+                <w:rFonts w:ascii="Cascadia Mono" w:eastAsia="Calibri" w:hAnsi="Cascadia Mono" w:cs="Cascadia Mono"/>
+                <w:sz w:val="19"/>
+                <w:szCs w:val="19"/>
+                <w:highlight w:val="white"/>
+                <w:lang w:val="en-US"/>
+              </w:rPr>
+              <w:t>&gt;(</w:t>
+            </w:r>
+            <w:proofErr w:type="gramEnd"/>
+            <w:r>
+              <w:rPr>
+                <w:rFonts w:ascii="Cascadia Mono" w:eastAsia="Calibri" w:hAnsi="Cascadia Mono" w:cs="Cascadia Mono"/>
+                <w:sz w:val="19"/>
+                <w:szCs w:val="19"/>
+                <w:highlight w:val="white"/>
+                <w:lang w:val="en-US"/>
+              </w:rPr>
+              <w:t>);}</w:t>
+            </w:r>
+          </w:p>
+          <w:p>
+            <w:pPr>
+              <w:suppressAutoHyphens w:val="0"/>
+              <w:spacing w:after="0" w:line="240" w:lineRule="auto"/>
+              <w:rPr>
+                <w:rFonts w:ascii="Cascadia Mono" w:hAnsi="Cascadia Mono" w:cs="Cascadia Mono"/>
+                <w:sz w:val="19"/>
+                <w:szCs w:val="19"/>
+                <w:highlight w:val="white"/>
+              </w:rPr>
+            </w:pPr>
+            <w:r>
+              <w:rPr>
+                <w:rFonts w:ascii="Cascadia Mono" w:eastAsia="Calibri" w:hAnsi="Cascadia Mono" w:cs="Cascadia Mono"/>
+                <w:sz w:val="19"/>
+                <w:szCs w:val="19"/>
+                <w:highlight w:val="white"/>
+                <w:lang w:val="en-US"/>
+              </w:rPr>
+              <w:t xml:space="preserve">    }</w:t>
+            </w:r>
+          </w:p>
+          <w:p>
+            <w:pPr>
+              <w:suppressAutoHyphens w:val="0"/>
+              <w:spacing w:after="0" w:line="240" w:lineRule="auto"/>
+              <w:rPr>
+                <w:rFonts w:ascii="Cascadia Mono" w:hAnsi="Cascadia Mono" w:cs="Cascadia Mono"/>
+                <w:sz w:val="19"/>
+                <w:szCs w:val="19"/>
+                <w:highlight w:val="white"/>
+                <w:lang w:val="en-US"/>
+              </w:rPr>
+            </w:pPr>
+            <w:r>
+              <w:rPr>
+                <w:rFonts w:ascii="Cascadia Mono" w:eastAsia="Calibri" w:hAnsi="Cascadia Mono" w:cs="Cascadia Mono"/>
+                <w:sz w:val="19"/>
+                <w:szCs w:val="19"/>
+                <w:highlight w:val="white"/>
+                <w:lang w:val="en-US"/>
+              </w:rPr>
+              <w:t xml:space="preserve">    private void </w:t>
+            </w:r>
+            <w:proofErr w:type="spellStart"/>
+            <w:proofErr w:type="gramStart"/>
+            <w:r>
+              <w:rPr>
+                <w:rFonts w:ascii="Cascadia Mono" w:eastAsia="Calibri" w:hAnsi="Cascadia Mono" w:cs="Cascadia Mono"/>
+                <w:sz w:val="19"/>
+                <w:szCs w:val="19"/>
+                <w:highlight w:val="white"/>
+                <w:lang w:val="en-US"/>
+              </w:rPr>
+              <w:t>OnTriggerEnter</w:t>
+            </w:r>
+            <w:proofErr w:type="spellEnd"/>
+            <w:r>
+              <w:rPr>
+                <w:rFonts w:ascii="Cascadia Mono" w:eastAsia="Calibri" w:hAnsi="Cascadia Mono" w:cs="Cascadia Mono"/>
+                <w:sz w:val="19"/>
+                <w:szCs w:val="19"/>
+                <w:highlight w:val="white"/>
+                <w:lang w:val="en-US"/>
+              </w:rPr>
+              <w:t>(</w:t>
+            </w:r>
+            <w:proofErr w:type="gramEnd"/>
+            <w:r>
+              <w:rPr>
+                <w:rFonts w:ascii="Cascadia Mono" w:eastAsia="Calibri" w:hAnsi="Cascadia Mono" w:cs="Cascadia Mono"/>
+                <w:sz w:val="19"/>
+                <w:szCs w:val="19"/>
+                <w:highlight w:val="white"/>
+                <w:lang w:val="en-US"/>
+              </w:rPr>
+              <w:t xml:space="preserve">Collider </w:t>
+            </w:r>
+            <w:proofErr w:type="gramStart"/>
+            <w:r>
+              <w:rPr>
+                <w:rFonts w:ascii="Cascadia Mono" w:eastAsia="Calibri" w:hAnsi="Cascadia Mono" w:cs="Cascadia Mono"/>
+                <w:sz w:val="19"/>
+                <w:szCs w:val="19"/>
+                <w:highlight w:val="white"/>
+                <w:lang w:val="en-US"/>
+              </w:rPr>
+              <w:t>other){</w:t>
+            </w:r>
+            <w:proofErr w:type="gramEnd"/>
+          </w:p>
+          <w:p>
+            <w:pPr>
+              <w:suppressAutoHyphens w:val="0"/>
+              <w:spacing w:after="0" w:line="240" w:lineRule="auto"/>
+              <w:rPr>
+                <w:rFonts w:ascii="Cascadia Mono" w:hAnsi="Cascadia Mono" w:cs="Cascadia Mono"/>
+                <w:sz w:val="19"/>
+                <w:szCs w:val="19"/>
+                <w:highlight w:val="white"/>
+                <w:lang w:val="en-US"/>
+              </w:rPr>
+            </w:pPr>
+            <w:r>
+              <w:rPr>
+                <w:rFonts w:ascii="Cascadia Mono" w:eastAsia="Calibri" w:hAnsi="Cascadia Mono" w:cs="Cascadia Mono"/>
+                <w:sz w:val="19"/>
+                <w:szCs w:val="19"/>
+                <w:highlight w:val="white"/>
+                <w:lang w:val="en-US"/>
+              </w:rPr>
+              <w:t xml:space="preserve">        if </w:t>
+            </w:r>
+            <w:proofErr w:type="gramStart"/>
+            <w:r>
+              <w:rPr>
+                <w:rFonts w:ascii="Cascadia Mono" w:eastAsia="Calibri" w:hAnsi="Cascadia Mono" w:cs="Cascadia Mono"/>
+                <w:sz w:val="19"/>
+                <w:szCs w:val="19"/>
+                <w:highlight w:val="white"/>
+                <w:lang w:val="en-US"/>
+              </w:rPr>
+              <w:t>(!</w:t>
+            </w:r>
+            <w:proofErr w:type="spellStart"/>
+            <w:r>
+              <w:rPr>
+                <w:rFonts w:ascii="Cascadia Mono" w:eastAsia="Calibri" w:hAnsi="Cascadia Mono" w:cs="Cascadia Mono"/>
+                <w:sz w:val="19"/>
+                <w:szCs w:val="19"/>
+                <w:highlight w:val="white"/>
+                <w:lang w:val="en-US"/>
+              </w:rPr>
+              <w:t>enteredZone</w:t>
+            </w:r>
+            <w:proofErr w:type="spellEnd"/>
+            <w:proofErr w:type="gramEnd"/>
+            <w:r>
+              <w:rPr>
+                <w:rFonts w:ascii="Cascadia Mono" w:eastAsia="Calibri" w:hAnsi="Cascadia Mono" w:cs="Cascadia Mono"/>
+                <w:sz w:val="19"/>
+                <w:szCs w:val="19"/>
+                <w:highlight w:val="white"/>
+                <w:lang w:val="en-US"/>
+              </w:rPr>
+              <w:t>) {</w:t>
+            </w:r>
+          </w:p>
+          <w:p>
+            <w:pPr>
+              <w:suppressAutoHyphens w:val="0"/>
+              <w:spacing w:after="0" w:line="240" w:lineRule="auto"/>
+              <w:rPr>
+                <w:rFonts w:ascii="Cascadia Mono" w:hAnsi="Cascadia Mono" w:cs="Cascadia Mono"/>
+                <w:sz w:val="19"/>
+                <w:szCs w:val="19"/>
+                <w:highlight w:val="white"/>
+                <w:lang w:val="en-US"/>
+              </w:rPr>
+            </w:pPr>
+            <w:r>
+              <w:rPr>
+                <w:rFonts w:ascii="Cascadia Mono" w:eastAsia="Calibri" w:hAnsi="Cascadia Mono" w:cs="Cascadia Mono"/>
+                <w:sz w:val="19"/>
+                <w:szCs w:val="19"/>
+                <w:highlight w:val="white"/>
+                <w:lang w:val="en-US"/>
+              </w:rPr>
+              <w:t xml:space="preserve">            </w:t>
+            </w:r>
+            <w:proofErr w:type="spellStart"/>
+            <w:r>
+              <w:rPr>
+                <w:rFonts w:ascii="Cascadia Mono" w:eastAsia="Calibri" w:hAnsi="Cascadia Mono" w:cs="Cascadia Mono"/>
+                <w:sz w:val="19"/>
+                <w:szCs w:val="19"/>
+                <w:highlight w:val="white"/>
+                <w:lang w:val="en-US"/>
+              </w:rPr>
+              <w:t>audioSource.Play</w:t>
+            </w:r>
+            <w:proofErr w:type="spellEnd"/>
+            <w:r>
+              <w:rPr>
+                <w:rFonts w:ascii="Cascadia Mono" w:eastAsia="Calibri" w:hAnsi="Cascadia Mono" w:cs="Cascadia Mono"/>
+                <w:sz w:val="19"/>
+                <w:szCs w:val="19"/>
+                <w:highlight w:val="white"/>
+                <w:lang w:val="en-US"/>
+              </w:rPr>
+              <w:t>();</w:t>
+            </w:r>
+          </w:p>
+          <w:p>
+            <w:pPr>
+              <w:suppressAutoHyphens w:val="0"/>
+              <w:spacing w:after="0" w:line="240" w:lineRule="auto"/>
+              <w:rPr>
+                <w:rFonts w:ascii="Cascadia Mono" w:hAnsi="Cascadia Mono" w:cs="Cascadia Mono"/>
+                <w:sz w:val="19"/>
+                <w:szCs w:val="19"/>
+                <w:highlight w:val="white"/>
+                <w:lang w:val="en-US"/>
+              </w:rPr>
+            </w:pPr>
+            <w:r>
+              <w:rPr>
+                <w:rFonts w:ascii="Cascadia Mono" w:eastAsia="Calibri" w:hAnsi="Cascadia Mono" w:cs="Cascadia Mono"/>
+                <w:sz w:val="19"/>
+                <w:szCs w:val="19"/>
+                <w:highlight w:val="white"/>
+                <w:lang w:val="en-US"/>
+              </w:rPr>
+              <w:t xml:space="preserve">            </w:t>
+            </w:r>
+            <w:proofErr w:type="spellStart"/>
+            <w:r>
+              <w:rPr>
+                <w:rFonts w:ascii="Cascadia Mono" w:eastAsia="Calibri" w:hAnsi="Cascadia Mono" w:cs="Cascadia Mono"/>
+                <w:sz w:val="19"/>
+                <w:szCs w:val="19"/>
+                <w:highlight w:val="white"/>
+                <w:lang w:val="en-US"/>
+              </w:rPr>
+              <w:t>enteredZone</w:t>
+            </w:r>
+            <w:proofErr w:type="spellEnd"/>
+            <w:r>
+              <w:rPr>
+                <w:rFonts w:ascii="Cascadia Mono" w:eastAsia="Calibri" w:hAnsi="Cascadia Mono" w:cs="Cascadia Mono"/>
+                <w:sz w:val="19"/>
+                <w:szCs w:val="19"/>
+                <w:highlight w:val="white"/>
+                <w:lang w:val="en-US"/>
+              </w:rPr>
+              <w:t xml:space="preserve"> = true;}}</w:t>
+            </w:r>
+          </w:p>
+        </w:tc>
+      </w:tr>
+    </w:tbl>
     <w:p>
       <w:pPr>
         <w:pStyle w:val="a"/>
-      </w:pPr>
-      <w:r>
-        <w:t>Скрипт, отвечающий за механики врага, представлен в листинге 8.2.</w:t>
-      </w:r>
-    </w:p>
-    <w:p>
-      <w:pPr>
-        <w:pStyle w:val="a"/>
-      </w:pPr>
-      <w:r>
-        <w:t>Далее при помощи метода «</w:t>
-      </w:r>
-      <w:proofErr w:type="spellStart"/>
-      <w:r>
-        <w:t>OnTriggerEnter</w:t>
-      </w:r>
-      <w:proofErr w:type="spellEnd"/>
-      <w:r>
-        <w:t>» и невидимого объекта-триггера была реализована механика проигрывания предупреждающего звука, когда игрок входит на определенный участок локации – территорию, которую будет патрулировать враг.</w:t>
-      </w:r>
-    </w:p>
-    <w:p>
-      <w:pPr>
-        <w:pStyle w:val="a"/>
-      </w:pPr>
-      <w:r>
-        <w:t xml:space="preserve">Скрипт, отвечающий за механику проигрывания звука, представлен в листинге 8.3. </w:t>
+        <w:spacing w:before="120"/>
+        <w:ind w:firstLine="0"/>
+        <w:jc w:val="center"/>
+      </w:pPr>
+      <w:r>
+        <w:t>Листинг кода 8.3</w:t>
+      </w:r>
+      <w:r>
+        <w:t>.</w:t>
+      </w:r>
+      <w:r>
+        <w:t xml:space="preserve"> Скрипт </w:t>
+      </w:r>
+      <w:r>
+        <w:rPr>
+          <w:lang w:val="en-US"/>
+        </w:rPr>
+        <w:t>Zone</w:t>
+      </w:r>
+      <w:r>
+        <w:t xml:space="preserve"> </w:t>
+      </w:r>
+      <w:r>
+        <w:t>для реализации проигрывания звука в особой зоне</w:t>
       </w:r>
     </w:p>
     <w:p>
@@ -1862,18 +3878,6 @@
     </w:p>
     <w:p>
       <w:pPr>
-        <w:suppressAutoHyphens w:val="0"/>
-        <w:spacing w:after="0" w:line="240" w:lineRule="auto"/>
-        <w:jc w:val="center"/>
-        <w:rPr>
-          <w:rFonts w:ascii="Times New Roman" w:hAnsi="Times New Roman"/>
-          <w:sz w:val="28"/>
-          <w:szCs w:val="28"/>
-        </w:rPr>
-      </w:pPr>
-    </w:p>
-    <w:p>
-      <w:pPr>
         <w:pStyle w:val="a"/>
         <w:ind w:firstLine="0"/>
         <w:jc w:val="center"/>
@@ -1932,9 +3936,6 @@
         <w:t>Рисунок 8.</w:t>
       </w:r>
       <w:r>
-        <w:rPr>
-          <w:lang w:val="en-US"/>
-        </w:rPr>
         <w:t>3</w:t>
       </w:r>
       <w:r>
@@ -1982,7 +3983,7 @@
           <w:noProof/>
         </w:rPr>
         <w:drawing>
-          <wp:inline distT="0" distB="0" distL="0" distR="0" wp14:anchorId="70DFF9EE" wp14:editId="2CC268A4">
+          <wp:inline distT="0" distB="0" distL="0" distR="0" wp14:anchorId="70DFF9EE" wp14:editId="0A127BC4">
             <wp:extent cx="4966138" cy="2793300"/>
             <wp:effectExtent l="0" t="0" r="6350" b="7620"/>
             <wp:docPr id="5" name="Рисунок 5"/>
@@ -2056,7 +4057,7 @@
           <w:noProof/>
         </w:rPr>
         <w:drawing>
-          <wp:inline distT="0" distB="0" distL="0" distR="0" wp14:anchorId="335388BA" wp14:editId="4E2CEE65">
+          <wp:inline distT="0" distB="0" distL="0" distR="0" wp14:anchorId="335388BA" wp14:editId="34C1CE42">
             <wp:extent cx="4871544" cy="2740094"/>
             <wp:effectExtent l="0" t="0" r="5715" b="3175"/>
             <wp:docPr id="6" name="Рисунок 6"/>
@@ -2106,2219 +4107,6 @@
       </w:pPr>
       <w:r>
         <w:t>Рисунок 8.4. Разрушение врага при радении его уровня здоровья до 0</w:t>
-      </w:r>
-    </w:p>
-    <w:p>
-      <w:pPr>
-        <w:suppressAutoHyphens w:val="0"/>
-        <w:spacing w:after="0" w:line="240" w:lineRule="auto"/>
-        <w:ind w:firstLine="709"/>
-        <w:rPr>
-          <w:rFonts w:ascii="Times New Roman" w:hAnsi="Times New Roman"/>
-          <w:sz w:val="28"/>
-          <w:szCs w:val="28"/>
-        </w:rPr>
-      </w:pPr>
-    </w:p>
-    <w:tbl>
-      <w:tblPr>
-        <w:tblStyle w:val="TableGrid"/>
-        <w:tblW w:w="9331" w:type="dxa"/>
-        <w:tblLayout w:type="fixed"/>
-        <w:tblLook w:val="04A0" w:firstRow="1" w:lastRow="0" w:firstColumn="1" w:lastColumn="0" w:noHBand="0" w:noVBand="1"/>
-      </w:tblPr>
-      <w:tblGrid>
-        <w:gridCol w:w="9331"/>
-      </w:tblGrid>
-      <w:tr>
-        <w:trPr>
-          <w:trHeight w:val="1467"/>
-        </w:trPr>
-        <w:tc>
-          <w:tcPr>
-            <w:tcW w:w="9331" w:type="dxa"/>
-          </w:tcPr>
-          <w:p>
-            <w:pPr>
-              <w:suppressAutoHyphens w:val="0"/>
-              <w:spacing w:after="0" w:line="240" w:lineRule="auto"/>
-              <w:rPr>
-                <w:rFonts w:ascii="Cascadia Mono" w:hAnsi="Cascadia Mono" w:cs="Cascadia Mono"/>
-                <w:sz w:val="19"/>
-                <w:szCs w:val="19"/>
-                <w:highlight w:val="white"/>
-                <w:lang w:val="en-US"/>
-              </w:rPr>
-            </w:pPr>
-            <w:r>
-              <w:rPr>
-                <w:rFonts w:ascii="Cascadia Mono" w:eastAsia="Calibri" w:hAnsi="Cascadia Mono" w:cs="Cascadia Mono"/>
-                <w:sz w:val="19"/>
-                <w:szCs w:val="19"/>
-                <w:highlight w:val="white"/>
-                <w:lang w:val="en-US"/>
-              </w:rPr>
-              <w:t xml:space="preserve">using </w:t>
-            </w:r>
-            <w:proofErr w:type="spellStart"/>
-            <w:r>
-              <w:rPr>
-                <w:rFonts w:ascii="Cascadia Mono" w:eastAsia="Calibri" w:hAnsi="Cascadia Mono" w:cs="Cascadia Mono"/>
-                <w:sz w:val="19"/>
-                <w:szCs w:val="19"/>
-                <w:highlight w:val="white"/>
-                <w:lang w:val="en-US"/>
-              </w:rPr>
-              <w:t>UnityEngine</w:t>
-            </w:r>
-            <w:proofErr w:type="spellEnd"/>
-            <w:r>
-              <w:rPr>
-                <w:rFonts w:ascii="Cascadia Mono" w:eastAsia="Calibri" w:hAnsi="Cascadia Mono" w:cs="Cascadia Mono"/>
-                <w:sz w:val="19"/>
-                <w:szCs w:val="19"/>
-                <w:highlight w:val="white"/>
-                <w:lang w:val="en-US"/>
-              </w:rPr>
-              <w:t>;</w:t>
-            </w:r>
-          </w:p>
-          <w:p>
-            <w:pPr>
-              <w:suppressAutoHyphens w:val="0"/>
-              <w:spacing w:after="0" w:line="240" w:lineRule="auto"/>
-              <w:rPr>
-                <w:rFonts w:ascii="Cascadia Mono" w:hAnsi="Cascadia Mono" w:cs="Cascadia Mono"/>
-                <w:sz w:val="19"/>
-                <w:szCs w:val="19"/>
-                <w:highlight w:val="white"/>
-                <w:lang w:val="en-US"/>
-              </w:rPr>
-            </w:pPr>
-            <w:r>
-              <w:rPr>
-                <w:rFonts w:ascii="Cascadia Mono" w:eastAsia="Calibri" w:hAnsi="Cascadia Mono" w:cs="Cascadia Mono"/>
-                <w:sz w:val="19"/>
-                <w:szCs w:val="19"/>
-                <w:highlight w:val="white"/>
-                <w:lang w:val="en-US"/>
-              </w:rPr>
-              <w:t xml:space="preserve">public class </w:t>
-            </w:r>
-            <w:proofErr w:type="gramStart"/>
-            <w:r>
-              <w:rPr>
-                <w:rFonts w:ascii="Cascadia Mono" w:eastAsia="Calibri" w:hAnsi="Cascadia Mono" w:cs="Cascadia Mono"/>
-                <w:sz w:val="19"/>
-                <w:szCs w:val="19"/>
-                <w:highlight w:val="white"/>
-                <w:lang w:val="en-US"/>
-              </w:rPr>
-              <w:t>Weapon :</w:t>
-            </w:r>
-            <w:proofErr w:type="gramEnd"/>
-            <w:r>
-              <w:rPr>
-                <w:rFonts w:ascii="Cascadia Mono" w:eastAsia="Calibri" w:hAnsi="Cascadia Mono" w:cs="Cascadia Mono"/>
-                <w:sz w:val="19"/>
-                <w:szCs w:val="19"/>
-                <w:highlight w:val="white"/>
-                <w:lang w:val="en-US"/>
-              </w:rPr>
-              <w:t xml:space="preserve"> </w:t>
-            </w:r>
-            <w:proofErr w:type="spellStart"/>
-            <w:proofErr w:type="gramStart"/>
-            <w:r>
-              <w:rPr>
-                <w:rFonts w:ascii="Cascadia Mono" w:eastAsia="Calibri" w:hAnsi="Cascadia Mono" w:cs="Cascadia Mono"/>
-                <w:sz w:val="19"/>
-                <w:szCs w:val="19"/>
-                <w:highlight w:val="white"/>
-                <w:lang w:val="en-US"/>
-              </w:rPr>
-              <w:t>MonoBehaviour</w:t>
-            </w:r>
-            <w:proofErr w:type="spellEnd"/>
-            <w:r>
-              <w:rPr>
-                <w:rFonts w:ascii="Cascadia Mono" w:eastAsia="Calibri" w:hAnsi="Cascadia Mono" w:cs="Cascadia Mono"/>
-                <w:sz w:val="19"/>
-                <w:szCs w:val="19"/>
-                <w:highlight w:val="white"/>
-                <w:lang w:val="en-US"/>
-              </w:rPr>
-              <w:t>{</w:t>
-            </w:r>
-            <w:proofErr w:type="gramEnd"/>
-          </w:p>
-          <w:p>
-            <w:pPr>
-              <w:suppressAutoHyphens w:val="0"/>
-              <w:spacing w:after="0" w:line="240" w:lineRule="auto"/>
-              <w:rPr>
-                <w:rFonts w:ascii="Cascadia Mono" w:hAnsi="Cascadia Mono" w:cs="Cascadia Mono"/>
-                <w:sz w:val="19"/>
-                <w:szCs w:val="19"/>
-                <w:highlight w:val="white"/>
-                <w:lang w:val="en-US"/>
-              </w:rPr>
-            </w:pPr>
-            <w:r>
-              <w:rPr>
-                <w:rFonts w:ascii="Cascadia Mono" w:eastAsia="Calibri" w:hAnsi="Cascadia Mono" w:cs="Cascadia Mono"/>
-                <w:sz w:val="19"/>
-                <w:szCs w:val="19"/>
-                <w:highlight w:val="white"/>
-                <w:lang w:val="en-US"/>
-              </w:rPr>
-              <w:t xml:space="preserve">    private int dmg = 10;</w:t>
-            </w:r>
-          </w:p>
-          <w:p>
-            <w:pPr>
-              <w:suppressAutoHyphens w:val="0"/>
-              <w:spacing w:after="0" w:line="240" w:lineRule="auto"/>
-              <w:rPr>
-                <w:rFonts w:ascii="Cascadia Mono" w:hAnsi="Cascadia Mono" w:cs="Cascadia Mono"/>
-                <w:sz w:val="19"/>
-                <w:szCs w:val="19"/>
-                <w:highlight w:val="white"/>
-                <w:lang w:val="en-US"/>
-              </w:rPr>
-            </w:pPr>
-            <w:r>
-              <w:rPr>
-                <w:rFonts w:ascii="Cascadia Mono" w:eastAsia="Calibri" w:hAnsi="Cascadia Mono" w:cs="Cascadia Mono"/>
-                <w:sz w:val="19"/>
-                <w:szCs w:val="19"/>
-                <w:highlight w:val="white"/>
-                <w:lang w:val="en-US"/>
-              </w:rPr>
-              <w:t xml:space="preserve">    public int </w:t>
-            </w:r>
-            <w:proofErr w:type="gramStart"/>
-            <w:r>
-              <w:rPr>
-                <w:rFonts w:ascii="Cascadia Mono" w:eastAsia="Calibri" w:hAnsi="Cascadia Mono" w:cs="Cascadia Mono"/>
-                <w:sz w:val="19"/>
-                <w:szCs w:val="19"/>
-                <w:highlight w:val="white"/>
-                <w:lang w:val="en-US"/>
-              </w:rPr>
-              <w:t>Dmg{</w:t>
-            </w:r>
-            <w:proofErr w:type="gramEnd"/>
-          </w:p>
-          <w:p>
-            <w:pPr>
-              <w:suppressAutoHyphens w:val="0"/>
-              <w:spacing w:after="0" w:line="240" w:lineRule="auto"/>
-              <w:rPr>
-                <w:rFonts w:ascii="Cascadia Mono" w:hAnsi="Cascadia Mono" w:cs="Cascadia Mono"/>
-                <w:sz w:val="19"/>
-                <w:szCs w:val="19"/>
-                <w:highlight w:val="white"/>
-                <w:lang w:val="en-US"/>
-              </w:rPr>
-            </w:pPr>
-            <w:r>
-              <w:rPr>
-                <w:rFonts w:ascii="Cascadia Mono" w:eastAsia="Calibri" w:hAnsi="Cascadia Mono" w:cs="Cascadia Mono"/>
-                <w:sz w:val="19"/>
-                <w:szCs w:val="19"/>
-                <w:highlight w:val="white"/>
-                <w:lang w:val="en-US"/>
-              </w:rPr>
-              <w:t xml:space="preserve">        get </w:t>
-            </w:r>
-            <w:proofErr w:type="gramStart"/>
-            <w:r>
-              <w:rPr>
-                <w:rFonts w:ascii="Cascadia Mono" w:eastAsia="Calibri" w:hAnsi="Cascadia Mono" w:cs="Cascadia Mono"/>
-                <w:sz w:val="19"/>
-                <w:szCs w:val="19"/>
-                <w:highlight w:val="white"/>
-                <w:lang w:val="en-US"/>
-              </w:rPr>
-              <w:t>{ return</w:t>
-            </w:r>
-            <w:proofErr w:type="gramEnd"/>
-            <w:r>
-              <w:rPr>
-                <w:rFonts w:ascii="Cascadia Mono" w:eastAsia="Calibri" w:hAnsi="Cascadia Mono" w:cs="Cascadia Mono"/>
-                <w:sz w:val="19"/>
-                <w:szCs w:val="19"/>
-                <w:highlight w:val="white"/>
-                <w:lang w:val="en-US"/>
-              </w:rPr>
-              <w:t xml:space="preserve"> dmg; }}}</w:t>
-            </w:r>
-          </w:p>
-        </w:tc>
-      </w:tr>
-    </w:tbl>
-    <w:p>
-      <w:pPr>
-        <w:suppressAutoHyphens w:val="0"/>
-        <w:spacing w:before="120" w:after="0" w:line="240" w:lineRule="auto"/>
-        <w:jc w:val="center"/>
-        <w:rPr>
-          <w:rFonts w:ascii="Times New Roman" w:hAnsi="Times New Roman"/>
-          <w:sz w:val="28"/>
-          <w:szCs w:val="28"/>
-        </w:rPr>
-      </w:pPr>
-      <w:r>
-        <w:rPr>
-          <w:rFonts w:ascii="Times New Roman" w:hAnsi="Times New Roman"/>
-          <w:sz w:val="28"/>
-          <w:szCs w:val="28"/>
-        </w:rPr>
-        <w:t xml:space="preserve">Листинг кода 8.1 </w:t>
-      </w:r>
-      <w:r>
-        <w:rPr>
-          <w:rFonts w:ascii="Times New Roman" w:hAnsi="Times New Roman"/>
-          <w:sz w:val="28"/>
-          <w:szCs w:val="28"/>
-        </w:rPr>
-        <w:t xml:space="preserve">Скрипт </w:t>
-      </w:r>
-      <w:r>
-        <w:rPr>
-          <w:rFonts w:ascii="Times New Roman" w:hAnsi="Times New Roman"/>
-          <w:sz w:val="28"/>
-          <w:szCs w:val="28"/>
-          <w:lang w:val="en-US"/>
-        </w:rPr>
-        <w:t>Weapon</w:t>
-      </w:r>
-      <w:r>
-        <w:rPr>
-          <w:rFonts w:ascii="Times New Roman" w:hAnsi="Times New Roman"/>
-          <w:sz w:val="28"/>
-          <w:szCs w:val="28"/>
-        </w:rPr>
-        <w:t xml:space="preserve"> </w:t>
-      </w:r>
-      <w:r>
-        <w:rPr>
-          <w:rFonts w:ascii="Times New Roman" w:hAnsi="Times New Roman"/>
-          <w:sz w:val="28"/>
-          <w:szCs w:val="28"/>
-        </w:rPr>
-        <w:t>для реализации механик о</w:t>
-      </w:r>
-      <w:r>
-        <w:rPr>
-          <w:rFonts w:ascii="Times New Roman" w:hAnsi="Times New Roman"/>
-          <w:sz w:val="28"/>
-          <w:szCs w:val="28"/>
-        </w:rPr>
-        <w:t>ружи</w:t>
-      </w:r>
-      <w:r>
-        <w:rPr>
-          <w:rFonts w:ascii="Times New Roman" w:hAnsi="Times New Roman"/>
-          <w:sz w:val="28"/>
-          <w:szCs w:val="28"/>
-        </w:rPr>
-        <w:t>я</w:t>
-      </w:r>
-    </w:p>
-    <w:tbl>
-      <w:tblPr>
-        <w:tblStyle w:val="TableGrid"/>
-        <w:tblW w:w="9348" w:type="dxa"/>
-        <w:tblLayout w:type="fixed"/>
-        <w:tblLook w:val="04A0" w:firstRow="1" w:lastRow="0" w:firstColumn="1" w:lastColumn="0" w:noHBand="0" w:noVBand="1"/>
-      </w:tblPr>
-      <w:tblGrid>
-        <w:gridCol w:w="9348"/>
-      </w:tblGrid>
-      <w:tr>
-        <w:trPr>
-          <w:trHeight w:val="5309"/>
-        </w:trPr>
-        <w:tc>
-          <w:tcPr>
-            <w:tcW w:w="9348" w:type="dxa"/>
-          </w:tcPr>
-          <w:p>
-            <w:pPr>
-              <w:suppressAutoHyphens w:val="0"/>
-              <w:spacing w:after="0" w:line="240" w:lineRule="auto"/>
-              <w:rPr>
-                <w:rFonts w:ascii="Cascadia Mono" w:hAnsi="Cascadia Mono" w:cs="Cascadia Mono"/>
-                <w:sz w:val="19"/>
-                <w:szCs w:val="19"/>
-                <w:highlight w:val="white"/>
-                <w:lang w:val="en-US"/>
-              </w:rPr>
-            </w:pPr>
-            <w:r>
-              <w:rPr>
-                <w:rFonts w:ascii="Cascadia Mono" w:eastAsia="Calibri" w:hAnsi="Cascadia Mono" w:cs="Cascadia Mono"/>
-                <w:sz w:val="19"/>
-                <w:szCs w:val="19"/>
-                <w:highlight w:val="white"/>
-                <w:lang w:val="en-US"/>
-              </w:rPr>
-              <w:lastRenderedPageBreak/>
-              <w:t xml:space="preserve">using </w:t>
-            </w:r>
-            <w:proofErr w:type="spellStart"/>
-            <w:proofErr w:type="gramStart"/>
-            <w:r>
-              <w:rPr>
-                <w:rFonts w:ascii="Cascadia Mono" w:eastAsia="Calibri" w:hAnsi="Cascadia Mono" w:cs="Cascadia Mono"/>
-                <w:sz w:val="19"/>
-                <w:szCs w:val="19"/>
-                <w:highlight w:val="white"/>
-                <w:lang w:val="en-US"/>
-              </w:rPr>
-              <w:t>System.Text.RegularExpressions</w:t>
-            </w:r>
-            <w:proofErr w:type="spellEnd"/>
-            <w:proofErr w:type="gramEnd"/>
-            <w:r>
-              <w:rPr>
-                <w:rFonts w:ascii="Cascadia Mono" w:eastAsia="Calibri" w:hAnsi="Cascadia Mono" w:cs="Cascadia Mono"/>
-                <w:sz w:val="19"/>
-                <w:szCs w:val="19"/>
-                <w:highlight w:val="white"/>
-                <w:lang w:val="en-US"/>
-              </w:rPr>
-              <w:t>;</w:t>
-            </w:r>
-          </w:p>
-          <w:p>
-            <w:pPr>
-              <w:suppressAutoHyphens w:val="0"/>
-              <w:spacing w:after="0" w:line="240" w:lineRule="auto"/>
-              <w:rPr>
-                <w:rFonts w:ascii="Cascadia Mono" w:hAnsi="Cascadia Mono" w:cs="Cascadia Mono"/>
-                <w:sz w:val="19"/>
-                <w:szCs w:val="19"/>
-                <w:highlight w:val="white"/>
-                <w:lang w:val="en-US"/>
-              </w:rPr>
-            </w:pPr>
-            <w:r>
-              <w:rPr>
-                <w:rFonts w:ascii="Cascadia Mono" w:eastAsia="Calibri" w:hAnsi="Cascadia Mono" w:cs="Cascadia Mono"/>
-                <w:sz w:val="19"/>
-                <w:szCs w:val="19"/>
-                <w:highlight w:val="white"/>
-                <w:lang w:val="en-US"/>
-              </w:rPr>
-              <w:t xml:space="preserve">using </w:t>
-            </w:r>
-            <w:proofErr w:type="spellStart"/>
-            <w:r>
-              <w:rPr>
-                <w:rFonts w:ascii="Cascadia Mono" w:eastAsia="Calibri" w:hAnsi="Cascadia Mono" w:cs="Cascadia Mono"/>
-                <w:sz w:val="19"/>
-                <w:szCs w:val="19"/>
-                <w:highlight w:val="white"/>
-                <w:lang w:val="en-US"/>
-              </w:rPr>
-              <w:t>Unity.VisualScripting</w:t>
-            </w:r>
-            <w:proofErr w:type="spellEnd"/>
-            <w:r>
-              <w:rPr>
-                <w:rFonts w:ascii="Cascadia Mono" w:eastAsia="Calibri" w:hAnsi="Cascadia Mono" w:cs="Cascadia Mono"/>
-                <w:sz w:val="19"/>
-                <w:szCs w:val="19"/>
-                <w:highlight w:val="white"/>
-                <w:lang w:val="en-US"/>
-              </w:rPr>
-              <w:t>;</w:t>
-            </w:r>
-          </w:p>
-          <w:p>
-            <w:pPr>
-              <w:suppressAutoHyphens w:val="0"/>
-              <w:spacing w:after="0" w:line="240" w:lineRule="auto"/>
-              <w:rPr>
-                <w:rFonts w:ascii="Cascadia Mono" w:hAnsi="Cascadia Mono" w:cs="Cascadia Mono"/>
-                <w:sz w:val="19"/>
-                <w:szCs w:val="19"/>
-                <w:highlight w:val="white"/>
-                <w:lang w:val="en-US"/>
-              </w:rPr>
-            </w:pPr>
-            <w:r>
-              <w:rPr>
-                <w:rFonts w:ascii="Cascadia Mono" w:eastAsia="Calibri" w:hAnsi="Cascadia Mono" w:cs="Cascadia Mono"/>
-                <w:sz w:val="19"/>
-                <w:szCs w:val="19"/>
-                <w:highlight w:val="white"/>
-                <w:lang w:val="en-US"/>
-              </w:rPr>
-              <w:t xml:space="preserve">using </w:t>
-            </w:r>
-            <w:proofErr w:type="spellStart"/>
-            <w:r>
-              <w:rPr>
-                <w:rFonts w:ascii="Cascadia Mono" w:eastAsia="Calibri" w:hAnsi="Cascadia Mono" w:cs="Cascadia Mono"/>
-                <w:sz w:val="19"/>
-                <w:szCs w:val="19"/>
-                <w:highlight w:val="white"/>
-                <w:lang w:val="en-US"/>
-              </w:rPr>
-              <w:t>UnityEngine</w:t>
-            </w:r>
-            <w:proofErr w:type="spellEnd"/>
-            <w:r>
-              <w:rPr>
-                <w:rFonts w:ascii="Cascadia Mono" w:eastAsia="Calibri" w:hAnsi="Cascadia Mono" w:cs="Cascadia Mono"/>
-                <w:sz w:val="19"/>
-                <w:szCs w:val="19"/>
-                <w:highlight w:val="white"/>
-                <w:lang w:val="en-US"/>
-              </w:rPr>
-              <w:t>;</w:t>
-            </w:r>
-          </w:p>
-          <w:p>
-            <w:pPr>
-              <w:suppressAutoHyphens w:val="0"/>
-              <w:spacing w:after="0" w:line="240" w:lineRule="auto"/>
-              <w:rPr>
-                <w:rFonts w:ascii="Cascadia Mono" w:hAnsi="Cascadia Mono" w:cs="Cascadia Mono"/>
-                <w:sz w:val="19"/>
-                <w:szCs w:val="19"/>
-                <w:highlight w:val="white"/>
-                <w:lang w:val="en-US"/>
-              </w:rPr>
-            </w:pPr>
-          </w:p>
-          <w:p>
-            <w:pPr>
-              <w:suppressAutoHyphens w:val="0"/>
-              <w:spacing w:after="0" w:line="240" w:lineRule="auto"/>
-              <w:rPr>
-                <w:rFonts w:ascii="Cascadia Mono" w:hAnsi="Cascadia Mono" w:cs="Cascadia Mono"/>
-                <w:sz w:val="19"/>
-                <w:szCs w:val="19"/>
-                <w:highlight w:val="white"/>
-                <w:lang w:val="en-US"/>
-              </w:rPr>
-            </w:pPr>
-            <w:r>
-              <w:rPr>
-                <w:rFonts w:ascii="Cascadia Mono" w:eastAsia="Calibri" w:hAnsi="Cascadia Mono" w:cs="Cascadia Mono"/>
-                <w:sz w:val="19"/>
-                <w:szCs w:val="19"/>
-                <w:highlight w:val="white"/>
-                <w:lang w:val="en-US"/>
-              </w:rPr>
-              <w:t xml:space="preserve">public class </w:t>
-            </w:r>
-            <w:proofErr w:type="gramStart"/>
-            <w:r>
-              <w:rPr>
-                <w:rFonts w:ascii="Cascadia Mono" w:eastAsia="Calibri" w:hAnsi="Cascadia Mono" w:cs="Cascadia Mono"/>
-                <w:sz w:val="19"/>
-                <w:szCs w:val="19"/>
-                <w:highlight w:val="white"/>
-                <w:lang w:val="en-US"/>
-              </w:rPr>
-              <w:t>Creature :</w:t>
-            </w:r>
-            <w:proofErr w:type="gramEnd"/>
-            <w:r>
-              <w:rPr>
-                <w:rFonts w:ascii="Cascadia Mono" w:eastAsia="Calibri" w:hAnsi="Cascadia Mono" w:cs="Cascadia Mono"/>
-                <w:sz w:val="19"/>
-                <w:szCs w:val="19"/>
-                <w:highlight w:val="white"/>
-                <w:lang w:val="en-US"/>
-              </w:rPr>
-              <w:t xml:space="preserve"> </w:t>
-            </w:r>
-            <w:proofErr w:type="spellStart"/>
-            <w:r>
-              <w:rPr>
-                <w:rFonts w:ascii="Cascadia Mono" w:eastAsia="Calibri" w:hAnsi="Cascadia Mono" w:cs="Cascadia Mono"/>
-                <w:sz w:val="19"/>
-                <w:szCs w:val="19"/>
-                <w:highlight w:val="white"/>
-                <w:lang w:val="en-US"/>
-              </w:rPr>
-              <w:t>MonoBehaviour</w:t>
-            </w:r>
-            <w:proofErr w:type="spellEnd"/>
-          </w:p>
-          <w:p>
-            <w:pPr>
-              <w:suppressAutoHyphens w:val="0"/>
-              <w:spacing w:after="0" w:line="240" w:lineRule="auto"/>
-              <w:rPr>
-                <w:rFonts w:ascii="Cascadia Mono" w:hAnsi="Cascadia Mono" w:cs="Cascadia Mono"/>
-                <w:sz w:val="19"/>
-                <w:szCs w:val="19"/>
-                <w:highlight w:val="white"/>
-                <w:lang w:val="en-US"/>
-              </w:rPr>
-            </w:pPr>
-            <w:r>
-              <w:rPr>
-                <w:rFonts w:ascii="Cascadia Mono" w:eastAsia="Calibri" w:hAnsi="Cascadia Mono" w:cs="Cascadia Mono"/>
-                <w:sz w:val="19"/>
-                <w:szCs w:val="19"/>
-                <w:highlight w:val="white"/>
-                <w:lang w:val="en-US"/>
-              </w:rPr>
-              <w:t>{</w:t>
-            </w:r>
-          </w:p>
-          <w:p>
-            <w:pPr>
-              <w:suppressAutoHyphens w:val="0"/>
-              <w:spacing w:after="0" w:line="240" w:lineRule="auto"/>
-              <w:rPr>
-                <w:rFonts w:ascii="Cascadia Mono" w:hAnsi="Cascadia Mono" w:cs="Cascadia Mono"/>
-                <w:sz w:val="19"/>
-                <w:szCs w:val="19"/>
-                <w:highlight w:val="white"/>
-                <w:lang w:val="en-US"/>
-              </w:rPr>
-            </w:pPr>
-            <w:r>
-              <w:rPr>
-                <w:rFonts w:ascii="Cascadia Mono" w:eastAsia="Calibri" w:hAnsi="Cascadia Mono" w:cs="Cascadia Mono"/>
-                <w:sz w:val="19"/>
-                <w:szCs w:val="19"/>
-                <w:highlight w:val="white"/>
-                <w:lang w:val="en-US"/>
-              </w:rPr>
-              <w:t xml:space="preserve">    int hp = 100;</w:t>
-            </w:r>
-          </w:p>
-          <w:p>
-            <w:pPr>
-              <w:suppressAutoHyphens w:val="0"/>
-              <w:spacing w:after="0" w:line="240" w:lineRule="auto"/>
-              <w:rPr>
-                <w:rFonts w:ascii="Cascadia Mono" w:hAnsi="Cascadia Mono" w:cs="Cascadia Mono"/>
-                <w:sz w:val="19"/>
-                <w:szCs w:val="19"/>
-                <w:highlight w:val="white"/>
-                <w:lang w:val="en-US"/>
-              </w:rPr>
-            </w:pPr>
-          </w:p>
-          <w:p>
-            <w:pPr>
-              <w:suppressAutoHyphens w:val="0"/>
-              <w:spacing w:after="0" w:line="240" w:lineRule="auto"/>
-              <w:rPr>
-                <w:rFonts w:ascii="Cascadia Mono" w:hAnsi="Cascadia Mono" w:cs="Cascadia Mono"/>
-                <w:sz w:val="19"/>
-                <w:szCs w:val="19"/>
-                <w:highlight w:val="white"/>
-                <w:lang w:val="en-US"/>
-              </w:rPr>
-            </w:pPr>
-            <w:r>
-              <w:rPr>
-                <w:rFonts w:ascii="Cascadia Mono" w:eastAsia="Calibri" w:hAnsi="Cascadia Mono" w:cs="Cascadia Mono"/>
-                <w:sz w:val="19"/>
-                <w:szCs w:val="19"/>
-                <w:highlight w:val="white"/>
-                <w:lang w:val="en-US"/>
-              </w:rPr>
-              <w:t xml:space="preserve">    private void </w:t>
-            </w:r>
-            <w:proofErr w:type="spellStart"/>
-            <w:proofErr w:type="gramStart"/>
-            <w:r>
-              <w:rPr>
-                <w:rFonts w:ascii="Cascadia Mono" w:eastAsia="Calibri" w:hAnsi="Cascadia Mono" w:cs="Cascadia Mono"/>
-                <w:sz w:val="19"/>
-                <w:szCs w:val="19"/>
-                <w:highlight w:val="white"/>
-                <w:lang w:val="en-US"/>
-              </w:rPr>
-              <w:t>OnCollisionEnter</w:t>
-            </w:r>
-            <w:proofErr w:type="spellEnd"/>
-            <w:r>
-              <w:rPr>
-                <w:rFonts w:ascii="Cascadia Mono" w:eastAsia="Calibri" w:hAnsi="Cascadia Mono" w:cs="Cascadia Mono"/>
-                <w:sz w:val="19"/>
-                <w:szCs w:val="19"/>
-                <w:highlight w:val="white"/>
-                <w:lang w:val="en-US"/>
-              </w:rPr>
-              <w:t>(</w:t>
-            </w:r>
-            <w:proofErr w:type="gramEnd"/>
-            <w:r>
-              <w:rPr>
-                <w:rFonts w:ascii="Cascadia Mono" w:eastAsia="Calibri" w:hAnsi="Cascadia Mono" w:cs="Cascadia Mono"/>
-                <w:sz w:val="19"/>
-                <w:szCs w:val="19"/>
-                <w:highlight w:val="white"/>
-                <w:lang w:val="en-US"/>
-              </w:rPr>
-              <w:t xml:space="preserve">Collision </w:t>
-            </w:r>
-            <w:proofErr w:type="gramStart"/>
-            <w:r>
-              <w:rPr>
-                <w:rFonts w:ascii="Cascadia Mono" w:eastAsia="Calibri" w:hAnsi="Cascadia Mono" w:cs="Cascadia Mono"/>
-                <w:sz w:val="19"/>
-                <w:szCs w:val="19"/>
-                <w:highlight w:val="white"/>
-                <w:lang w:val="en-US"/>
-              </w:rPr>
-              <w:t>collision){</w:t>
-            </w:r>
-            <w:proofErr w:type="gramEnd"/>
-          </w:p>
-          <w:p>
-            <w:pPr>
-              <w:suppressAutoHyphens w:val="0"/>
-              <w:spacing w:after="0" w:line="240" w:lineRule="auto"/>
-              <w:rPr>
-                <w:rFonts w:ascii="Cascadia Mono" w:hAnsi="Cascadia Mono" w:cs="Cascadia Mono"/>
-                <w:sz w:val="19"/>
-                <w:szCs w:val="19"/>
-                <w:highlight w:val="white"/>
-                <w:lang w:val="en-US"/>
-              </w:rPr>
-            </w:pPr>
-            <w:r>
-              <w:rPr>
-                <w:rFonts w:ascii="Cascadia Mono" w:eastAsia="Calibri" w:hAnsi="Cascadia Mono" w:cs="Cascadia Mono"/>
-                <w:sz w:val="19"/>
-                <w:szCs w:val="19"/>
-                <w:highlight w:val="white"/>
-                <w:lang w:val="en-US"/>
-              </w:rPr>
-              <w:t xml:space="preserve">        if (</w:t>
-            </w:r>
-            <w:proofErr w:type="spellStart"/>
-            <w:proofErr w:type="gramStart"/>
-            <w:r>
-              <w:rPr>
-                <w:rFonts w:ascii="Cascadia Mono" w:eastAsia="Calibri" w:hAnsi="Cascadia Mono" w:cs="Cascadia Mono"/>
-                <w:sz w:val="19"/>
-                <w:szCs w:val="19"/>
-                <w:highlight w:val="white"/>
-                <w:lang w:val="en-US"/>
-              </w:rPr>
-              <w:t>collision.gameObject.TryGetComponent</w:t>
-            </w:r>
-            <w:proofErr w:type="spellEnd"/>
-            <w:proofErr w:type="gramEnd"/>
-            <w:r>
-              <w:rPr>
-                <w:rFonts w:ascii="Cascadia Mono" w:eastAsia="Calibri" w:hAnsi="Cascadia Mono" w:cs="Cascadia Mono"/>
-                <w:sz w:val="19"/>
-                <w:szCs w:val="19"/>
-                <w:highlight w:val="white"/>
-                <w:lang w:val="en-US"/>
-              </w:rPr>
-              <w:t>(out Weapon weapon</w:t>
-            </w:r>
-            <w:proofErr w:type="gramStart"/>
-            <w:r>
-              <w:rPr>
-                <w:rFonts w:ascii="Cascadia Mono" w:eastAsia="Calibri" w:hAnsi="Cascadia Mono" w:cs="Cascadia Mono"/>
-                <w:sz w:val="19"/>
-                <w:szCs w:val="19"/>
-                <w:highlight w:val="white"/>
-                <w:lang w:val="en-US"/>
-              </w:rPr>
-              <w:t>)){</w:t>
-            </w:r>
-            <w:proofErr w:type="gramEnd"/>
-          </w:p>
-          <w:p>
-            <w:pPr>
-              <w:suppressAutoHyphens w:val="0"/>
-              <w:spacing w:after="0" w:line="240" w:lineRule="auto"/>
-              <w:rPr>
-                <w:rFonts w:ascii="Cascadia Mono" w:hAnsi="Cascadia Mono" w:cs="Cascadia Mono"/>
-                <w:sz w:val="19"/>
-                <w:szCs w:val="19"/>
-                <w:highlight w:val="white"/>
-                <w:lang w:val="en-US"/>
-              </w:rPr>
-            </w:pPr>
-            <w:r>
-              <w:rPr>
-                <w:rFonts w:ascii="Cascadia Mono" w:eastAsia="Calibri" w:hAnsi="Cascadia Mono" w:cs="Cascadia Mono"/>
-                <w:sz w:val="19"/>
-                <w:szCs w:val="19"/>
-                <w:highlight w:val="white"/>
-                <w:lang w:val="en-US"/>
-              </w:rPr>
-              <w:t xml:space="preserve">            </w:t>
-            </w:r>
-            <w:proofErr w:type="spellStart"/>
-            <w:proofErr w:type="gramStart"/>
-            <w:r>
-              <w:rPr>
-                <w:rFonts w:ascii="Cascadia Mono" w:eastAsia="Calibri" w:hAnsi="Cascadia Mono" w:cs="Cascadia Mono"/>
-                <w:sz w:val="19"/>
-                <w:szCs w:val="19"/>
-                <w:highlight w:val="white"/>
-                <w:lang w:val="en-US"/>
-              </w:rPr>
-              <w:t>this.transform</w:t>
-            </w:r>
-            <w:proofErr w:type="gramEnd"/>
-            <w:r>
-              <w:rPr>
-                <w:rFonts w:ascii="Cascadia Mono" w:eastAsia="Calibri" w:hAnsi="Cascadia Mono" w:cs="Cascadia Mono"/>
-                <w:sz w:val="19"/>
-                <w:szCs w:val="19"/>
-                <w:highlight w:val="white"/>
-                <w:lang w:val="en-US"/>
-              </w:rPr>
-              <w:t>.position</w:t>
-            </w:r>
-            <w:proofErr w:type="spellEnd"/>
-            <w:r>
-              <w:rPr>
-                <w:rFonts w:ascii="Cascadia Mono" w:eastAsia="Calibri" w:hAnsi="Cascadia Mono" w:cs="Cascadia Mono"/>
-                <w:sz w:val="19"/>
-                <w:szCs w:val="19"/>
-                <w:highlight w:val="white"/>
-                <w:lang w:val="en-US"/>
-              </w:rPr>
-              <w:t xml:space="preserve"> += new Vector3(0.3f, 0, 0);</w:t>
-            </w:r>
-          </w:p>
-          <w:p>
-            <w:pPr>
-              <w:suppressAutoHyphens w:val="0"/>
-              <w:spacing w:after="0" w:line="240" w:lineRule="auto"/>
-              <w:rPr>
-                <w:rFonts w:ascii="Cascadia Mono" w:hAnsi="Cascadia Mono" w:cs="Cascadia Mono"/>
-                <w:sz w:val="19"/>
-                <w:szCs w:val="19"/>
-                <w:highlight w:val="white"/>
-                <w:lang w:val="en-US"/>
-              </w:rPr>
-            </w:pPr>
-          </w:p>
-          <w:p>
-            <w:pPr>
-              <w:suppressAutoHyphens w:val="0"/>
-              <w:spacing w:after="0" w:line="240" w:lineRule="auto"/>
-              <w:rPr>
-                <w:rFonts w:ascii="Cascadia Mono" w:hAnsi="Cascadia Mono" w:cs="Cascadia Mono"/>
-                <w:sz w:val="19"/>
-                <w:szCs w:val="19"/>
-                <w:highlight w:val="white"/>
-                <w:lang w:val="en-US"/>
-              </w:rPr>
-            </w:pPr>
-            <w:r>
-              <w:rPr>
-                <w:rFonts w:ascii="Cascadia Mono" w:eastAsia="Calibri" w:hAnsi="Cascadia Mono" w:cs="Cascadia Mono"/>
-                <w:sz w:val="19"/>
-                <w:szCs w:val="19"/>
-                <w:highlight w:val="white"/>
-                <w:lang w:val="en-US"/>
-              </w:rPr>
-              <w:t xml:space="preserve">            </w:t>
-            </w:r>
-            <w:proofErr w:type="spellStart"/>
-            <w:proofErr w:type="gramStart"/>
-            <w:r>
-              <w:rPr>
-                <w:rFonts w:ascii="Cascadia Mono" w:eastAsia="Calibri" w:hAnsi="Cascadia Mono" w:cs="Cascadia Mono"/>
-                <w:sz w:val="19"/>
-                <w:szCs w:val="19"/>
-                <w:highlight w:val="white"/>
-                <w:lang w:val="en-US"/>
-              </w:rPr>
-              <w:t>this.hp</w:t>
-            </w:r>
-            <w:proofErr w:type="spellEnd"/>
-            <w:proofErr w:type="gramEnd"/>
-            <w:r>
-              <w:rPr>
-                <w:rFonts w:ascii="Cascadia Mono" w:eastAsia="Calibri" w:hAnsi="Cascadia Mono" w:cs="Cascadia Mono"/>
-                <w:sz w:val="19"/>
-                <w:szCs w:val="19"/>
-                <w:highlight w:val="white"/>
-                <w:lang w:val="en-US"/>
-              </w:rPr>
-              <w:t xml:space="preserve"> -= </w:t>
-            </w:r>
-            <w:proofErr w:type="spellStart"/>
-            <w:proofErr w:type="gramStart"/>
-            <w:r>
-              <w:rPr>
-                <w:rFonts w:ascii="Cascadia Mono" w:eastAsia="Calibri" w:hAnsi="Cascadia Mono" w:cs="Cascadia Mono"/>
-                <w:sz w:val="19"/>
-                <w:szCs w:val="19"/>
-                <w:highlight w:val="white"/>
-                <w:lang w:val="en-US"/>
-              </w:rPr>
-              <w:t>weapon.Dmg</w:t>
-            </w:r>
-            <w:proofErr w:type="spellEnd"/>
-            <w:proofErr w:type="gramEnd"/>
-            <w:r>
-              <w:rPr>
-                <w:rFonts w:ascii="Cascadia Mono" w:eastAsia="Calibri" w:hAnsi="Cascadia Mono" w:cs="Cascadia Mono"/>
-                <w:sz w:val="19"/>
-                <w:szCs w:val="19"/>
-                <w:highlight w:val="white"/>
-                <w:lang w:val="en-US"/>
-              </w:rPr>
-              <w:t>;</w:t>
-            </w:r>
-          </w:p>
-          <w:p>
-            <w:pPr>
-              <w:suppressAutoHyphens w:val="0"/>
-              <w:spacing w:after="0" w:line="240" w:lineRule="auto"/>
-              <w:rPr>
-                <w:rFonts w:ascii="Cascadia Mono" w:hAnsi="Cascadia Mono" w:cs="Cascadia Mono"/>
-                <w:sz w:val="19"/>
-                <w:szCs w:val="19"/>
-                <w:highlight w:val="white"/>
-                <w:lang w:val="en-US"/>
-              </w:rPr>
-            </w:pPr>
-            <w:r>
-              <w:rPr>
-                <w:rFonts w:ascii="Cascadia Mono" w:eastAsia="Calibri" w:hAnsi="Cascadia Mono" w:cs="Cascadia Mono"/>
-                <w:sz w:val="19"/>
-                <w:szCs w:val="19"/>
-                <w:highlight w:val="white"/>
-                <w:lang w:val="en-US"/>
-              </w:rPr>
-              <w:t xml:space="preserve">            </w:t>
-            </w:r>
-            <w:proofErr w:type="gramStart"/>
-            <w:r>
-              <w:rPr>
-                <w:rFonts w:ascii="Cascadia Mono" w:eastAsia="Calibri" w:hAnsi="Cascadia Mono" w:cs="Cascadia Mono"/>
-                <w:sz w:val="19"/>
-                <w:szCs w:val="19"/>
-                <w:highlight w:val="white"/>
-                <w:lang w:val="en-US"/>
-              </w:rPr>
-              <w:t>Dead(</w:t>
-            </w:r>
-            <w:proofErr w:type="gramEnd"/>
-            <w:r>
-              <w:rPr>
-                <w:rFonts w:ascii="Cascadia Mono" w:eastAsia="Calibri" w:hAnsi="Cascadia Mono" w:cs="Cascadia Mono"/>
-                <w:sz w:val="19"/>
-                <w:szCs w:val="19"/>
-                <w:highlight w:val="white"/>
-                <w:lang w:val="en-US"/>
-              </w:rPr>
-              <w:t>);</w:t>
-            </w:r>
-          </w:p>
-          <w:p>
-            <w:pPr>
-              <w:suppressAutoHyphens w:val="0"/>
-              <w:spacing w:after="0" w:line="240" w:lineRule="auto"/>
-              <w:rPr>
-                <w:rFonts w:ascii="Cascadia Mono" w:hAnsi="Cascadia Mono" w:cs="Cascadia Mono"/>
-                <w:sz w:val="19"/>
-                <w:szCs w:val="19"/>
-                <w:highlight w:val="white"/>
-                <w:lang w:val="en-US"/>
-              </w:rPr>
-            </w:pPr>
-            <w:r>
-              <w:rPr>
-                <w:rFonts w:ascii="Cascadia Mono" w:eastAsia="Calibri" w:hAnsi="Cascadia Mono" w:cs="Cascadia Mono"/>
-                <w:sz w:val="19"/>
-                <w:szCs w:val="19"/>
-                <w:highlight w:val="white"/>
-                <w:lang w:val="en-US"/>
-              </w:rPr>
-              <w:t xml:space="preserve">        }</w:t>
-            </w:r>
-          </w:p>
-          <w:p>
-            <w:pPr>
-              <w:suppressAutoHyphens w:val="0"/>
-              <w:spacing w:after="0" w:line="240" w:lineRule="auto"/>
-              <w:rPr>
-                <w:rFonts w:ascii="Cascadia Mono" w:hAnsi="Cascadia Mono" w:cs="Cascadia Mono"/>
-                <w:sz w:val="19"/>
-                <w:szCs w:val="19"/>
-                <w:highlight w:val="white"/>
-                <w:lang w:val="en-US"/>
-              </w:rPr>
-            </w:pPr>
-          </w:p>
-          <w:p>
-            <w:pPr>
-              <w:suppressAutoHyphens w:val="0"/>
-              <w:spacing w:after="0" w:line="240" w:lineRule="auto"/>
-              <w:rPr>
-                <w:rFonts w:ascii="Cascadia Mono" w:hAnsi="Cascadia Mono" w:cs="Cascadia Mono"/>
-                <w:sz w:val="19"/>
-                <w:szCs w:val="19"/>
-                <w:highlight w:val="white"/>
-                <w:lang w:val="en-US"/>
-              </w:rPr>
-            </w:pPr>
-            <w:r>
-              <w:rPr>
-                <w:rFonts w:ascii="Cascadia Mono" w:eastAsia="Calibri" w:hAnsi="Cascadia Mono" w:cs="Cascadia Mono"/>
-                <w:sz w:val="19"/>
-                <w:szCs w:val="19"/>
-                <w:highlight w:val="white"/>
-                <w:lang w:val="en-US"/>
-              </w:rPr>
-              <w:t xml:space="preserve">        void </w:t>
-            </w:r>
-            <w:proofErr w:type="gramStart"/>
-            <w:r>
-              <w:rPr>
-                <w:rFonts w:ascii="Cascadia Mono" w:eastAsia="Calibri" w:hAnsi="Cascadia Mono" w:cs="Cascadia Mono"/>
-                <w:sz w:val="19"/>
-                <w:szCs w:val="19"/>
-                <w:highlight w:val="white"/>
-                <w:lang w:val="en-US"/>
-              </w:rPr>
-              <w:t>Dead(){</w:t>
-            </w:r>
-            <w:proofErr w:type="gramEnd"/>
-          </w:p>
-          <w:p>
-            <w:pPr>
-              <w:suppressAutoHyphens w:val="0"/>
-              <w:spacing w:after="0" w:line="240" w:lineRule="auto"/>
-              <w:rPr>
-                <w:rFonts w:ascii="Cascadia Mono" w:hAnsi="Cascadia Mono" w:cs="Cascadia Mono"/>
-                <w:sz w:val="19"/>
-                <w:szCs w:val="19"/>
-                <w:highlight w:val="white"/>
-                <w:lang w:val="en-US"/>
-              </w:rPr>
-            </w:pPr>
-            <w:r>
-              <w:rPr>
-                <w:rFonts w:ascii="Cascadia Mono" w:eastAsia="Calibri" w:hAnsi="Cascadia Mono" w:cs="Cascadia Mono"/>
-                <w:sz w:val="19"/>
-                <w:szCs w:val="19"/>
-                <w:highlight w:val="white"/>
-                <w:lang w:val="en-US"/>
-              </w:rPr>
-              <w:t xml:space="preserve">            </w:t>
-            </w:r>
-            <w:proofErr w:type="gramStart"/>
-            <w:r>
-              <w:rPr>
-                <w:rFonts w:ascii="Cascadia Mono" w:eastAsia="Calibri" w:hAnsi="Cascadia Mono" w:cs="Cascadia Mono"/>
-                <w:sz w:val="19"/>
-                <w:szCs w:val="19"/>
-                <w:highlight w:val="white"/>
-                <w:lang w:val="en-US"/>
-              </w:rPr>
-              <w:t>if(</w:t>
-            </w:r>
-            <w:proofErr w:type="spellStart"/>
-            <w:r>
-              <w:rPr>
-                <w:rFonts w:ascii="Cascadia Mono" w:eastAsia="Calibri" w:hAnsi="Cascadia Mono" w:cs="Cascadia Mono"/>
-                <w:sz w:val="19"/>
-                <w:szCs w:val="19"/>
-                <w:highlight w:val="white"/>
-                <w:lang w:val="en-US"/>
-              </w:rPr>
-              <w:t>this.hp</w:t>
-            </w:r>
-            <w:proofErr w:type="spellEnd"/>
-            <w:proofErr w:type="gramEnd"/>
-            <w:r>
-              <w:rPr>
-                <w:rFonts w:ascii="Cascadia Mono" w:eastAsia="Calibri" w:hAnsi="Cascadia Mono" w:cs="Cascadia Mono"/>
-                <w:sz w:val="19"/>
-                <w:szCs w:val="19"/>
-                <w:highlight w:val="white"/>
-                <w:lang w:val="en-US"/>
-              </w:rPr>
-              <w:t xml:space="preserve"> &lt;= </w:t>
-            </w:r>
-            <w:proofErr w:type="gramStart"/>
-            <w:r>
-              <w:rPr>
-                <w:rFonts w:ascii="Cascadia Mono" w:eastAsia="Calibri" w:hAnsi="Cascadia Mono" w:cs="Cascadia Mono"/>
-                <w:sz w:val="19"/>
-                <w:szCs w:val="19"/>
-                <w:highlight w:val="white"/>
-                <w:lang w:val="en-US"/>
-              </w:rPr>
-              <w:t>0){</w:t>
-            </w:r>
-            <w:proofErr w:type="gramEnd"/>
-          </w:p>
-          <w:p>
-            <w:pPr>
-              <w:suppressAutoHyphens w:val="0"/>
-              <w:spacing w:after="0" w:line="240" w:lineRule="auto"/>
-              <w:rPr>
-                <w:rFonts w:ascii="Cascadia Mono" w:hAnsi="Cascadia Mono" w:cs="Cascadia Mono"/>
-                <w:sz w:val="19"/>
-                <w:szCs w:val="19"/>
-                <w:highlight w:val="white"/>
-                <w:lang w:val="en-US"/>
-              </w:rPr>
-            </w:pPr>
-            <w:r>
-              <w:rPr>
-                <w:rFonts w:ascii="Cascadia Mono" w:eastAsia="Calibri" w:hAnsi="Cascadia Mono" w:cs="Cascadia Mono"/>
-                <w:sz w:val="19"/>
-                <w:szCs w:val="19"/>
-                <w:highlight w:val="white"/>
-                <w:lang w:val="en-US"/>
-              </w:rPr>
-              <w:t xml:space="preserve">                Destroy(</w:t>
-            </w:r>
-            <w:proofErr w:type="spellStart"/>
-            <w:proofErr w:type="gramStart"/>
-            <w:r>
-              <w:rPr>
-                <w:rFonts w:ascii="Cascadia Mono" w:eastAsia="Calibri" w:hAnsi="Cascadia Mono" w:cs="Cascadia Mono"/>
-                <w:sz w:val="19"/>
-                <w:szCs w:val="19"/>
-                <w:highlight w:val="white"/>
-                <w:lang w:val="en-US"/>
-              </w:rPr>
-              <w:t>this.gameObject</w:t>
-            </w:r>
-            <w:proofErr w:type="spellEnd"/>
-            <w:proofErr w:type="gramEnd"/>
-            <w:r>
-              <w:rPr>
-                <w:rFonts w:ascii="Cascadia Mono" w:eastAsia="Calibri" w:hAnsi="Cascadia Mono" w:cs="Cascadia Mono"/>
-                <w:sz w:val="19"/>
-                <w:szCs w:val="19"/>
-                <w:highlight w:val="white"/>
-                <w:lang w:val="en-US"/>
-              </w:rPr>
-              <w:t>);</w:t>
-            </w:r>
-          </w:p>
-          <w:p>
-            <w:pPr>
-              <w:suppressAutoHyphens w:val="0"/>
-              <w:spacing w:after="0" w:line="240" w:lineRule="auto"/>
-              <w:rPr>
-                <w:rFonts w:ascii="Cascadia Mono" w:hAnsi="Cascadia Mono" w:cs="Cascadia Mono"/>
-                <w:sz w:val="19"/>
-                <w:szCs w:val="19"/>
-                <w:highlight w:val="white"/>
-                <w:lang w:val="en-US"/>
-              </w:rPr>
-            </w:pPr>
-            <w:r>
-              <w:rPr>
-                <w:rFonts w:ascii="Cascadia Mono" w:eastAsia="Calibri" w:hAnsi="Cascadia Mono" w:cs="Cascadia Mono"/>
-                <w:sz w:val="19"/>
-                <w:szCs w:val="19"/>
-                <w:highlight w:val="white"/>
-                <w:lang w:val="en-US"/>
-              </w:rPr>
-              <w:t xml:space="preserve">            }</w:t>
-            </w:r>
-          </w:p>
-          <w:p>
-            <w:pPr>
-              <w:suppressAutoHyphens w:val="0"/>
-              <w:spacing w:after="0" w:line="240" w:lineRule="auto"/>
-              <w:rPr>
-                <w:rFonts w:ascii="Cascadia Mono" w:hAnsi="Cascadia Mono" w:cs="Cascadia Mono"/>
-                <w:sz w:val="19"/>
-                <w:szCs w:val="19"/>
-                <w:highlight w:val="white"/>
-                <w:lang w:val="en-US"/>
-              </w:rPr>
-            </w:pPr>
-            <w:r>
-              <w:rPr>
-                <w:rFonts w:ascii="Cascadia Mono" w:eastAsia="Calibri" w:hAnsi="Cascadia Mono" w:cs="Cascadia Mono"/>
-                <w:sz w:val="19"/>
-                <w:szCs w:val="19"/>
-                <w:highlight w:val="white"/>
-                <w:lang w:val="en-US"/>
-              </w:rPr>
-              <w:t xml:space="preserve">        }</w:t>
-            </w:r>
-          </w:p>
-          <w:p>
-            <w:pPr>
-              <w:suppressAutoHyphens w:val="0"/>
-              <w:spacing w:after="0" w:line="240" w:lineRule="auto"/>
-              <w:rPr>
-                <w:rFonts w:ascii="Cascadia Mono" w:hAnsi="Cascadia Mono" w:cs="Cascadia Mono"/>
-                <w:sz w:val="19"/>
-                <w:szCs w:val="19"/>
-                <w:highlight w:val="white"/>
-              </w:rPr>
-            </w:pPr>
-            <w:r>
-              <w:rPr>
-                <w:rFonts w:ascii="Cascadia Mono" w:eastAsia="Calibri" w:hAnsi="Cascadia Mono" w:cs="Cascadia Mono"/>
-                <w:sz w:val="19"/>
-                <w:szCs w:val="19"/>
-                <w:highlight w:val="white"/>
-                <w:lang w:val="en-US"/>
-              </w:rPr>
-              <w:t xml:space="preserve">    </w:t>
-            </w:r>
-            <w:r>
-              <w:rPr>
-                <w:rFonts w:ascii="Cascadia Mono" w:eastAsia="Calibri" w:hAnsi="Cascadia Mono" w:cs="Cascadia Mono"/>
-                <w:sz w:val="19"/>
-                <w:szCs w:val="19"/>
-                <w:highlight w:val="white"/>
-              </w:rPr>
-              <w:t>}</w:t>
-            </w:r>
-          </w:p>
-          <w:p>
-            <w:pPr>
-              <w:pStyle w:val="ListParagraph"/>
-              <w:widowControl w:val="0"/>
-              <w:spacing w:before="120" w:after="0" w:line="360" w:lineRule="auto"/>
-              <w:ind w:left="0"/>
-              <w:jc w:val="both"/>
-              <w:rPr>
-                <w:rFonts w:ascii="Times New Roman" w:hAnsi="Times New Roman"/>
-                <w:sz w:val="28"/>
-                <w:szCs w:val="28"/>
-              </w:rPr>
-            </w:pPr>
-            <w:r>
-              <w:rPr>
-                <w:rFonts w:ascii="Cascadia Mono" w:eastAsia="Calibri" w:hAnsi="Cascadia Mono" w:cs="Cascadia Mono"/>
-                <w:sz w:val="19"/>
-                <w:szCs w:val="19"/>
-                <w:highlight w:val="white"/>
-              </w:rPr>
-              <w:t>}</w:t>
-            </w:r>
-          </w:p>
-        </w:tc>
-      </w:tr>
-    </w:tbl>
-    <w:p>
-      <w:pPr>
-        <w:suppressAutoHyphens w:val="0"/>
-        <w:spacing w:before="120" w:after="0" w:line="240" w:lineRule="auto"/>
-        <w:jc w:val="center"/>
-        <w:rPr>
-          <w:rFonts w:ascii="Times New Roman" w:hAnsi="Times New Roman"/>
-          <w:sz w:val="28"/>
-          <w:szCs w:val="28"/>
-        </w:rPr>
-      </w:pPr>
-      <w:r>
-        <w:rPr>
-          <w:rFonts w:ascii="Times New Roman" w:hAnsi="Times New Roman"/>
-          <w:sz w:val="28"/>
-          <w:szCs w:val="28"/>
-        </w:rPr>
-        <w:t>Листинг кода 8.1 Скрипт</w:t>
-      </w:r>
-      <w:r>
-        <w:rPr>
-          <w:rFonts w:ascii="Times New Roman" w:hAnsi="Times New Roman"/>
-          <w:sz w:val="28"/>
-          <w:szCs w:val="28"/>
-        </w:rPr>
-        <w:t xml:space="preserve"> </w:t>
-      </w:r>
-      <w:r>
-        <w:rPr>
-          <w:rFonts w:ascii="Times New Roman" w:hAnsi="Times New Roman"/>
-          <w:sz w:val="28"/>
-          <w:szCs w:val="28"/>
-          <w:lang w:val="en-US"/>
-        </w:rPr>
-        <w:t>Creature</w:t>
-      </w:r>
-      <w:r>
-        <w:rPr>
-          <w:rFonts w:ascii="Times New Roman" w:hAnsi="Times New Roman"/>
-          <w:sz w:val="28"/>
-          <w:szCs w:val="28"/>
-        </w:rPr>
-        <w:t>, реализующий механики</w:t>
-      </w:r>
-      <w:r>
-        <w:rPr>
-          <w:rFonts w:ascii="Times New Roman" w:hAnsi="Times New Roman"/>
-          <w:sz w:val="28"/>
-          <w:szCs w:val="28"/>
-        </w:rPr>
-        <w:t xml:space="preserve"> врага</w:t>
-      </w:r>
-    </w:p>
-    <w:p>
-      <w:pPr>
-        <w:suppressAutoHyphens w:val="0"/>
-        <w:spacing w:after="0" w:line="240" w:lineRule="auto"/>
-        <w:jc w:val="center"/>
-        <w:rPr>
-          <w:rFonts w:ascii="Times New Roman" w:hAnsi="Times New Roman"/>
-          <w:sz w:val="28"/>
-          <w:szCs w:val="28"/>
-        </w:rPr>
-      </w:pPr>
-    </w:p>
-    <w:tbl>
-      <w:tblPr>
-        <w:tblStyle w:val="TableGrid"/>
-        <w:tblW w:w="9332" w:type="dxa"/>
-        <w:tblLayout w:type="fixed"/>
-        <w:tblLook w:val="04A0" w:firstRow="1" w:lastRow="0" w:firstColumn="1" w:lastColumn="0" w:noHBand="0" w:noVBand="1"/>
-      </w:tblPr>
-      <w:tblGrid>
-        <w:gridCol w:w="9332"/>
-      </w:tblGrid>
-      <w:tr>
-        <w:trPr>
-          <w:trHeight w:val="5082"/>
-        </w:trPr>
-        <w:tc>
-          <w:tcPr>
-            <w:tcW w:w="9332" w:type="dxa"/>
-          </w:tcPr>
-          <w:p>
-            <w:pPr>
-              <w:suppressAutoHyphens w:val="0"/>
-              <w:spacing w:after="0" w:line="240" w:lineRule="auto"/>
-              <w:rPr>
-                <w:rFonts w:ascii="Cascadia Mono" w:hAnsi="Cascadia Mono" w:cs="Cascadia Mono"/>
-                <w:sz w:val="19"/>
-                <w:szCs w:val="19"/>
-                <w:highlight w:val="white"/>
-                <w:lang w:val="en-US"/>
-              </w:rPr>
-            </w:pPr>
-            <w:r>
-              <w:rPr>
-                <w:rFonts w:ascii="Cascadia Mono" w:eastAsia="Calibri" w:hAnsi="Cascadia Mono" w:cs="Cascadia Mono"/>
-                <w:sz w:val="19"/>
-                <w:szCs w:val="19"/>
-                <w:highlight w:val="white"/>
-                <w:lang w:val="en-US"/>
-              </w:rPr>
-              <w:t xml:space="preserve">using </w:t>
-            </w:r>
-            <w:proofErr w:type="spellStart"/>
-            <w:r>
-              <w:rPr>
-                <w:rFonts w:ascii="Cascadia Mono" w:eastAsia="Calibri" w:hAnsi="Cascadia Mono" w:cs="Cascadia Mono"/>
-                <w:sz w:val="19"/>
-                <w:szCs w:val="19"/>
-                <w:highlight w:val="white"/>
-                <w:lang w:val="en-US"/>
-              </w:rPr>
-              <w:t>UnityEngine</w:t>
-            </w:r>
-            <w:proofErr w:type="spellEnd"/>
-            <w:r>
-              <w:rPr>
-                <w:rFonts w:ascii="Cascadia Mono" w:eastAsia="Calibri" w:hAnsi="Cascadia Mono" w:cs="Cascadia Mono"/>
-                <w:sz w:val="19"/>
-                <w:szCs w:val="19"/>
-                <w:highlight w:val="white"/>
-                <w:lang w:val="en-US"/>
-              </w:rPr>
-              <w:t>;</w:t>
-            </w:r>
-          </w:p>
-          <w:p>
-            <w:pPr>
-              <w:suppressAutoHyphens w:val="0"/>
-              <w:spacing w:after="0" w:line="240" w:lineRule="auto"/>
-              <w:rPr>
-                <w:rFonts w:ascii="Cascadia Mono" w:hAnsi="Cascadia Mono" w:cs="Cascadia Mono"/>
-                <w:sz w:val="19"/>
-                <w:szCs w:val="19"/>
-                <w:highlight w:val="white"/>
-                <w:lang w:val="en-US"/>
-              </w:rPr>
-            </w:pPr>
-          </w:p>
-          <w:p>
-            <w:pPr>
-              <w:suppressAutoHyphens w:val="0"/>
-              <w:spacing w:after="0" w:line="240" w:lineRule="auto"/>
-              <w:rPr>
-                <w:rFonts w:ascii="Cascadia Mono" w:hAnsi="Cascadia Mono" w:cs="Cascadia Mono"/>
-                <w:sz w:val="19"/>
-                <w:szCs w:val="19"/>
-                <w:highlight w:val="white"/>
-                <w:lang w:val="en-US"/>
-              </w:rPr>
-            </w:pPr>
-            <w:r>
-              <w:rPr>
-                <w:rFonts w:ascii="Cascadia Mono" w:eastAsia="Calibri" w:hAnsi="Cascadia Mono" w:cs="Cascadia Mono"/>
-                <w:sz w:val="19"/>
-                <w:szCs w:val="19"/>
-                <w:highlight w:val="white"/>
-                <w:lang w:val="en-US"/>
-              </w:rPr>
-              <w:t xml:space="preserve">public class </w:t>
-            </w:r>
-            <w:proofErr w:type="gramStart"/>
-            <w:r>
-              <w:rPr>
-                <w:rFonts w:ascii="Cascadia Mono" w:eastAsia="Calibri" w:hAnsi="Cascadia Mono" w:cs="Cascadia Mono"/>
-                <w:sz w:val="19"/>
-                <w:szCs w:val="19"/>
-                <w:highlight w:val="white"/>
-                <w:lang w:val="en-US"/>
-              </w:rPr>
-              <w:t>Zone :</w:t>
-            </w:r>
-            <w:proofErr w:type="gramEnd"/>
-            <w:r>
-              <w:rPr>
-                <w:rFonts w:ascii="Cascadia Mono" w:eastAsia="Calibri" w:hAnsi="Cascadia Mono" w:cs="Cascadia Mono"/>
-                <w:sz w:val="19"/>
-                <w:szCs w:val="19"/>
-                <w:highlight w:val="white"/>
-                <w:lang w:val="en-US"/>
-              </w:rPr>
-              <w:t xml:space="preserve"> </w:t>
-            </w:r>
-            <w:proofErr w:type="spellStart"/>
-            <w:r>
-              <w:rPr>
-                <w:rFonts w:ascii="Cascadia Mono" w:eastAsia="Calibri" w:hAnsi="Cascadia Mono" w:cs="Cascadia Mono"/>
-                <w:sz w:val="19"/>
-                <w:szCs w:val="19"/>
-                <w:highlight w:val="white"/>
-                <w:lang w:val="en-US"/>
-              </w:rPr>
-              <w:t>MonoBehaviour</w:t>
-            </w:r>
-            <w:proofErr w:type="spellEnd"/>
-          </w:p>
-          <w:p>
-            <w:pPr>
-              <w:suppressAutoHyphens w:val="0"/>
-              <w:spacing w:after="0" w:line="240" w:lineRule="auto"/>
-              <w:rPr>
-                <w:rFonts w:ascii="Cascadia Mono" w:hAnsi="Cascadia Mono" w:cs="Cascadia Mono"/>
-                <w:sz w:val="19"/>
-                <w:szCs w:val="19"/>
-                <w:highlight w:val="white"/>
-                <w:lang w:val="en-US"/>
-              </w:rPr>
-            </w:pPr>
-            <w:r>
-              <w:rPr>
-                <w:rFonts w:ascii="Cascadia Mono" w:eastAsia="Calibri" w:hAnsi="Cascadia Mono" w:cs="Cascadia Mono"/>
-                <w:sz w:val="19"/>
-                <w:szCs w:val="19"/>
-                <w:highlight w:val="white"/>
-                <w:lang w:val="en-US"/>
-              </w:rPr>
-              <w:t>{</w:t>
-            </w:r>
-          </w:p>
-          <w:p>
-            <w:pPr>
-              <w:suppressAutoHyphens w:val="0"/>
-              <w:spacing w:after="0" w:line="240" w:lineRule="auto"/>
-              <w:rPr>
-                <w:rFonts w:ascii="Cascadia Mono" w:hAnsi="Cascadia Mono" w:cs="Cascadia Mono"/>
-                <w:sz w:val="19"/>
-                <w:szCs w:val="19"/>
-                <w:highlight w:val="white"/>
-                <w:lang w:val="en-US"/>
-              </w:rPr>
-            </w:pPr>
-            <w:r>
-              <w:rPr>
-                <w:rFonts w:ascii="Cascadia Mono" w:eastAsia="Calibri" w:hAnsi="Cascadia Mono" w:cs="Cascadia Mono"/>
-                <w:sz w:val="19"/>
-                <w:szCs w:val="19"/>
-                <w:highlight w:val="white"/>
-                <w:lang w:val="en-US"/>
-              </w:rPr>
-              <w:t xml:space="preserve">    [</w:t>
-            </w:r>
-            <w:proofErr w:type="spellStart"/>
-            <w:r>
-              <w:rPr>
-                <w:rFonts w:ascii="Cascadia Mono" w:eastAsia="Calibri" w:hAnsi="Cascadia Mono" w:cs="Cascadia Mono"/>
-                <w:sz w:val="19"/>
-                <w:szCs w:val="19"/>
-                <w:highlight w:val="white"/>
-                <w:lang w:val="en-US"/>
-              </w:rPr>
-              <w:t>SerializeField</w:t>
-            </w:r>
-            <w:proofErr w:type="spellEnd"/>
-            <w:r>
-              <w:rPr>
-                <w:rFonts w:ascii="Cascadia Mono" w:eastAsia="Calibri" w:hAnsi="Cascadia Mono" w:cs="Cascadia Mono"/>
-                <w:sz w:val="19"/>
-                <w:szCs w:val="19"/>
-                <w:highlight w:val="white"/>
-                <w:lang w:val="en-US"/>
-              </w:rPr>
-              <w:t xml:space="preserve">] </w:t>
-            </w:r>
-            <w:proofErr w:type="spellStart"/>
-            <w:r>
-              <w:rPr>
-                <w:rFonts w:ascii="Cascadia Mono" w:eastAsia="Calibri" w:hAnsi="Cascadia Mono" w:cs="Cascadia Mono"/>
-                <w:sz w:val="19"/>
-                <w:szCs w:val="19"/>
-                <w:highlight w:val="white"/>
-                <w:lang w:val="en-US"/>
-              </w:rPr>
-              <w:t>AudioSource</w:t>
-            </w:r>
-            <w:proofErr w:type="spellEnd"/>
-            <w:r>
-              <w:rPr>
-                <w:rFonts w:ascii="Cascadia Mono" w:eastAsia="Calibri" w:hAnsi="Cascadia Mono" w:cs="Cascadia Mono"/>
-                <w:sz w:val="19"/>
-                <w:szCs w:val="19"/>
-                <w:highlight w:val="white"/>
-                <w:lang w:val="en-US"/>
-              </w:rPr>
-              <w:t xml:space="preserve"> </w:t>
-            </w:r>
-            <w:proofErr w:type="spellStart"/>
-            <w:r>
-              <w:rPr>
-                <w:rFonts w:ascii="Cascadia Mono" w:eastAsia="Calibri" w:hAnsi="Cascadia Mono" w:cs="Cascadia Mono"/>
-                <w:sz w:val="19"/>
-                <w:szCs w:val="19"/>
-                <w:highlight w:val="white"/>
-                <w:lang w:val="en-US"/>
-              </w:rPr>
-              <w:t>audioSource</w:t>
-            </w:r>
-            <w:proofErr w:type="spellEnd"/>
-            <w:r>
-              <w:rPr>
-                <w:rFonts w:ascii="Cascadia Mono" w:eastAsia="Calibri" w:hAnsi="Cascadia Mono" w:cs="Cascadia Mono"/>
-                <w:sz w:val="19"/>
-                <w:szCs w:val="19"/>
-                <w:highlight w:val="white"/>
-                <w:lang w:val="en-US"/>
-              </w:rPr>
-              <w:t>;</w:t>
-            </w:r>
-          </w:p>
-          <w:p>
-            <w:pPr>
-              <w:suppressAutoHyphens w:val="0"/>
-              <w:spacing w:after="0" w:line="240" w:lineRule="auto"/>
-              <w:rPr>
-                <w:rFonts w:ascii="Cascadia Mono" w:hAnsi="Cascadia Mono" w:cs="Cascadia Mono"/>
-                <w:sz w:val="19"/>
-                <w:szCs w:val="19"/>
-                <w:highlight w:val="white"/>
-                <w:lang w:val="en-US"/>
-              </w:rPr>
-            </w:pPr>
-            <w:r>
-              <w:rPr>
-                <w:rFonts w:ascii="Cascadia Mono" w:eastAsia="Calibri" w:hAnsi="Cascadia Mono" w:cs="Cascadia Mono"/>
-                <w:sz w:val="19"/>
-                <w:szCs w:val="19"/>
-                <w:highlight w:val="white"/>
-                <w:lang w:val="en-US"/>
-              </w:rPr>
-              <w:t xml:space="preserve">    bool </w:t>
-            </w:r>
-            <w:proofErr w:type="spellStart"/>
-            <w:r>
-              <w:rPr>
-                <w:rFonts w:ascii="Cascadia Mono" w:eastAsia="Calibri" w:hAnsi="Cascadia Mono" w:cs="Cascadia Mono"/>
-                <w:sz w:val="19"/>
-                <w:szCs w:val="19"/>
-                <w:highlight w:val="white"/>
-                <w:lang w:val="en-US"/>
-              </w:rPr>
-              <w:t>enteredZone</w:t>
-            </w:r>
-            <w:proofErr w:type="spellEnd"/>
-            <w:r>
-              <w:rPr>
-                <w:rFonts w:ascii="Cascadia Mono" w:eastAsia="Calibri" w:hAnsi="Cascadia Mono" w:cs="Cascadia Mono"/>
-                <w:sz w:val="19"/>
-                <w:szCs w:val="19"/>
-                <w:highlight w:val="white"/>
-                <w:lang w:val="en-US"/>
-              </w:rPr>
-              <w:t xml:space="preserve"> = false;</w:t>
-            </w:r>
-          </w:p>
-          <w:p>
-            <w:pPr>
-              <w:suppressAutoHyphens w:val="0"/>
-              <w:spacing w:after="0" w:line="240" w:lineRule="auto"/>
-              <w:rPr>
-                <w:rFonts w:ascii="Cascadia Mono" w:hAnsi="Cascadia Mono" w:cs="Cascadia Mono"/>
-                <w:sz w:val="19"/>
-                <w:szCs w:val="19"/>
-                <w:highlight w:val="white"/>
-                <w:lang w:val="en-US"/>
-              </w:rPr>
-            </w:pPr>
-          </w:p>
-          <w:p>
-            <w:pPr>
-              <w:suppressAutoHyphens w:val="0"/>
-              <w:spacing w:after="0" w:line="240" w:lineRule="auto"/>
-              <w:rPr>
-                <w:rFonts w:ascii="Cascadia Mono" w:hAnsi="Cascadia Mono" w:cs="Cascadia Mono"/>
-                <w:sz w:val="19"/>
-                <w:szCs w:val="19"/>
-                <w:highlight w:val="white"/>
-                <w:lang w:val="en-US"/>
-              </w:rPr>
-            </w:pPr>
-            <w:r>
-              <w:rPr>
-                <w:rFonts w:ascii="Cascadia Mono" w:eastAsia="Calibri" w:hAnsi="Cascadia Mono" w:cs="Cascadia Mono"/>
-                <w:sz w:val="19"/>
-                <w:szCs w:val="19"/>
-                <w:highlight w:val="white"/>
-                <w:lang w:val="en-US"/>
-              </w:rPr>
-              <w:t xml:space="preserve">    private void </w:t>
-            </w:r>
-            <w:proofErr w:type="gramStart"/>
-            <w:r>
-              <w:rPr>
-                <w:rFonts w:ascii="Cascadia Mono" w:eastAsia="Calibri" w:hAnsi="Cascadia Mono" w:cs="Cascadia Mono"/>
-                <w:sz w:val="19"/>
-                <w:szCs w:val="19"/>
-                <w:highlight w:val="white"/>
-                <w:lang w:val="en-US"/>
-              </w:rPr>
-              <w:t>Awake(</w:t>
-            </w:r>
-            <w:proofErr w:type="gramEnd"/>
-            <w:r>
-              <w:rPr>
-                <w:rFonts w:ascii="Cascadia Mono" w:eastAsia="Calibri" w:hAnsi="Cascadia Mono" w:cs="Cascadia Mono"/>
-                <w:sz w:val="19"/>
-                <w:szCs w:val="19"/>
-                <w:highlight w:val="white"/>
-                <w:lang w:val="en-US"/>
-              </w:rPr>
-              <w:t>)</w:t>
-            </w:r>
-          </w:p>
-          <w:p>
-            <w:pPr>
-              <w:suppressAutoHyphens w:val="0"/>
-              <w:spacing w:after="0" w:line="240" w:lineRule="auto"/>
-              <w:rPr>
-                <w:rFonts w:ascii="Cascadia Mono" w:hAnsi="Cascadia Mono" w:cs="Cascadia Mono"/>
-                <w:sz w:val="19"/>
-                <w:szCs w:val="19"/>
-                <w:highlight w:val="white"/>
-                <w:lang w:val="en-US"/>
-              </w:rPr>
-            </w:pPr>
-            <w:r>
-              <w:rPr>
-                <w:rFonts w:ascii="Cascadia Mono" w:eastAsia="Calibri" w:hAnsi="Cascadia Mono" w:cs="Cascadia Mono"/>
-                <w:sz w:val="19"/>
-                <w:szCs w:val="19"/>
-                <w:highlight w:val="white"/>
-                <w:lang w:val="en-US"/>
-              </w:rPr>
-              <w:t xml:space="preserve">    {</w:t>
-            </w:r>
-          </w:p>
-          <w:p>
-            <w:pPr>
-              <w:suppressAutoHyphens w:val="0"/>
-              <w:spacing w:after="0" w:line="240" w:lineRule="auto"/>
-              <w:rPr>
-                <w:rFonts w:ascii="Cascadia Mono" w:hAnsi="Cascadia Mono" w:cs="Cascadia Mono"/>
-                <w:sz w:val="19"/>
-                <w:szCs w:val="19"/>
-                <w:highlight w:val="white"/>
-                <w:lang w:val="en-US"/>
-              </w:rPr>
-            </w:pPr>
-            <w:r>
-              <w:rPr>
-                <w:rFonts w:ascii="Cascadia Mono" w:eastAsia="Calibri" w:hAnsi="Cascadia Mono" w:cs="Cascadia Mono"/>
-                <w:sz w:val="19"/>
-                <w:szCs w:val="19"/>
-                <w:highlight w:val="white"/>
-                <w:lang w:val="en-US"/>
-              </w:rPr>
-              <w:t xml:space="preserve">        if (</w:t>
-            </w:r>
-            <w:proofErr w:type="spellStart"/>
-            <w:proofErr w:type="gramStart"/>
-            <w:r>
-              <w:rPr>
-                <w:rFonts w:ascii="Cascadia Mono" w:eastAsia="Calibri" w:hAnsi="Cascadia Mono" w:cs="Cascadia Mono"/>
-                <w:sz w:val="19"/>
-                <w:szCs w:val="19"/>
-                <w:highlight w:val="white"/>
-                <w:lang w:val="en-US"/>
-              </w:rPr>
-              <w:t>audioSource</w:t>
-            </w:r>
-            <w:proofErr w:type="spellEnd"/>
-            <w:r>
-              <w:rPr>
-                <w:rFonts w:ascii="Cascadia Mono" w:eastAsia="Calibri" w:hAnsi="Cascadia Mono" w:cs="Cascadia Mono"/>
-                <w:sz w:val="19"/>
-                <w:szCs w:val="19"/>
-                <w:highlight w:val="white"/>
-                <w:lang w:val="en-US"/>
-              </w:rPr>
-              <w:t xml:space="preserve"> !</w:t>
-            </w:r>
-            <w:proofErr w:type="gramEnd"/>
-            <w:r>
-              <w:rPr>
-                <w:rFonts w:ascii="Cascadia Mono" w:eastAsia="Calibri" w:hAnsi="Cascadia Mono" w:cs="Cascadia Mono"/>
-                <w:sz w:val="19"/>
-                <w:szCs w:val="19"/>
-                <w:highlight w:val="white"/>
-                <w:lang w:val="en-US"/>
-              </w:rPr>
-              <w:t xml:space="preserve">= null) </w:t>
-            </w:r>
-          </w:p>
-          <w:p>
-            <w:pPr>
-              <w:suppressAutoHyphens w:val="0"/>
-              <w:spacing w:after="0" w:line="240" w:lineRule="auto"/>
-              <w:rPr>
-                <w:rFonts w:ascii="Cascadia Mono" w:hAnsi="Cascadia Mono" w:cs="Cascadia Mono"/>
-                <w:sz w:val="19"/>
-                <w:szCs w:val="19"/>
-                <w:highlight w:val="white"/>
-                <w:lang w:val="en-US"/>
-              </w:rPr>
-            </w:pPr>
-            <w:r>
-              <w:rPr>
-                <w:rFonts w:ascii="Cascadia Mono" w:eastAsia="Calibri" w:hAnsi="Cascadia Mono" w:cs="Cascadia Mono"/>
-                <w:sz w:val="19"/>
-                <w:szCs w:val="19"/>
-                <w:highlight w:val="white"/>
-                <w:lang w:val="en-US"/>
-              </w:rPr>
-              <w:t xml:space="preserve">        {</w:t>
-            </w:r>
-          </w:p>
-          <w:p>
-            <w:pPr>
-              <w:suppressAutoHyphens w:val="0"/>
-              <w:spacing w:after="0" w:line="240" w:lineRule="auto"/>
-              <w:rPr>
-                <w:rFonts w:ascii="Cascadia Mono" w:hAnsi="Cascadia Mono" w:cs="Cascadia Mono"/>
-                <w:sz w:val="19"/>
-                <w:szCs w:val="19"/>
-                <w:highlight w:val="white"/>
-                <w:lang w:val="en-US"/>
-              </w:rPr>
-            </w:pPr>
-            <w:r>
-              <w:rPr>
-                <w:rFonts w:ascii="Cascadia Mono" w:eastAsia="Calibri" w:hAnsi="Cascadia Mono" w:cs="Cascadia Mono"/>
-                <w:sz w:val="19"/>
-                <w:szCs w:val="19"/>
-                <w:highlight w:val="white"/>
-                <w:lang w:val="en-US"/>
-              </w:rPr>
-              <w:t xml:space="preserve">            </w:t>
-            </w:r>
-            <w:proofErr w:type="spellStart"/>
-            <w:r>
-              <w:rPr>
-                <w:rFonts w:ascii="Cascadia Mono" w:eastAsia="Calibri" w:hAnsi="Cascadia Mono" w:cs="Cascadia Mono"/>
-                <w:sz w:val="19"/>
-                <w:szCs w:val="19"/>
-                <w:highlight w:val="white"/>
-                <w:lang w:val="en-US"/>
-              </w:rPr>
-              <w:t>audioSource</w:t>
-            </w:r>
-            <w:proofErr w:type="spellEnd"/>
-            <w:r>
-              <w:rPr>
-                <w:rFonts w:ascii="Cascadia Mono" w:eastAsia="Calibri" w:hAnsi="Cascadia Mono" w:cs="Cascadia Mono"/>
-                <w:sz w:val="19"/>
-                <w:szCs w:val="19"/>
-                <w:highlight w:val="white"/>
-                <w:lang w:val="en-US"/>
-              </w:rPr>
-              <w:t xml:space="preserve"> = </w:t>
-            </w:r>
-            <w:proofErr w:type="spellStart"/>
-            <w:r>
-              <w:rPr>
-                <w:rFonts w:ascii="Cascadia Mono" w:eastAsia="Calibri" w:hAnsi="Cascadia Mono" w:cs="Cascadia Mono"/>
-                <w:sz w:val="19"/>
-                <w:szCs w:val="19"/>
-                <w:highlight w:val="white"/>
-                <w:lang w:val="en-US"/>
-              </w:rPr>
-              <w:t>audioSource.GetComponent</w:t>
-            </w:r>
-            <w:proofErr w:type="spellEnd"/>
-            <w:r>
-              <w:rPr>
-                <w:rFonts w:ascii="Cascadia Mono" w:eastAsia="Calibri" w:hAnsi="Cascadia Mono" w:cs="Cascadia Mono"/>
-                <w:sz w:val="19"/>
-                <w:szCs w:val="19"/>
-                <w:highlight w:val="white"/>
-                <w:lang w:val="en-US"/>
-              </w:rPr>
-              <w:t>&lt;</w:t>
-            </w:r>
-            <w:proofErr w:type="spellStart"/>
-            <w:r>
-              <w:rPr>
-                <w:rFonts w:ascii="Cascadia Mono" w:eastAsia="Calibri" w:hAnsi="Cascadia Mono" w:cs="Cascadia Mono"/>
-                <w:sz w:val="19"/>
-                <w:szCs w:val="19"/>
-                <w:highlight w:val="white"/>
-                <w:lang w:val="en-US"/>
-              </w:rPr>
-              <w:t>AudioSource</w:t>
-            </w:r>
-            <w:proofErr w:type="spellEnd"/>
-            <w:proofErr w:type="gramStart"/>
-            <w:r>
-              <w:rPr>
-                <w:rFonts w:ascii="Cascadia Mono" w:eastAsia="Calibri" w:hAnsi="Cascadia Mono" w:cs="Cascadia Mono"/>
-                <w:sz w:val="19"/>
-                <w:szCs w:val="19"/>
-                <w:highlight w:val="white"/>
-                <w:lang w:val="en-US"/>
-              </w:rPr>
-              <w:t>&gt;(</w:t>
-            </w:r>
-            <w:proofErr w:type="gramEnd"/>
-            <w:r>
-              <w:rPr>
-                <w:rFonts w:ascii="Cascadia Mono" w:eastAsia="Calibri" w:hAnsi="Cascadia Mono" w:cs="Cascadia Mono"/>
-                <w:sz w:val="19"/>
-                <w:szCs w:val="19"/>
-                <w:highlight w:val="white"/>
-                <w:lang w:val="en-US"/>
-              </w:rPr>
-              <w:t>);</w:t>
-            </w:r>
-          </w:p>
-          <w:p>
-            <w:pPr>
-              <w:suppressAutoHyphens w:val="0"/>
-              <w:spacing w:after="0" w:line="240" w:lineRule="auto"/>
-              <w:rPr>
-                <w:rFonts w:ascii="Cascadia Mono" w:hAnsi="Cascadia Mono" w:cs="Cascadia Mono"/>
-                <w:sz w:val="19"/>
-                <w:szCs w:val="19"/>
-                <w:highlight w:val="white"/>
-                <w:lang w:val="en-US"/>
-              </w:rPr>
-            </w:pPr>
-            <w:r>
-              <w:rPr>
-                <w:rFonts w:ascii="Cascadia Mono" w:eastAsia="Calibri" w:hAnsi="Cascadia Mono" w:cs="Cascadia Mono"/>
-                <w:sz w:val="19"/>
-                <w:szCs w:val="19"/>
-                <w:highlight w:val="white"/>
-                <w:lang w:val="en-US"/>
-              </w:rPr>
-              <w:t xml:space="preserve">        }</w:t>
-            </w:r>
-          </w:p>
-          <w:p>
-            <w:pPr>
-              <w:suppressAutoHyphens w:val="0"/>
-              <w:spacing w:after="0" w:line="240" w:lineRule="auto"/>
-              <w:rPr>
-                <w:rFonts w:ascii="Cascadia Mono" w:hAnsi="Cascadia Mono" w:cs="Cascadia Mono"/>
-                <w:sz w:val="19"/>
-                <w:szCs w:val="19"/>
-                <w:highlight w:val="white"/>
-                <w:lang w:val="en-US"/>
-              </w:rPr>
-            </w:pPr>
-            <w:r>
-              <w:rPr>
-                <w:rFonts w:ascii="Cascadia Mono" w:eastAsia="Calibri" w:hAnsi="Cascadia Mono" w:cs="Cascadia Mono"/>
-                <w:sz w:val="19"/>
-                <w:szCs w:val="19"/>
-                <w:highlight w:val="white"/>
-                <w:lang w:val="en-US"/>
-              </w:rPr>
-              <w:t xml:space="preserve">    }</w:t>
-            </w:r>
-          </w:p>
-          <w:p>
-            <w:pPr>
-              <w:suppressAutoHyphens w:val="0"/>
-              <w:spacing w:after="0" w:line="240" w:lineRule="auto"/>
-              <w:rPr>
-                <w:rFonts w:ascii="Cascadia Mono" w:hAnsi="Cascadia Mono" w:cs="Cascadia Mono"/>
-                <w:sz w:val="19"/>
-                <w:szCs w:val="19"/>
-                <w:highlight w:val="white"/>
-                <w:lang w:val="en-US"/>
-              </w:rPr>
-            </w:pPr>
-          </w:p>
-          <w:p>
-            <w:pPr>
-              <w:suppressAutoHyphens w:val="0"/>
-              <w:spacing w:after="0" w:line="240" w:lineRule="auto"/>
-              <w:rPr>
-                <w:rFonts w:ascii="Cascadia Mono" w:hAnsi="Cascadia Mono" w:cs="Cascadia Mono"/>
-                <w:sz w:val="19"/>
-                <w:szCs w:val="19"/>
-                <w:highlight w:val="white"/>
-                <w:lang w:val="en-US"/>
-              </w:rPr>
-            </w:pPr>
-            <w:r>
-              <w:rPr>
-                <w:rFonts w:ascii="Cascadia Mono" w:eastAsia="Calibri" w:hAnsi="Cascadia Mono" w:cs="Cascadia Mono"/>
-                <w:sz w:val="19"/>
-                <w:szCs w:val="19"/>
-                <w:highlight w:val="white"/>
-                <w:lang w:val="en-US"/>
-              </w:rPr>
-              <w:t xml:space="preserve">    private void </w:t>
-            </w:r>
-            <w:proofErr w:type="spellStart"/>
-            <w:proofErr w:type="gramStart"/>
-            <w:r>
-              <w:rPr>
-                <w:rFonts w:ascii="Cascadia Mono" w:eastAsia="Calibri" w:hAnsi="Cascadia Mono" w:cs="Cascadia Mono"/>
-                <w:sz w:val="19"/>
-                <w:szCs w:val="19"/>
-                <w:highlight w:val="white"/>
-                <w:lang w:val="en-US"/>
-              </w:rPr>
-              <w:t>OnTriggerEnter</w:t>
-            </w:r>
-            <w:proofErr w:type="spellEnd"/>
-            <w:r>
-              <w:rPr>
-                <w:rFonts w:ascii="Cascadia Mono" w:eastAsia="Calibri" w:hAnsi="Cascadia Mono" w:cs="Cascadia Mono"/>
-                <w:sz w:val="19"/>
-                <w:szCs w:val="19"/>
-                <w:highlight w:val="white"/>
-                <w:lang w:val="en-US"/>
-              </w:rPr>
-              <w:t>(</w:t>
-            </w:r>
-            <w:proofErr w:type="gramEnd"/>
-            <w:r>
-              <w:rPr>
-                <w:rFonts w:ascii="Cascadia Mono" w:eastAsia="Calibri" w:hAnsi="Cascadia Mono" w:cs="Cascadia Mono"/>
-                <w:sz w:val="19"/>
-                <w:szCs w:val="19"/>
-                <w:highlight w:val="white"/>
-                <w:lang w:val="en-US"/>
-              </w:rPr>
-              <w:t>Collider other)</w:t>
-            </w:r>
-          </w:p>
-          <w:p>
-            <w:pPr>
-              <w:suppressAutoHyphens w:val="0"/>
-              <w:spacing w:after="0" w:line="240" w:lineRule="auto"/>
-              <w:rPr>
-                <w:rFonts w:ascii="Cascadia Mono" w:hAnsi="Cascadia Mono" w:cs="Cascadia Mono"/>
-                <w:sz w:val="19"/>
-                <w:szCs w:val="19"/>
-                <w:highlight w:val="white"/>
-                <w:lang w:val="en-US"/>
-              </w:rPr>
-            </w:pPr>
-            <w:r>
-              <w:rPr>
-                <w:rFonts w:ascii="Cascadia Mono" w:eastAsia="Calibri" w:hAnsi="Cascadia Mono" w:cs="Cascadia Mono"/>
-                <w:sz w:val="19"/>
-                <w:szCs w:val="19"/>
-                <w:highlight w:val="white"/>
-                <w:lang w:val="en-US"/>
-              </w:rPr>
-              <w:t xml:space="preserve">    {</w:t>
-            </w:r>
-          </w:p>
-          <w:p>
-            <w:pPr>
-              <w:suppressAutoHyphens w:val="0"/>
-              <w:spacing w:after="0" w:line="240" w:lineRule="auto"/>
-              <w:rPr>
-                <w:rFonts w:ascii="Cascadia Mono" w:hAnsi="Cascadia Mono" w:cs="Cascadia Mono"/>
-                <w:sz w:val="19"/>
-                <w:szCs w:val="19"/>
-                <w:highlight w:val="white"/>
-                <w:lang w:val="en-US"/>
-              </w:rPr>
-            </w:pPr>
-            <w:r>
-              <w:rPr>
-                <w:rFonts w:ascii="Cascadia Mono" w:eastAsia="Calibri" w:hAnsi="Cascadia Mono" w:cs="Cascadia Mono"/>
-                <w:sz w:val="19"/>
-                <w:szCs w:val="19"/>
-                <w:highlight w:val="white"/>
-                <w:lang w:val="en-US"/>
-              </w:rPr>
-              <w:t xml:space="preserve">        if </w:t>
-            </w:r>
-            <w:proofErr w:type="gramStart"/>
-            <w:r>
-              <w:rPr>
-                <w:rFonts w:ascii="Cascadia Mono" w:eastAsia="Calibri" w:hAnsi="Cascadia Mono" w:cs="Cascadia Mono"/>
-                <w:sz w:val="19"/>
-                <w:szCs w:val="19"/>
-                <w:highlight w:val="white"/>
-                <w:lang w:val="en-US"/>
-              </w:rPr>
-              <w:t>(!</w:t>
-            </w:r>
-            <w:proofErr w:type="spellStart"/>
-            <w:r>
-              <w:rPr>
-                <w:rFonts w:ascii="Cascadia Mono" w:eastAsia="Calibri" w:hAnsi="Cascadia Mono" w:cs="Cascadia Mono"/>
-                <w:sz w:val="19"/>
-                <w:szCs w:val="19"/>
-                <w:highlight w:val="white"/>
-                <w:lang w:val="en-US"/>
-              </w:rPr>
-              <w:t>enteredZone</w:t>
-            </w:r>
-            <w:proofErr w:type="spellEnd"/>
-            <w:proofErr w:type="gramEnd"/>
-            <w:r>
-              <w:rPr>
-                <w:rFonts w:ascii="Cascadia Mono" w:eastAsia="Calibri" w:hAnsi="Cascadia Mono" w:cs="Cascadia Mono"/>
-                <w:sz w:val="19"/>
-                <w:szCs w:val="19"/>
-                <w:highlight w:val="white"/>
-                <w:lang w:val="en-US"/>
-              </w:rPr>
-              <w:t xml:space="preserve">) </w:t>
-            </w:r>
-          </w:p>
-          <w:p>
-            <w:pPr>
-              <w:suppressAutoHyphens w:val="0"/>
-              <w:spacing w:after="0" w:line="240" w:lineRule="auto"/>
-              <w:rPr>
-                <w:rFonts w:ascii="Cascadia Mono" w:hAnsi="Cascadia Mono" w:cs="Cascadia Mono"/>
-                <w:sz w:val="19"/>
-                <w:szCs w:val="19"/>
-                <w:highlight w:val="white"/>
-                <w:lang w:val="en-US"/>
-              </w:rPr>
-            </w:pPr>
-            <w:r>
-              <w:rPr>
-                <w:rFonts w:ascii="Cascadia Mono" w:eastAsia="Calibri" w:hAnsi="Cascadia Mono" w:cs="Cascadia Mono"/>
-                <w:sz w:val="19"/>
-                <w:szCs w:val="19"/>
-                <w:highlight w:val="white"/>
-                <w:lang w:val="en-US"/>
-              </w:rPr>
-              <w:t xml:space="preserve">        {</w:t>
-            </w:r>
-          </w:p>
-          <w:p>
-            <w:pPr>
-              <w:suppressAutoHyphens w:val="0"/>
-              <w:spacing w:after="0" w:line="240" w:lineRule="auto"/>
-              <w:rPr>
-                <w:rFonts w:ascii="Cascadia Mono" w:hAnsi="Cascadia Mono" w:cs="Cascadia Mono"/>
-                <w:sz w:val="19"/>
-                <w:szCs w:val="19"/>
-                <w:highlight w:val="white"/>
-                <w:lang w:val="en-US"/>
-              </w:rPr>
-            </w:pPr>
-            <w:r>
-              <w:rPr>
-                <w:rFonts w:ascii="Cascadia Mono" w:eastAsia="Calibri" w:hAnsi="Cascadia Mono" w:cs="Cascadia Mono"/>
-                <w:sz w:val="19"/>
-                <w:szCs w:val="19"/>
-                <w:highlight w:val="white"/>
-                <w:lang w:val="en-US"/>
-              </w:rPr>
-              <w:t xml:space="preserve">            </w:t>
-            </w:r>
-            <w:proofErr w:type="spellStart"/>
-            <w:r>
-              <w:rPr>
-                <w:rFonts w:ascii="Cascadia Mono" w:eastAsia="Calibri" w:hAnsi="Cascadia Mono" w:cs="Cascadia Mono"/>
-                <w:sz w:val="19"/>
-                <w:szCs w:val="19"/>
-                <w:highlight w:val="white"/>
-                <w:lang w:val="en-US"/>
-              </w:rPr>
-              <w:t>audioSource.Play</w:t>
-            </w:r>
-            <w:proofErr w:type="spellEnd"/>
-            <w:r>
-              <w:rPr>
-                <w:rFonts w:ascii="Cascadia Mono" w:eastAsia="Calibri" w:hAnsi="Cascadia Mono" w:cs="Cascadia Mono"/>
-                <w:sz w:val="19"/>
-                <w:szCs w:val="19"/>
-                <w:highlight w:val="white"/>
-                <w:lang w:val="en-US"/>
-              </w:rPr>
-              <w:t>();</w:t>
-            </w:r>
-          </w:p>
-          <w:p>
-            <w:pPr>
-              <w:suppressAutoHyphens w:val="0"/>
-              <w:spacing w:after="0" w:line="240" w:lineRule="auto"/>
-              <w:rPr>
-                <w:rFonts w:ascii="Cascadia Mono" w:hAnsi="Cascadia Mono" w:cs="Cascadia Mono"/>
-                <w:sz w:val="19"/>
-                <w:szCs w:val="19"/>
-                <w:highlight w:val="white"/>
-                <w:lang w:val="en-US"/>
-              </w:rPr>
-            </w:pPr>
-            <w:r>
-              <w:rPr>
-                <w:rFonts w:ascii="Cascadia Mono" w:eastAsia="Calibri" w:hAnsi="Cascadia Mono" w:cs="Cascadia Mono"/>
-                <w:sz w:val="19"/>
-                <w:szCs w:val="19"/>
-                <w:highlight w:val="white"/>
-                <w:lang w:val="en-US"/>
-              </w:rPr>
-              <w:t xml:space="preserve">            </w:t>
-            </w:r>
-            <w:proofErr w:type="spellStart"/>
-            <w:r>
-              <w:rPr>
-                <w:rFonts w:ascii="Cascadia Mono" w:eastAsia="Calibri" w:hAnsi="Cascadia Mono" w:cs="Cascadia Mono"/>
-                <w:sz w:val="19"/>
-                <w:szCs w:val="19"/>
-                <w:highlight w:val="white"/>
-                <w:lang w:val="en-US"/>
-              </w:rPr>
-              <w:t>enteredZone</w:t>
-            </w:r>
-            <w:proofErr w:type="spellEnd"/>
-            <w:r>
-              <w:rPr>
-                <w:rFonts w:ascii="Cascadia Mono" w:eastAsia="Calibri" w:hAnsi="Cascadia Mono" w:cs="Cascadia Mono"/>
-                <w:sz w:val="19"/>
-                <w:szCs w:val="19"/>
-                <w:highlight w:val="white"/>
-                <w:lang w:val="en-US"/>
-              </w:rPr>
-              <w:t xml:space="preserve"> = true;</w:t>
-            </w:r>
-          </w:p>
-          <w:p>
-            <w:pPr>
-              <w:suppressAutoHyphens w:val="0"/>
-              <w:spacing w:after="0" w:line="240" w:lineRule="auto"/>
-              <w:rPr>
-                <w:rFonts w:ascii="Cascadia Mono" w:hAnsi="Cascadia Mono" w:cs="Cascadia Mono"/>
-                <w:sz w:val="19"/>
-                <w:szCs w:val="19"/>
-                <w:highlight w:val="white"/>
-                <w:lang w:val="en-US"/>
-              </w:rPr>
-            </w:pPr>
-            <w:r>
-              <w:rPr>
-                <w:rFonts w:ascii="Cascadia Mono" w:eastAsia="Calibri" w:hAnsi="Cascadia Mono" w:cs="Cascadia Mono"/>
-                <w:sz w:val="19"/>
-                <w:szCs w:val="19"/>
-                <w:highlight w:val="white"/>
-                <w:lang w:val="en-US"/>
-              </w:rPr>
-              <w:t xml:space="preserve">        }</w:t>
-            </w:r>
-          </w:p>
-          <w:p>
-            <w:pPr>
-              <w:suppressAutoHyphens w:val="0"/>
-              <w:spacing w:after="0" w:line="240" w:lineRule="auto"/>
-              <w:rPr>
-                <w:rFonts w:ascii="Cascadia Mono" w:hAnsi="Cascadia Mono" w:cs="Cascadia Mono"/>
-                <w:color w:val="000000"/>
-                <w:sz w:val="19"/>
-                <w:szCs w:val="19"/>
-                <w:highlight w:val="white"/>
-                <w:lang w:val="en-US"/>
-              </w:rPr>
-            </w:pPr>
-            <w:r>
-              <w:rPr>
-                <w:rFonts w:ascii="Cascadia Mono" w:eastAsia="Calibri" w:hAnsi="Cascadia Mono" w:cs="Cascadia Mono"/>
-                <w:sz w:val="19"/>
-                <w:szCs w:val="19"/>
-                <w:highlight w:val="white"/>
-                <w:lang w:val="en-US"/>
-              </w:rPr>
-              <w:t xml:space="preserve">    }</w:t>
-            </w:r>
-          </w:p>
-        </w:tc>
-      </w:tr>
-    </w:tbl>
-    <w:p>
-      <w:pPr>
-        <w:pStyle w:val="a"/>
-        <w:spacing w:before="120"/>
-        <w:ind w:firstLine="0"/>
-        <w:jc w:val="center"/>
-      </w:pPr>
-      <w:r>
-        <w:t xml:space="preserve">Листинг кода 8.2 Скрипт </w:t>
-      </w:r>
-      <w:r>
-        <w:rPr>
-          <w:lang w:val="en-US"/>
-        </w:rPr>
-        <w:t>Zone</w:t>
-      </w:r>
-      <w:r>
-        <w:t xml:space="preserve"> </w:t>
-      </w:r>
-      <w:r>
-        <w:t xml:space="preserve">для реализации </w:t>
-      </w:r>
-      <w:r>
-        <w:t>проигрывания звука</w:t>
-      </w:r>
-      <w:r>
-        <w:t xml:space="preserve"> в особой зоне</w:t>
       </w:r>
     </w:p>
     <w:p>

--- a/отчеты 2-10/отчет 8.docx
+++ b/отчеты 2-10/отчет 8.docx
@@ -1019,6 +1019,7 @@
             <w:tabs>
               <w:tab w:val="right" w:leader="dot" w:pos="9344"/>
             </w:tabs>
+            <w:spacing w:after="100"/>
             <w:rPr>
               <w:rFonts w:asciiTheme="minorHAnsi" w:eastAsiaTheme="minorEastAsia" w:hAnsiTheme="minorHAnsi" w:cstheme="minorBidi"/>
               <w:noProof/>
@@ -1102,6 +1103,7 @@
             <w:tabs>
               <w:tab w:val="right" w:leader="dot" w:pos="9344"/>
             </w:tabs>
+            <w:spacing w:after="100"/>
             <w:rPr>
               <w:rFonts w:asciiTheme="minorHAnsi" w:eastAsiaTheme="minorEastAsia" w:hAnsiTheme="minorHAnsi" w:cstheme="minorBidi"/>
               <w:noProof/>
@@ -1176,6 +1178,7 @@
             <w:tabs>
               <w:tab w:val="right" w:leader="dot" w:pos="9344"/>
             </w:tabs>
+            <w:spacing w:after="100"/>
             <w:rPr>
               <w:rFonts w:asciiTheme="minorHAnsi" w:eastAsiaTheme="minorEastAsia" w:hAnsiTheme="minorHAnsi" w:cstheme="minorBidi"/>
               <w:noProof/>
@@ -1250,6 +1253,7 @@
             <w:tabs>
               <w:tab w:val="right" w:leader="dot" w:pos="9344"/>
             </w:tabs>
+            <w:spacing w:after="100"/>
             <w:rPr>
               <w:rFonts w:asciiTheme="minorHAnsi" w:eastAsiaTheme="minorEastAsia" w:hAnsiTheme="minorHAnsi" w:cstheme="minorBidi"/>
               <w:noProof/>
@@ -1324,6 +1328,7 @@
             <w:tabs>
               <w:tab w:val="right" w:leader="dot" w:pos="9344"/>
             </w:tabs>
+            <w:spacing w:after="100"/>
             <w:rPr>
               <w:rFonts w:asciiTheme="minorHAnsi" w:eastAsiaTheme="minorEastAsia" w:hAnsiTheme="minorHAnsi" w:cstheme="minorBidi"/>
               <w:noProof/>
@@ -1726,7 +1731,13 @@
         <w:jc w:val="center"/>
       </w:pPr>
       <w:r>
-        <w:t>Рисунок 8.1 Манекен врага на сцене</w:t>
+        <w:t>Рисунок 8.1</w:t>
+      </w:r>
+      <w:r>
+        <w:t>.</w:t>
+      </w:r>
+      <w:r>
+        <w:t xml:space="preserve"> Манекен врага на сцене</w:t>
       </w:r>
     </w:p>
     <w:p>
@@ -1735,7 +1746,22 @@
       </w:pPr>
       <w:r>
         <w:lastRenderedPageBreak/>
-        <w:t>В реализации механики взаимодействия врага и оружия используется созданный ранее скрипт оружия (см. листинг 8.1), наделяющий оружие показателем урона, который оно может нанести при ударе по врагу.</w:t>
+        <w:t>В реализации механики взаимодействия врага и оружия используется созданный ранее скрипт оружия (см. листинг 8.1</w:t>
+      </w:r>
+      <w:r>
+        <w:t xml:space="preserve"> с</w:t>
+      </w:r>
+      <w:r>
+        <w:t xml:space="preserve">крипт </w:t>
+      </w:r>
+      <w:r>
+        <w:rPr>
+          <w:lang w:val="en-US"/>
+        </w:rPr>
+        <w:t>Weapon</w:t>
+      </w:r>
+      <w:r>
+        <w:t>), наделяющий оружие показателем урона, который оно может нанести при ударе по врагу.</w:t>
       </w:r>
     </w:p>
     <w:tbl>
@@ -1948,6 +1974,7 @@
                 <w:sz w:val="19"/>
                 <w:szCs w:val="19"/>
                 <w:highlight w:val="white"/>
+                <w:lang w:val="en-US"/>
               </w:rPr>
             </w:pPr>
             <w:r>
@@ -2053,35 +2080,47 @@
         </w:rPr>
         <w:t>Weapon</w:t>
       </w:r>
+    </w:p>
+    <w:p>
+      <w:pPr>
+        <w:pStyle w:val="a"/>
+      </w:pPr>
+      <w:r>
+        <w:t>Затем с помощью скрипта было реализовано наличие у врага определённого показателя здоровья. Далее при помощи метода «</w:t>
+      </w:r>
+      <w:proofErr w:type="spellStart"/>
+      <w:r>
+        <w:t>OnCollisionEnter</w:t>
+      </w:r>
+      <w:proofErr w:type="spellEnd"/>
+      <w:r>
+        <w:t>» были реализованы следующие механики врага: снижение уровня здоровья на соответствующее оружию значение при ударе им, простое движение в сторону без анимации, разрушение при падении показателя здоровья до 0.</w:t>
+      </w:r>
+    </w:p>
+    <w:p>
+      <w:pPr>
+        <w:pStyle w:val="a"/>
+      </w:pPr>
+      <w:r>
+        <w:t>Скрипт</w:t>
+      </w:r>
       <w:r>
         <w:t xml:space="preserve"> </w:t>
       </w:r>
       <w:r>
-        <w:t>для реализации механик оружия</w:t>
-      </w:r>
-    </w:p>
-    <w:p>
-      <w:pPr>
-        <w:pStyle w:val="a"/>
-      </w:pPr>
-      <w:r>
-        <w:t>Затем с помощью скрипта было реализовано наличие у врага определённого показателя здоровья. Далее при помощи метода «</w:t>
-      </w:r>
-      <w:proofErr w:type="spellStart"/>
-      <w:r>
-        <w:t>OnCollisionEnter</w:t>
-      </w:r>
-      <w:proofErr w:type="spellEnd"/>
-      <w:r>
-        <w:t>» были реализованы следующие механики врага: снижение уровня здоровья на соответствующее оружию значение при ударе им, простое движение в сторону без анимации, разрушение при падении показателя здоровья до 0.</w:t>
-      </w:r>
-    </w:p>
-    <w:p>
-      <w:pPr>
-        <w:pStyle w:val="a"/>
-      </w:pPr>
-      <w:r>
-        <w:t>Скрипт, отвечающий за механики врага, представлен в листинге 8.2.</w:t>
+        <w:rPr>
+          <w:lang w:val="en-US"/>
+        </w:rPr>
+        <w:t>Creature</w:t>
+      </w:r>
+      <w:r>
+        <w:t xml:space="preserve">, отвечающий за </w:t>
+      </w:r>
+      <w:r>
+        <w:t xml:space="preserve">реализацию </w:t>
+      </w:r>
+      <w:r>
+        <w:t>механик врага, представлен в листинге 8.2.</w:t>
       </w:r>
     </w:p>
     <w:tbl>
@@ -3016,14 +3055,6 @@
         </w:rPr>
         <w:t>Creature</w:t>
       </w:r>
-      <w:r>
-        <w:rPr>
-          <w:rFonts w:ascii="Times New Roman" w:hAnsi="Times New Roman"/>
-          <w:sz w:val="28"/>
-          <w:szCs w:val="28"/>
-        </w:rPr>
-        <w:t>, реализующий механики врага</w:t>
-      </w:r>
     </w:p>
     <w:p>
       <w:pPr>
@@ -3038,7 +3069,11 @@
       </w:r>
       <w:proofErr w:type="spellEnd"/>
       <w:r>
-        <w:t>» и невидимого объекта-триггера была реализована механика проигрывания предупреждающего звука, когда игрок входит на определенный участок локации – территорию, которую будет патрулировать враг.</w:t>
+        <w:t xml:space="preserve">» и невидимого объекта-триггера была реализована механика проигрывания предупреждающего звука, </w:t>
+      </w:r>
+      <w:r>
+        <w:lastRenderedPageBreak/>
+        <w:t>когда игрок входит на определенный участок локации – территорию, которую будет патрулировать враг.</w:t>
       </w:r>
     </w:p>
     <w:p>
@@ -3046,8 +3081,19 @@
         <w:pStyle w:val="a"/>
       </w:pPr>
       <w:r>
-        <w:lastRenderedPageBreak/>
-        <w:t xml:space="preserve">Скрипт, отвечающий за механику проигрывания звука, представлен в листинге 8.3. </w:t>
+        <w:t>Скрипт</w:t>
+      </w:r>
+      <w:r>
+        <w:t xml:space="preserve"> </w:t>
+      </w:r>
+      <w:r>
+        <w:rPr>
+          <w:lang w:val="en-US"/>
+        </w:rPr>
+        <w:t>Zone</w:t>
+      </w:r>
+      <w:r>
+        <w:t xml:space="preserve">, отвечающий за механику проигрывания звука, представлен в листинге 8.3. </w:t>
       </w:r>
     </w:p>
     <w:tbl>
@@ -3304,6 +3350,7 @@
                 <w:sz w:val="19"/>
                 <w:szCs w:val="19"/>
                 <w:highlight w:val="white"/>
+                <w:lang w:val="en-US"/>
               </w:rPr>
             </w:pPr>
             <w:r>
@@ -3779,27 +3826,18 @@
         <w:spacing w:before="120"/>
         <w:ind w:firstLine="0"/>
         <w:jc w:val="center"/>
-      </w:pPr>
-      <w:r>
-        <w:t>Листинг кода 8.3</w:t>
-      </w:r>
-      <w:r>
-        <w:t>.</w:t>
-      </w:r>
-      <w:r>
-        <w:t xml:space="preserve"> Скрипт </w:t>
-      </w:r>
-      <w:r>
         <w:rPr>
           <w:lang w:val="en-US"/>
         </w:rPr>
+      </w:pPr>
+      <w:r>
+        <w:t xml:space="preserve">Листинг кода 8.3. Скрипт </w:t>
+      </w:r>
+      <w:r>
+        <w:rPr>
+          <w:lang w:val="en-US"/>
+        </w:rPr>
         <w:t>Zone</w:t>
-      </w:r>
-      <w:r>
-        <w:t xml:space="preserve"> </w:t>
-      </w:r>
-      <w:r>
-        <w:t>для реализации проигрывания звука в особой зоне</w:t>
       </w:r>
     </w:p>
     <w:p>
@@ -3821,9 +3859,9 @@
           <w:noProof/>
         </w:rPr>
         <w:drawing>
-          <wp:inline distT="0" distB="0" distL="0" distR="0" wp14:anchorId="4AF24E18" wp14:editId="1F088560">
-            <wp:extent cx="3671856" cy="1623848"/>
-            <wp:effectExtent l="0" t="0" r="5080" b="0"/>
+          <wp:inline distT="0" distB="0" distL="0" distR="0" wp14:anchorId="4AF24E18" wp14:editId="6FA29E42">
+            <wp:extent cx="3514725" cy="1554358"/>
+            <wp:effectExtent l="0" t="0" r="0" b="8255"/>
             <wp:docPr id="3" name="Рисунок 14"/>
             <wp:cNvGraphicFramePr>
               <a:graphicFrameLocks xmlns:a="http://schemas.openxmlformats.org/drawingml/2006/main" noChangeAspect="1"/>
@@ -3846,7 +3884,7 @@
                   <pic:spPr bwMode="auto">
                     <a:xfrm>
                       <a:off x="0" y="0"/>
-                      <a:ext cx="3727408" cy="1648415"/>
+                      <a:ext cx="3575728" cy="1581336"/>
                     </a:xfrm>
                     <a:prstGeom prst="rect">
                       <a:avLst/>
@@ -3873,6 +3911,9 @@
         <w:t>2</w:t>
       </w:r>
       <w:r>
+        <w:t>.</w:t>
+      </w:r>
+      <w:r>
         <w:t xml:space="preserve"> Манекен врага с добавленным к нему скриптом врага</w:t>
       </w:r>
     </w:p>
@@ -3887,9 +3928,9 @@
           <w:noProof/>
         </w:rPr>
         <w:drawing>
-          <wp:inline distT="0" distB="0" distL="0" distR="0" wp14:anchorId="519EF3D8" wp14:editId="3DCBEBEA">
-            <wp:extent cx="1459403" cy="2889504"/>
-            <wp:effectExtent l="0" t="0" r="7620" b="6350"/>
+          <wp:inline distT="0" distB="0" distL="0" distR="0" wp14:anchorId="519EF3D8" wp14:editId="70387309">
+            <wp:extent cx="1362075" cy="2696803"/>
+            <wp:effectExtent l="0" t="0" r="0" b="8890"/>
             <wp:docPr id="4" name="Рисунок 11"/>
             <wp:cNvGraphicFramePr>
               <a:graphicFrameLocks xmlns:a="http://schemas.openxmlformats.org/drawingml/2006/main" noChangeAspect="1"/>
@@ -3912,7 +3953,7 @@
                   <pic:spPr bwMode="auto">
                     <a:xfrm>
                       <a:off x="0" y="0"/>
-                      <a:ext cx="1471045" cy="2912555"/>
+                      <a:ext cx="1374651" cy="2721702"/>
                     </a:xfrm>
                     <a:prstGeom prst="rect">
                       <a:avLst/>
@@ -3960,7 +4001,19 @@
         <w:rPr>
           <w:rStyle w:val="a2"/>
         </w:rPr>
-        <w:t xml:space="preserve"> На рисунке 8.3 представлен</w:t>
+        <w:t xml:space="preserve"> На рисунке 8.</w:t>
+      </w:r>
+      <w:r>
+        <w:rPr>
+          <w:rStyle w:val="a2"/>
+        </w:rPr>
+        <w:t>4</w:t>
+      </w:r>
+      <w:r>
+        <w:rPr>
+          <w:rStyle w:val="a2"/>
+        </w:rPr>
+        <w:t xml:space="preserve"> представлен</w:t>
       </w:r>
       <w:r>
         <w:t xml:space="preserve"> </w:t>
@@ -3983,7 +4036,7 @@
           <w:noProof/>
         </w:rPr>
         <w:drawing>
-          <wp:inline distT="0" distB="0" distL="0" distR="0" wp14:anchorId="70DFF9EE" wp14:editId="0A127BC4">
+          <wp:inline distT="0" distB="0" distL="0" distR="0" wp14:anchorId="70DFF9EE" wp14:editId="6198DCC1">
             <wp:extent cx="4966138" cy="2793300"/>
             <wp:effectExtent l="0" t="0" r="6350" b="7620"/>
             <wp:docPr id="5" name="Рисунок 5"/>
@@ -4032,7 +4085,16 @@
         <w:jc w:val="center"/>
       </w:pPr>
       <w:r>
-        <w:t xml:space="preserve">Рисунок 8.3. </w:t>
+        <w:t>Рисунок 8.</w:t>
+      </w:r>
+      <w:r>
+        <w:rPr>
+          <w:lang w:val="en-US"/>
+        </w:rPr>
+        <w:t>4</w:t>
+      </w:r>
+      <w:r>
+        <w:t xml:space="preserve">. </w:t>
       </w:r>
       <w:r>
         <w:t>Удар по врагу</w:t>
@@ -4043,7 +4105,13 @@
         <w:pStyle w:val="a"/>
       </w:pPr>
       <w:r>
-        <w:t>На рисунке 8.4 показана реализация разрушения врага при падении его уровня здоровья до 0.</w:t>
+        <w:t>На рисунке 8.</w:t>
+      </w:r>
+      <w:r>
+        <w:t>5</w:t>
+      </w:r>
+      <w:r>
+        <w:t xml:space="preserve"> показана реализация разрушения врага при падении его уровня здоровья до 0.</w:t>
       </w:r>
     </w:p>
     <w:p>
@@ -4057,7 +4125,7 @@
           <w:noProof/>
         </w:rPr>
         <w:drawing>
-          <wp:inline distT="0" distB="0" distL="0" distR="0" wp14:anchorId="335388BA" wp14:editId="34C1CE42">
+          <wp:inline distT="0" distB="0" distL="0" distR="0" wp14:anchorId="335388BA" wp14:editId="5113044D">
             <wp:extent cx="4871544" cy="2740094"/>
             <wp:effectExtent l="0" t="0" r="5715" b="3175"/>
             <wp:docPr id="6" name="Рисунок 6"/>
@@ -4106,7 +4174,16 @@
         <w:jc w:val="center"/>
       </w:pPr>
       <w:r>
-        <w:t>Рисунок 8.4. Разрушение врага при радении его уровня здоровья до 0</w:t>
+        <w:t>Рисунок 8.</w:t>
+      </w:r>
+      <w:r>
+        <w:rPr>
+          <w:lang w:val="en-US"/>
+        </w:rPr>
+        <w:t>5</w:t>
+      </w:r>
+      <w:r>
+        <w:t>. Разрушение врага при радении его уровня здоровья до 0</w:t>
       </w:r>
     </w:p>
     <w:p>
